--- a/CMA_Summaries_B2_Ch16.docx
+++ b/CMA_Summaries_B2_Ch16.docx
@@ -3800,6 +3800,142 @@
       </w:tr>
     </w:tbl>
     <w:p/>
+    <w:p>
+      <w:pPr>
+        <w:spacing w:before="44" w:after="10"/>
+      </w:pPr>
+      <w:r>
+        <w:rPr>
+          <w:b/>
+          <w:bCs/>
+          <w:color w:val="353A7C"/>
+          <w:sz w:val="18"/>
+          <w:szCs w:val="18"/>
+        </w:rPr>
+        <w:t xml:space="preserve">The English this section uses, and its Arabic</w:t>
+      </w:r>
+    </w:p>
+    <w:p>
+      <w:pPr>
+        <w:spacing w:before="0" w:after="12"/>
+      </w:pPr>
+      <w:r>
+        <w:rPr>
+          <w:color w:val="6B7280"/>
+          <w:sz w:val="15"/>
+          <w:szCs w:val="15"/>
+        </w:rPr>
+        <w:t xml:space="preserve">Each term sits against what it means.</w:t>
+      </w:r>
+    </w:p>
+    <w:p>
+      <w:pPr>
+        <w:spacing w:after="40" w:before="90"/>
+        <w:jc w:val="center"/>
+      </w:pPr>
+      <w:r>
+        <w:drawing>
+          <wp:inline distT="0" distB="0" distL="0" distR="0">
+            <wp:extent cx="5734050" cy="2074825"/>
+            <wp:effectExtent t="0" r="0" b="0" l="0"/>
+            <wp:docPr id="1" name="" descr="" title=""/>
+            <wp:cNvGraphicFramePr>
+              <a:graphicFrameLocks xmlns:a="http://schemas.openxmlformats.org/drawingml/2006/main" noChangeAspect="1"/>
+            </wp:cNvGraphicFramePr>
+            <a:graphic xmlns:a="http://schemas.openxmlformats.org/drawingml/2006/main">
+              <a:graphicData uri="http://schemas.openxmlformats.org/drawingml/2006/picture">
+                <pic:pic xmlns:pic="http://schemas.openxmlformats.org/drawingml/2006/picture">
+                  <pic:nvPicPr>
+                    <pic:cNvPr id="0" name="" descr=""/>
+                    <pic:cNvPicPr>
+                      <a:picLocks noChangeAspect="1" noChangeArrowheads="1"/>
+                    </pic:cNvPicPr>
+                  </pic:nvPicPr>
+                  <pic:blipFill>
+                    <a:blip r:embed="rId103" cstate="none"/>
+                    <a:srcRect/>
+                    <a:stretch>
+                      <a:fillRect/>
+                    </a:stretch>
+                  </pic:blipFill>
+                  <pic:spPr bwMode="auto">
+                    <a:xfrm>
+                      <a:off x="0" y="0"/>
+                      <a:ext cx="5734050" cy="2074825"/>
+                    </a:xfrm>
+                    <a:prstGeom prst="rect">
+                      <a:avLst/>
+                    </a:prstGeom>
+                  </pic:spPr>
+                </pic:pic>
+              </a:graphicData>
+            </a:graphic>
+          </wp:inline>
+        </w:drawing>
+      </w:r>
+    </w:p>
+    <w:tbl>
+      <w:tblPr>
+        <w:tblW w:type="pct" w:w="100%"/>
+        <w:tblLayout w:type="fixed"/>
+        <w:tblBorders>
+          <w:top w:val="single" w:color="FBFAF6" w:sz="4"/>
+          <w:left w:val="single" w:color="FBFAF6" w:sz="4"/>
+          <w:bottom w:val="single" w:color="FBFAF6" w:sz="4"/>
+          <w:right w:val="single" w:color="FBFAF6" w:sz="4"/>
+          <w:insideH w:val="single" w:color="FBFAF6" w:sz="4"/>
+          <w:insideV w:val="single" w:color="FBFAF6" w:sz="4"/>
+        </w:tblBorders>
+      </w:tblPr>
+      <w:tblGrid>
+        <w:gridCol w:w="9600"/>
+      </w:tblGrid>
+      <w:tr>
+        <w:tc>
+          <w:tcPr>
+            <w:tcW w:type="pct" w:w="5000"/>
+            <w:shd w:fill="FBFAF6" w:val="clear"/>
+            <w:tcMar>
+              <w:top w:type="dxa" w:w="40"/>
+              <w:left w:type="dxa" w:w="100"/>
+              <w:bottom w:type="dxa" w:w="40"/>
+              <w:right w:type="dxa" w:w="100"/>
+            </w:tcMar>
+          </w:tcPr>
+          <w:p>
+            <w:pPr>
+              <w:spacing w:before="18" w:after="6"/>
+            </w:pPr>
+            <w:r>
+              <w:rPr>
+                <w:b/>
+                <w:bCs/>
+                <w:color w:val="6B7280"/>
+                <w:sz w:val="14"/>
+                <w:szCs w:val="14"/>
+              </w:rPr>
+              <w:t xml:space="preserve">word list</w:t>
+            </w:r>
+          </w:p>
+          <w:p>
+            <w:pPr>
+              <w:spacing w:before="0" w:after="18"/>
+            </w:pPr>
+            <w:r>
+              <w:rPr>
+                <w:b/>
+                <w:bCs/>
+                <w:color w:val="353A7C"/>
+                <w:sz w:val="16"/>
+                <w:szCs w:val="16"/>
+              </w:rPr>
+              <w:t xml:space="preserve">Six Sigma   ·   continuous improvement   ·   kaizen</w:t>
+            </w:r>
+          </w:p>
+        </w:tc>
+      </w:tr>
+    </w:tbl>
+    <w:p/>
     <w:tbl>
       <w:tblPr>
         <w:tblW w:type="pct" w:w="100%"/>
@@ -4076,14 +4212,14 @@
                 <w:sz w:val="16"/>
                 <w:szCs w:val="16"/>
               </w:rPr>
-              <w:t xml:space="preserve">6  </w:t>
-            </w:r>
-            <w:r>
-              <w:rPr>
-                <w:sz w:val="16"/>
-                <w:szCs w:val="16"/>
-              </w:rPr>
-              <w:t xml:space="preserve">process</w:t>
+              <w:t xml:space="preserve">7  </w:t>
+            </w:r>
+            <w:r>
+              <w:rPr>
+                <w:sz w:val="16"/>
+                <w:szCs w:val="16"/>
+              </w:rPr>
+              <w:t xml:space="preserve">Efficient work with normal waste and breaks</w:t>
             </w:r>
           </w:p>
         </w:tc>
@@ -4144,14 +4280,14 @@
                 <w:sz w:val="16"/>
                 <w:szCs w:val="16"/>
               </w:rPr>
-              <w:t xml:space="preserve">7  </w:t>
-            </w:r>
-            <w:r>
-              <w:rPr>
-                <w:sz w:val="16"/>
-                <w:szCs w:val="16"/>
-              </w:rPr>
-              <w:t xml:space="preserve">Efficient work with normal waste and breaks</w:t>
+              <w:t xml:space="preserve">8  </w:t>
+            </w:r>
+            <w:r>
+              <w:rPr>
+                <w:sz w:val="16"/>
+                <w:szCs w:val="16"/>
+              </w:rPr>
+              <w:t xml:space="preserve">Shows the direction and the size of the remaining waste</w:t>
             </w:r>
           </w:p>
         </w:tc>
@@ -4212,14 +4348,14 @@
                 <w:sz w:val="16"/>
                 <w:szCs w:val="16"/>
               </w:rPr>
-              <w:t xml:space="preserve">8  </w:t>
-            </w:r>
-            <w:r>
-              <w:rPr>
-                <w:sz w:val="16"/>
-                <w:szCs w:val="16"/>
-              </w:rPr>
-              <w:t xml:space="preserve">Shows the direction and the size of the remaining waste</w:t>
+              <w:t xml:space="preserve">9  </w:t>
+            </w:r>
+            <w:r>
+              <w:rPr>
+                <w:sz w:val="16"/>
+                <w:szCs w:val="16"/>
+              </w:rPr>
+              <w:t xml:space="preserve">Can demotivate if used to judge them</w:t>
             </w:r>
           </w:p>
         </w:tc>
@@ -4280,14 +4416,14 @@
                 <w:sz w:val="16"/>
                 <w:szCs w:val="16"/>
               </w:rPr>
-              <w:t xml:space="preserve">9  </w:t>
-            </w:r>
-            <w:r>
-              <w:rPr>
-                <w:sz w:val="16"/>
-                <w:szCs w:val="16"/>
-              </w:rPr>
-              <w:t xml:space="preserve">Can demotivate if used to judge them</w:t>
+              <w:t xml:space="preserve">10  </w:t>
+            </w:r>
+            <w:r>
+              <w:rPr>
+                <w:sz w:val="16"/>
+                <w:szCs w:val="16"/>
+              </w:rPr>
+              <w:t xml:space="preserve">2.0% this year; 1.2% after kaizen</w:t>
             </w:r>
           </w:p>
         </w:tc>
@@ -4348,14 +4484,82 @@
                 <w:sz w:val="16"/>
                 <w:szCs w:val="16"/>
               </w:rPr>
-              <w:t xml:space="preserve">10  </w:t>
-            </w:r>
-            <w:r>
-              <w:rPr>
-                <w:sz w:val="16"/>
-                <w:szCs w:val="16"/>
-              </w:rPr>
-              <w:t xml:space="preserve">2.0% this year; 1.2% after kaizen</w:t>
+              <w:t xml:space="preserve">11  </w:t>
+            </w:r>
+            <w:r>
+              <w:rPr>
+                <w:sz w:val="16"/>
+                <w:szCs w:val="16"/>
+              </w:rPr>
+              <w:t xml:space="preserve">continuous improvement</w:t>
+            </w:r>
+          </w:p>
+        </w:tc>
+      </w:tr>
+      <w:tr>
+        <w:tc>
+          <w:tcPr>
+            <w:tcW w:type="pct" w:w="2500"/>
+            <w:tcMar>
+              <w:top w:type="dxa" w:w="20"/>
+              <w:left w:type="dxa" w:w="80"/>
+              <w:bottom w:type="dxa" w:w="20"/>
+              <w:right w:type="dxa" w:w="80"/>
+            </w:tcMar>
+          </w:tcPr>
+          <w:p>
+            <w:pPr>
+              <w:spacing w:before="12" w:after="12"/>
+            </w:pPr>
+            <w:r>
+              <w:rPr>
+                <w:b/>
+                <w:bCs/>
+                <w:color w:val="8186EF"/>
+                <w:sz w:val="16"/>
+                <w:szCs w:val="16"/>
+              </w:rPr>
+              <w:t xml:space="preserve">6  </w:t>
+            </w:r>
+            <w:r>
+              <w:rPr>
+                <w:sz w:val="16"/>
+                <w:szCs w:val="16"/>
+              </w:rPr>
+              <w:t xml:space="preserve">process</w:t>
+            </w:r>
+          </w:p>
+        </w:tc>
+        <w:tc>
+          <w:tcPr>
+            <w:tcW w:type="pct" w:w="2500"/>
+            <w:tcMar>
+              <w:top w:type="dxa" w:w="20"/>
+              <w:left w:type="dxa" w:w="80"/>
+              <w:bottom w:type="dxa" w:w="20"/>
+              <w:right w:type="dxa" w:w="80"/>
+            </w:tcMar>
+          </w:tcPr>
+          <w:p>
+            <w:pPr>
+              <w:spacing w:before="12" w:after="12"/>
+            </w:pPr>
+            <w:r>
+              <w:rPr>
+                <w:b/>
+                <w:bCs/>
+                <w:color w:val="8186EF"/>
+                <w:sz w:val="16"/>
+                <w:szCs w:val="16"/>
+              </w:rPr>
+              <w:t xml:space="preserve">12  </w:t>
+            </w:r>
+            <w:r>
+              <w:rPr>
+                <w:sz w:val="16"/>
+                <w:szCs w:val="16"/>
+              </w:rPr>
+              <w:t xml:space="preserve">kaizen</w:t>
             </w:r>
           </w:p>
         </w:tc>
@@ -6553,7 +6757,7 @@
                     </pic:cNvPicPr>
                   </pic:nvPicPr>
                   <pic:blipFill>
-                    <a:blip r:embed="rId103" cstate="none"/>
+                    <a:blip r:embed="rId104" cstate="none"/>
                     <a:srcRect/>
                     <a:stretch>
                       <a:fillRect/>
@@ -8063,7 +8267,7 @@
           <w:sz w:val="15"/>
           <w:szCs w:val="15"/>
         </w:rPr>
-        <w:t xml:space="preserve">The bars are drawn to scale.</w:t>
+        <w:t xml:space="preserve">The parts add up to the total; the bars are to scale.</w:t>
       </w:r>
     </w:p>
     <w:p>
@@ -8074,7 +8278,7 @@
       <w:r>
         <w:drawing>
           <wp:inline distT="0" distB="0" distL="0" distR="0">
-            <wp:extent cx="5734050" cy="1946550"/>
+            <wp:extent cx="5734050" cy="2120100"/>
             <wp:effectExtent t="0" r="0" b="0" l="0"/>
             <wp:docPr id="1" name="" descr="" title=""/>
             <wp:cNvGraphicFramePr>
@@ -8090,7 +8294,7 @@
                     </pic:cNvPicPr>
                   </pic:nvPicPr>
                   <pic:blipFill>
-                    <a:blip r:embed="rId104" cstate="none"/>
+                    <a:blip r:embed="rId105" cstate="none"/>
                     <a:srcRect/>
                     <a:stretch>
                       <a:fillRect/>
@@ -8099,7 +8303,7 @@
                   <pic:spPr bwMode="auto">
                     <a:xfrm>
                       <a:off x="0" y="0"/>
-                      <a:ext cx="5734050" cy="1946550"/>
+                      <a:ext cx="5734050" cy="2120100"/>
                     </a:xfrm>
                     <a:prstGeom prst="rect">
                       <a:avLst/>
@@ -9343,7 +9547,7 @@
                 <w:sz w:val="16"/>
                 <w:szCs w:val="16"/>
               </w:rPr>
-              <w:t xml:space="preserve">prevention   ·   presented   ·   internal   ·   appraisal   ·   together</w:t>
+              <w:t xml:space="preserve">presented   ·   prevention   ·   together   ·   internal   ·   compute</w:t>
             </w:r>
           </w:p>
         </w:tc>
@@ -9387,611 +9591,6 @@
         <w:drawing>
           <wp:inline distT="0" distB="0" distL="0" distR="0">
             <wp:extent cx="5734050" cy="1644775"/>
-            <wp:effectExtent t="0" r="0" b="0" l="0"/>
-            <wp:docPr id="1" name="" descr="" title=""/>
-            <wp:cNvGraphicFramePr>
-              <a:graphicFrameLocks xmlns:a="http://schemas.openxmlformats.org/drawingml/2006/main" noChangeAspect="1"/>
-            </wp:cNvGraphicFramePr>
-            <a:graphic xmlns:a="http://schemas.openxmlformats.org/drawingml/2006/main">
-              <a:graphicData uri="http://schemas.openxmlformats.org/drawingml/2006/picture">
-                <pic:pic xmlns:pic="http://schemas.openxmlformats.org/drawingml/2006/picture">
-                  <pic:nvPicPr>
-                    <pic:cNvPr id="0" name="" descr=""/>
-                    <pic:cNvPicPr>
-                      <a:picLocks noChangeAspect="1" noChangeArrowheads="1"/>
-                    </pic:cNvPicPr>
-                  </pic:nvPicPr>
-                  <pic:blipFill>
-                    <a:blip r:embed="rId105" cstate="none"/>
-                    <a:srcRect/>
-                    <a:stretch>
-                      <a:fillRect/>
-                    </a:stretch>
-                  </pic:blipFill>
-                  <pic:spPr bwMode="auto">
-                    <a:xfrm>
-                      <a:off x="0" y="0"/>
-                      <a:ext cx="5734050" cy="1644775"/>
-                    </a:xfrm>
-                    <a:prstGeom prst="rect">
-                      <a:avLst/>
-                    </a:prstGeom>
-                  </pic:spPr>
-                </pic:pic>
-              </a:graphicData>
-            </a:graphic>
-          </wp:inline>
-        </w:drawing>
-      </w:r>
-    </w:p>
-    <w:tbl>
-      <w:tblPr>
-        <w:tblW w:type="pct" w:w="100%"/>
-        <w:tblLayout w:type="fixed"/>
-        <w:tblBorders>
-          <w:top w:val="single" w:color="FBFAF6" w:sz="4"/>
-          <w:left w:val="single" w:color="FBFAF6" w:sz="4"/>
-          <w:bottom w:val="single" w:color="FBFAF6" w:sz="4"/>
-          <w:right w:val="single" w:color="FBFAF6" w:sz="4"/>
-          <w:insideH w:val="single" w:color="FBFAF6" w:sz="4"/>
-          <w:insideV w:val="single" w:color="FBFAF6" w:sz="4"/>
-        </w:tblBorders>
-      </w:tblPr>
-      <w:tblGrid>
-        <w:gridCol w:w="9600"/>
-      </w:tblGrid>
-      <w:tr>
-        <w:tc>
-          <w:tcPr>
-            <w:tcW w:type="pct" w:w="5000"/>
-            <w:shd w:fill="FBFAF6" w:val="clear"/>
-            <w:tcMar>
-              <w:top w:type="dxa" w:w="40"/>
-              <w:left w:type="dxa" w:w="100"/>
-              <w:bottom w:type="dxa" w:w="40"/>
-              <w:right w:type="dxa" w:w="100"/>
-            </w:tcMar>
-          </w:tcPr>
-          <w:p>
-            <w:pPr>
-              <w:spacing w:before="18" w:after="6"/>
-            </w:pPr>
-            <w:r>
-              <w:rPr>
-                <w:b/>
-                <w:bCs/>
-                <w:color w:val="6B7280"/>
-                <w:sz w:val="14"/>
-                <w:szCs w:val="14"/>
-              </w:rPr>
-              <w:t xml:space="preserve">word list</w:t>
-            </w:r>
-          </w:p>
-          <w:p>
-            <w:pPr>
-              <w:spacing w:before="0" w:after="18"/>
-            </w:pPr>
-            <w:r>
-              <w:rPr>
-                <w:b/>
-                <w:bCs/>
-                <w:color w:val="353A7C"/>
-                <w:sz w:val="16"/>
-                <w:szCs w:val="16"/>
-              </w:rPr>
-              <w:t xml:space="preserve">Kaizen saving on changeovers   ·   Fall in failure costs</w:t>
-            </w:r>
-          </w:p>
-        </w:tc>
-      </w:tr>
-    </w:tbl>
-    <w:p/>
-    <w:tbl>
-      <w:tblPr>
-        <w:tblW w:type="pct" w:w="100%"/>
-        <w:tblLayout w:type="fixed"/>
-        <w:tblBorders>
-          <w:top w:val="single" w:color="353A7C" w:sz="4"/>
-          <w:left w:val="single" w:color="353A7C" w:sz="4"/>
-          <w:bottom w:val="single" w:color="353A7C" w:sz="4"/>
-          <w:right w:val="single" w:color="353A7C" w:sz="4"/>
-          <w:insideH w:val="single" w:color="353A7C" w:sz="4"/>
-          <w:insideV w:val="single" w:color="353A7C" w:sz="4"/>
-        </w:tblBorders>
-      </w:tblPr>
-      <w:tblGrid>
-        <w:gridCol w:w="9600"/>
-      </w:tblGrid>
-      <w:tr>
-        <w:tc>
-          <w:tcPr>
-            <w:tcW w:type="pct" w:w="5000"/>
-            <w:shd w:fill="F2F4FB" w:val="clear"/>
-            <w:tcMar>
-              <w:top w:type="dxa" w:w="50"/>
-              <w:left w:type="dxa" w:w="110"/>
-              <w:bottom w:type="dxa" w:w="50"/>
-              <w:right w:type="dxa" w:w="110"/>
-            </w:tcMar>
-          </w:tcPr>
-          <w:p>
-            <w:pPr>
-              <w:spacing w:before="30" w:after="30"/>
-            </w:pPr>
-            <w:r>
-              <w:rPr>
-                <w:b/>
-                <w:bCs/>
-                <w:color w:val="353A7C"/>
-                <w:sz w:val="19"/>
-                <w:szCs w:val="19"/>
-              </w:rPr>
-              <w:t xml:space="preserve">Everything ties</w:t>
-            </w:r>
-          </w:p>
-        </w:tc>
-      </w:tr>
-    </w:tbl>
-    <w:p/>
-    <w:p>
-      <w:pPr>
-        <w:spacing w:before="44" w:after="14"/>
-      </w:pPr>
-      <w:r>
-        <w:rPr>
-          <w:b/>
-          <w:bCs/>
-          <w:color w:val="353A7C"/>
-          <w:sz w:val="18"/>
-          <w:szCs w:val="18"/>
-        </w:rPr>
-        <w:t xml:space="preserve">Summary 2</w:t>
-      </w:r>
-      <w:r>
-        <w:rPr>
-          <w:color w:val="6B7280"/>
-          <w:sz w:val="16"/>
-          <w:szCs w:val="16"/>
-        </w:rPr>
-        <w:t xml:space="preserve">      gaps 6–7</w:t>
-      </w:r>
-    </w:p>
-    <w:p>
-      <w:pPr>
-        <w:spacing w:before="20" w:after="20" w:line="360" w:lineRule="auto"/>
-        <w:ind w:left="200"/>
-      </w:pPr>
-      <w:r>
-        <w:rPr>
-          <w:sz w:val="19"/>
-          <w:szCs w:val="19"/>
-        </w:rPr>
-        <w:t xml:space="preserve">Fall in failure costs $352,500 + fall in </w:t>
-      </w:r>
-      <w:r>
-        <w:rPr>
-          <w:b/>
-          <w:bCs/>
-          <w:color w:val="8186EF"/>
-          <w:sz w:val="15"/>
-          <w:szCs w:val="15"/>
-        </w:rPr>
-        <w:t xml:space="preserve"> (6) </w:t>
-      </w:r>
-      <w:r>
-        <w:rPr>
-          <w:u w:val="single"/>
-          <w:sz w:val="19"/>
-          <w:szCs w:val="19"/>
-        </w:rPr>
-        <w:t xml:space="preserve">           </w:t>
-      </w:r>
-      <w:r>
-        <w:rPr>
-          <w:sz w:val="19"/>
-          <w:szCs w:val="19"/>
-        </w:rPr>
-        <w:t xml:space="preserve"> </w:t>
-      </w:r>
-      <w:r>
-        <w:rPr>
-          <w:sz w:val="19"/>
-          <w:szCs w:val="19"/>
-        </w:rPr>
-        <w:t xml:space="preserve"> $40,000 − extra </w:t>
-      </w:r>
-      <w:r>
-        <w:rPr>
-          <w:b/>
-          <w:bCs/>
-          <w:color w:val="8186EF"/>
-          <w:sz w:val="15"/>
-          <w:szCs w:val="15"/>
-        </w:rPr>
-        <w:t xml:space="preserve"> (7) </w:t>
-      </w:r>
-      <w:r>
-        <w:rPr>
-          <w:u w:val="single"/>
-          <w:sz w:val="19"/>
-          <w:szCs w:val="19"/>
-        </w:rPr>
-        <w:t xml:space="preserve">            </w:t>
-      </w:r>
-      <w:r>
-        <w:rPr>
-          <w:sz w:val="19"/>
-          <w:szCs w:val="19"/>
-        </w:rPr>
-        <w:t xml:space="preserve"> </w:t>
-      </w:r>
-      <w:r>
-        <w:rPr>
-          <w:sz w:val="19"/>
-          <w:szCs w:val="19"/>
-        </w:rPr>
-        <w:t xml:space="preserve"> $110,000 = $282,500. </w:t>
-      </w:r>
-    </w:p>
-    <w:tbl>
-      <w:tblPr>
-        <w:tblW w:type="pct" w:w="100%"/>
-        <w:tblLayout w:type="fixed"/>
-        <w:tblBorders>
-          <w:top w:val="single" w:color="FBFAF6" w:sz="4"/>
-          <w:left w:val="single" w:color="FBFAF6" w:sz="4"/>
-          <w:bottom w:val="single" w:color="FBFAF6" w:sz="4"/>
-          <w:right w:val="single" w:color="FBFAF6" w:sz="4"/>
-          <w:insideH w:val="single" w:color="FBFAF6" w:sz="4"/>
-          <w:insideV w:val="single" w:color="FBFAF6" w:sz="4"/>
-        </w:tblBorders>
-      </w:tblPr>
-      <w:tblGrid>
-        <w:gridCol w:w="9600"/>
-      </w:tblGrid>
-      <w:tr>
-        <w:tc>
-          <w:tcPr>
-            <w:tcW w:type="pct" w:w="5000"/>
-            <w:shd w:fill="FBFAF6" w:val="clear"/>
-            <w:tcMar>
-              <w:top w:type="dxa" w:w="40"/>
-              <w:left w:type="dxa" w:w="100"/>
-              <w:bottom w:type="dxa" w:w="40"/>
-              <w:right w:type="dxa" w:w="100"/>
-            </w:tcMar>
-          </w:tcPr>
-          <w:p>
-            <w:pPr>
-              <w:spacing w:before="18" w:after="6"/>
-            </w:pPr>
-            <w:r>
-              <w:rPr>
-                <w:b/>
-                <w:bCs/>
-                <w:color w:val="6B7280"/>
-                <w:sz w:val="14"/>
-                <w:szCs w:val="14"/>
-              </w:rPr>
-              <w:t xml:space="preserve">word list</w:t>
-            </w:r>
-          </w:p>
-          <w:p>
-            <w:pPr>
-              <w:spacing w:before="0" w:after="18"/>
-            </w:pPr>
-            <w:r>
-              <w:rPr>
-                <w:b/>
-                <w:bCs/>
-                <w:color w:val="353A7C"/>
-                <w:sz w:val="16"/>
-                <w:szCs w:val="16"/>
-              </w:rPr>
-              <w:t xml:space="preserve">appraisal   ·   proposal   ·   prevention</w:t>
-            </w:r>
-          </w:p>
-        </w:tc>
-      </w:tr>
-    </w:tbl>
-    <w:p/>
-    <w:tbl>
-      <w:tblPr>
-        <w:tblW w:type="pct" w:w="100%"/>
-        <w:tblLayout w:type="fixed"/>
-        <w:tblBorders>
-          <w:top w:val="single" w:color="353A7C" w:sz="4"/>
-          <w:left w:val="single" w:color="353A7C" w:sz="4"/>
-          <w:bottom w:val="single" w:color="353A7C" w:sz="4"/>
-          <w:right w:val="single" w:color="353A7C" w:sz="4"/>
-          <w:insideH w:val="single" w:color="353A7C" w:sz="4"/>
-          <w:insideV w:val="single" w:color="353A7C" w:sz="4"/>
-        </w:tblBorders>
-      </w:tblPr>
-      <w:tblGrid>
-        <w:gridCol w:w="9600"/>
-      </w:tblGrid>
-      <w:tr>
-        <w:tc>
-          <w:tcPr>
-            <w:tcW w:type="pct" w:w="5000"/>
-            <w:shd w:fill="F2F4FB" w:val="clear"/>
-            <w:tcMar>
-              <w:top w:type="dxa" w:w="50"/>
-              <w:left w:type="dxa" w:w="110"/>
-              <w:bottom w:type="dxa" w:w="50"/>
-              <w:right w:type="dxa" w:w="110"/>
-            </w:tcMar>
-          </w:tcPr>
-          <w:p>
-            <w:pPr>
-              <w:spacing w:before="30" w:after="30"/>
-            </w:pPr>
-            <w:r>
-              <w:rPr>
-                <w:b/>
-                <w:bCs/>
-                <w:color w:val="353A7C"/>
-                <w:sz w:val="19"/>
-                <w:szCs w:val="19"/>
-              </w:rPr>
-              <w:t xml:space="preserve">Exam view</w:t>
-            </w:r>
-          </w:p>
-        </w:tc>
-      </w:tr>
-    </w:tbl>
-    <w:p/>
-    <w:p>
-      <w:pPr>
-        <w:spacing w:before="44" w:after="14"/>
-      </w:pPr>
-      <w:r>
-        <w:rPr>
-          <w:b/>
-          <w:bCs/>
-          <w:color w:val="353A7C"/>
-          <w:sz w:val="18"/>
-          <w:szCs w:val="18"/>
-        </w:rPr>
-        <w:t xml:space="preserve">Summary 3</w:t>
-      </w:r>
-      <w:r>
-        <w:rPr>
-          <w:color w:val="6B7280"/>
-          <w:sz w:val="16"/>
-          <w:szCs w:val="16"/>
-        </w:rPr>
-        <w:t xml:space="preserve">      gaps 8–10</w:t>
-      </w:r>
-    </w:p>
-    <w:p>
-      <w:pPr>
-        <w:spacing w:before="20" w:after="20" w:line="360" w:lineRule="auto"/>
-        <w:ind w:left="200"/>
-      </w:pPr>
-      <w:r>
-        <w:rPr>
-          <w:sz w:val="19"/>
-          <w:szCs w:val="19"/>
-        </w:rPr>
-        <w:t xml:space="preserve">Expect a list of quality costs to classify, then a </w:t>
-      </w:r>
-      <w:r>
-        <w:rPr>
-          <w:b/>
-          <w:bCs/>
-          <w:color w:val="8186EF"/>
-          <w:sz w:val="15"/>
-          <w:szCs w:val="15"/>
-        </w:rPr>
-        <w:t xml:space="preserve"> (8) </w:t>
-      </w:r>
-      <w:r>
-        <w:rPr>
-          <w:u w:val="single"/>
-          <w:sz w:val="19"/>
-          <w:szCs w:val="19"/>
-        </w:rPr>
-        <w:t xml:space="preserve">           </w:t>
-      </w:r>
-      <w:r>
-        <w:rPr>
-          <w:sz w:val="19"/>
-          <w:szCs w:val="19"/>
-        </w:rPr>
-        <w:t xml:space="preserve"> </w:t>
-      </w:r>
-      <w:r>
-        <w:rPr>
-          <w:sz w:val="19"/>
-          <w:szCs w:val="19"/>
-        </w:rPr>
-        <w:t xml:space="preserve"> that raises </w:t>
-      </w:r>
-      <w:r>
-        <w:rPr>
-          <w:b/>
-          <w:bCs/>
-          <w:color w:val="8186EF"/>
-          <w:sz w:val="15"/>
-          <w:szCs w:val="15"/>
-        </w:rPr>
-        <w:t xml:space="preserve"> (9) </w:t>
-      </w:r>
-      <w:r>
-        <w:rPr>
-          <w:u w:val="single"/>
-          <w:sz w:val="19"/>
-          <w:szCs w:val="19"/>
-        </w:rPr>
-        <w:t xml:space="preserve">            </w:t>
-      </w:r>
-      <w:r>
-        <w:rPr>
-          <w:sz w:val="19"/>
-          <w:szCs w:val="19"/>
-        </w:rPr>
-        <w:t xml:space="preserve"> </w:t>
-      </w:r>
-      <w:r>
-        <w:rPr>
-          <w:sz w:val="19"/>
-          <w:szCs w:val="19"/>
-        </w:rPr>
-        <w:t xml:space="preserve"> or appraisal and lowers failure costs. </w:t>
-      </w:r>
-      <w:r>
-        <w:rPr>
-          <w:sz w:val="19"/>
-          <w:szCs w:val="19"/>
-        </w:rPr>
-        <w:t xml:space="preserve">Classify first, then compute the new total; the answer is the net change, after the extra </w:t>
-      </w:r>
-      <w:r>
-        <w:rPr>
-          <w:b/>
-          <w:bCs/>
-          <w:color w:val="8186EF"/>
-          <w:sz w:val="15"/>
-          <w:szCs w:val="15"/>
-        </w:rPr>
-        <w:t xml:space="preserve"> (10) </w:t>
-      </w:r>
-      <w:r>
-        <w:rPr>
-          <w:u w:val="single"/>
-          <w:sz w:val="19"/>
-          <w:szCs w:val="19"/>
-        </w:rPr>
-        <w:t xml:space="preserve">           </w:t>
-      </w:r>
-      <w:r>
-        <w:rPr>
-          <w:sz w:val="19"/>
-          <w:szCs w:val="19"/>
-        </w:rPr>
-        <w:t xml:space="preserve"> </w:t>
-      </w:r>
-      <w:r>
-        <w:rPr>
-          <w:sz w:val="19"/>
-          <w:szCs w:val="19"/>
-        </w:rPr>
-        <w:t xml:space="preserve">. </w:t>
-      </w:r>
-    </w:p>
-    <w:tbl>
-      <w:tblPr>
-        <w:tblW w:type="pct" w:w="100%"/>
-        <w:tblLayout w:type="fixed"/>
-        <w:tblBorders>
-          <w:top w:val="single" w:color="FBFAF6" w:sz="4"/>
-          <w:left w:val="single" w:color="FBFAF6" w:sz="4"/>
-          <w:bottom w:val="single" w:color="FBFAF6" w:sz="4"/>
-          <w:right w:val="single" w:color="FBFAF6" w:sz="4"/>
-          <w:insideH w:val="single" w:color="FBFAF6" w:sz="4"/>
-          <w:insideV w:val="single" w:color="FBFAF6" w:sz="4"/>
-        </w:tblBorders>
-      </w:tblPr>
-      <w:tblGrid>
-        <w:gridCol w:w="9600"/>
-      </w:tblGrid>
-      <w:tr>
-        <w:tc>
-          <w:tcPr>
-            <w:tcW w:type="pct" w:w="5000"/>
-            <w:shd w:fill="FBFAF6" w:val="clear"/>
-            <w:tcMar>
-              <w:top w:type="dxa" w:w="40"/>
-              <w:left w:type="dxa" w:w="100"/>
-              <w:bottom w:type="dxa" w:w="40"/>
-              <w:right w:type="dxa" w:w="100"/>
-            </w:tcMar>
-          </w:tcPr>
-          <w:p>
-            <w:pPr>
-              <w:spacing w:before="18" w:after="6"/>
-            </w:pPr>
-            <w:r>
-              <w:rPr>
-                <w:b/>
-                <w:bCs/>
-                <w:color w:val="6B7280"/>
-                <w:sz w:val="14"/>
-                <w:szCs w:val="14"/>
-              </w:rPr>
-              <w:t xml:space="preserve">word list</w:t>
-            </w:r>
-          </w:p>
-          <w:p>
-            <w:pPr>
-              <w:spacing w:before="0" w:after="18"/>
-            </w:pPr>
-            <w:r>
-              <w:rPr>
-                <w:b/>
-                <w:bCs/>
-                <w:color w:val="353A7C"/>
-                <w:sz w:val="16"/>
-                <w:szCs w:val="16"/>
-              </w:rPr>
-              <w:t xml:space="preserve">prevention   ·   proposal   ·   spending   ·   manager</w:t>
-            </w:r>
-          </w:p>
-        </w:tc>
-      </w:tr>
-    </w:tbl>
-    <w:p/>
-    <w:p>
-      <w:pPr>
-        <w:pageBreakBefore w:val="true"/>
-        <w:spacing w:after="0"/>
-      </w:pPr>
-      <w:r>
-        <w:rPr>
-          <w:sz w:val="2"/>
-        </w:rPr>
-        <w:t xml:space="preserve"> </w:t>
-      </w:r>
-    </w:p>
-    <w:p>
-      <w:pPr>
-        <w:spacing w:before="44" w:after="10"/>
-      </w:pPr>
-      <w:r>
-        <w:rPr>
-          <w:b/>
-          <w:bCs/>
-          <w:color w:val="353A7C"/>
-          <w:sz w:val="18"/>
-          <w:szCs w:val="18"/>
-        </w:rPr>
-        <w:t xml:space="preserve">Exam view</w:t>
-      </w:r>
-    </w:p>
-    <w:p>
-      <w:pPr>
-        <w:spacing w:before="0" w:after="12"/>
-      </w:pPr>
-      <w:r>
-        <w:rPr>
-          <w:color w:val="6B7280"/>
-          <w:sz w:val="15"/>
-          <w:szCs w:val="15"/>
-        </w:rPr>
-        <w:t xml:space="preserve">The bars are drawn to scale.</w:t>
-      </w:r>
-    </w:p>
-    <w:p>
-      <w:pPr>
-        <w:spacing w:after="40" w:before="90"/>
-        <w:jc w:val="center"/>
-      </w:pPr>
-      <w:r>
-        <w:drawing>
-          <wp:inline distT="0" distB="0" distL="0" distR="0">
-            <wp:extent cx="5734050" cy="3153725"/>
             <wp:effectExtent t="0" r="0" b="0" l="0"/>
             <wp:docPr id="1" name="" descr="" title=""/>
             <wp:cNvGraphicFramePr>
@@ -10016,7 +9615,7 @@
                   <pic:spPr bwMode="auto">
                     <a:xfrm>
                       <a:off x="0" y="0"/>
-                      <a:ext cx="5734050" cy="3153725"/>
+                      <a:ext cx="5734050" cy="1644775"/>
                     </a:xfrm>
                     <a:prstGeom prst="rect">
                       <a:avLst/>
@@ -10084,7 +9683,7 @@
                 <w:sz w:val="16"/>
                 <w:szCs w:val="16"/>
               </w:rPr>
-              <w:t xml:space="preserve">Returns from Barada   ·   continuous improvement   ·   Testing incoming sesame   ·   Reworking under-filled jars   ·   Scrapped batches</w:t>
+              <w:t xml:space="preserve">Kaizen saving on changeovers   ·   Fall in failure costs</w:t>
             </w:r>
           </w:p>
         </w:tc>
@@ -10096,53 +9695,22 @@
         <w:tblW w:type="pct" w:w="100%"/>
         <w:tblLayout w:type="fixed"/>
         <w:tblBorders>
-          <w:top w:val="single" w:color="353A7C" w:sz="6"/>
-          <w:left w:val="single" w:color="353A7C" w:sz="6"/>
-          <w:bottom w:val="single" w:color="353A7C" w:sz="6"/>
-          <w:right w:val="single" w:color="353A7C" w:sz="6"/>
-          <w:insideH w:val="single" w:color="353A7C" w:sz="6"/>
-          <w:insideV w:val="single" w:color="353A7C" w:sz="6"/>
+          <w:top w:val="single" w:color="353A7C" w:sz="4"/>
+          <w:left w:val="single" w:color="353A7C" w:sz="4"/>
+          <w:bottom w:val="single" w:color="353A7C" w:sz="4"/>
+          <w:right w:val="single" w:color="353A7C" w:sz="4"/>
+          <w:insideH w:val="single" w:color="353A7C" w:sz="4"/>
+          <w:insideV w:val="single" w:color="353A7C" w:sz="4"/>
         </w:tblBorders>
       </w:tblPr>
       <w:tblGrid>
-        <w:gridCol w:w="4992"/>
-        <w:gridCol w:w="4608"/>
+        <w:gridCol w:w="9600"/>
       </w:tblGrid>
       <w:tr>
         <w:tc>
           <w:tcPr>
             <w:tcW w:type="pct" w:w="5000"/>
-            <w:gridSpan w:val="2"/>
-            <w:shd w:fill="353A7C" w:val="clear"/>
-            <w:tcMar>
-              <w:top w:type="dxa" w:w="60"/>
-              <w:left w:type="dxa" w:w="120"/>
-              <w:bottom w:type="dxa" w:w="60"/>
-              <w:right w:type="dxa" w:w="120"/>
-            </w:tcMar>
-          </w:tcPr>
-          <w:p>
-            <w:pPr>
-              <w:spacing w:before="40" w:after="40"/>
-            </w:pPr>
-            <w:r>
-              <w:rPr>
-                <w:b/>
-                <w:bCs/>
-                <w:color w:val="FFFFFF"/>
-                <w:sz w:val="17"/>
-                <w:szCs w:val="17"/>
-              </w:rPr>
-              <w:t xml:space="preserve">Item — Answer</w:t>
-            </w:r>
-          </w:p>
-        </w:tc>
-      </w:tr>
-      <w:tr>
-        <w:tc>
-          <w:tcPr>
-            <w:tcW w:type="pct" w:w="2600"/>
-            <w:shd w:fill="353A7C" w:val="clear"/>
+            <w:shd w:fill="F2F4FB" w:val="clear"/>
             <w:tcMar>
               <w:top w:type="dxa" w:w="50"/>
               <w:left w:type="dxa" w:w="110"/>
@@ -10158,145 +9726,117 @@
               <w:rPr>
                 <w:b/>
                 <w:bCs/>
-                <w:color w:val="FFFFFF"/>
-                <w:sz w:val="15"/>
-                <w:szCs w:val="15"/>
-              </w:rPr>
-              <w:t xml:space="preserve">Item</w:t>
-            </w:r>
-          </w:p>
-        </w:tc>
-        <w:tc>
-          <w:tcPr>
-            <w:tcW w:type="pct" w:w="2400"/>
-            <w:shd w:fill="353A7C" w:val="clear"/>
-            <w:tcMar>
-              <w:top w:type="dxa" w:w="50"/>
-              <w:left w:type="dxa" w:w="110"/>
-              <w:bottom w:type="dxa" w:w="50"/>
-              <w:right w:type="dxa" w:w="110"/>
-            </w:tcMar>
-          </w:tcPr>
-          <w:p>
-            <w:pPr>
-              <w:spacing w:before="30" w:after="30"/>
-            </w:pPr>
-            <w:r>
-              <w:rPr>
-                <w:b/>
-                <w:bCs/>
-                <w:color w:val="FFFFFF"/>
-                <w:sz w:val="15"/>
-                <w:szCs w:val="15"/>
-              </w:rPr>
-              <w:t xml:space="preserve">Answer</w:t>
-            </w:r>
-          </w:p>
-        </w:tc>
-      </w:tr>
-      <w:tr>
-        <w:tc>
-          <w:tcPr>
-            <w:tcW w:type="pct" w:w="2600"/>
-            <w:tcMar>
-              <w:top w:type="dxa" w:w="50"/>
-              <w:left w:type="dxa" w:w="110"/>
-              <w:bottom w:type="dxa" w:w="50"/>
-              <w:right w:type="dxa" w:w="110"/>
-            </w:tcMar>
-          </w:tcPr>
-          <w:p>
-            <w:pPr>
-              <w:spacing w:before="28" w:after="28"/>
-            </w:pPr>
-            <w:r>
-              <w:rPr>
-                <w:sz w:val="15"/>
-                <w:szCs w:val="15"/>
-              </w:rPr>
-              <w:t xml:space="preserve">Internal failure after the program</w:t>
-            </w:r>
-          </w:p>
-        </w:tc>
-        <w:tc>
-          <w:tcPr>
-            <w:tcW w:type="pct" w:w="2400"/>
-            <w:tcMar>
-              <w:top w:type="dxa" w:w="50"/>
-              <w:left w:type="dxa" w:w="110"/>
-              <w:bottom w:type="dxa" w:w="50"/>
-              <w:right w:type="dxa" w:w="110"/>
-            </w:tcMar>
-          </w:tcPr>
-          <w:p>
-            <w:pPr>
-              <w:spacing w:before="28" w:after="28"/>
-            </w:pPr>
-            <w:r>
-              <w:rPr>
-                <w:sz w:val="15"/>
-                <w:szCs w:val="15"/>
-              </w:rPr>
-              <w:t xml:space="preserve">$250,000 × (100% − 45%) = $137,500</w:t>
-            </w:r>
-          </w:p>
-        </w:tc>
-      </w:tr>
-      <w:tr>
-        <w:tc>
-          <w:tcPr>
-            <w:tcW w:type="pct" w:w="2600"/>
-            <w:shd w:fill="FBFAF6" w:val="clear"/>
-            <w:tcMar>
-              <w:top w:type="dxa" w:w="50"/>
-              <w:left w:type="dxa" w:w="110"/>
-              <w:bottom w:type="dxa" w:w="50"/>
-              <w:right w:type="dxa" w:w="110"/>
-            </w:tcMar>
-          </w:tcPr>
-          <w:p>
-            <w:pPr>
-              <w:spacing w:before="28" w:after="28"/>
-            </w:pPr>
-            <w:r>
-              <w:rPr>
-                <w:sz w:val="15"/>
-                <w:szCs w:val="15"/>
-              </w:rPr>
-              <w:t xml:space="preserve">External failure after the program</w:t>
-            </w:r>
-          </w:p>
-        </w:tc>
-        <w:tc>
-          <w:tcPr>
-            <w:tcW w:type="pct" w:w="2400"/>
-            <w:shd w:fill="FFFFFF" w:val="clear"/>
-            <w:tcMar>
-              <w:top w:type="dxa" w:w="50"/>
-              <w:left w:type="dxa" w:w="110"/>
-              <w:bottom w:type="dxa" w:w="50"/>
-              <w:right w:type="dxa" w:w="110"/>
-            </w:tcMar>
-          </w:tcPr>
-          <w:p>
-            <w:pPr>
-              <w:spacing w:before="46" w:after="46"/>
-            </w:pPr>
-            <w:r>
-              <w:rPr>
-                <w:b/>
-                <w:bCs/>
-                <w:color w:val="8186EF"/>
-                <w:sz w:val="14"/>
-                <w:szCs w:val="14"/>
-              </w:rPr>
-              <w:t xml:space="preserve">(15)</w:t>
+                <w:color w:val="353A7C"/>
+                <w:sz w:val="19"/>
+                <w:szCs w:val="19"/>
+              </w:rPr>
+              <w:t xml:space="preserve">Everything ties</w:t>
             </w:r>
           </w:p>
         </w:tc>
       </w:tr>
     </w:tbl>
     <w:p/>
+    <w:p>
+      <w:pPr>
+        <w:spacing w:before="44" w:after="14"/>
+      </w:pPr>
+      <w:r>
+        <w:rPr>
+          <w:b/>
+          <w:bCs/>
+          <w:color w:val="353A7C"/>
+          <w:sz w:val="18"/>
+          <w:szCs w:val="18"/>
+        </w:rPr>
+        <w:t xml:space="preserve">Summary 2</w:t>
+      </w:r>
+      <w:r>
+        <w:rPr>
+          <w:color w:val="6B7280"/>
+          <w:sz w:val="16"/>
+          <w:szCs w:val="16"/>
+        </w:rPr>
+        <w:t xml:space="preserve">      gaps 6–7</w:t>
+      </w:r>
+    </w:p>
+    <w:p>
+      <w:pPr>
+        <w:spacing w:before="20" w:after="20" w:line="360" w:lineRule="auto"/>
+        <w:ind w:left="200"/>
+      </w:pPr>
+      <w:r>
+        <w:rPr>
+          <w:sz w:val="19"/>
+          <w:szCs w:val="19"/>
+        </w:rPr>
+        <w:t xml:space="preserve">Fall in failure costs $352,500 + fall in </w:t>
+      </w:r>
+      <w:r>
+        <w:rPr>
+          <w:b/>
+          <w:bCs/>
+          <w:color w:val="8186EF"/>
+          <w:sz w:val="15"/>
+          <w:szCs w:val="15"/>
+        </w:rPr>
+        <w:t xml:space="preserve"> (6) </w:t>
+      </w:r>
+      <w:r>
+        <w:rPr>
+          <w:u w:val="single"/>
+          <w:sz w:val="19"/>
+          <w:szCs w:val="19"/>
+        </w:rPr>
+        <w:t xml:space="preserve">           </w:t>
+      </w:r>
+      <w:r>
+        <w:rPr>
+          <w:sz w:val="19"/>
+          <w:szCs w:val="19"/>
+        </w:rPr>
+        <w:t xml:space="preserve"> </w:t>
+      </w:r>
+      <w:r>
+        <w:rPr>
+          <w:sz w:val="19"/>
+          <w:szCs w:val="19"/>
+        </w:rPr>
+        <w:t xml:space="preserve"> $40,000 − extra </w:t>
+      </w:r>
+      <w:r>
+        <w:rPr>
+          <w:b/>
+          <w:bCs/>
+          <w:color w:val="8186EF"/>
+          <w:sz w:val="15"/>
+          <w:szCs w:val="15"/>
+        </w:rPr>
+        <w:t xml:space="preserve"> (7) </w:t>
+      </w:r>
+      <w:r>
+        <w:rPr>
+          <w:u w:val="single"/>
+          <w:sz w:val="19"/>
+          <w:szCs w:val="19"/>
+        </w:rPr>
+        <w:t xml:space="preserve">            </w:t>
+      </w:r>
+      <w:r>
+        <w:rPr>
+          <w:sz w:val="19"/>
+          <w:szCs w:val="19"/>
+        </w:rPr>
+        <w:t xml:space="preserve"> </w:t>
+      </w:r>
+      <w:r>
+        <w:rPr>
+          <w:sz w:val="19"/>
+          <w:szCs w:val="19"/>
+        </w:rPr>
+        <w:t xml:space="preserve"> $110,000 = $282,500. </w:t>
+      </w:r>
+    </w:p>
     <w:tbl>
       <w:tblPr>
         <w:tblW w:type="pct" w:w="100%"/>
@@ -10352,7 +9892,54 @@
                 <w:sz w:val="16"/>
                 <w:szCs w:val="16"/>
               </w:rPr>
-              <w:t xml:space="preserve">$250,000 × (100% − 45%) = $137,500   ·   $400,000 × (100% − 60%) = $160,000</w:t>
+              <w:t xml:space="preserve">prevention   ·   quality   ·   appraisal</w:t>
+            </w:r>
+          </w:p>
+        </w:tc>
+      </w:tr>
+    </w:tbl>
+    <w:p/>
+    <w:tbl>
+      <w:tblPr>
+        <w:tblW w:type="pct" w:w="100%"/>
+        <w:tblLayout w:type="fixed"/>
+        <w:tblBorders>
+          <w:top w:val="single" w:color="353A7C" w:sz="4"/>
+          <w:left w:val="single" w:color="353A7C" w:sz="4"/>
+          <w:bottom w:val="single" w:color="353A7C" w:sz="4"/>
+          <w:right w:val="single" w:color="353A7C" w:sz="4"/>
+          <w:insideH w:val="single" w:color="353A7C" w:sz="4"/>
+          <w:insideV w:val="single" w:color="353A7C" w:sz="4"/>
+        </w:tblBorders>
+      </w:tblPr>
+      <w:tblGrid>
+        <w:gridCol w:w="9600"/>
+      </w:tblGrid>
+      <w:tr>
+        <w:tc>
+          <w:tcPr>
+            <w:tcW w:type="pct" w:w="5000"/>
+            <w:shd w:fill="F2F4FB" w:val="clear"/>
+            <w:tcMar>
+              <w:top w:type="dxa" w:w="50"/>
+              <w:left w:type="dxa" w:w="110"/>
+              <w:bottom w:type="dxa" w:w="50"/>
+              <w:right w:type="dxa" w:w="110"/>
+            </w:tcMar>
+          </w:tcPr>
+          <w:p>
+            <w:pPr>
+              <w:spacing w:before="30" w:after="30"/>
+            </w:pPr>
+            <w:r>
+              <w:rPr>
+                <w:b/>
+                <w:bCs/>
+                <w:color w:val="353A7C"/>
+                <w:sz w:val="19"/>
+                <w:szCs w:val="19"/>
+              </w:rPr>
+              <w:t xml:space="preserve">Exam view</w:t>
             </w:r>
           </w:p>
         </w:tc>
@@ -10361,7 +9948,7 @@
     <w:p/>
     <w:p>
       <w:pPr>
-        <w:spacing w:before="44" w:after="10"/>
+        <w:spacing w:before="44" w:after="14"/>
       </w:pPr>
       <w:r>
         <w:rPr>
@@ -10371,7 +9958,220 @@
           <w:sz w:val="18"/>
           <w:szCs w:val="18"/>
         </w:rPr>
-        <w:t xml:space="preserve">Quality cost — Category</w:t>
+        <w:t xml:space="preserve">Summary 3</w:t>
+      </w:r>
+      <w:r>
+        <w:rPr>
+          <w:color w:val="6B7280"/>
+          <w:sz w:val="16"/>
+          <w:szCs w:val="16"/>
+        </w:rPr>
+        <w:t xml:space="preserve">      gaps 8–10</w:t>
+      </w:r>
+    </w:p>
+    <w:p>
+      <w:pPr>
+        <w:spacing w:before="20" w:after="20" w:line="360" w:lineRule="auto"/>
+        <w:ind w:left="200"/>
+      </w:pPr>
+      <w:r>
+        <w:rPr>
+          <w:sz w:val="19"/>
+          <w:szCs w:val="19"/>
+        </w:rPr>
+        <w:t xml:space="preserve">Expect a list of quality costs to classify, then a </w:t>
+      </w:r>
+      <w:r>
+        <w:rPr>
+          <w:b/>
+          <w:bCs/>
+          <w:color w:val="8186EF"/>
+          <w:sz w:val="15"/>
+          <w:szCs w:val="15"/>
+        </w:rPr>
+        <w:t xml:space="preserve"> (8) </w:t>
+      </w:r>
+      <w:r>
+        <w:rPr>
+          <w:u w:val="single"/>
+          <w:sz w:val="19"/>
+          <w:szCs w:val="19"/>
+        </w:rPr>
+        <w:t xml:space="preserve">           </w:t>
+      </w:r>
+      <w:r>
+        <w:rPr>
+          <w:sz w:val="19"/>
+          <w:szCs w:val="19"/>
+        </w:rPr>
+        <w:t xml:space="preserve"> </w:t>
+      </w:r>
+      <w:r>
+        <w:rPr>
+          <w:sz w:val="19"/>
+          <w:szCs w:val="19"/>
+        </w:rPr>
+        <w:t xml:space="preserve"> that raises </w:t>
+      </w:r>
+      <w:r>
+        <w:rPr>
+          <w:b/>
+          <w:bCs/>
+          <w:color w:val="8186EF"/>
+          <w:sz w:val="15"/>
+          <w:szCs w:val="15"/>
+        </w:rPr>
+        <w:t xml:space="preserve"> (9) </w:t>
+      </w:r>
+      <w:r>
+        <w:rPr>
+          <w:u w:val="single"/>
+          <w:sz w:val="19"/>
+          <w:szCs w:val="19"/>
+        </w:rPr>
+        <w:t xml:space="preserve">            </w:t>
+      </w:r>
+      <w:r>
+        <w:rPr>
+          <w:sz w:val="19"/>
+          <w:szCs w:val="19"/>
+        </w:rPr>
+        <w:t xml:space="preserve"> </w:t>
+      </w:r>
+      <w:r>
+        <w:rPr>
+          <w:sz w:val="19"/>
+          <w:szCs w:val="19"/>
+        </w:rPr>
+        <w:t xml:space="preserve"> or appraisal and lowers failure costs. </w:t>
+      </w:r>
+      <w:r>
+        <w:rPr>
+          <w:sz w:val="19"/>
+          <w:szCs w:val="19"/>
+        </w:rPr>
+        <w:t xml:space="preserve">Classify first, then compute the new total; the answer is the net change, after the extra </w:t>
+      </w:r>
+      <w:r>
+        <w:rPr>
+          <w:b/>
+          <w:bCs/>
+          <w:color w:val="8186EF"/>
+          <w:sz w:val="15"/>
+          <w:szCs w:val="15"/>
+        </w:rPr>
+        <w:t xml:space="preserve"> (10) </w:t>
+      </w:r>
+      <w:r>
+        <w:rPr>
+          <w:u w:val="single"/>
+          <w:sz w:val="19"/>
+          <w:szCs w:val="19"/>
+        </w:rPr>
+        <w:t xml:space="preserve">           </w:t>
+      </w:r>
+      <w:r>
+        <w:rPr>
+          <w:sz w:val="19"/>
+          <w:szCs w:val="19"/>
+        </w:rPr>
+        <w:t xml:space="preserve"> </w:t>
+      </w:r>
+      <w:r>
+        <w:rPr>
+          <w:sz w:val="19"/>
+          <w:szCs w:val="19"/>
+        </w:rPr>
+        <w:t xml:space="preserve">. </w:t>
+      </w:r>
+    </w:p>
+    <w:tbl>
+      <w:tblPr>
+        <w:tblW w:type="pct" w:w="100%"/>
+        <w:tblLayout w:type="fixed"/>
+        <w:tblBorders>
+          <w:top w:val="single" w:color="FBFAF6" w:sz="4"/>
+          <w:left w:val="single" w:color="FBFAF6" w:sz="4"/>
+          <w:bottom w:val="single" w:color="FBFAF6" w:sz="4"/>
+          <w:right w:val="single" w:color="FBFAF6" w:sz="4"/>
+          <w:insideH w:val="single" w:color="FBFAF6" w:sz="4"/>
+          <w:insideV w:val="single" w:color="FBFAF6" w:sz="4"/>
+        </w:tblBorders>
+      </w:tblPr>
+      <w:tblGrid>
+        <w:gridCol w:w="9600"/>
+      </w:tblGrid>
+      <w:tr>
+        <w:tc>
+          <w:tcPr>
+            <w:tcW w:type="pct" w:w="5000"/>
+            <w:shd w:fill="FBFAF6" w:val="clear"/>
+            <w:tcMar>
+              <w:top w:type="dxa" w:w="40"/>
+              <w:left w:type="dxa" w:w="100"/>
+              <w:bottom w:type="dxa" w:w="40"/>
+              <w:right w:type="dxa" w:w="100"/>
+            </w:tcMar>
+          </w:tcPr>
+          <w:p>
+            <w:pPr>
+              <w:spacing w:before="18" w:after="6"/>
+            </w:pPr>
+            <w:r>
+              <w:rPr>
+                <w:b/>
+                <w:bCs/>
+                <w:color w:val="6B7280"/>
+                <w:sz w:val="14"/>
+                <w:szCs w:val="14"/>
+              </w:rPr>
+              <w:t xml:space="preserve">word list</w:t>
+            </w:r>
+          </w:p>
+          <w:p>
+            <w:pPr>
+              <w:spacing w:before="0" w:after="18"/>
+            </w:pPr>
+            <w:r>
+              <w:rPr>
+                <w:b/>
+                <w:bCs/>
+                <w:color w:val="353A7C"/>
+                <w:sz w:val="16"/>
+                <w:szCs w:val="16"/>
+              </w:rPr>
+              <w:t xml:space="preserve">together   ·   prevention   ·   spending   ·   proposal</w:t>
+            </w:r>
+          </w:p>
+        </w:tc>
+      </w:tr>
+    </w:tbl>
+    <w:p/>
+    <w:p>
+      <w:pPr>
+        <w:pageBreakBefore w:val="true"/>
+        <w:spacing w:after="0"/>
+      </w:pPr>
+      <w:r>
+        <w:rPr>
+          <w:sz w:val="2"/>
+        </w:rPr>
+        <w:t xml:space="preserve"> </w:t>
+      </w:r>
+    </w:p>
+    <w:p>
+      <w:pPr>
+        <w:spacing w:before="44" w:after="10"/>
+      </w:pPr>
+      <w:r>
+        <w:rPr>
+          <w:b/>
+          <w:bCs/>
+          <w:color w:val="353A7C"/>
+          <w:sz w:val="18"/>
+          <w:szCs w:val="18"/>
+        </w:rPr>
+        <w:t xml:space="preserve">Exam view</w:t>
       </w:r>
     </w:p>
     <w:p>
@@ -10384,7 +10184,7 @@
           <w:sz w:val="15"/>
           <w:szCs w:val="15"/>
         </w:rPr>
-        <w:t xml:space="preserve">Every item belongs to exactly one group.</w:t>
+        <w:t xml:space="preserve">The bars are drawn to scale.</w:t>
       </w:r>
     </w:p>
     <w:p>
@@ -10395,7 +10195,7 @@
       <w:r>
         <w:drawing>
           <wp:inline distT="0" distB="0" distL="0" distR="0">
-            <wp:extent cx="5734050" cy="1871100"/>
+            <wp:extent cx="5734050" cy="3153725"/>
             <wp:effectExtent t="0" r="0" b="0" l="0"/>
             <wp:docPr id="1" name="" descr="" title=""/>
             <wp:cNvGraphicFramePr>
@@ -10420,7 +10220,7 @@
                   <pic:spPr bwMode="auto">
                     <a:xfrm>
                       <a:off x="0" y="0"/>
-                      <a:ext cx="5734050" cy="1871100"/>
+                      <a:ext cx="5734050" cy="3153725"/>
                     </a:xfrm>
                     <a:prstGeom prst="rect">
                       <a:avLst/>
@@ -10488,25 +10288,282 @@
                 <w:sz w:val="16"/>
                 <w:szCs w:val="16"/>
               </w:rPr>
-              <w:t xml:space="preserve">Handling customer complaints   ·   Staff training in hygiene   ·   Lost sales after a recall (estimate)   ·   Reworking under-filled jars   ·   external failure costs   ·   Testing incoming sesame</w:t>
+              <w:t xml:space="preserve">Scrapped batches   ·   Supplier audits   ·   Staff training in hygiene   ·   Handling customer complaints   ·   Returns from Barada</w:t>
             </w:r>
           </w:p>
         </w:tc>
       </w:tr>
     </w:tbl>
     <w:p/>
-    <w:p>
-      <w:pPr>
-        <w:pageBreakBefore w:val="true"/>
-        <w:spacing w:after="0"/>
-      </w:pPr>
-      <w:r>
-        <w:rPr>
-          <w:sz w:val="2"/>
-        </w:rPr>
-        <w:t xml:space="preserve"> </w:t>
-      </w:r>
-    </w:p>
+    <w:tbl>
+      <w:tblPr>
+        <w:tblW w:type="pct" w:w="100%"/>
+        <w:tblLayout w:type="fixed"/>
+        <w:tblBorders>
+          <w:top w:val="single" w:color="353A7C" w:sz="6"/>
+          <w:left w:val="single" w:color="353A7C" w:sz="6"/>
+          <w:bottom w:val="single" w:color="353A7C" w:sz="6"/>
+          <w:right w:val="single" w:color="353A7C" w:sz="6"/>
+          <w:insideH w:val="single" w:color="353A7C" w:sz="6"/>
+          <w:insideV w:val="single" w:color="353A7C" w:sz="6"/>
+        </w:tblBorders>
+      </w:tblPr>
+      <w:tblGrid>
+        <w:gridCol w:w="4992"/>
+        <w:gridCol w:w="4608"/>
+      </w:tblGrid>
+      <w:tr>
+        <w:tc>
+          <w:tcPr>
+            <w:tcW w:type="pct" w:w="5000"/>
+            <w:gridSpan w:val="2"/>
+            <w:shd w:fill="353A7C" w:val="clear"/>
+            <w:tcMar>
+              <w:top w:type="dxa" w:w="60"/>
+              <w:left w:type="dxa" w:w="120"/>
+              <w:bottom w:type="dxa" w:w="60"/>
+              <w:right w:type="dxa" w:w="120"/>
+            </w:tcMar>
+          </w:tcPr>
+          <w:p>
+            <w:pPr>
+              <w:spacing w:before="40" w:after="40"/>
+            </w:pPr>
+            <w:r>
+              <w:rPr>
+                <w:b/>
+                <w:bCs/>
+                <w:color w:val="FFFFFF"/>
+                <w:sz w:val="17"/>
+                <w:szCs w:val="17"/>
+              </w:rPr>
+              <w:t xml:space="preserve">Item — Answer</w:t>
+            </w:r>
+          </w:p>
+        </w:tc>
+      </w:tr>
+      <w:tr>
+        <w:tc>
+          <w:tcPr>
+            <w:tcW w:type="pct" w:w="2600"/>
+            <w:shd w:fill="353A7C" w:val="clear"/>
+            <w:tcMar>
+              <w:top w:type="dxa" w:w="50"/>
+              <w:left w:type="dxa" w:w="110"/>
+              <w:bottom w:type="dxa" w:w="50"/>
+              <w:right w:type="dxa" w:w="110"/>
+            </w:tcMar>
+          </w:tcPr>
+          <w:p>
+            <w:pPr>
+              <w:spacing w:before="30" w:after="30"/>
+            </w:pPr>
+            <w:r>
+              <w:rPr>
+                <w:b/>
+                <w:bCs/>
+                <w:color w:val="FFFFFF"/>
+                <w:sz w:val="15"/>
+                <w:szCs w:val="15"/>
+              </w:rPr>
+              <w:t xml:space="preserve">Item</w:t>
+            </w:r>
+          </w:p>
+        </w:tc>
+        <w:tc>
+          <w:tcPr>
+            <w:tcW w:type="pct" w:w="2400"/>
+            <w:shd w:fill="353A7C" w:val="clear"/>
+            <w:tcMar>
+              <w:top w:type="dxa" w:w="50"/>
+              <w:left w:type="dxa" w:w="110"/>
+              <w:bottom w:type="dxa" w:w="50"/>
+              <w:right w:type="dxa" w:w="110"/>
+            </w:tcMar>
+          </w:tcPr>
+          <w:p>
+            <w:pPr>
+              <w:spacing w:before="30" w:after="30"/>
+            </w:pPr>
+            <w:r>
+              <w:rPr>
+                <w:b/>
+                <w:bCs/>
+                <w:color w:val="FFFFFF"/>
+                <w:sz w:val="15"/>
+                <w:szCs w:val="15"/>
+              </w:rPr>
+              <w:t xml:space="preserve">Answer</w:t>
+            </w:r>
+          </w:p>
+        </w:tc>
+      </w:tr>
+      <w:tr>
+        <w:tc>
+          <w:tcPr>
+            <w:tcW w:type="pct" w:w="2600"/>
+            <w:tcMar>
+              <w:top w:type="dxa" w:w="50"/>
+              <w:left w:type="dxa" w:w="110"/>
+              <w:bottom w:type="dxa" w:w="50"/>
+              <w:right w:type="dxa" w:w="110"/>
+            </w:tcMar>
+          </w:tcPr>
+          <w:p>
+            <w:pPr>
+              <w:spacing w:before="28" w:after="28"/>
+            </w:pPr>
+            <w:r>
+              <w:rPr>
+                <w:sz w:val="15"/>
+                <w:szCs w:val="15"/>
+              </w:rPr>
+              <w:t xml:space="preserve">Internal failure after the program</w:t>
+            </w:r>
+          </w:p>
+        </w:tc>
+        <w:tc>
+          <w:tcPr>
+            <w:tcW w:type="pct" w:w="2400"/>
+            <w:shd w:fill="FFFFFF" w:val="clear"/>
+            <w:tcMar>
+              <w:top w:type="dxa" w:w="50"/>
+              <w:left w:type="dxa" w:w="110"/>
+              <w:bottom w:type="dxa" w:w="50"/>
+              <w:right w:type="dxa" w:w="110"/>
+            </w:tcMar>
+          </w:tcPr>
+          <w:p>
+            <w:pPr>
+              <w:spacing w:before="46" w:after="46"/>
+            </w:pPr>
+            <w:r>
+              <w:rPr>
+                <w:b/>
+                <w:bCs/>
+                <w:color w:val="8186EF"/>
+                <w:sz w:val="14"/>
+                <w:szCs w:val="14"/>
+              </w:rPr>
+              <w:t xml:space="preserve">(15)</w:t>
+            </w:r>
+          </w:p>
+        </w:tc>
+      </w:tr>
+      <w:tr>
+        <w:tc>
+          <w:tcPr>
+            <w:tcW w:type="pct" w:w="2600"/>
+            <w:shd w:fill="FBFAF6" w:val="clear"/>
+            <w:tcMar>
+              <w:top w:type="dxa" w:w="50"/>
+              <w:left w:type="dxa" w:w="110"/>
+              <w:bottom w:type="dxa" w:w="50"/>
+              <w:right w:type="dxa" w:w="110"/>
+            </w:tcMar>
+          </w:tcPr>
+          <w:p>
+            <w:pPr>
+              <w:spacing w:before="28" w:after="28"/>
+            </w:pPr>
+            <w:r>
+              <w:rPr>
+                <w:sz w:val="15"/>
+                <w:szCs w:val="15"/>
+              </w:rPr>
+              <w:t xml:space="preserve">External failure after the program</w:t>
+            </w:r>
+          </w:p>
+        </w:tc>
+        <w:tc>
+          <w:tcPr>
+            <w:tcW w:type="pct" w:w="2400"/>
+            <w:shd w:fill="FBFAF6" w:val="clear"/>
+            <w:tcMar>
+              <w:top w:type="dxa" w:w="50"/>
+              <w:left w:type="dxa" w:w="110"/>
+              <w:bottom w:type="dxa" w:w="50"/>
+              <w:right w:type="dxa" w:w="110"/>
+            </w:tcMar>
+          </w:tcPr>
+          <w:p>
+            <w:pPr>
+              <w:spacing w:before="28" w:after="28"/>
+            </w:pPr>
+            <w:r>
+              <w:rPr>
+                <w:sz w:val="15"/>
+                <w:szCs w:val="15"/>
+              </w:rPr>
+              <w:t xml:space="preserve">$400,000 × (100% − 60%) = $160,000</w:t>
+            </w:r>
+          </w:p>
+        </w:tc>
+      </w:tr>
+    </w:tbl>
+    <w:p/>
+    <w:tbl>
+      <w:tblPr>
+        <w:tblW w:type="pct" w:w="100%"/>
+        <w:tblLayout w:type="fixed"/>
+        <w:tblBorders>
+          <w:top w:val="single" w:color="FBFAF6" w:sz="4"/>
+          <w:left w:val="single" w:color="FBFAF6" w:sz="4"/>
+          <w:bottom w:val="single" w:color="FBFAF6" w:sz="4"/>
+          <w:right w:val="single" w:color="FBFAF6" w:sz="4"/>
+          <w:insideH w:val="single" w:color="FBFAF6" w:sz="4"/>
+          <w:insideV w:val="single" w:color="FBFAF6" w:sz="4"/>
+        </w:tblBorders>
+      </w:tblPr>
+      <w:tblGrid>
+        <w:gridCol w:w="9600"/>
+      </w:tblGrid>
+      <w:tr>
+        <w:tc>
+          <w:tcPr>
+            <w:tcW w:type="pct" w:w="5000"/>
+            <w:shd w:fill="FBFAF6" w:val="clear"/>
+            <w:tcMar>
+              <w:top w:type="dxa" w:w="40"/>
+              <w:left w:type="dxa" w:w="100"/>
+              <w:bottom w:type="dxa" w:w="40"/>
+              <w:right w:type="dxa" w:w="100"/>
+            </w:tcMar>
+          </w:tcPr>
+          <w:p>
+            <w:pPr>
+              <w:spacing w:before="18" w:after="6"/>
+            </w:pPr>
+            <w:r>
+              <w:rPr>
+                <w:b/>
+                <w:bCs/>
+                <w:color w:val="6B7280"/>
+                <w:sz w:val="14"/>
+                <w:szCs w:val="14"/>
+              </w:rPr>
+              <w:t xml:space="preserve">word list</w:t>
+            </w:r>
+          </w:p>
+          <w:p>
+            <w:pPr>
+              <w:spacing w:before="0" w:after="18"/>
+            </w:pPr>
+            <w:r>
+              <w:rPr>
+                <w:b/>
+                <w:bCs/>
+                <w:color w:val="353A7C"/>
+                <w:sz w:val="16"/>
+                <w:szCs w:val="16"/>
+              </w:rPr>
+              <w:t xml:space="preserve">$250,000 × (100% − 45%) = $137,500   ·   $400,000 × (100% − 60%) = $160,000</w:t>
+            </w:r>
+          </w:p>
+        </w:tc>
+      </w:tr>
+    </w:tbl>
+    <w:p/>
     <w:p>
       <w:pPr>
         <w:spacing w:before="44" w:after="10"/>
@@ -10519,7 +10576,7 @@
           <w:sz w:val="18"/>
           <w:szCs w:val="18"/>
         </w:rPr>
-        <w:t xml:space="preserve">The English this section uses, and its Arabic</w:t>
+        <w:t xml:space="preserve">Quality cost — Category</w:t>
       </w:r>
     </w:p>
     <w:p>
@@ -10532,7 +10589,7 @@
           <w:sz w:val="15"/>
           <w:szCs w:val="15"/>
         </w:rPr>
-        <w:t xml:space="preserve">Each term sits against what it means.</w:t>
+        <w:t xml:space="preserve">Every item belongs to exactly one group.</w:t>
       </w:r>
     </w:p>
     <w:p>
@@ -10543,7 +10600,7 @@
       <w:r>
         <w:drawing>
           <wp:inline distT="0" distB="0" distL="0" distR="0">
-            <wp:extent cx="5734050" cy="2768950"/>
+            <wp:extent cx="5734050" cy="1976750"/>
             <wp:effectExtent t="0" r="0" b="0" l="0"/>
             <wp:docPr id="1" name="" descr="" title=""/>
             <wp:cNvGraphicFramePr>
@@ -10568,7 +10625,7 @@
                   <pic:spPr bwMode="auto">
                     <a:xfrm>
                       <a:off x="0" y="0"/>
-                      <a:ext cx="5734050" cy="2768950"/>
+                      <a:ext cx="5734050" cy="1976750"/>
                     </a:xfrm>
                     <a:prstGeom prst="rect">
                       <a:avLst/>
@@ -10636,7 +10693,155 @@
                 <w:sz w:val="16"/>
                 <w:szCs w:val="16"/>
               </w:rPr>
-              <w:t xml:space="preserve">kaizen   ·   appraisal costs   ·   prevention costs</w:t>
+              <w:t xml:space="preserve">Lost sales after a recall (estimate)   ·   appraisal costs   ·   Final inspection of jars   ·   Returns from Barada   ·   Scrapped batches   ·   Supplier audits</w:t>
+            </w:r>
+          </w:p>
+        </w:tc>
+      </w:tr>
+    </w:tbl>
+    <w:p/>
+    <w:p>
+      <w:pPr>
+        <w:pageBreakBefore w:val="true"/>
+        <w:spacing w:after="0"/>
+      </w:pPr>
+      <w:r>
+        <w:rPr>
+          <w:sz w:val="2"/>
+        </w:rPr>
+        <w:t xml:space="preserve"> </w:t>
+      </w:r>
+    </w:p>
+    <w:p>
+      <w:pPr>
+        <w:spacing w:before="44" w:after="10"/>
+      </w:pPr>
+      <w:r>
+        <w:rPr>
+          <w:b/>
+          <w:bCs/>
+          <w:color w:val="353A7C"/>
+          <w:sz w:val="18"/>
+          <w:szCs w:val="18"/>
+        </w:rPr>
+        <w:t xml:space="preserve">The English this section uses, and its Arabic</w:t>
+      </w:r>
+    </w:p>
+    <w:p>
+      <w:pPr>
+        <w:spacing w:before="0" w:after="12"/>
+      </w:pPr>
+      <w:r>
+        <w:rPr>
+          <w:color w:val="6B7280"/>
+          <w:sz w:val="15"/>
+          <w:szCs w:val="15"/>
+        </w:rPr>
+        <w:t xml:space="preserve">Each term sits against what it means.</w:t>
+      </w:r>
+    </w:p>
+    <w:p>
+      <w:pPr>
+        <w:spacing w:after="40" w:before="90"/>
+        <w:jc w:val="center"/>
+      </w:pPr>
+      <w:r>
+        <w:drawing>
+          <wp:inline distT="0" distB="0" distL="0" distR="0">
+            <wp:extent cx="5734050" cy="2074825"/>
+            <wp:effectExtent t="0" r="0" b="0" l="0"/>
+            <wp:docPr id="1" name="" descr="" title=""/>
+            <wp:cNvGraphicFramePr>
+              <a:graphicFrameLocks xmlns:a="http://schemas.openxmlformats.org/drawingml/2006/main" noChangeAspect="1"/>
+            </wp:cNvGraphicFramePr>
+            <a:graphic xmlns:a="http://schemas.openxmlformats.org/drawingml/2006/main">
+              <a:graphicData uri="http://schemas.openxmlformats.org/drawingml/2006/picture">
+                <pic:pic xmlns:pic="http://schemas.openxmlformats.org/drawingml/2006/picture">
+                  <pic:nvPicPr>
+                    <pic:cNvPr id="0" name="" descr=""/>
+                    <pic:cNvPicPr>
+                      <a:picLocks noChangeAspect="1" noChangeArrowheads="1"/>
+                    </pic:cNvPicPr>
+                  </pic:nvPicPr>
+                  <pic:blipFill>
+                    <a:blip r:embed="rId109" cstate="none"/>
+                    <a:srcRect/>
+                    <a:stretch>
+                      <a:fillRect/>
+                    </a:stretch>
+                  </pic:blipFill>
+                  <pic:spPr bwMode="auto">
+                    <a:xfrm>
+                      <a:off x="0" y="0"/>
+                      <a:ext cx="5734050" cy="2074825"/>
+                    </a:xfrm>
+                    <a:prstGeom prst="rect">
+                      <a:avLst/>
+                    </a:prstGeom>
+                  </pic:spPr>
+                </pic:pic>
+              </a:graphicData>
+            </a:graphic>
+          </wp:inline>
+        </w:drawing>
+      </w:r>
+    </w:p>
+    <w:tbl>
+      <w:tblPr>
+        <w:tblW w:type="pct" w:w="100%"/>
+        <w:tblLayout w:type="fixed"/>
+        <w:tblBorders>
+          <w:top w:val="single" w:color="FBFAF6" w:sz="4"/>
+          <w:left w:val="single" w:color="FBFAF6" w:sz="4"/>
+          <w:bottom w:val="single" w:color="FBFAF6" w:sz="4"/>
+          <w:right w:val="single" w:color="FBFAF6" w:sz="4"/>
+          <w:insideH w:val="single" w:color="FBFAF6" w:sz="4"/>
+          <w:insideV w:val="single" w:color="FBFAF6" w:sz="4"/>
+        </w:tblBorders>
+      </w:tblPr>
+      <w:tblGrid>
+        <w:gridCol w:w="9600"/>
+      </w:tblGrid>
+      <w:tr>
+        <w:tc>
+          <w:tcPr>
+            <w:tcW w:type="pct" w:w="5000"/>
+            <w:shd w:fill="FBFAF6" w:val="clear"/>
+            <w:tcMar>
+              <w:top w:type="dxa" w:w="40"/>
+              <w:left w:type="dxa" w:w="100"/>
+              <w:bottom w:type="dxa" w:w="40"/>
+              <w:right w:type="dxa" w:w="100"/>
+            </w:tcMar>
+          </w:tcPr>
+          <w:p>
+            <w:pPr>
+              <w:spacing w:before="18" w:after="6"/>
+            </w:pPr>
+            <w:r>
+              <w:rPr>
+                <w:b/>
+                <w:bCs/>
+                <w:color w:val="6B7280"/>
+                <w:sz w:val="14"/>
+                <w:szCs w:val="14"/>
+              </w:rPr>
+              <w:t xml:space="preserve">word list</w:t>
+            </w:r>
+          </w:p>
+          <w:p>
+            <w:pPr>
+              <w:spacing w:before="0" w:after="18"/>
+            </w:pPr>
+            <w:r>
+              <w:rPr>
+                <w:b/>
+                <w:bCs/>
+                <w:color w:val="353A7C"/>
+                <w:sz w:val="16"/>
+                <w:szCs w:val="16"/>
+              </w:rPr>
+              <w:t xml:space="preserve">cost of quality   ·   continuous improvement   ·   prevention costs</w:t>
             </w:r>
           </w:p>
         </w:tc>
@@ -11028,7 +11233,7 @@
                 <w:sz w:val="16"/>
                 <w:szCs w:val="16"/>
               </w:rPr>
-              <w:t xml:space="preserve">Scrapped batches</w:t>
+              <w:t xml:space="preserve">Staff training in hygiene</w:t>
             </w:r>
           </w:p>
         </w:tc>
@@ -11096,7 +11301,7 @@
                 <w:sz w:val="16"/>
                 <w:szCs w:val="16"/>
               </w:rPr>
-              <w:t xml:space="preserve">Reworking under-filled jars</w:t>
+              <w:t xml:space="preserve">Returns from Barada</w:t>
             </w:r>
           </w:p>
         </w:tc>
@@ -11164,7 +11369,7 @@
                 <w:sz w:val="16"/>
                 <w:szCs w:val="16"/>
               </w:rPr>
-              <w:t xml:space="preserve">Returns from Barada</w:t>
+              <w:t xml:space="preserve">Handling customer complaints</w:t>
             </w:r>
           </w:p>
         </w:tc>
@@ -11232,7 +11437,7 @@
                 <w:sz w:val="16"/>
                 <w:szCs w:val="16"/>
               </w:rPr>
-              <w:t xml:space="preserve">$400,000 × (100% − 60%) = $160,000</w:t>
+              <w:t xml:space="preserve">$250,000 × (100% − 45%) = $137,500</w:t>
             </w:r>
           </w:p>
         </w:tc>
@@ -11267,7 +11472,7 @@
                 <w:sz w:val="16"/>
                 <w:szCs w:val="16"/>
               </w:rPr>
-              <w:t xml:space="preserve">Kaizen saving on changeovers</w:t>
+              <w:t xml:space="preserve">Fall in failure costs</w:t>
             </w:r>
           </w:p>
         </w:tc>
@@ -11300,7 +11505,7 @@
                 <w:sz w:val="16"/>
                 <w:szCs w:val="16"/>
               </w:rPr>
-              <w:t xml:space="preserve">Staff training in hygiene</w:t>
+              <w:t xml:space="preserve">Supplier audits</w:t>
             </w:r>
           </w:p>
         </w:tc>
@@ -11368,7 +11573,7 @@
                 <w:sz w:val="16"/>
                 <w:szCs w:val="16"/>
               </w:rPr>
-              <w:t xml:space="preserve">Testing incoming sesame</w:t>
+              <w:t xml:space="preserve">Final inspection of jars</w:t>
             </w:r>
           </w:p>
         </w:tc>
@@ -11436,7 +11641,7 @@
                 <w:sz w:val="16"/>
                 <w:szCs w:val="16"/>
               </w:rPr>
-              <w:t xml:space="preserve">Reworking under-filled jars</w:t>
+              <w:t xml:space="preserve">Scrapped batches</w:t>
             </w:r>
           </w:p>
         </w:tc>
@@ -11504,7 +11709,7 @@
                 <w:sz w:val="16"/>
                 <w:szCs w:val="16"/>
               </w:rPr>
-              <w:t xml:space="preserve">Handling customer complaints</w:t>
+              <w:t xml:space="preserve">Returns from Barada</w:t>
             </w:r>
           </w:p>
         </w:tc>
@@ -11640,7 +11845,7 @@
                 <w:sz w:val="16"/>
                 <w:szCs w:val="16"/>
               </w:rPr>
-              <w:t xml:space="preserve">kaizen</w:t>
+              <w:t xml:space="preserve">cost of quality</w:t>
             </w:r>
           </w:p>
         </w:tc>
@@ -11675,7 +11880,7 @@
                 <w:sz w:val="16"/>
                 <w:szCs w:val="16"/>
               </w:rPr>
-              <w:t xml:space="preserve">Testing incoming sesame</w:t>
+              <w:t xml:space="preserve">Supplier audits</w:t>
             </w:r>
           </w:p>
         </w:tc>

--- a/CMA_Summaries_B2_Ch16.docx
+++ b/CMA_Summaries_B2_Ch16.docx
@@ -3003,7 +3003,7 @@
           <w:sz w:val="16"/>
           <w:szCs w:val="16"/>
         </w:rPr>
-        <w:t xml:space="preserve">      gaps 1–6</w:t>
+        <w:t xml:space="preserve">      gaps 1–8</w:t>
       </w:r>
     </w:p>
     <w:p>
@@ -3229,14 +3229,85 @@
           <w:sz w:val="19"/>
           <w:szCs w:val="19"/>
         </w:rPr>
-        <w:t xml:space="preserve">Each year the attainable standard moves closer to it. </w:t>
-      </w:r>
-      <w:r>
-        <w:rPr>
-          <w:sz w:val="19"/>
-          <w:szCs w:val="19"/>
-        </w:rPr>
-        <w:t xml:space="preserve">Beverages allows 2.0% normal spoilage this year, aims for 1.2% after its kaizen program, and treats 0.0% as the ideal. </w:t>
+        <w:t xml:space="preserve">Each year the attainable standard moves </w:t>
+      </w:r>
+      <w:r>
+        <w:rPr>
+          <w:b/>
+          <w:bCs/>
+          <w:color w:val="8186EF"/>
+          <w:sz w:val="15"/>
+          <w:szCs w:val="15"/>
+        </w:rPr>
+        <w:t xml:space="preserve"> (7) </w:t>
+      </w:r>
+      <w:r>
+        <w:rPr>
+          <w:u w:val="single"/>
+          <w:sz w:val="19"/>
+          <w:szCs w:val="19"/>
+        </w:rPr>
+        <w:t xml:space="preserve">           </w:t>
+      </w:r>
+      <w:r>
+        <w:rPr>
+          <w:sz w:val="19"/>
+          <w:szCs w:val="19"/>
+        </w:rPr>
+        <w:t xml:space="preserve"> </w:t>
+      </w:r>
+      <w:r>
+        <w:rPr>
+          <w:sz w:val="19"/>
+          <w:szCs w:val="19"/>
+        </w:rPr>
+        <w:t xml:space="preserve"> to it. </w:t>
+      </w:r>
+      <w:r>
+        <w:rPr>
+          <w:sz w:val="19"/>
+          <w:szCs w:val="19"/>
+        </w:rPr>
+        <w:t xml:space="preserve">Beverages allows 2.0% normal spoilage this year, aims for 1.2% after its </w:t>
+      </w:r>
+      <w:r>
+        <w:rPr>
+          <w:b/>
+          <w:bCs/>
+          <w:color w:val="8186EF"/>
+          <w:sz w:val="15"/>
+          <w:szCs w:val="15"/>
+        </w:rPr>
+        <w:t xml:space="preserve"> (8) </w:t>
+      </w:r>
+      <w:r>
+        <w:rPr>
+          <w:u w:val="single"/>
+          <w:sz w:val="19"/>
+          <w:szCs w:val="19"/>
+        </w:rPr>
+        <w:t xml:space="preserve">           </w:t>
+      </w:r>
+      <w:r>
+        <w:rPr>
+          <w:sz w:val="19"/>
+          <w:szCs w:val="19"/>
+        </w:rPr>
+        <w:t xml:space="preserve"> </w:t>
+      </w:r>
+      <w:r>
+        <w:rPr>
+          <w:sz w:val="19"/>
+          <w:szCs w:val="19"/>
+        </w:rPr>
+        <w:t xml:space="preserve"> program, and treats 0.0% as the ideal. </w:t>
+      </w:r>
+      <w:r>
+        <w:rPr>
+          <w:sz w:val="19"/>
+          <w:szCs w:val="19"/>
+        </w:rPr>
+        <w:t xml:space="preserve">Judging people against the ideal standard can demotivate them, because it is never met; using it to show the remaining waste motivates improvement. </w:t>
       </w:r>
     </w:p>
     <w:tbl>
@@ -3294,7 +3365,7 @@
                 <w:sz w:val="16"/>
                 <w:szCs w:val="16"/>
               </w:rPr>
-              <w:t xml:space="preserve">possible   ·   process   ·   breakdowns   ·   kaizen   ·   direction   ·   currently   ·   conditions</w:t>
+              <w:t xml:space="preserve">breakdowns   ·   closer   ·   process   ·   possible   ·   currently   ·   attainable   ·   kaizen   ·   direction   ·   conditions</w:t>
             </w:r>
           </w:p>
         </w:tc>
@@ -3502,7 +3573,7 @@
                 <w:sz w:val="14"/>
                 <w:szCs w:val="14"/>
               </w:rPr>
-              <w:t xml:space="preserve">(7)</w:t>
+              <w:t xml:space="preserve">(9)</w:t>
             </w:r>
           </w:p>
         </w:tc>
@@ -3555,7 +3626,7 @@
                 <w:sz w:val="14"/>
                 <w:szCs w:val="14"/>
               </w:rPr>
-              <w:t xml:space="preserve">(8)</w:t>
+              <w:t xml:space="preserve">(10)</w:t>
             </w:r>
           </w:p>
         </w:tc>
@@ -3631,7 +3702,7 @@
                 <w:sz w:val="14"/>
                 <w:szCs w:val="14"/>
               </w:rPr>
-              <w:t xml:space="preserve">(9)</w:t>
+              <w:t xml:space="preserve">(11)</w:t>
             </w:r>
           </w:p>
         </w:tc>
@@ -3731,7 +3802,7 @@
                 <w:sz w:val="14"/>
                 <w:szCs w:val="14"/>
               </w:rPr>
-              <w:t xml:space="preserve">(10)</w:t>
+              <w:t xml:space="preserve">(12)</w:t>
             </w:r>
           </w:p>
         </w:tc>
@@ -4212,14 +4283,14 @@
                 <w:sz w:val="16"/>
                 <w:szCs w:val="16"/>
               </w:rPr>
-              <w:t xml:space="preserve">7  </w:t>
-            </w:r>
-            <w:r>
-              <w:rPr>
-                <w:sz w:val="16"/>
-                <w:szCs w:val="16"/>
-              </w:rPr>
-              <w:t xml:space="preserve">Efficient work with normal waste and breaks</w:t>
+              <w:t xml:space="preserve">8  </w:t>
+            </w:r>
+            <w:r>
+              <w:rPr>
+                <w:sz w:val="16"/>
+                <w:szCs w:val="16"/>
+              </w:rPr>
+              <w:t xml:space="preserve">kaizen</w:t>
             </w:r>
           </w:p>
         </w:tc>
@@ -4280,14 +4351,14 @@
                 <w:sz w:val="16"/>
                 <w:szCs w:val="16"/>
               </w:rPr>
-              <w:t xml:space="preserve">8  </w:t>
-            </w:r>
-            <w:r>
-              <w:rPr>
-                <w:sz w:val="16"/>
-                <w:szCs w:val="16"/>
-              </w:rPr>
-              <w:t xml:space="preserve">Shows the direction and the size of the remaining waste</w:t>
+              <w:t xml:space="preserve">9  </w:t>
+            </w:r>
+            <w:r>
+              <w:rPr>
+                <w:sz w:val="16"/>
+                <w:szCs w:val="16"/>
+              </w:rPr>
+              <w:t xml:space="preserve">Efficient work with normal waste and breaks</w:t>
             </w:r>
           </w:p>
         </w:tc>
@@ -4348,14 +4419,14 @@
                 <w:sz w:val="16"/>
                 <w:szCs w:val="16"/>
               </w:rPr>
-              <w:t xml:space="preserve">9  </w:t>
-            </w:r>
-            <w:r>
-              <w:rPr>
-                <w:sz w:val="16"/>
-                <w:szCs w:val="16"/>
-              </w:rPr>
-              <w:t xml:space="preserve">Can demotivate if used to judge them</w:t>
+              <w:t xml:space="preserve">10  </w:t>
+            </w:r>
+            <w:r>
+              <w:rPr>
+                <w:sz w:val="16"/>
+                <w:szCs w:val="16"/>
+              </w:rPr>
+              <w:t xml:space="preserve">Shows the direction and the size of the remaining waste</w:t>
             </w:r>
           </w:p>
         </w:tc>
@@ -4416,14 +4487,14 @@
                 <w:sz w:val="16"/>
                 <w:szCs w:val="16"/>
               </w:rPr>
-              <w:t xml:space="preserve">10  </w:t>
-            </w:r>
-            <w:r>
-              <w:rPr>
-                <w:sz w:val="16"/>
-                <w:szCs w:val="16"/>
-              </w:rPr>
-              <w:t xml:space="preserve">2.0% this year; 1.2% after kaizen</w:t>
+              <w:t xml:space="preserve">11  </w:t>
+            </w:r>
+            <w:r>
+              <w:rPr>
+                <w:sz w:val="16"/>
+                <w:szCs w:val="16"/>
+              </w:rPr>
+              <w:t xml:space="preserve">Can demotivate if used to judge them</w:t>
             </w:r>
           </w:p>
         </w:tc>
@@ -4484,14 +4555,14 @@
                 <w:sz w:val="16"/>
                 <w:szCs w:val="16"/>
               </w:rPr>
-              <w:t xml:space="preserve">11  </w:t>
-            </w:r>
-            <w:r>
-              <w:rPr>
-                <w:sz w:val="16"/>
-                <w:szCs w:val="16"/>
-              </w:rPr>
-              <w:t xml:space="preserve">continuous improvement</w:t>
+              <w:t xml:space="preserve">12  </w:t>
+            </w:r>
+            <w:r>
+              <w:rPr>
+                <w:sz w:val="16"/>
+                <w:szCs w:val="16"/>
+              </w:rPr>
+              <w:t xml:space="preserve">2.0% this year; 1.2% after kaizen</w:t>
             </w:r>
           </w:p>
         </w:tc>
@@ -4552,7 +4623,75 @@
                 <w:sz w:val="16"/>
                 <w:szCs w:val="16"/>
               </w:rPr>
-              <w:t xml:space="preserve">12  </w:t>
+              <w:t xml:space="preserve">13  </w:t>
+            </w:r>
+            <w:r>
+              <w:rPr>
+                <w:sz w:val="16"/>
+                <w:szCs w:val="16"/>
+              </w:rPr>
+              <w:t xml:space="preserve">continuous improvement</w:t>
+            </w:r>
+          </w:p>
+        </w:tc>
+      </w:tr>
+      <w:tr>
+        <w:tc>
+          <w:tcPr>
+            <w:tcW w:type="pct" w:w="2500"/>
+            <w:tcMar>
+              <w:top w:type="dxa" w:w="20"/>
+              <w:left w:type="dxa" w:w="80"/>
+              <w:bottom w:type="dxa" w:w="20"/>
+              <w:right w:type="dxa" w:w="80"/>
+            </w:tcMar>
+          </w:tcPr>
+          <w:p>
+            <w:pPr>
+              <w:spacing w:before="12" w:after="12"/>
+            </w:pPr>
+            <w:r>
+              <w:rPr>
+                <w:b/>
+                <w:bCs/>
+                <w:color w:val="8186EF"/>
+                <w:sz w:val="16"/>
+                <w:szCs w:val="16"/>
+              </w:rPr>
+              <w:t xml:space="preserve">7  </w:t>
+            </w:r>
+            <w:r>
+              <w:rPr>
+                <w:sz w:val="16"/>
+                <w:szCs w:val="16"/>
+              </w:rPr>
+              <w:t xml:space="preserve">closer</w:t>
+            </w:r>
+          </w:p>
+        </w:tc>
+        <w:tc>
+          <w:tcPr>
+            <w:tcW w:type="pct" w:w="2500"/>
+            <w:tcMar>
+              <w:top w:type="dxa" w:w="20"/>
+              <w:left w:type="dxa" w:w="80"/>
+              <w:bottom w:type="dxa" w:w="20"/>
+              <w:right w:type="dxa" w:w="80"/>
+            </w:tcMar>
+          </w:tcPr>
+          <w:p>
+            <w:pPr>
+              <w:spacing w:before="12" w:after="12"/>
+            </w:pPr>
+            <w:r>
+              <w:rPr>
+                <w:b/>
+                <w:bCs/>
+                <w:color w:val="8186EF"/>
+                <w:sz w:val="16"/>
+                <w:szCs w:val="16"/>
+              </w:rPr>
+              <w:t xml:space="preserve">14  </w:t>
             </w:r>
             <w:r>
               <w:rPr>
@@ -4602,7 +4741,7 @@
           <w:sz w:val="15"/>
           <w:szCs w:val="15"/>
         </w:rPr>
-        <w:t xml:space="preserve">An ideal standard assumes perfect conditions: no waste, no breakdowns, no idle time. A currently attainable standard allows for normal waste and is hard but possible. The ideal shows the direction and the size of the waste still in the process. Each year the attainable standard moves closer to it. Beverages allows 2.0% normal spoilage this year, aims for 1.2% after its kaizen program, and treats 0.0% as the ideal.</w:t>
+        <w:t xml:space="preserve">An ideal standard assumes perfect conditions: no waste, no breakdowns, no idle time. A currently attainable standard allows for normal waste and is hard but possible. The ideal shows the direction and the size of the waste still in the process. Each year the attainable standard moves closer to it. Beverages allows 2.0% normal spoilage this year, aims for 1.2% after its kaizen program, and treats 0.0% as the ideal. Judging people against the ideal standard can demotivate them, because it is never met; using it to show the remaining waste motivates improvement.</w:t>
       </w:r>
     </w:p>
     <w:p>
@@ -4709,7 +4848,7 @@
           <w:sz w:val="16"/>
           <w:szCs w:val="16"/>
         </w:rPr>
-        <w:t xml:space="preserve">      gaps 1–5</w:t>
+        <w:t xml:space="preserve">      gaps 1–7</w:t>
       </w:r>
     </w:p>
     <w:p>
@@ -4917,7 +5056,78 @@
           <w:sz w:val="19"/>
           <w:szCs w:val="19"/>
         </w:rPr>
-        <w:t xml:space="preserve">External failure costs arise from defects the customer finds, such as returns, complaints and lost sales. </w:t>
+        <w:t xml:space="preserve">External failure costs arise from defects the customer finds, such as returns, </w:t>
+      </w:r>
+      <w:r>
+        <w:rPr>
+          <w:b/>
+          <w:bCs/>
+          <w:color w:val="8186EF"/>
+          <w:sz w:val="15"/>
+          <w:szCs w:val="15"/>
+        </w:rPr>
+        <w:t xml:space="preserve"> (6) </w:t>
+      </w:r>
+      <w:r>
+        <w:rPr>
+          <w:u w:val="single"/>
+          <w:sz w:val="19"/>
+          <w:szCs w:val="19"/>
+        </w:rPr>
+        <w:t xml:space="preserve">            </w:t>
+      </w:r>
+      <w:r>
+        <w:rPr>
+          <w:sz w:val="19"/>
+          <w:szCs w:val="19"/>
+        </w:rPr>
+        <w:t xml:space="preserve"> </w:t>
+      </w:r>
+      <w:r>
+        <w:rPr>
+          <w:sz w:val="19"/>
+          <w:szCs w:val="19"/>
+        </w:rPr>
+        <w:t xml:space="preserve"> and lost sales. </w:t>
+      </w:r>
+      <w:r>
+        <w:rPr>
+          <w:sz w:val="19"/>
+          <w:szCs w:val="19"/>
+        </w:rPr>
+        <w:t xml:space="preserve">Failure costs are 68% of the total $950,000, and the largest </w:t>
+      </w:r>
+      <w:r>
+        <w:rPr>
+          <w:b/>
+          <w:bCs/>
+          <w:color w:val="8186EF"/>
+          <w:sz w:val="15"/>
+          <w:szCs w:val="15"/>
+        </w:rPr>
+        <w:t xml:space="preserve"> (7) </w:t>
+      </w:r>
+      <w:r>
+        <w:rPr>
+          <w:u w:val="single"/>
+          <w:sz w:val="19"/>
+          <w:szCs w:val="19"/>
+        </w:rPr>
+        <w:t xml:space="preserve">           </w:t>
+      </w:r>
+      <w:r>
+        <w:rPr>
+          <w:sz w:val="19"/>
+          <w:szCs w:val="19"/>
+        </w:rPr>
+        <w:t xml:space="preserve"> </w:t>
+      </w:r>
+      <w:r>
+        <w:rPr>
+          <w:sz w:val="19"/>
+          <w:szCs w:val="19"/>
+        </w:rPr>
+        <w:t xml:space="preserve"> is external failure. </w:t>
       </w:r>
     </w:p>
     <w:tbl>
@@ -4975,7 +5185,7 @@
                 <w:sz w:val="16"/>
                 <w:szCs w:val="16"/>
               </w:rPr>
-              <w:t xml:space="preserve">Internal   ·   kaizen   ·   conformance   ·   inspection   ·   quality   ·   Prevention</w:t>
+              <w:t xml:space="preserve">Prevention   ·   complaints   ·   kaizen   ·   Internal   ·   inspection   ·   quality   ·   category   ·   conformance</w:t>
             </w:r>
           </w:p>
         </w:tc>
@@ -5137,7 +5347,7 @@
                 <w:sz w:val="14"/>
                 <w:szCs w:val="14"/>
               </w:rPr>
-              <w:t xml:space="preserve">(6)</w:t>
+              <w:t xml:space="preserve">(8)</w:t>
             </w:r>
           </w:p>
         </w:tc>
@@ -5286,7 +5496,7 @@
                 <w:sz w:val="14"/>
                 <w:szCs w:val="14"/>
               </w:rPr>
-              <w:t xml:space="preserve">(7)</w:t>
+              <w:t xml:space="preserve">(9)</w:t>
             </w:r>
           </w:p>
         </w:tc>
@@ -5361,7 +5571,7 @@
                 <w:sz w:val="14"/>
                 <w:szCs w:val="14"/>
               </w:rPr>
-              <w:t xml:space="preserve">(8)</w:t>
+              <w:t xml:space="preserve">(10)</w:t>
             </w:r>
           </w:p>
         </w:tc>
@@ -5438,7 +5648,7 @@
                 <w:sz w:val="14"/>
                 <w:szCs w:val="14"/>
               </w:rPr>
-              <w:t xml:space="preserve">(9)</w:t>
+              <w:t xml:space="preserve">(11)</w:t>
             </w:r>
           </w:p>
         </w:tc>
@@ -5513,7 +5723,7 @@
                 <w:sz w:val="14"/>
                 <w:szCs w:val="14"/>
               </w:rPr>
-              <w:t xml:space="preserve">(10)</w:t>
+              <w:t xml:space="preserve">(12)</w:t>
             </w:r>
           </w:p>
         </w:tc>
@@ -5735,7 +5945,7 @@
                 <w:sz w:val="14"/>
                 <w:szCs w:val="14"/>
               </w:rPr>
-              <w:t xml:space="preserve">(11)</w:t>
+              <w:t xml:space="preserve">(13)</w:t>
             </w:r>
           </w:p>
         </w:tc>
@@ -5884,7 +6094,7 @@
                 <w:sz w:val="14"/>
                 <w:szCs w:val="14"/>
               </w:rPr>
-              <w:t xml:space="preserve">(12)</w:t>
+              <w:t xml:space="preserve">(14)</w:t>
             </w:r>
           </w:p>
         </w:tc>
@@ -6033,7 +6243,7 @@
                 <w:sz w:val="14"/>
                 <w:szCs w:val="14"/>
               </w:rPr>
-              <w:t xml:space="preserve">(13)</w:t>
+              <w:t xml:space="preserve">(15)</w:t>
             </w:r>
           </w:p>
         </w:tc>
@@ -6487,6 +6697,18 @@
     <w:p/>
     <w:p>
       <w:pPr>
+        <w:pageBreakBefore w:val="true"/>
+        <w:spacing w:after="0"/>
+      </w:pPr>
+      <w:r>
+        <w:rPr>
+          <w:sz w:val="2"/>
+        </w:rPr>
+        <w:t xml:space="preserve"> </w:t>
+      </w:r>
+    </w:p>
+    <w:p>
+      <w:pPr>
         <w:spacing w:before="44" w:after="14"/>
       </w:pPr>
       <w:r>
@@ -6505,7 +6727,7 @@
           <w:sz w:val="16"/>
           <w:szCs w:val="16"/>
         </w:rPr>
-        <w:t xml:space="preserve">      gaps 14–16</w:t>
+        <w:t xml:space="preserve">      gaps 16–18</w:t>
       </w:r>
     </w:p>
     <w:p>
@@ -6528,7 +6750,7 @@
           <w:sz w:val="15"/>
           <w:szCs w:val="15"/>
         </w:rPr>
-        <w:t xml:space="preserve"> (14) </w:t>
+        <w:t xml:space="preserve"> (16) </w:t>
       </w:r>
       <w:r>
         <w:rPr>
@@ -6567,7 +6789,7 @@
           <w:sz w:val="15"/>
           <w:szCs w:val="15"/>
         </w:rPr>
-        <w:t xml:space="preserve"> (15) </w:t>
+        <w:t xml:space="preserve"> (17) </w:t>
       </w:r>
       <w:r>
         <w:rPr>
@@ -6606,7 +6828,7 @@
           <w:sz w:val="15"/>
           <w:szCs w:val="15"/>
         </w:rPr>
-        <w:t xml:space="preserve"> (16) </w:t>
+        <w:t xml:space="preserve"> (18) </w:t>
       </w:r>
       <w:r>
         <w:rPr>
@@ -6686,25 +6908,13 @@
                 <w:sz w:val="16"/>
                 <w:szCs w:val="16"/>
               </w:rPr>
-              <w:t xml:space="preserve">customers   ·   Appraisal   ·   understates   ·   high-quality</w:t>
+              <w:t xml:space="preserve">customers   ·   Prevention   ·   understates   ·   high-quality</w:t>
             </w:r>
           </w:p>
         </w:tc>
       </w:tr>
     </w:tbl>
     <w:p/>
-    <w:p>
-      <w:pPr>
-        <w:pageBreakBefore w:val="true"/>
-        <w:spacing w:after="0"/>
-      </w:pPr>
-      <w:r>
-        <w:rPr>
-          <w:sz w:val="2"/>
-        </w:rPr>
-        <w:t xml:space="preserve"> </w:t>
-      </w:r>
-    </w:p>
     <w:p>
       <w:pPr>
         <w:spacing w:before="44" w:after="10"/>
@@ -7321,14 +7531,14 @@
                 <w:sz w:val="16"/>
                 <w:szCs w:val="16"/>
               </w:rPr>
-              <w:t xml:space="preserve">10  </w:t>
-            </w:r>
-            <w:r>
-              <w:rPr>
-                <w:sz w:val="16"/>
-                <w:szCs w:val="16"/>
-              </w:rPr>
-              <w:t xml:space="preserve">In-line checks of fill and seal</w:t>
+              <w:t xml:space="preserve">11  </w:t>
+            </w:r>
+            <w:r>
+              <w:rPr>
+                <w:sz w:val="16"/>
+                <w:szCs w:val="16"/>
+              </w:rPr>
+              <w:t xml:space="preserve">Testing incoming concentrate</w:t>
             </w:r>
           </w:p>
         </w:tc>
@@ -7389,14 +7599,14 @@
                 <w:sz w:val="16"/>
                 <w:szCs w:val="16"/>
               </w:rPr>
-              <w:t xml:space="preserve">11  </w:t>
-            </w:r>
-            <w:r>
-              <w:rPr>
-                <w:sz w:val="16"/>
-                <w:szCs w:val="16"/>
-              </w:rPr>
-              <w:t xml:space="preserve">Spoiled batches</w:t>
+              <w:t xml:space="preserve">12  </w:t>
+            </w:r>
+            <w:r>
+              <w:rPr>
+                <w:sz w:val="16"/>
+                <w:szCs w:val="16"/>
+              </w:rPr>
+              <w:t xml:space="preserve">In-line checks of fill and seal</w:t>
             </w:r>
           </w:p>
         </w:tc>
@@ -7457,14 +7667,14 @@
                 <w:sz w:val="16"/>
                 <w:szCs w:val="16"/>
               </w:rPr>
-              <w:t xml:space="preserve">12  </w:t>
-            </w:r>
-            <w:r>
-              <w:rPr>
-                <w:sz w:val="16"/>
-                <w:szCs w:val="16"/>
-              </w:rPr>
-              <w:t xml:space="preserve">Line stops after failures</w:t>
+              <w:t xml:space="preserve">13  </w:t>
+            </w:r>
+            <w:r>
+              <w:rPr>
+                <w:sz w:val="16"/>
+                <w:szCs w:val="16"/>
+              </w:rPr>
+              <w:t xml:space="preserve">Spoiled batches</w:t>
             </w:r>
           </w:p>
         </w:tc>
@@ -7525,14 +7735,14 @@
                 <w:sz w:val="16"/>
                 <w:szCs w:val="16"/>
               </w:rPr>
-              <w:t xml:space="preserve">13  </w:t>
-            </w:r>
-            <w:r>
-              <w:rPr>
-                <w:sz w:val="16"/>
-                <w:szCs w:val="16"/>
-              </w:rPr>
-              <w:t xml:space="preserve">Returns and replacements</w:t>
+              <w:t xml:space="preserve">14  </w:t>
+            </w:r>
+            <w:r>
+              <w:rPr>
+                <w:sz w:val="16"/>
+                <w:szCs w:val="16"/>
+              </w:rPr>
+              <w:t xml:space="preserve">Line stops after failures</w:t>
             </w:r>
           </w:p>
         </w:tc>
@@ -7593,14 +7803,14 @@
                 <w:sz w:val="16"/>
                 <w:szCs w:val="16"/>
               </w:rPr>
-              <w:t xml:space="preserve">14  </w:t>
-            </w:r>
-            <w:r>
-              <w:rPr>
-                <w:sz w:val="16"/>
-                <w:szCs w:val="16"/>
-              </w:rPr>
-              <w:t xml:space="preserve">customers</w:t>
+              <w:t xml:space="preserve">15  </w:t>
+            </w:r>
+            <w:r>
+              <w:rPr>
+                <w:sz w:val="16"/>
+                <w:szCs w:val="16"/>
+              </w:rPr>
+              <w:t xml:space="preserve">Returns and replacements</w:t>
             </w:r>
           </w:p>
         </w:tc>
@@ -7635,7 +7845,7 @@
                 <w:sz w:val="16"/>
                 <w:szCs w:val="16"/>
               </w:rPr>
-              <w:t xml:space="preserve">Supplier audits</w:t>
+              <w:t xml:space="preserve">complaints</w:t>
             </w:r>
           </w:p>
         </w:tc>
@@ -7661,14 +7871,14 @@
                 <w:sz w:val="16"/>
                 <w:szCs w:val="16"/>
               </w:rPr>
-              <w:t xml:space="preserve">15  </w:t>
-            </w:r>
-            <w:r>
-              <w:rPr>
-                <w:sz w:val="16"/>
-                <w:szCs w:val="16"/>
-              </w:rPr>
-              <w:t xml:space="preserve">understates</w:t>
+              <w:t xml:space="preserve">16  </w:t>
+            </w:r>
+            <w:r>
+              <w:rPr>
+                <w:sz w:val="16"/>
+                <w:szCs w:val="16"/>
+              </w:rPr>
+              <w:t xml:space="preserve">customers</w:t>
             </w:r>
           </w:p>
         </w:tc>
@@ -7703,7 +7913,7 @@
                 <w:sz w:val="16"/>
                 <w:szCs w:val="16"/>
               </w:rPr>
-              <w:t xml:space="preserve">Preventive maintenance of the fillers</w:t>
+              <w:t xml:space="preserve">category</w:t>
             </w:r>
           </w:p>
         </w:tc>
@@ -7729,14 +7939,14 @@
                 <w:sz w:val="16"/>
                 <w:szCs w:val="16"/>
               </w:rPr>
-              <w:t xml:space="preserve">16  </w:t>
-            </w:r>
-            <w:r>
-              <w:rPr>
-                <w:sz w:val="16"/>
-                <w:szCs w:val="16"/>
-              </w:rPr>
-              <w:t xml:space="preserve">high-quality</w:t>
+              <w:t xml:space="preserve">17  </w:t>
+            </w:r>
+            <w:r>
+              <w:rPr>
+                <w:sz w:val="16"/>
+                <w:szCs w:val="16"/>
+              </w:rPr>
+              <w:t xml:space="preserve">understates</w:t>
             </w:r>
           </w:p>
         </w:tc>
@@ -7771,7 +7981,7 @@
                 <w:sz w:val="16"/>
                 <w:szCs w:val="16"/>
               </w:rPr>
-              <w:t xml:space="preserve">Prevention costs</w:t>
+              <w:t xml:space="preserve">Supplier audits</w:t>
             </w:r>
           </w:p>
         </w:tc>
@@ -7797,14 +8007,14 @@
                 <w:sz w:val="16"/>
                 <w:szCs w:val="16"/>
               </w:rPr>
-              <w:t xml:space="preserve">17  </w:t>
-            </w:r>
-            <w:r>
-              <w:rPr>
-                <w:sz w:val="16"/>
-                <w:szCs w:val="16"/>
-              </w:rPr>
-              <w:t xml:space="preserve">prevention costs</w:t>
+              <w:t xml:space="preserve">18  </w:t>
+            </w:r>
+            <w:r>
+              <w:rPr>
+                <w:sz w:val="16"/>
+                <w:szCs w:val="16"/>
+              </w:rPr>
+              <w:t xml:space="preserve">high-quality</w:t>
             </w:r>
           </w:p>
         </w:tc>
@@ -7839,7 +8049,7 @@
                 <w:sz w:val="16"/>
                 <w:szCs w:val="16"/>
               </w:rPr>
-              <w:t xml:space="preserve">Testing incoming concentrate</w:t>
+              <w:t xml:space="preserve">Preventive maintenance of the fillers</w:t>
             </w:r>
           </w:p>
         </w:tc>
@@ -7865,7 +8075,75 @@
                 <w:sz w:val="16"/>
                 <w:szCs w:val="16"/>
               </w:rPr>
-              <w:t xml:space="preserve">18  </w:t>
+              <w:t xml:space="preserve">19  </w:t>
+            </w:r>
+            <w:r>
+              <w:rPr>
+                <w:sz w:val="16"/>
+                <w:szCs w:val="16"/>
+              </w:rPr>
+              <w:t xml:space="preserve">prevention costs</w:t>
+            </w:r>
+          </w:p>
+        </w:tc>
+      </w:tr>
+      <w:tr>
+        <w:tc>
+          <w:tcPr>
+            <w:tcW w:type="pct" w:w="2500"/>
+            <w:tcMar>
+              <w:top w:type="dxa" w:w="20"/>
+              <w:left w:type="dxa" w:w="80"/>
+              <w:bottom w:type="dxa" w:w="20"/>
+              <w:right w:type="dxa" w:w="80"/>
+            </w:tcMar>
+          </w:tcPr>
+          <w:p>
+            <w:pPr>
+              <w:spacing w:before="12" w:after="12"/>
+            </w:pPr>
+            <w:r>
+              <w:rPr>
+                <w:b/>
+                <w:bCs/>
+                <w:color w:val="8186EF"/>
+                <w:sz w:val="16"/>
+                <w:szCs w:val="16"/>
+              </w:rPr>
+              <w:t xml:space="preserve">10  </w:t>
+            </w:r>
+            <w:r>
+              <w:rPr>
+                <w:sz w:val="16"/>
+                <w:szCs w:val="16"/>
+              </w:rPr>
+              <w:t xml:space="preserve">Prevention costs</w:t>
+            </w:r>
+          </w:p>
+        </w:tc>
+        <w:tc>
+          <w:tcPr>
+            <w:tcW w:type="pct" w:w="2500"/>
+            <w:tcMar>
+              <w:top w:type="dxa" w:w="20"/>
+              <w:left w:type="dxa" w:w="80"/>
+              <w:bottom w:type="dxa" w:w="20"/>
+              <w:right w:type="dxa" w:w="80"/>
+            </w:tcMar>
+          </w:tcPr>
+          <w:p>
+            <w:pPr>
+              <w:spacing w:before="12" w:after="12"/>
+            </w:pPr>
+            <w:r>
+              <w:rPr>
+                <w:b/>
+                <w:bCs/>
+                <w:color w:val="8186EF"/>
+                <w:sz w:val="16"/>
+                <w:szCs w:val="16"/>
+              </w:rPr>
+              <w:t xml:space="preserve">20  </w:t>
             </w:r>
             <w:r>
               <w:rPr>
@@ -7915,7 +8193,7 @@
           <w:sz w:val="15"/>
           <w:szCs w:val="15"/>
         </w:rPr>
-        <w:t xml:space="preserve">The cost of quality has four parts. Prevention costs stop defects before they happen. Appraisal costs find defects by inspection and testing. Together they are the costs of conformance. Internal failure costs arise from defects found before the product reaches the customer, such as scrap and rework. External failure costs arise from defects the customer finds, such as returns, complaints and lost sales.</w:t>
+        <w:t xml:space="preserve">The cost of quality has four parts. Prevention costs stop defects before they happen. Appraisal costs find defects by inspection and testing. Together they are the costs of conformance. Internal failure costs arise from defects found before the product reaches the customer, such as scrap and rework. External failure costs arise from defects the customer finds, such as returns, complaints and lost sales. Failure costs are 68% of the total $950,000, and the largest category is external failure.</w:t>
       </w:r>
     </w:p>
     <w:p>
@@ -8188,7 +8466,7 @@
                 <w:sz w:val="16"/>
                 <w:szCs w:val="16"/>
               </w:rPr>
-              <w:t xml:space="preserve">supplier-certification   ·   program   ·   prevention</w:t>
+              <w:t xml:space="preserve">supplier-certification   ·   quality   ·   prevention</w:t>
             </w:r>
           </w:p>
         </w:tc>
@@ -8236,6 +8514,168 @@
                 <w:szCs w:val="19"/>
               </w:rPr>
               <w:t xml:space="preserve">Worked example: the program's effect</w:t>
+            </w:r>
+          </w:p>
+        </w:tc>
+      </w:tr>
+    </w:tbl>
+    <w:p/>
+    <w:p>
+      <w:pPr>
+        <w:spacing w:before="44" w:after="14"/>
+      </w:pPr>
+      <w:r>
+        <w:rPr>
+          <w:b/>
+          <w:bCs/>
+          <w:color w:val="353A7C"/>
+          <w:sz w:val="18"/>
+          <w:szCs w:val="18"/>
+        </w:rPr>
+        <w:t xml:space="preserve">Summary 2</w:t>
+      </w:r>
+      <w:r>
+        <w:rPr>
+          <w:color w:val="6B7280"/>
+          <w:sz w:val="16"/>
+          <w:szCs w:val="16"/>
+        </w:rPr>
+        <w:t xml:space="preserve">      gaps 3–4</w:t>
+      </w:r>
+    </w:p>
+    <w:p>
+      <w:pPr>
+        <w:spacing w:before="20" w:after="20" w:line="360" w:lineRule="auto"/>
+        <w:ind w:left="200"/>
+      </w:pPr>
+      <w:r>
+        <w:rPr>
+          <w:sz w:val="19"/>
+          <w:szCs w:val="19"/>
+        </w:rPr>
+        <w:t xml:space="preserve">The total cost of </w:t>
+      </w:r>
+      <w:r>
+        <w:rPr>
+          <w:b/>
+          <w:bCs/>
+          <w:color w:val="8186EF"/>
+          <w:sz w:val="15"/>
+          <w:szCs w:val="15"/>
+        </w:rPr>
+        <w:t xml:space="preserve"> (3) </w:t>
+      </w:r>
+      <w:r>
+        <w:rPr>
+          <w:u w:val="single"/>
+          <w:sz w:val="19"/>
+          <w:szCs w:val="19"/>
+        </w:rPr>
+        <w:t xml:space="preserve">           </w:t>
+      </w:r>
+      <w:r>
+        <w:rPr>
+          <w:sz w:val="19"/>
+          <w:szCs w:val="19"/>
+        </w:rPr>
+        <w:t xml:space="preserve"> </w:t>
+      </w:r>
+      <w:r>
+        <w:rPr>
+          <w:sz w:val="19"/>
+          <w:szCs w:val="19"/>
+        </w:rPr>
+        <w:t xml:space="preserve"> falls from $950,000 to $667,500, a net </w:t>
+      </w:r>
+      <w:r>
+        <w:rPr>
+          <w:b/>
+          <w:bCs/>
+          <w:color w:val="8186EF"/>
+          <w:sz w:val="15"/>
+          <w:szCs w:val="15"/>
+        </w:rPr>
+        <w:t xml:space="preserve"> (4) </w:t>
+      </w:r>
+      <w:r>
+        <w:rPr>
+          <w:u w:val="single"/>
+          <w:sz w:val="19"/>
+          <w:szCs w:val="19"/>
+        </w:rPr>
+        <w:t xml:space="preserve">           </w:t>
+      </w:r>
+      <w:r>
+        <w:rPr>
+          <w:sz w:val="19"/>
+          <w:szCs w:val="19"/>
+        </w:rPr>
+        <w:t xml:space="preserve"> </w:t>
+      </w:r>
+      <w:r>
+        <w:rPr>
+          <w:sz w:val="19"/>
+          <w:szCs w:val="19"/>
+        </w:rPr>
+        <w:t xml:space="preserve"> of $282,500 a year. </w:t>
+      </w:r>
+    </w:p>
+    <w:tbl>
+      <w:tblPr>
+        <w:tblW w:type="pct" w:w="100%"/>
+        <w:tblLayout w:type="fixed"/>
+        <w:tblBorders>
+          <w:top w:val="single" w:color="FBFAF6" w:sz="4"/>
+          <w:left w:val="single" w:color="FBFAF6" w:sz="4"/>
+          <w:bottom w:val="single" w:color="FBFAF6" w:sz="4"/>
+          <w:right w:val="single" w:color="FBFAF6" w:sz="4"/>
+          <w:insideH w:val="single" w:color="FBFAF6" w:sz="4"/>
+          <w:insideV w:val="single" w:color="FBFAF6" w:sz="4"/>
+        </w:tblBorders>
+      </w:tblPr>
+      <w:tblGrid>
+        <w:gridCol w:w="9600"/>
+      </w:tblGrid>
+      <w:tr>
+        <w:tc>
+          <w:tcPr>
+            <w:tcW w:type="pct" w:w="5000"/>
+            <w:shd w:fill="FBFAF6" w:val="clear"/>
+            <w:tcMar>
+              <w:top w:type="dxa" w:w="40"/>
+              <w:left w:type="dxa" w:w="100"/>
+              <w:bottom w:type="dxa" w:w="40"/>
+              <w:right w:type="dxa" w:w="100"/>
+            </w:tcMar>
+          </w:tcPr>
+          <w:p>
+            <w:pPr>
+              <w:spacing w:before="18" w:after="6"/>
+            </w:pPr>
+            <w:r>
+              <w:rPr>
+                <w:b/>
+                <w:bCs/>
+                <w:color w:val="6B7280"/>
+                <w:sz w:val="14"/>
+                <w:szCs w:val="14"/>
+              </w:rPr>
+              <w:t xml:space="preserve">word list</w:t>
+            </w:r>
+          </w:p>
+          <w:p>
+            <w:pPr>
+              <w:spacing w:before="0" w:after="18"/>
+            </w:pPr>
+            <w:r>
+              <w:rPr>
+                <w:b/>
+                <w:bCs/>
+                <w:color w:val="353A7C"/>
+                <w:sz w:val="16"/>
+                <w:szCs w:val="16"/>
+              </w:rPr>
+              <w:t xml:space="preserve">saving   ·   quality   ·   failure</w:t>
             </w:r>
           </w:p>
         </w:tc>
@@ -8371,7 +8811,7 @@
                 <w:sz w:val="16"/>
                 <w:szCs w:val="16"/>
               </w:rPr>
-              <w:t xml:space="preserve">Prevention   ·   Internal failure   ·   Appraisal</w:t>
+              <w:t xml:space="preserve">continuous improvement   ·   Prevention   ·   Internal failure</w:t>
             </w:r>
           </w:p>
         </w:tc>
@@ -8565,7 +9005,7 @@
                 <w:sz w:val="14"/>
                 <w:szCs w:val="14"/>
               </w:rPr>
-              <w:t xml:space="preserve">(5)</w:t>
+              <w:t xml:space="preserve">(7)</w:t>
             </w:r>
           </w:p>
         </w:tc>
@@ -8589,104 +9029,6 @@
                 <w:szCs w:val="15"/>
               </w:rPr>
               <w:t xml:space="preserve">230,000</w:t>
-            </w:r>
-          </w:p>
-        </w:tc>
-      </w:tr>
-      <w:tr>
-        <w:tc>
-          <w:tcPr>
-            <w:tcW w:type="pct" w:w="2600"/>
-            <w:shd w:fill="FBFAF6" w:val="clear"/>
-            <w:tcMar>
-              <w:top w:type="dxa" w:w="50"/>
-              <w:left w:type="dxa" w:w="110"/>
-              <w:bottom w:type="dxa" w:w="50"/>
-              <w:right w:type="dxa" w:w="110"/>
-            </w:tcMar>
-          </w:tcPr>
-          <w:p>
-            <w:pPr>
-              <w:spacing w:before="28" w:after="28"/>
-            </w:pPr>
-            <w:r>
-              <w:rPr>
-                <w:sz w:val="15"/>
-                <w:szCs w:val="15"/>
-              </w:rPr>
-              <w:t xml:space="preserve">Appraisal</w:t>
-            </w:r>
-          </w:p>
-        </w:tc>
-        <w:tc>
-          <w:tcPr>
-            <w:tcW w:type="pct" w:w="2400"/>
-            <w:shd w:fill="FBFAF6" w:val="clear"/>
-            <w:tcMar>
-              <w:top w:type="dxa" w:w="50"/>
-              <w:left w:type="dxa" w:w="110"/>
-              <w:bottom w:type="dxa" w:w="50"/>
-              <w:right w:type="dxa" w:w="110"/>
-            </w:tcMar>
-          </w:tcPr>
-          <w:p>
-            <w:pPr>
-              <w:spacing w:before="28" w:after="28"/>
-            </w:pPr>
-            <w:r>
-              <w:rPr>
-                <w:sz w:val="15"/>
-                <w:szCs w:val="15"/>
-              </w:rPr>
-              <w:t xml:space="preserve">140,000</w:t>
-            </w:r>
-          </w:p>
-        </w:tc>
-      </w:tr>
-      <w:tr>
-        <w:tc>
-          <w:tcPr>
-            <w:tcW w:type="pct" w:w="2600"/>
-            <w:tcMar>
-              <w:top w:type="dxa" w:w="50"/>
-              <w:left w:type="dxa" w:w="110"/>
-              <w:bottom w:type="dxa" w:w="50"/>
-              <w:right w:type="dxa" w:w="110"/>
-            </w:tcMar>
-          </w:tcPr>
-          <w:p>
-            <w:pPr>
-              <w:spacing w:before="28" w:after="28"/>
-            </w:pPr>
-            <w:r>
-              <w:rPr>
-                <w:sz w:val="15"/>
-                <w:szCs w:val="15"/>
-              </w:rPr>
-              <w:t xml:space="preserve">Internal failure (cut by 45%)</w:t>
-            </w:r>
-          </w:p>
-        </w:tc>
-        <w:tc>
-          <w:tcPr>
-            <w:tcW w:type="pct" w:w="2400"/>
-            <w:tcMar>
-              <w:top w:type="dxa" w:w="50"/>
-              <w:left w:type="dxa" w:w="110"/>
-              <w:bottom w:type="dxa" w:w="50"/>
-              <w:right w:type="dxa" w:w="110"/>
-            </w:tcMar>
-          </w:tcPr>
-          <w:p>
-            <w:pPr>
-              <w:spacing w:before="28" w:after="28"/>
-            </w:pPr>
-            <w:r>
-              <w:rPr>
-                <w:sz w:val="15"/>
-                <w:szCs w:val="15"/>
-              </w:rPr>
-              <w:t xml:space="preserve">________</w:t>
             </w:r>
           </w:p>
         </w:tc>
@@ -8715,7 +9057,7 @@
                 <w:sz w:val="14"/>
                 <w:szCs w:val="14"/>
               </w:rPr>
-              <w:t xml:space="preserve">(6)</w:t>
+              <w:t xml:space="preserve">(8)</w:t>
             </w:r>
           </w:p>
         </w:tc>
@@ -8723,6 +9065,54 @@
           <w:tcPr>
             <w:tcW w:type="pct" w:w="2400"/>
             <w:shd w:fill="FBFAF6" w:val="clear"/>
+            <w:tcMar>
+              <w:top w:type="dxa" w:w="50"/>
+              <w:left w:type="dxa" w:w="110"/>
+              <w:bottom w:type="dxa" w:w="50"/>
+              <w:right w:type="dxa" w:w="110"/>
+            </w:tcMar>
+          </w:tcPr>
+          <w:p>
+            <w:pPr>
+              <w:spacing w:before="28" w:after="28"/>
+            </w:pPr>
+            <w:r>
+              <w:rPr>
+                <w:sz w:val="15"/>
+                <w:szCs w:val="15"/>
+              </w:rPr>
+              <w:t xml:space="preserve">140,000</w:t>
+            </w:r>
+          </w:p>
+        </w:tc>
+      </w:tr>
+      <w:tr>
+        <w:tc>
+          <w:tcPr>
+            <w:tcW w:type="pct" w:w="2600"/>
+            <w:tcMar>
+              <w:top w:type="dxa" w:w="50"/>
+              <w:left w:type="dxa" w:w="110"/>
+              <w:bottom w:type="dxa" w:w="50"/>
+              <w:right w:type="dxa" w:w="110"/>
+            </w:tcMar>
+          </w:tcPr>
+          <w:p>
+            <w:pPr>
+              <w:spacing w:before="28" w:after="28"/>
+            </w:pPr>
+            <w:r>
+              <w:rPr>
+                <w:sz w:val="15"/>
+                <w:szCs w:val="15"/>
+              </w:rPr>
+              <w:t xml:space="preserve">Internal failure (cut by 45%)</w:t>
+            </w:r>
+          </w:p>
+        </w:tc>
+        <w:tc>
+          <w:tcPr>
+            <w:tcW w:type="pct" w:w="2400"/>
             <w:tcMar>
               <w:top w:type="dxa" w:w="50"/>
               <w:left w:type="dxa" w:w="110"/>
@@ -8768,7 +9158,56 @@
                 <w:sz w:val="14"/>
                 <w:szCs w:val="14"/>
               </w:rPr>
-              <w:t xml:space="preserve">(7)</w:t>
+              <w:t xml:space="preserve">(9)</w:t>
+            </w:r>
+          </w:p>
+        </w:tc>
+        <w:tc>
+          <w:tcPr>
+            <w:tcW w:type="pct" w:w="2400"/>
+            <w:shd w:fill="FBFAF6" w:val="clear"/>
+            <w:tcMar>
+              <w:top w:type="dxa" w:w="50"/>
+              <w:left w:type="dxa" w:w="110"/>
+              <w:bottom w:type="dxa" w:w="50"/>
+              <w:right w:type="dxa" w:w="110"/>
+            </w:tcMar>
+          </w:tcPr>
+          <w:p>
+            <w:pPr>
+              <w:spacing w:before="28" w:after="28"/>
+            </w:pPr>
+            <w:r>
+              <w:rPr>
+                <w:sz w:val="15"/>
+                <w:szCs w:val="15"/>
+              </w:rPr>
+              <w:t xml:space="preserve">________</w:t>
+            </w:r>
+          </w:p>
+        </w:tc>
+      </w:tr>
+      <w:tr>
+        <w:tc>
+          <w:tcPr>
+            <w:tcW w:type="pct" w:w="2600"/>
+            <w:tcMar>
+              <w:top w:type="dxa" w:w="50"/>
+              <w:left w:type="dxa" w:w="110"/>
+              <w:bottom w:type="dxa" w:w="50"/>
+              <w:right w:type="dxa" w:w="110"/>
+            </w:tcMar>
+          </w:tcPr>
+          <w:p>
+            <w:pPr>
+              <w:spacing w:before="28" w:after="28"/>
+            </w:pPr>
+            <w:r>
+              <w:rPr>
+                <w:sz w:val="15"/>
+                <w:szCs w:val="15"/>
+              </w:rPr>
+              <w:t xml:space="preserve">Total after the program</w:t>
             </w:r>
           </w:p>
         </w:tc>
@@ -8853,7 +9292,188 @@
                 <w:sz w:val="16"/>
                 <w:szCs w:val="16"/>
               </w:rPr>
-              <w:t xml:space="preserve">External failure (cut by 60%)   ·   Prevention   ·   Internal failure (cut by 45%)   ·   Total after the program</w:t>
+              <w:t xml:space="preserve">continuous improvement   ·   Appraisal   ·   Prevention   ·   External failure (cut by 60%)</w:t>
+            </w:r>
+          </w:p>
+        </w:tc>
+      </w:tr>
+    </w:tbl>
+    <w:p/>
+    <w:p>
+      <w:pPr>
+        <w:pageBreakBefore w:val="true"/>
+        <w:spacing w:after="0"/>
+      </w:pPr>
+      <w:r>
+        <w:rPr>
+          <w:sz w:val="2"/>
+        </w:rPr>
+        <w:t xml:space="preserve"> </w:t>
+      </w:r>
+    </w:p>
+    <w:p>
+      <w:pPr>
+        <w:spacing w:before="44" w:after="14"/>
+      </w:pPr>
+      <w:r>
+        <w:rPr>
+          <w:b/>
+          <w:bCs/>
+          <w:color w:val="353A7C"/>
+          <w:sz w:val="18"/>
+          <w:szCs w:val="18"/>
+        </w:rPr>
+        <w:t xml:space="preserve">Summary 3</w:t>
+      </w:r>
+      <w:r>
+        <w:rPr>
+          <w:color w:val="6B7280"/>
+          <w:sz w:val="16"/>
+          <w:szCs w:val="16"/>
+        </w:rPr>
+        <w:t xml:space="preserve">      gaps 10–11</w:t>
+      </w:r>
+    </w:p>
+    <w:p>
+      <w:pPr>
+        <w:spacing w:before="20" w:after="20" w:line="360" w:lineRule="auto"/>
+        <w:ind w:left="200"/>
+      </w:pPr>
+      <w:r>
+        <w:rPr>
+          <w:sz w:val="19"/>
+          <w:szCs w:val="19"/>
+        </w:rPr>
+        <w:t xml:space="preserve">Prevention rises, and </w:t>
+      </w:r>
+      <w:r>
+        <w:rPr>
+          <w:b/>
+          <w:bCs/>
+          <w:color w:val="8186EF"/>
+          <w:sz w:val="15"/>
+          <w:szCs w:val="15"/>
+        </w:rPr>
+        <w:t xml:space="preserve"> (10) </w:t>
+      </w:r>
+      <w:r>
+        <w:rPr>
+          <w:u w:val="single"/>
+          <w:sz w:val="19"/>
+          <w:szCs w:val="19"/>
+        </w:rPr>
+        <w:t xml:space="preserve">            </w:t>
+      </w:r>
+      <w:r>
+        <w:rPr>
+          <w:sz w:val="19"/>
+          <w:szCs w:val="19"/>
+        </w:rPr>
+        <w:t xml:space="preserve"> </w:t>
+      </w:r>
+      <w:r>
+        <w:rPr>
+          <w:sz w:val="19"/>
+          <w:szCs w:val="19"/>
+        </w:rPr>
+        <w:t xml:space="preserve"> else falls by more. </w:t>
+      </w:r>
+      <w:r>
+        <w:rPr>
+          <w:sz w:val="19"/>
+          <w:szCs w:val="19"/>
+        </w:rPr>
+        <w:t xml:space="preserve">The net saving already deducts the extra prevention </w:t>
+      </w:r>
+      <w:r>
+        <w:rPr>
+          <w:b/>
+          <w:bCs/>
+          <w:color w:val="8186EF"/>
+          <w:sz w:val="15"/>
+          <w:szCs w:val="15"/>
+        </w:rPr>
+        <w:t xml:space="preserve"> (11) </w:t>
+      </w:r>
+      <w:r>
+        <w:rPr>
+          <w:u w:val="single"/>
+          <w:sz w:val="19"/>
+          <w:szCs w:val="19"/>
+        </w:rPr>
+        <w:t xml:space="preserve">           </w:t>
+      </w:r>
+      <w:r>
+        <w:rPr>
+          <w:sz w:val="19"/>
+          <w:szCs w:val="19"/>
+        </w:rPr>
+        <w:t xml:space="preserve"> </w:t>
+      </w:r>
+      <w:r>
+        <w:rPr>
+          <w:sz w:val="19"/>
+          <w:szCs w:val="19"/>
+        </w:rPr>
+        <w:t xml:space="preserve">. </w:t>
+      </w:r>
+    </w:p>
+    <w:tbl>
+      <w:tblPr>
+        <w:tblW w:type="pct" w:w="100%"/>
+        <w:tblLayout w:type="fixed"/>
+        <w:tblBorders>
+          <w:top w:val="single" w:color="FBFAF6" w:sz="4"/>
+          <w:left w:val="single" w:color="FBFAF6" w:sz="4"/>
+          <w:bottom w:val="single" w:color="FBFAF6" w:sz="4"/>
+          <w:right w:val="single" w:color="FBFAF6" w:sz="4"/>
+          <w:insideH w:val="single" w:color="FBFAF6" w:sz="4"/>
+          <w:insideV w:val="single" w:color="FBFAF6" w:sz="4"/>
+        </w:tblBorders>
+      </w:tblPr>
+      <w:tblGrid>
+        <w:gridCol w:w="9600"/>
+      </w:tblGrid>
+      <w:tr>
+        <w:tc>
+          <w:tcPr>
+            <w:tcW w:type="pct" w:w="5000"/>
+            <w:shd w:fill="FBFAF6" w:val="clear"/>
+            <w:tcMar>
+              <w:top w:type="dxa" w:w="40"/>
+              <w:left w:type="dxa" w:w="100"/>
+              <w:bottom w:type="dxa" w:w="40"/>
+              <w:right w:type="dxa" w:w="100"/>
+            </w:tcMar>
+          </w:tcPr>
+          <w:p>
+            <w:pPr>
+              <w:spacing w:before="18" w:after="6"/>
+            </w:pPr>
+            <w:r>
+              <w:rPr>
+                <w:b/>
+                <w:bCs/>
+                <w:color w:val="6B7280"/>
+                <w:sz w:val="14"/>
+                <w:szCs w:val="14"/>
+              </w:rPr>
+              <w:t xml:space="preserve">word list</w:t>
+            </w:r>
+          </w:p>
+          <w:p>
+            <w:pPr>
+              <w:spacing w:before="0" w:after="18"/>
+            </w:pPr>
+            <w:r>
+              <w:rPr>
+                <w:b/>
+                <w:bCs/>
+                <w:color w:val="353A7C"/>
+                <w:sz w:val="16"/>
+                <w:szCs w:val="16"/>
+              </w:rPr>
+              <w:t xml:space="preserve">everything   ·   process-control   ·   spending</w:t>
             </w:r>
           </w:p>
         </w:tc>
@@ -8983,7 +9603,7 @@
                 <w:sz w:val="16"/>
                 <w:szCs w:val="16"/>
               </w:rPr>
-              <w:t xml:space="preserve">5  </w:t>
+              <w:t xml:space="preserve">7  </w:t>
             </w:r>
             <w:r>
               <w:rPr>
@@ -9051,14 +9671,14 @@
                 <w:sz w:val="16"/>
                 <w:szCs w:val="16"/>
               </w:rPr>
-              <w:t xml:space="preserve">6  </w:t>
-            </w:r>
-            <w:r>
-              <w:rPr>
-                <w:sz w:val="16"/>
-                <w:szCs w:val="16"/>
-              </w:rPr>
-              <w:t xml:space="preserve">External failure (cut by 60%)</w:t>
+              <w:t xml:space="preserve">8  </w:t>
+            </w:r>
+            <w:r>
+              <w:rPr>
+                <w:sz w:val="16"/>
+                <w:szCs w:val="16"/>
+              </w:rPr>
+              <w:t xml:space="preserve">Appraisal</w:t>
             </w:r>
           </w:p>
         </w:tc>
@@ -9093,7 +9713,7 @@
                 <w:sz w:val="16"/>
                 <w:szCs w:val="16"/>
               </w:rPr>
-              <w:t xml:space="preserve">Prevention</w:t>
+              <w:t xml:space="preserve">quality</w:t>
             </w:r>
           </w:p>
         </w:tc>
@@ -9119,14 +9739,14 @@
                 <w:sz w:val="16"/>
                 <w:szCs w:val="16"/>
               </w:rPr>
-              <w:t xml:space="preserve">7  </w:t>
-            </w:r>
-            <w:r>
-              <w:rPr>
-                <w:sz w:val="16"/>
-                <w:szCs w:val="16"/>
-              </w:rPr>
-              <w:t xml:space="preserve">Total after the program</w:t>
+              <w:t xml:space="preserve">9  </w:t>
+            </w:r>
+            <w:r>
+              <w:rPr>
+                <w:sz w:val="16"/>
+                <w:szCs w:val="16"/>
+              </w:rPr>
+              <w:t xml:space="preserve">External failure (cut by 60%)</w:t>
             </w:r>
           </w:p>
         </w:tc>
@@ -9155,6 +9775,142 @@
                 <w:szCs w:val="16"/>
               </w:rPr>
               <w:t xml:space="preserve">4  </w:t>
+            </w:r>
+            <w:r>
+              <w:rPr>
+                <w:sz w:val="16"/>
+                <w:szCs w:val="16"/>
+              </w:rPr>
+              <w:t xml:space="preserve">saving</w:t>
+            </w:r>
+          </w:p>
+        </w:tc>
+        <w:tc>
+          <w:tcPr>
+            <w:tcW w:type="pct" w:w="2500"/>
+            <w:tcMar>
+              <w:top w:type="dxa" w:w="20"/>
+              <w:left w:type="dxa" w:w="80"/>
+              <w:bottom w:type="dxa" w:w="20"/>
+              <w:right w:type="dxa" w:w="80"/>
+            </w:tcMar>
+          </w:tcPr>
+          <w:p>
+            <w:pPr>
+              <w:spacing w:before="12" w:after="12"/>
+            </w:pPr>
+            <w:r>
+              <w:rPr>
+                <w:b/>
+                <w:bCs/>
+                <w:color w:val="8186EF"/>
+                <w:sz w:val="16"/>
+                <w:szCs w:val="16"/>
+              </w:rPr>
+              <w:t xml:space="preserve">10  </w:t>
+            </w:r>
+            <w:r>
+              <w:rPr>
+                <w:sz w:val="16"/>
+                <w:szCs w:val="16"/>
+              </w:rPr>
+              <w:t xml:space="preserve">everything</w:t>
+            </w:r>
+          </w:p>
+        </w:tc>
+      </w:tr>
+      <w:tr>
+        <w:tc>
+          <w:tcPr>
+            <w:tcW w:type="pct" w:w="2500"/>
+            <w:tcMar>
+              <w:top w:type="dxa" w:w="20"/>
+              <w:left w:type="dxa" w:w="80"/>
+              <w:bottom w:type="dxa" w:w="20"/>
+              <w:right w:type="dxa" w:w="80"/>
+            </w:tcMar>
+          </w:tcPr>
+          <w:p>
+            <w:pPr>
+              <w:spacing w:before="12" w:after="12"/>
+            </w:pPr>
+            <w:r>
+              <w:rPr>
+                <w:b/>
+                <w:bCs/>
+                <w:color w:val="8186EF"/>
+                <w:sz w:val="16"/>
+                <w:szCs w:val="16"/>
+              </w:rPr>
+              <w:t xml:space="preserve">5  </w:t>
+            </w:r>
+            <w:r>
+              <w:rPr>
+                <w:sz w:val="16"/>
+                <w:szCs w:val="16"/>
+              </w:rPr>
+              <w:t xml:space="preserve">Prevention</w:t>
+            </w:r>
+          </w:p>
+        </w:tc>
+        <w:tc>
+          <w:tcPr>
+            <w:tcW w:type="pct" w:w="2500"/>
+            <w:tcMar>
+              <w:top w:type="dxa" w:w="20"/>
+              <w:left w:type="dxa" w:w="80"/>
+              <w:bottom w:type="dxa" w:w="20"/>
+              <w:right w:type="dxa" w:w="80"/>
+            </w:tcMar>
+          </w:tcPr>
+          <w:p>
+            <w:pPr>
+              <w:spacing w:before="12" w:after="12"/>
+            </w:pPr>
+            <w:r>
+              <w:rPr>
+                <w:b/>
+                <w:bCs/>
+                <w:color w:val="8186EF"/>
+                <w:sz w:val="16"/>
+                <w:szCs w:val="16"/>
+              </w:rPr>
+              <w:t xml:space="preserve">11  </w:t>
+            </w:r>
+            <w:r>
+              <w:rPr>
+                <w:sz w:val="16"/>
+                <w:szCs w:val="16"/>
+              </w:rPr>
+              <w:t xml:space="preserve">spending</w:t>
+            </w:r>
+          </w:p>
+        </w:tc>
+      </w:tr>
+      <w:tr>
+        <w:tc>
+          <w:tcPr>
+            <w:tcW w:type="pct" w:w="2500"/>
+            <w:tcMar>
+              <w:top w:type="dxa" w:w="20"/>
+              <w:left w:type="dxa" w:w="80"/>
+              <w:bottom w:type="dxa" w:w="20"/>
+              <w:right w:type="dxa" w:w="80"/>
+            </w:tcMar>
+          </w:tcPr>
+          <w:p>
+            <w:pPr>
+              <w:spacing w:before="12" w:after="12"/>
+            </w:pPr>
+            <w:r>
+              <w:rPr>
+                <w:b/>
+                <w:bCs/>
+                <w:color w:val="8186EF"/>
+                <w:sz w:val="16"/>
+                <w:szCs w:val="16"/>
+              </w:rPr>
+              <w:t xml:space="preserve">6  </w:t>
             </w:r>
             <w:r>
               <w:rPr>
@@ -9228,6 +9984,54 @@
           <w:szCs w:val="15"/>
         </w:rPr>
         <w:t xml:space="preserve">Beverages plans a supplier-certification and process-control program. It adds $110,000 a year of prevention, cuts appraisal by $40,000, and is expected to cut internal failure by 45% and external failure by 60%.</w:t>
+      </w:r>
+    </w:p>
+    <w:p>
+      <w:pPr>
+        <w:spacing w:before="20" w:after="20"/>
+        <w:ind w:left="240" w:hanging="240"/>
+      </w:pPr>
+      <w:r>
+        <w:rPr>
+          <w:b/>
+          <w:bCs/>
+          <w:color w:val="353A7C"/>
+          <w:sz w:val="15"/>
+          <w:szCs w:val="15"/>
+        </w:rPr>
+        <w:t xml:space="preserve">Summary 2   </w:t>
+      </w:r>
+      <w:r>
+        <w:rPr>
+          <w:color w:val="6B7280"/>
+          <w:sz w:val="15"/>
+          <w:szCs w:val="15"/>
+        </w:rPr>
+        <w:t xml:space="preserve">The total cost of quality falls from $950,000 to $667,500, a net saving of $282,500 a year.</w:t>
+      </w:r>
+    </w:p>
+    <w:p>
+      <w:pPr>
+        <w:spacing w:before="20" w:after="20"/>
+        <w:ind w:left="240" w:hanging="240"/>
+      </w:pPr>
+      <w:r>
+        <w:rPr>
+          <w:b/>
+          <w:bCs/>
+          <w:color w:val="353A7C"/>
+          <w:sz w:val="15"/>
+          <w:szCs w:val="15"/>
+        </w:rPr>
+        <w:t xml:space="preserve">Summary 3   </w:t>
+      </w:r>
+      <w:r>
+        <w:rPr>
+          <w:color w:val="6B7280"/>
+          <w:sz w:val="15"/>
+          <w:szCs w:val="15"/>
+        </w:rPr>
+        <w:t xml:space="preserve">Prevention rises, and everything else falls by more. The net saving already deducts the extra prevention spending.</w:t>
       </w:r>
     </w:p>
     <w:p>
@@ -9334,7 +10138,7 @@
           <w:sz w:val="16"/>
           <w:szCs w:val="16"/>
         </w:rPr>
-        <w:t xml:space="preserve">      gaps 1–4</w:t>
+        <w:t xml:space="preserve">      gaps 1–6</w:t>
       </w:r>
     </w:p>
     <w:p>
@@ -9418,7 +10222,7 @@
           <w:sz w:val="19"/>
           <w:szCs w:val="19"/>
         </w:rPr>
-        <w:t xml:space="preserve">Cost of quality 2027: </w:t>
+        <w:t xml:space="preserve">Cost of quality 2027: prevention $120,000, appraisal $180,000, </w:t>
       </w:r>
       <w:r>
         <w:rPr>
@@ -9436,7 +10240,7 @@
           <w:sz w:val="19"/>
           <w:szCs w:val="19"/>
         </w:rPr>
-        <w:t xml:space="preserve">            </w:t>
+        <w:t xml:space="preserve">           </w:t>
       </w:r>
       <w:r>
         <w:rPr>
@@ -9450,7 +10254,7 @@
           <w:sz w:val="19"/>
           <w:szCs w:val="19"/>
         </w:rPr>
-        <w:t xml:space="preserve"> $120,000, appraisal $180,000, </w:t>
+        <w:t xml:space="preserve"> failure $250,000, </w:t>
       </w:r>
       <w:r>
         <w:rPr>
@@ -9482,14 +10286,92 @@
           <w:sz w:val="19"/>
           <w:szCs w:val="19"/>
         </w:rPr>
-        <w:t xml:space="preserve"> failure $250,000, external failure $400,000. </w:t>
-      </w:r>
-      <w:r>
-        <w:rPr>
-          <w:sz w:val="19"/>
-          <w:szCs w:val="19"/>
-        </w:rPr>
-        <w:t xml:space="preserve">Improvements: the quality program (Section 16.4) and the changeover kaizen (Section 16.1). </w:t>
+        <w:t xml:space="preserve"> failure $400,000. </w:t>
+      </w:r>
+      <w:r>
+        <w:rPr>
+          <w:sz w:val="19"/>
+          <w:szCs w:val="19"/>
+        </w:rPr>
+        <w:t xml:space="preserve"/>
+      </w:r>
+      <w:r>
+        <w:rPr>
+          <w:b/>
+          <w:bCs/>
+          <w:color w:val="8186EF"/>
+          <w:sz w:val="15"/>
+          <w:szCs w:val="15"/>
+        </w:rPr>
+        <w:t xml:space="preserve"> (5) </w:t>
+      </w:r>
+      <w:r>
+        <w:rPr>
+          <w:u w:val="single"/>
+          <w:sz w:val="19"/>
+          <w:szCs w:val="19"/>
+        </w:rPr>
+        <w:t xml:space="preserve">              </w:t>
+      </w:r>
+      <w:r>
+        <w:rPr>
+          <w:sz w:val="19"/>
+          <w:szCs w:val="19"/>
+        </w:rPr>
+        <w:t xml:space="preserve"> </w:t>
+      </w:r>
+      <w:r>
+        <w:rPr>
+          <w:sz w:val="19"/>
+          <w:szCs w:val="19"/>
+        </w:rPr>
+        <w:t xml:space="preserve">: the quality program (Section 16.4) and the </w:t>
+      </w:r>
+      <w:r>
+        <w:rPr>
+          <w:b/>
+          <w:bCs/>
+          <w:color w:val="8186EF"/>
+          <w:sz w:val="15"/>
+          <w:szCs w:val="15"/>
+        </w:rPr>
+        <w:t xml:space="preserve"> (6) </w:t>
+      </w:r>
+      <w:r>
+        <w:rPr>
+          <w:u w:val="single"/>
+          <w:sz w:val="19"/>
+          <w:szCs w:val="19"/>
+        </w:rPr>
+        <w:t xml:space="preserve">            </w:t>
+      </w:r>
+      <w:r>
+        <w:rPr>
+          <w:sz w:val="19"/>
+          <w:szCs w:val="19"/>
+        </w:rPr>
+        <w:t xml:space="preserve"> </w:t>
+      </w:r>
+      <w:r>
+        <w:rPr>
+          <w:sz w:val="19"/>
+          <w:szCs w:val="19"/>
+        </w:rPr>
+        <w:t xml:space="preserve"> kaizen (Section 16.1). </w:t>
+      </w:r>
+      <w:r>
+        <w:rPr>
+          <w:sz w:val="19"/>
+          <w:szCs w:val="19"/>
+        </w:rPr>
+        <w:t xml:space="preserve">Failure costs fall by $352,500 and appraisal by $40,000, against $110,000 of extra prevention. </w:t>
+      </w:r>
+      <w:r>
+        <w:rPr>
+          <w:sz w:val="19"/>
+          <w:szCs w:val="19"/>
+        </w:rPr>
+        <w:t xml:space="preserve">With the kaizen saving, the total yearly impact is shown on the last line. </w:t>
       </w:r>
     </w:p>
     <w:tbl>
@@ -9547,7 +10429,7 @@
                 <w:sz w:val="16"/>
                 <w:szCs w:val="16"/>
               </w:rPr>
-              <w:t xml:space="preserve">presented   ·   prevention   ·   together   ·   internal   ·   compute</w:t>
+              <w:t xml:space="preserve">presented   ·   internal   ·   changeover   ·   together   ·   external   ·   Improvements   ·   compute</w:t>
             </w:r>
           </w:p>
         </w:tc>
@@ -9690,53 +10572,6 @@
       </w:tr>
     </w:tbl>
     <w:p/>
-    <w:tbl>
-      <w:tblPr>
-        <w:tblW w:type="pct" w:w="100%"/>
-        <w:tblLayout w:type="fixed"/>
-        <w:tblBorders>
-          <w:top w:val="single" w:color="353A7C" w:sz="4"/>
-          <w:left w:val="single" w:color="353A7C" w:sz="4"/>
-          <w:bottom w:val="single" w:color="353A7C" w:sz="4"/>
-          <w:right w:val="single" w:color="353A7C" w:sz="4"/>
-          <w:insideH w:val="single" w:color="353A7C" w:sz="4"/>
-          <w:insideV w:val="single" w:color="353A7C" w:sz="4"/>
-        </w:tblBorders>
-      </w:tblPr>
-      <w:tblGrid>
-        <w:gridCol w:w="9600"/>
-      </w:tblGrid>
-      <w:tr>
-        <w:tc>
-          <w:tcPr>
-            <w:tcW w:type="pct" w:w="5000"/>
-            <w:shd w:fill="F2F4FB" w:val="clear"/>
-            <w:tcMar>
-              <w:top w:type="dxa" w:w="50"/>
-              <w:left w:type="dxa" w:w="110"/>
-              <w:bottom w:type="dxa" w:w="50"/>
-              <w:right w:type="dxa" w:w="110"/>
-            </w:tcMar>
-          </w:tcPr>
-          <w:p>
-            <w:pPr>
-              <w:spacing w:before="30" w:after="30"/>
-            </w:pPr>
-            <w:r>
-              <w:rPr>
-                <w:b/>
-                <w:bCs/>
-                <w:color w:val="353A7C"/>
-                <w:sz w:val="19"/>
-                <w:szCs w:val="19"/>
-              </w:rPr>
-              <w:t xml:space="preserve">Everything ties</w:t>
-            </w:r>
-          </w:p>
-        </w:tc>
-      </w:tr>
-    </w:tbl>
-    <w:p/>
     <w:p>
       <w:pPr>
         <w:spacing w:before="44" w:after="14"/>
@@ -9757,7 +10592,7 @@
           <w:sz w:val="16"/>
           <w:szCs w:val="16"/>
         </w:rPr>
-        <w:t xml:space="preserve">      gaps 6–7</w:t>
+        <w:t xml:space="preserve">      gaps 8–9</w:t>
       </w:r>
     </w:p>
     <w:p>
@@ -9770,7 +10605,7 @@
           <w:sz w:val="19"/>
           <w:szCs w:val="19"/>
         </w:rPr>
-        <w:t xml:space="preserve">Fall in failure costs $352,500 + fall in </w:t>
+        <w:t xml:space="preserve">Failure costs fall from 68% to 45% of the total: the </w:t>
       </w:r>
       <w:r>
         <w:rPr>
@@ -9780,7 +10615,7 @@
           <w:sz w:val="15"/>
           <w:szCs w:val="15"/>
         </w:rPr>
-        <w:t xml:space="preserve"> (6) </w:t>
+        <w:t xml:space="preserve"> (8) </w:t>
       </w:r>
       <w:r>
         <w:rPr>
@@ -9802,7 +10637,7 @@
           <w:sz w:val="19"/>
           <w:szCs w:val="19"/>
         </w:rPr>
-        <w:t xml:space="preserve"> $40,000 − extra </w:t>
+        <w:t xml:space="preserve"> now spends its </w:t>
       </w:r>
       <w:r>
         <w:rPr>
@@ -9812,7 +10647,7 @@
           <w:sz w:val="15"/>
           <w:szCs w:val="15"/>
         </w:rPr>
-        <w:t xml:space="preserve"> (7) </w:t>
+        <w:t xml:space="preserve"> (9) </w:t>
       </w:r>
       <w:r>
         <w:rPr>
@@ -9820,7 +10655,7 @@
           <w:sz w:val="19"/>
           <w:szCs w:val="19"/>
         </w:rPr>
-        <w:t xml:space="preserve">            </w:t>
+        <w:t xml:space="preserve">           </w:t>
       </w:r>
       <w:r>
         <w:rPr>
@@ -9834,7 +10669,7 @@
           <w:sz w:val="19"/>
           <w:szCs w:val="19"/>
         </w:rPr>
-        <w:t xml:space="preserve"> $110,000 = $282,500. </w:t>
+        <w:t xml:space="preserve"> money earlier in the process. </w:t>
       </w:r>
     </w:p>
     <w:tbl>
@@ -9892,7 +10727,7 @@
                 <w:sz w:val="16"/>
                 <w:szCs w:val="16"/>
               </w:rPr>
-              <w:t xml:space="preserve">prevention   ·   quality   ·   appraisal</w:t>
+              <w:t xml:space="preserve">quality   ·   process   ·   division</w:t>
             </w:r>
           </w:p>
         </w:tc>
@@ -9939,7 +10774,7 @@
                 <w:sz w:val="19"/>
                 <w:szCs w:val="19"/>
               </w:rPr>
-              <w:t xml:space="preserve">Exam view</w:t>
+              <w:t xml:space="preserve">Everything ties</w:t>
             </w:r>
           </w:p>
         </w:tc>
@@ -9966,7 +10801,7 @@
           <w:sz w:val="16"/>
           <w:szCs w:val="16"/>
         </w:rPr>
-        <w:t xml:space="preserve">      gaps 8–10</w:t>
+        <w:t xml:space="preserve">      gaps 10–11</w:t>
       </w:r>
     </w:p>
     <w:p>
@@ -9979,7 +10814,7 @@
           <w:sz w:val="19"/>
           <w:szCs w:val="19"/>
         </w:rPr>
-        <w:t xml:space="preserve">Expect a list of quality costs to classify, then a </w:t>
+        <w:t xml:space="preserve">Fall in failure costs $352,500 + fall in </w:t>
       </w:r>
       <w:r>
         <w:rPr>
@@ -9989,7 +10824,7 @@
           <w:sz w:val="15"/>
           <w:szCs w:val="15"/>
         </w:rPr>
-        <w:t xml:space="preserve"> (8) </w:t>
+        <w:t xml:space="preserve"> (10) </w:t>
       </w:r>
       <w:r>
         <w:rPr>
@@ -10011,7 +10846,7 @@
           <w:sz w:val="19"/>
           <w:szCs w:val="19"/>
         </w:rPr>
-        <w:t xml:space="preserve"> that raises </w:t>
+        <w:t xml:space="preserve"> $40,000 − extra </w:t>
       </w:r>
       <w:r>
         <w:rPr>
@@ -10021,7 +10856,7 @@
           <w:sz w:val="15"/>
           <w:szCs w:val="15"/>
         </w:rPr>
-        <w:t xml:space="preserve"> (9) </w:t>
+        <w:t xml:space="preserve"> (11) </w:t>
       </w:r>
       <w:r>
         <w:rPr>
@@ -10043,46 +10878,7 @@
           <w:sz w:val="19"/>
           <w:szCs w:val="19"/>
         </w:rPr>
-        <w:t xml:space="preserve"> or appraisal and lowers failure costs. </w:t>
-      </w:r>
-      <w:r>
-        <w:rPr>
-          <w:sz w:val="19"/>
-          <w:szCs w:val="19"/>
-        </w:rPr>
-        <w:t xml:space="preserve">Classify first, then compute the new total; the answer is the net change, after the extra </w:t>
-      </w:r>
-      <w:r>
-        <w:rPr>
-          <w:b/>
-          <w:bCs/>
-          <w:color w:val="8186EF"/>
-          <w:sz w:val="15"/>
-          <w:szCs w:val="15"/>
-        </w:rPr>
-        <w:t xml:space="preserve"> (10) </w:t>
-      </w:r>
-      <w:r>
-        <w:rPr>
-          <w:u w:val="single"/>
-          <w:sz w:val="19"/>
-          <w:szCs w:val="19"/>
-        </w:rPr>
-        <w:t xml:space="preserve">           </w:t>
-      </w:r>
-      <w:r>
-        <w:rPr>
-          <w:sz w:val="19"/>
-          <w:szCs w:val="19"/>
-        </w:rPr>
-        <w:t xml:space="preserve"> </w:t>
-      </w:r>
-      <w:r>
-        <w:rPr>
-          <w:sz w:val="19"/>
-          <w:szCs w:val="19"/>
-        </w:rPr>
-        <w:t xml:space="preserve">. </w:t>
+        <w:t xml:space="preserve"> $110,000 = $282,500. </w:t>
       </w:r>
     </w:p>
     <w:tbl>
@@ -10140,7 +10936,54 @@
                 <w:sz w:val="16"/>
                 <w:szCs w:val="16"/>
               </w:rPr>
-              <w:t xml:space="preserve">together   ·   prevention   ·   spending   ·   proposal</w:t>
+              <w:t xml:space="preserve">prevention   ·   appraisal   ·   process</w:t>
+            </w:r>
+          </w:p>
+        </w:tc>
+      </w:tr>
+    </w:tbl>
+    <w:p/>
+    <w:tbl>
+      <w:tblPr>
+        <w:tblW w:type="pct" w:w="100%"/>
+        <w:tblLayout w:type="fixed"/>
+        <w:tblBorders>
+          <w:top w:val="single" w:color="353A7C" w:sz="4"/>
+          <w:left w:val="single" w:color="353A7C" w:sz="4"/>
+          <w:bottom w:val="single" w:color="353A7C" w:sz="4"/>
+          <w:right w:val="single" w:color="353A7C" w:sz="4"/>
+          <w:insideH w:val="single" w:color="353A7C" w:sz="4"/>
+          <w:insideV w:val="single" w:color="353A7C" w:sz="4"/>
+        </w:tblBorders>
+      </w:tblPr>
+      <w:tblGrid>
+        <w:gridCol w:w="9600"/>
+      </w:tblGrid>
+      <w:tr>
+        <w:tc>
+          <w:tcPr>
+            <w:tcW w:type="pct" w:w="5000"/>
+            <w:shd w:fill="F2F4FB" w:val="clear"/>
+            <w:tcMar>
+              <w:top w:type="dxa" w:w="50"/>
+              <w:left w:type="dxa" w:w="110"/>
+              <w:bottom w:type="dxa" w:w="50"/>
+              <w:right w:type="dxa" w:w="110"/>
+            </w:tcMar>
+          </w:tcPr>
+          <w:p>
+            <w:pPr>
+              <w:spacing w:before="30" w:after="30"/>
+            </w:pPr>
+            <w:r>
+              <w:rPr>
+                <w:b/>
+                <w:bCs/>
+                <w:color w:val="353A7C"/>
+                <w:sz w:val="19"/>
+                <w:szCs w:val="19"/>
+              </w:rPr>
+              <w:t xml:space="preserve">Exam view</w:t>
             </w:r>
           </w:p>
         </w:tc>
@@ -10159,6 +11002,207 @@
         <w:t xml:space="preserve"> </w:t>
       </w:r>
     </w:p>
+    <w:p>
+      <w:pPr>
+        <w:spacing w:before="44" w:after="14"/>
+      </w:pPr>
+      <w:r>
+        <w:rPr>
+          <w:b/>
+          <w:bCs/>
+          <w:color w:val="353A7C"/>
+          <w:sz w:val="18"/>
+          <w:szCs w:val="18"/>
+        </w:rPr>
+        <w:t xml:space="preserve">Summary 4</w:t>
+      </w:r>
+      <w:r>
+        <w:rPr>
+          <w:color w:val="6B7280"/>
+          <w:sz w:val="16"/>
+          <w:szCs w:val="16"/>
+        </w:rPr>
+        <w:t xml:space="preserve">      gaps 12–14</w:t>
+      </w:r>
+    </w:p>
+    <w:p>
+      <w:pPr>
+        <w:spacing w:before="20" w:after="20" w:line="360" w:lineRule="auto"/>
+        <w:ind w:left="200"/>
+      </w:pPr>
+      <w:r>
+        <w:rPr>
+          <w:sz w:val="19"/>
+          <w:szCs w:val="19"/>
+        </w:rPr>
+        <w:t xml:space="preserve">Expect a list of quality costs to classify, then a </w:t>
+      </w:r>
+      <w:r>
+        <w:rPr>
+          <w:b/>
+          <w:bCs/>
+          <w:color w:val="8186EF"/>
+          <w:sz w:val="15"/>
+          <w:szCs w:val="15"/>
+        </w:rPr>
+        <w:t xml:space="preserve"> (12) </w:t>
+      </w:r>
+      <w:r>
+        <w:rPr>
+          <w:u w:val="single"/>
+          <w:sz w:val="19"/>
+          <w:szCs w:val="19"/>
+        </w:rPr>
+        <w:t xml:space="preserve">           </w:t>
+      </w:r>
+      <w:r>
+        <w:rPr>
+          <w:sz w:val="19"/>
+          <w:szCs w:val="19"/>
+        </w:rPr>
+        <w:t xml:space="preserve"> </w:t>
+      </w:r>
+      <w:r>
+        <w:rPr>
+          <w:sz w:val="19"/>
+          <w:szCs w:val="19"/>
+        </w:rPr>
+        <w:t xml:space="preserve"> that raises </w:t>
+      </w:r>
+      <w:r>
+        <w:rPr>
+          <w:b/>
+          <w:bCs/>
+          <w:color w:val="8186EF"/>
+          <w:sz w:val="15"/>
+          <w:szCs w:val="15"/>
+        </w:rPr>
+        <w:t xml:space="preserve"> (13) </w:t>
+      </w:r>
+      <w:r>
+        <w:rPr>
+          <w:u w:val="single"/>
+          <w:sz w:val="19"/>
+          <w:szCs w:val="19"/>
+        </w:rPr>
+        <w:t xml:space="preserve">            </w:t>
+      </w:r>
+      <w:r>
+        <w:rPr>
+          <w:sz w:val="19"/>
+          <w:szCs w:val="19"/>
+        </w:rPr>
+        <w:t xml:space="preserve"> </w:t>
+      </w:r>
+      <w:r>
+        <w:rPr>
+          <w:sz w:val="19"/>
+          <w:szCs w:val="19"/>
+        </w:rPr>
+        <w:t xml:space="preserve"> or appraisal and lowers failure costs. </w:t>
+      </w:r>
+      <w:r>
+        <w:rPr>
+          <w:sz w:val="19"/>
+          <w:szCs w:val="19"/>
+        </w:rPr>
+        <w:t xml:space="preserve">Classify first, then compute the new total; the answer is the net change, after the extra </w:t>
+      </w:r>
+      <w:r>
+        <w:rPr>
+          <w:b/>
+          <w:bCs/>
+          <w:color w:val="8186EF"/>
+          <w:sz w:val="15"/>
+          <w:szCs w:val="15"/>
+        </w:rPr>
+        <w:t xml:space="preserve"> (14) </w:t>
+      </w:r>
+      <w:r>
+        <w:rPr>
+          <w:u w:val="single"/>
+          <w:sz w:val="19"/>
+          <w:szCs w:val="19"/>
+        </w:rPr>
+        <w:t xml:space="preserve">           </w:t>
+      </w:r>
+      <w:r>
+        <w:rPr>
+          <w:sz w:val="19"/>
+          <w:szCs w:val="19"/>
+        </w:rPr>
+        <w:t xml:space="preserve"> </w:t>
+      </w:r>
+      <w:r>
+        <w:rPr>
+          <w:sz w:val="19"/>
+          <w:szCs w:val="19"/>
+        </w:rPr>
+        <w:t xml:space="preserve">. </w:t>
+      </w:r>
+    </w:p>
+    <w:tbl>
+      <w:tblPr>
+        <w:tblW w:type="pct" w:w="100%"/>
+        <w:tblLayout w:type="fixed"/>
+        <w:tblBorders>
+          <w:top w:val="single" w:color="FBFAF6" w:sz="4"/>
+          <w:left w:val="single" w:color="FBFAF6" w:sz="4"/>
+          <w:bottom w:val="single" w:color="FBFAF6" w:sz="4"/>
+          <w:right w:val="single" w:color="FBFAF6" w:sz="4"/>
+          <w:insideH w:val="single" w:color="FBFAF6" w:sz="4"/>
+          <w:insideV w:val="single" w:color="FBFAF6" w:sz="4"/>
+        </w:tblBorders>
+      </w:tblPr>
+      <w:tblGrid>
+        <w:gridCol w:w="9600"/>
+      </w:tblGrid>
+      <w:tr>
+        <w:tc>
+          <w:tcPr>
+            <w:tcW w:type="pct" w:w="5000"/>
+            <w:shd w:fill="FBFAF6" w:val="clear"/>
+            <w:tcMar>
+              <w:top w:type="dxa" w:w="40"/>
+              <w:left w:type="dxa" w:w="100"/>
+              <w:bottom w:type="dxa" w:w="40"/>
+              <w:right w:type="dxa" w:w="100"/>
+            </w:tcMar>
+          </w:tcPr>
+          <w:p>
+            <w:pPr>
+              <w:spacing w:before="18" w:after="6"/>
+            </w:pPr>
+            <w:r>
+              <w:rPr>
+                <w:b/>
+                <w:bCs/>
+                <w:color w:val="6B7280"/>
+                <w:sz w:val="14"/>
+                <w:szCs w:val="14"/>
+              </w:rPr>
+              <w:t xml:space="preserve">word list</w:t>
+            </w:r>
+          </w:p>
+          <w:p>
+            <w:pPr>
+              <w:spacing w:before="0" w:after="18"/>
+            </w:pPr>
+            <w:r>
+              <w:rPr>
+                <w:b/>
+                <w:bCs/>
+                <w:color w:val="353A7C"/>
+                <w:sz w:val="16"/>
+                <w:szCs w:val="16"/>
+              </w:rPr>
+              <w:t xml:space="preserve">spending   ·   proposal   ·   together   ·   prevention</w:t>
+            </w:r>
+          </w:p>
+        </w:tc>
+      </w:tr>
+    </w:tbl>
+    <w:p/>
     <w:p>
       <w:pPr>
         <w:spacing w:before="44" w:after="10"/>
@@ -10288,7 +11332,7 @@
                 <w:sz w:val="16"/>
                 <w:szCs w:val="16"/>
               </w:rPr>
-              <w:t xml:space="preserve">Scrapped batches   ·   Supplier audits   ·   Staff training in hygiene   ·   Handling customer complaints   ·   Returns from Barada</w:t>
+              <w:t xml:space="preserve">Supplier audits   ·   Staff training in hygiene   ·   Returns from Barada   ·   Reworking under-filled jars   ·   Scrapped batches</w:t>
             </w:r>
           </w:p>
         </w:tc>
@@ -10445,7 +11489,7 @@
                 <w:sz w:val="14"/>
                 <w:szCs w:val="14"/>
               </w:rPr>
-              <w:t xml:space="preserve">(15)</w:t>
+              <w:t xml:space="preserve">(19)</w:t>
             </w:r>
           </w:p>
         </w:tc>
@@ -10557,13 +11601,25 @@
                 <w:sz w:val="16"/>
                 <w:szCs w:val="16"/>
               </w:rPr>
-              <w:t xml:space="preserve">$250,000 × (100% − 45%) = $137,500   ·   $400,000 × (100% − 60%) = $160,000</w:t>
+              <w:t xml:space="preserve">$400,000 × (100% − 60%) = $160,000   ·   $250,000 × (100% − 45%) = $137,500</w:t>
             </w:r>
           </w:p>
         </w:tc>
       </w:tr>
     </w:tbl>
     <w:p/>
+    <w:p>
+      <w:pPr>
+        <w:pageBreakBefore w:val="true"/>
+        <w:spacing w:after="0"/>
+      </w:pPr>
+      <w:r>
+        <w:rPr>
+          <w:sz w:val="2"/>
+        </w:rPr>
+        <w:t xml:space="preserve"> </w:t>
+      </w:r>
+    </w:p>
     <w:p>
       <w:pPr>
         <w:spacing w:before="44" w:after="10"/>
@@ -10693,25 +11749,13 @@
                 <w:sz w:val="16"/>
                 <w:szCs w:val="16"/>
               </w:rPr>
-              <w:t xml:space="preserve">Lost sales after a recall (estimate)   ·   appraisal costs   ·   Final inspection of jars   ·   Returns from Barada   ·   Scrapped batches   ·   Supplier audits</w:t>
+              <w:t xml:space="preserve">Scrapped batches   ·   Testing incoming sesame   ·   Handling customer complaints   ·   Staff training in hygiene   ·   Returns from Barada   ·   Final inspection of jars</w:t>
             </w:r>
           </w:p>
         </w:tc>
       </w:tr>
     </w:tbl>
     <w:p/>
-    <w:p>
-      <w:pPr>
-        <w:pageBreakBefore w:val="true"/>
-        <w:spacing w:after="0"/>
-      </w:pPr>
-      <w:r>
-        <w:rPr>
-          <w:sz w:val="2"/>
-        </w:rPr>
-        <w:t xml:space="preserve"> </w:t>
-      </w:r>
-    </w:p>
     <w:p>
       <w:pPr>
         <w:spacing w:before="44" w:after="10"/>
@@ -11226,14 +12270,14 @@
                 <w:sz w:val="16"/>
                 <w:szCs w:val="16"/>
               </w:rPr>
-              <w:t xml:space="preserve">12  </w:t>
-            </w:r>
-            <w:r>
-              <w:rPr>
-                <w:sz w:val="16"/>
-                <w:szCs w:val="16"/>
-              </w:rPr>
-              <w:t xml:space="preserve">Staff training in hygiene</w:t>
+              <w:t xml:space="preserve">14  </w:t>
+            </w:r>
+            <w:r>
+              <w:rPr>
+                <w:sz w:val="16"/>
+                <w:szCs w:val="16"/>
+              </w:rPr>
+              <w:t xml:space="preserve">spending</w:t>
             </w:r>
           </w:p>
         </w:tc>
@@ -11294,14 +12338,14 @@
                 <w:sz w:val="16"/>
                 <w:szCs w:val="16"/>
               </w:rPr>
-              <w:t xml:space="preserve">13  </w:t>
-            </w:r>
-            <w:r>
-              <w:rPr>
-                <w:sz w:val="16"/>
-                <w:szCs w:val="16"/>
-              </w:rPr>
-              <w:t xml:space="preserve">Returns from Barada</w:t>
+              <w:t xml:space="preserve">15  </w:t>
+            </w:r>
+            <w:r>
+              <w:rPr>
+                <w:sz w:val="16"/>
+                <w:szCs w:val="16"/>
+              </w:rPr>
+              <w:t xml:space="preserve">Supplier audits</w:t>
             </w:r>
           </w:p>
         </w:tc>
@@ -11336,7 +12380,7 @@
                 <w:sz w:val="16"/>
                 <w:szCs w:val="16"/>
               </w:rPr>
-              <w:t xml:space="preserve">prevention</w:t>
+              <w:t xml:space="preserve">internal</w:t>
             </w:r>
           </w:p>
         </w:tc>
@@ -11362,14 +12406,14 @@
                 <w:sz w:val="16"/>
                 <w:szCs w:val="16"/>
               </w:rPr>
-              <w:t xml:space="preserve">14  </w:t>
-            </w:r>
-            <w:r>
-              <w:rPr>
-                <w:sz w:val="16"/>
-                <w:szCs w:val="16"/>
-              </w:rPr>
-              <w:t xml:space="preserve">Handling customer complaints</w:t>
+              <w:t xml:space="preserve">16  </w:t>
+            </w:r>
+            <w:r>
+              <w:rPr>
+                <w:sz w:val="16"/>
+                <w:szCs w:val="16"/>
+              </w:rPr>
+              <w:t xml:space="preserve">Staff training in hygiene</w:t>
             </w:r>
           </w:p>
         </w:tc>
@@ -11404,7 +12448,7 @@
                 <w:sz w:val="16"/>
                 <w:szCs w:val="16"/>
               </w:rPr>
-              <w:t xml:space="preserve">internal</w:t>
+              <w:t xml:space="preserve">external</w:t>
             </w:r>
           </w:p>
         </w:tc>
@@ -11430,14 +12474,14 @@
                 <w:sz w:val="16"/>
                 <w:szCs w:val="16"/>
               </w:rPr>
-              <w:t xml:space="preserve">15  </w:t>
-            </w:r>
-            <w:r>
-              <w:rPr>
-                <w:sz w:val="16"/>
-                <w:szCs w:val="16"/>
-              </w:rPr>
-              <w:t xml:space="preserve">$250,000 × (100% − 45%) = $137,500</w:t>
+              <w:t xml:space="preserve">17  </w:t>
+            </w:r>
+            <w:r>
+              <w:rPr>
+                <w:sz w:val="16"/>
+                <w:szCs w:val="16"/>
+              </w:rPr>
+              <w:t xml:space="preserve">Scrapped batches</w:t>
             </w:r>
           </w:p>
         </w:tc>
@@ -11472,7 +12516,7 @@
                 <w:sz w:val="16"/>
                 <w:szCs w:val="16"/>
               </w:rPr>
-              <w:t xml:space="preserve">Fall in failure costs</w:t>
+              <w:t xml:space="preserve">Improvements</w:t>
             </w:r>
           </w:p>
         </w:tc>
@@ -11498,14 +12542,14 @@
                 <w:sz w:val="16"/>
                 <w:szCs w:val="16"/>
               </w:rPr>
-              <w:t xml:space="preserve">16  </w:t>
-            </w:r>
-            <w:r>
-              <w:rPr>
-                <w:sz w:val="16"/>
-                <w:szCs w:val="16"/>
-              </w:rPr>
-              <w:t xml:space="preserve">Supplier audits</w:t>
+              <w:t xml:space="preserve">18  </w:t>
+            </w:r>
+            <w:r>
+              <w:rPr>
+                <w:sz w:val="16"/>
+                <w:szCs w:val="16"/>
+              </w:rPr>
+              <w:t xml:space="preserve">Returns from Barada</w:t>
             </w:r>
           </w:p>
         </w:tc>
@@ -11540,7 +12584,7 @@
                 <w:sz w:val="16"/>
                 <w:szCs w:val="16"/>
               </w:rPr>
-              <w:t xml:space="preserve">appraisal</w:t>
+              <w:t xml:space="preserve">changeover</w:t>
             </w:r>
           </w:p>
         </w:tc>
@@ -11566,14 +12610,14 @@
                 <w:sz w:val="16"/>
                 <w:szCs w:val="16"/>
               </w:rPr>
-              <w:t xml:space="preserve">17  </w:t>
-            </w:r>
-            <w:r>
-              <w:rPr>
-                <w:sz w:val="16"/>
-                <w:szCs w:val="16"/>
-              </w:rPr>
-              <w:t xml:space="preserve">Final inspection of jars</w:t>
+              <w:t xml:space="preserve">19  </w:t>
+            </w:r>
+            <w:r>
+              <w:rPr>
+                <w:sz w:val="16"/>
+                <w:szCs w:val="16"/>
+              </w:rPr>
+              <w:t xml:space="preserve">$250,000 × (100% − 45%) = $137,500</w:t>
             </w:r>
           </w:p>
         </w:tc>
@@ -11608,7 +12652,7 @@
                 <w:sz w:val="16"/>
                 <w:szCs w:val="16"/>
               </w:rPr>
-              <w:t xml:space="preserve">prevention</w:t>
+              <w:t xml:space="preserve">Fall in failure costs</w:t>
             </w:r>
           </w:p>
         </w:tc>
@@ -11634,14 +12678,14 @@
                 <w:sz w:val="16"/>
                 <w:szCs w:val="16"/>
               </w:rPr>
-              <w:t xml:space="preserve">18  </w:t>
-            </w:r>
-            <w:r>
-              <w:rPr>
-                <w:sz w:val="16"/>
-                <w:szCs w:val="16"/>
-              </w:rPr>
-              <w:t xml:space="preserve">Scrapped batches</w:t>
+              <w:t xml:space="preserve">20  </w:t>
+            </w:r>
+            <w:r>
+              <w:rPr>
+                <w:sz w:val="16"/>
+                <w:szCs w:val="16"/>
+              </w:rPr>
+              <w:t xml:space="preserve">Staff training in hygiene</w:t>
             </w:r>
           </w:p>
         </w:tc>
@@ -11676,7 +12720,7 @@
                 <w:sz w:val="16"/>
                 <w:szCs w:val="16"/>
               </w:rPr>
-              <w:t xml:space="preserve">proposal</w:t>
+              <w:t xml:space="preserve">division</w:t>
             </w:r>
           </w:p>
         </w:tc>
@@ -11702,14 +12746,14 @@
                 <w:sz w:val="16"/>
                 <w:szCs w:val="16"/>
               </w:rPr>
-              <w:t xml:space="preserve">19  </w:t>
-            </w:r>
-            <w:r>
-              <w:rPr>
-                <w:sz w:val="16"/>
-                <w:szCs w:val="16"/>
-              </w:rPr>
-              <w:t xml:space="preserve">Returns from Barada</w:t>
+              <w:t xml:space="preserve">21  </w:t>
+            </w:r>
+            <w:r>
+              <w:rPr>
+                <w:sz w:val="16"/>
+                <w:szCs w:val="16"/>
+              </w:rPr>
+              <w:t xml:space="preserve">Final inspection of jars</w:t>
             </w:r>
           </w:p>
         </w:tc>
@@ -11744,7 +12788,7 @@
                 <w:sz w:val="16"/>
                 <w:szCs w:val="16"/>
               </w:rPr>
-              <w:t xml:space="preserve">prevention</w:t>
+              <w:t xml:space="preserve">quality</w:t>
             </w:r>
           </w:p>
         </w:tc>
@@ -11770,14 +12814,14 @@
                 <w:sz w:val="16"/>
                 <w:szCs w:val="16"/>
               </w:rPr>
-              <w:t xml:space="preserve">20  </w:t>
-            </w:r>
-            <w:r>
-              <w:rPr>
-                <w:sz w:val="16"/>
-                <w:szCs w:val="16"/>
-              </w:rPr>
-              <w:t xml:space="preserve">Lost sales after a recall (estimate)</w:t>
+              <w:t xml:space="preserve">22  </w:t>
+            </w:r>
+            <w:r>
+              <w:rPr>
+                <w:sz w:val="16"/>
+                <w:szCs w:val="16"/>
+              </w:rPr>
+              <w:t xml:space="preserve">Scrapped batches</w:t>
             </w:r>
           </w:p>
         </w:tc>
@@ -11812,7 +12856,7 @@
                 <w:sz w:val="16"/>
                 <w:szCs w:val="16"/>
               </w:rPr>
-              <w:t xml:space="preserve">spending</w:t>
+              <w:t xml:space="preserve">appraisal</w:t>
             </w:r>
           </w:p>
         </w:tc>
@@ -11838,14 +12882,14 @@
                 <w:sz w:val="16"/>
                 <w:szCs w:val="16"/>
               </w:rPr>
-              <w:t xml:space="preserve">21  </w:t>
-            </w:r>
-            <w:r>
-              <w:rPr>
-                <w:sz w:val="16"/>
-                <w:szCs w:val="16"/>
-              </w:rPr>
-              <w:t xml:space="preserve">cost of quality</w:t>
+              <w:t xml:space="preserve">23  </w:t>
+            </w:r>
+            <w:r>
+              <w:rPr>
+                <w:sz w:val="16"/>
+                <w:szCs w:val="16"/>
+              </w:rPr>
+              <w:t xml:space="preserve">Returns from Barada</w:t>
             </w:r>
           </w:p>
         </w:tc>
@@ -11880,7 +12924,7 @@
                 <w:sz w:val="16"/>
                 <w:szCs w:val="16"/>
               </w:rPr>
-              <w:t xml:space="preserve">Supplier audits</w:t>
+              <w:t xml:space="preserve">prevention</w:t>
             </w:r>
           </w:p>
         </w:tc>
@@ -11906,7 +12950,143 @@
                 <w:sz w:val="16"/>
                 <w:szCs w:val="16"/>
               </w:rPr>
-              <w:t xml:space="preserve">22  </w:t>
+              <w:t xml:space="preserve">24  </w:t>
+            </w:r>
+            <w:r>
+              <w:rPr>
+                <w:sz w:val="16"/>
+                <w:szCs w:val="16"/>
+              </w:rPr>
+              <w:t xml:space="preserve">Handling customer complaints</w:t>
+            </w:r>
+          </w:p>
+        </w:tc>
+      </w:tr>
+      <w:tr>
+        <w:tc>
+          <w:tcPr>
+            <w:tcW w:type="pct" w:w="2500"/>
+            <w:tcMar>
+              <w:top w:type="dxa" w:w="20"/>
+              <w:left w:type="dxa" w:w="80"/>
+              <w:bottom w:type="dxa" w:w="20"/>
+              <w:right w:type="dxa" w:w="80"/>
+            </w:tcMar>
+          </w:tcPr>
+          <w:p>
+            <w:pPr>
+              <w:spacing w:before="12" w:after="12"/>
+            </w:pPr>
+            <w:r>
+              <w:rPr>
+                <w:b/>
+                <w:bCs/>
+                <w:color w:val="8186EF"/>
+                <w:sz w:val="16"/>
+                <w:szCs w:val="16"/>
+              </w:rPr>
+              <w:t xml:space="preserve">12  </w:t>
+            </w:r>
+            <w:r>
+              <w:rPr>
+                <w:sz w:val="16"/>
+                <w:szCs w:val="16"/>
+              </w:rPr>
+              <w:t xml:space="preserve">proposal</w:t>
+            </w:r>
+          </w:p>
+        </w:tc>
+        <w:tc>
+          <w:tcPr>
+            <w:tcW w:type="pct" w:w="2500"/>
+            <w:tcMar>
+              <w:top w:type="dxa" w:w="20"/>
+              <w:left w:type="dxa" w:w="80"/>
+              <w:bottom w:type="dxa" w:w="20"/>
+              <w:right w:type="dxa" w:w="80"/>
+            </w:tcMar>
+          </w:tcPr>
+          <w:p>
+            <w:pPr>
+              <w:spacing w:before="12" w:after="12"/>
+            </w:pPr>
+            <w:r>
+              <w:rPr>
+                <w:b/>
+                <w:bCs/>
+                <w:color w:val="8186EF"/>
+                <w:sz w:val="16"/>
+                <w:szCs w:val="16"/>
+              </w:rPr>
+              <w:t xml:space="preserve">25  </w:t>
+            </w:r>
+            <w:r>
+              <w:rPr>
+                <w:sz w:val="16"/>
+                <w:szCs w:val="16"/>
+              </w:rPr>
+              <w:t xml:space="preserve">cost of quality</w:t>
+            </w:r>
+          </w:p>
+        </w:tc>
+      </w:tr>
+      <w:tr>
+        <w:tc>
+          <w:tcPr>
+            <w:tcW w:type="pct" w:w="2500"/>
+            <w:tcMar>
+              <w:top w:type="dxa" w:w="20"/>
+              <w:left w:type="dxa" w:w="80"/>
+              <w:bottom w:type="dxa" w:w="20"/>
+              <w:right w:type="dxa" w:w="80"/>
+            </w:tcMar>
+          </w:tcPr>
+          <w:p>
+            <w:pPr>
+              <w:spacing w:before="12" w:after="12"/>
+            </w:pPr>
+            <w:r>
+              <w:rPr>
+                <w:b/>
+                <w:bCs/>
+                <w:color w:val="8186EF"/>
+                <w:sz w:val="16"/>
+                <w:szCs w:val="16"/>
+              </w:rPr>
+              <w:t xml:space="preserve">13  </w:t>
+            </w:r>
+            <w:r>
+              <w:rPr>
+                <w:sz w:val="16"/>
+                <w:szCs w:val="16"/>
+              </w:rPr>
+              <w:t xml:space="preserve">prevention</w:t>
+            </w:r>
+          </w:p>
+        </w:tc>
+        <w:tc>
+          <w:tcPr>
+            <w:tcW w:type="pct" w:w="2500"/>
+            <w:tcMar>
+              <w:top w:type="dxa" w:w="20"/>
+              <w:left w:type="dxa" w:w="80"/>
+              <w:bottom w:type="dxa" w:w="20"/>
+              <w:right w:type="dxa" w:w="80"/>
+            </w:tcMar>
+          </w:tcPr>
+          <w:p>
+            <w:pPr>
+              <w:spacing w:before="12" w:after="12"/>
+            </w:pPr>
+            <w:r>
+              <w:rPr>
+                <w:b/>
+                <w:bCs/>
+                <w:color w:val="8186EF"/>
+                <w:sz w:val="16"/>
+                <w:szCs w:val="16"/>
+              </w:rPr>
+              <w:t xml:space="preserve">26  </w:t>
             </w:r>
             <w:r>
               <w:rPr>
@@ -11956,7 +13136,7 @@
           <w:sz w:val="15"/>
           <w:szCs w:val="15"/>
         </w:rPr>
-        <w:t xml:space="preserve">This example adds the quality program and the kaizen event together, as the division manager presented them to the board. Cost of quality 2027: prevention $120,000, appraisal $180,000, internal failure $250,000, external failure $400,000. Improvements: the quality program (Section 16.4) and the changeover kaizen (Section 16.1).</w:t>
+        <w:t xml:space="preserve">This example adds the quality program and the kaizen event together, as the division manager presented them to the board. Cost of quality 2027: prevention $120,000, appraisal $180,000, internal failure $250,000, external failure $400,000. Improvements: the quality program (Section 16.4) and the changeover kaizen (Section 16.1). Failure costs fall by $352,500 and appraisal by $40,000, against $110,000 of extra prevention. With the kaizen saving, the total yearly impact is shown on the last line.</w:t>
       </w:r>
     </w:p>
     <w:p>
@@ -11980,7 +13160,7 @@
           <w:sz w:val="15"/>
           <w:szCs w:val="15"/>
         </w:rPr>
-        <w:t xml:space="preserve">Fall in failure costs $352,500 + fall in appraisal $40,000 − extra prevention $110,000 = $282,500.</w:t>
+        <w:t xml:space="preserve">Failure costs fall from 68% to 45% of the total: the division now spends its quality money earlier in the process.</w:t>
       </w:r>
     </w:p>
     <w:p>
@@ -11997,6 +13177,30 @@
           <w:szCs w:val="15"/>
         </w:rPr>
         <w:t xml:space="preserve">Summary 3   </w:t>
+      </w:r>
+      <w:r>
+        <w:rPr>
+          <w:color w:val="6B7280"/>
+          <w:sz w:val="15"/>
+          <w:szCs w:val="15"/>
+        </w:rPr>
+        <w:t xml:space="preserve">Fall in failure costs $352,500 + fall in appraisal $40,000 − extra prevention $110,000 = $282,500.</w:t>
+      </w:r>
+    </w:p>
+    <w:p>
+      <w:pPr>
+        <w:spacing w:before="20" w:after="20"/>
+        <w:ind w:left="240" w:hanging="240"/>
+      </w:pPr>
+      <w:r>
+        <w:rPr>
+          <w:b/>
+          <w:bCs/>
+          <w:color w:val="353A7C"/>
+          <w:sz w:val="15"/>
+          <w:szCs w:val="15"/>
+        </w:rPr>
+        <w:t xml:space="preserve">Summary 4   </w:t>
       </w:r>
       <w:r>
         <w:rPr>
@@ -12743,7 +13947,7 @@
               <w:sz w:val="16"/>
               <w:szCs w:val="16"/>
             </w:rPr>
-            <w:t xml:space="preserve"> of 1</w:t>
+            <w:t xml:space="preserve"> of 2</w:t>
           </w:r>
         </w:p>
       </w:tc>

--- a/CMA_Summaries_B2_Ch16.docx
+++ b/CMA_Summaries_B2_Ch16.docx
@@ -386,7 +386,7 @@
           <w:sz w:val="19"/>
           <w:szCs w:val="19"/>
         </w:rPr>
-        <w:t xml:space="preserve"> approach is </w:t>
+        <w:t xml:space="preserve"> approach is kaizen, in which the people who do the work </w:t>
       </w:r>
       <w:r>
         <w:rPr>
@@ -418,7 +418,7 @@
           <w:sz w:val="19"/>
           <w:szCs w:val="19"/>
         </w:rPr>
-        <w:t xml:space="preserve">, in which the people who do the work suggest the improvements. </w:t>
+        <w:t xml:space="preserve"> the improvements. </w:t>
       </w:r>
       <w:r>
         <w:rPr>
@@ -503,7 +503,7 @@
           <w:sz w:val="19"/>
           <w:szCs w:val="19"/>
         </w:rPr>
-        <w:t xml:space="preserve">Total quality </w:t>
+        <w:t xml:space="preserve">Total quality management makes quality everyone's job and lets the customer </w:t>
       </w:r>
       <w:r>
         <w:rPr>
@@ -521,7 +521,7 @@
           <w:sz w:val="19"/>
           <w:szCs w:val="19"/>
         </w:rPr>
-        <w:t xml:space="preserve">            </w:t>
+        <w:t xml:space="preserve">           </w:t>
       </w:r>
       <w:r>
         <w:rPr>
@@ -535,7 +535,7 @@
           <w:sz w:val="19"/>
           <w:szCs w:val="19"/>
         </w:rPr>
-        <w:t xml:space="preserve"> makes quality everyone's job and lets the customer define it. </w:t>
+        <w:t xml:space="preserve"> it. </w:t>
       </w:r>
       <w:r>
         <w:rPr>
@@ -600,7 +600,7 @@
                 <w:sz w:val="16"/>
                 <w:szCs w:val="16"/>
               </w:rPr>
-              <w:t xml:space="preserve">removes   ·   best-known   ·   approaches   ·   tested   ·   kaizen   ·   processes   ·   improvement   ·   management   ·   Continuous</w:t>
+              <w:t xml:space="preserve">removes   ·   best-known   ·   approaches   ·   tested   ·   suggest   ·   processes   ·   improvement   ·   define   ·   minutes</w:t>
             </w:r>
           </w:p>
         </w:tc>
@@ -621,9 +621,9 @@
         </w:tblBorders>
       </w:tblPr>
       <w:tblGrid>
-        <w:gridCol w:w="1874"/>
-        <w:gridCol w:w="4110"/>
-        <w:gridCol w:w="3616"/>
+        <w:gridCol w:w="1966"/>
+        <w:gridCol w:w="4224"/>
+        <w:gridCol w:w="3410"/>
       </w:tblGrid>
       <w:tr>
         <w:tc>
@@ -658,7 +658,7 @@
       <w:tr>
         <w:tc>
           <w:tcPr>
-            <w:tcW w:type="pct" w:w="976"/>
+            <w:tcW w:type="pct" w:w="1024"/>
             <w:shd w:fill="353A7C" w:val="clear"/>
             <w:tcMar>
               <w:top w:type="dxa" w:w="50"/>
@@ -685,7 +685,7 @@
         </w:tc>
         <w:tc>
           <w:tcPr>
-            <w:tcW w:type="pct" w:w="2141"/>
+            <w:tcW w:type="pct" w:w="2200"/>
             <w:shd w:fill="353A7C" w:val="clear"/>
             <w:tcMar>
               <w:top w:type="dxa" w:w="50"/>
@@ -712,7 +712,7 @@
         </w:tc>
         <w:tc>
           <w:tcPr>
-            <w:tcW w:type="pct" w:w="1883"/>
+            <w:tcW w:type="pct" w:w="1776"/>
             <w:shd w:fill="353A7C" w:val="clear"/>
             <w:tcMar>
               <w:top w:type="dxa" w:w="50"/>
@@ -741,7 +741,7 @@
       <w:tr>
         <w:tc>
           <w:tcPr>
-            <w:tcW w:type="pct" w:w="976"/>
+            <w:tcW w:type="pct" w:w="1024"/>
             <w:tcMar>
               <w:top w:type="dxa" w:w="50"/>
               <w:left w:type="dxa" w:w="110"/>
@@ -764,7 +764,7 @@
         </w:tc>
         <w:tc>
           <w:tcPr>
-            <w:tcW w:type="pct" w:w="2141"/>
+            <w:tcW w:type="pct" w:w="2200"/>
             <w:tcMar>
               <w:top w:type="dxa" w:w="50"/>
               <w:left w:type="dxa" w:w="110"/>
@@ -781,8 +781,25 @@
                 <w:sz w:val="15"/>
                 <w:szCs w:val="15"/>
               </w:rPr>
-              <w:t xml:space="preserve">Many small </w:t>
-            </w:r>
+              <w:t xml:space="preserve">Many small improvements, suggested by the people who do the work</w:t>
+            </w:r>
+          </w:p>
+        </w:tc>
+        <w:tc>
+          <w:tcPr>
+            <w:tcW w:type="pct" w:w="1776"/>
+            <w:shd w:fill="FFFFFF" w:val="clear"/>
+            <w:tcMar>
+              <w:top w:type="dxa" w:w="50"/>
+              <w:left w:type="dxa" w:w="110"/>
+              <w:bottom w:type="dxa" w:w="50"/>
+              <w:right w:type="dxa" w:w="110"/>
+            </w:tcMar>
+          </w:tcPr>
+          <w:p>
+            <w:pPr>
+              <w:spacing w:before="46" w:after="46"/>
+            </w:pPr>
             <w:r>
               <w:rPr>
                 <w:b/>
@@ -791,108 +808,63 @@
                 <w:sz w:val="14"/>
                 <w:szCs w:val="14"/>
               </w:rPr>
-              <w:t xml:space="preserve"> (11) </w:t>
-            </w:r>
-            <w:r>
-              <w:rPr>
-                <w:u w:val="single"/>
+              <w:t xml:space="preserve">(11)</w:t>
+            </w:r>
+          </w:p>
+        </w:tc>
+      </w:tr>
+      <w:tr>
+        <w:tc>
+          <w:tcPr>
+            <w:tcW w:type="pct" w:w="1024"/>
+            <w:shd w:fill="FBFAF6" w:val="clear"/>
+            <w:tcMar>
+              <w:top w:type="dxa" w:w="50"/>
+              <w:left w:type="dxa" w:w="110"/>
+              <w:bottom w:type="dxa" w:w="50"/>
+              <w:right w:type="dxa" w:w="110"/>
+            </w:tcMar>
+          </w:tcPr>
+          <w:p>
+            <w:pPr>
+              <w:spacing w:before="28" w:after="28"/>
+            </w:pPr>
+            <w:r>
+              <w:rPr>
                 <w:sz w:val="15"/>
                 <w:szCs w:val="15"/>
               </w:rPr>
-              <w:t xml:space="preserve">              </w:t>
-            </w:r>
+              <w:t xml:space="preserve">PDCA cycle</w:t>
+            </w:r>
+          </w:p>
+        </w:tc>
+        <w:tc>
+          <w:tcPr>
+            <w:tcW w:type="pct" w:w="2200"/>
+            <w:shd w:fill="FBFAF6" w:val="clear"/>
+            <w:tcMar>
+              <w:top w:type="dxa" w:w="50"/>
+              <w:left w:type="dxa" w:w="110"/>
+              <w:bottom w:type="dxa" w:w="50"/>
+              <w:right w:type="dxa" w:w="110"/>
+            </w:tcMar>
+          </w:tcPr>
+          <w:p>
+            <w:pPr>
+              <w:spacing w:before="28" w:after="28"/>
+            </w:pPr>
             <w:r>
               <w:rPr>
                 <w:sz w:val="15"/>
                 <w:szCs w:val="15"/>
               </w:rPr>
-              <w:t xml:space="preserve"> </w:t>
-            </w:r>
-            <w:r>
-              <w:rPr>
-                <w:sz w:val="15"/>
-                <w:szCs w:val="15"/>
-              </w:rPr>
-              <w:t xml:space="preserve">, suggested by the people who do the work</w:t>
-            </w:r>
-          </w:p>
-        </w:tc>
-        <w:tc>
-          <w:tcPr>
-            <w:tcW w:type="pct" w:w="1883"/>
-            <w:tcMar>
-              <w:top w:type="dxa" w:w="50"/>
-              <w:left w:type="dxa" w:w="110"/>
-              <w:bottom w:type="dxa" w:w="50"/>
-              <w:right w:type="dxa" w:w="110"/>
-            </w:tcMar>
-          </w:tcPr>
-          <w:p>
-            <w:pPr>
-              <w:spacing w:before="28" w:after="28"/>
-            </w:pPr>
-            <w:r>
-              <w:rPr>
-                <w:sz w:val="15"/>
-                <w:szCs w:val="15"/>
-              </w:rPr>
-              <w:t xml:space="preserve">Shorter changeovers on the filling line</w:t>
-            </w:r>
-          </w:p>
-        </w:tc>
-      </w:tr>
-      <w:tr>
-        <w:tc>
-          <w:tcPr>
-            <w:tcW w:type="pct" w:w="976"/>
-            <w:shd w:fill="FBFAF6" w:val="clear"/>
-            <w:tcMar>
-              <w:top w:type="dxa" w:w="50"/>
-              <w:left w:type="dxa" w:w="110"/>
-              <w:bottom w:type="dxa" w:w="50"/>
-              <w:right w:type="dxa" w:w="110"/>
-            </w:tcMar>
-          </w:tcPr>
-          <w:p>
-            <w:pPr>
-              <w:spacing w:before="28" w:after="28"/>
-            </w:pPr>
-            <w:r>
-              <w:rPr>
-                <w:sz w:val="15"/>
-                <w:szCs w:val="15"/>
-              </w:rPr>
-              <w:t xml:space="preserve">PDCA cycle</w:t>
-            </w:r>
-          </w:p>
-        </w:tc>
-        <w:tc>
-          <w:tcPr>
-            <w:tcW w:type="pct" w:w="2141"/>
-            <w:shd w:fill="FBFAF6" w:val="clear"/>
-            <w:tcMar>
-              <w:top w:type="dxa" w:w="50"/>
-              <w:left w:type="dxa" w:w="110"/>
-              <w:bottom w:type="dxa" w:w="50"/>
-              <w:right w:type="dxa" w:w="110"/>
-            </w:tcMar>
-          </w:tcPr>
-          <w:p>
-            <w:pPr>
-              <w:spacing w:before="28" w:after="28"/>
-            </w:pPr>
-            <w:r>
-              <w:rPr>
-                <w:sz w:val="15"/>
-                <w:szCs w:val="15"/>
-              </w:rPr>
               <w:t xml:space="preserve">Plan, do, check, act: test a change before adopting it</w:t>
             </w:r>
           </w:p>
         </w:tc>
         <w:tc>
           <w:tcPr>
-            <w:tcW w:type="pct" w:w="1883"/>
+            <w:tcW w:type="pct" w:w="1776"/>
             <w:shd w:fill="FFFFFF" w:val="clear"/>
             <w:tcMar>
               <w:top w:type="dxa" w:w="50"/>
@@ -921,7 +893,7 @@
       <w:tr>
         <w:tc>
           <w:tcPr>
-            <w:tcW w:type="pct" w:w="976"/>
+            <w:tcW w:type="pct" w:w="1024"/>
             <w:tcMar>
               <w:top w:type="dxa" w:w="50"/>
               <w:left w:type="dxa" w:w="110"/>
@@ -944,7 +916,7 @@
         </w:tc>
         <w:tc>
           <w:tcPr>
-            <w:tcW w:type="pct" w:w="2141"/>
+            <w:tcW w:type="pct" w:w="2200"/>
             <w:shd w:fill="FFFFFF" w:val="clear"/>
             <w:tcMar>
               <w:top w:type="dxa" w:w="50"/>
@@ -971,7 +943,7 @@
         </w:tc>
         <w:tc>
           <w:tcPr>
-            <w:tcW w:type="pct" w:w="1883"/>
+            <w:tcW w:type="pct" w:w="1776"/>
             <w:tcMar>
               <w:top w:type="dxa" w:w="50"/>
               <w:left w:type="dxa" w:w="110"/>
@@ -996,7 +968,7 @@
       <w:tr>
         <w:tc>
           <w:tcPr>
-            <w:tcW w:type="pct" w:w="976"/>
+            <w:tcW w:type="pct" w:w="1024"/>
             <w:shd w:fill="FBFAF6" w:val="clear"/>
             <w:tcMar>
               <w:top w:type="dxa" w:w="50"/>
@@ -1020,34 +992,31 @@
         </w:tc>
         <w:tc>
           <w:tcPr>
-            <w:tcW w:type="pct" w:w="2141"/>
-            <w:shd w:fill="FFFFFF" w:val="clear"/>
-            <w:tcMar>
-              <w:top w:type="dxa" w:w="50"/>
-              <w:left w:type="dxa" w:w="110"/>
-              <w:bottom w:type="dxa" w:w="50"/>
-              <w:right w:type="dxa" w:w="110"/>
-            </w:tcMar>
-          </w:tcPr>
-          <w:p>
-            <w:pPr>
-              <w:spacing w:before="46" w:after="46"/>
-            </w:pPr>
-            <w:r>
-              <w:rPr>
-                <w:b/>
-                <w:bCs/>
-                <w:color w:val="8186EF"/>
-                <w:sz w:val="14"/>
-                <w:szCs w:val="14"/>
-              </w:rPr>
-              <w:t xml:space="preserve">(14)</w:t>
-            </w:r>
-          </w:p>
-        </w:tc>
-        <w:tc>
-          <w:tcPr>
-            <w:tcW w:type="pct" w:w="1883"/>
+            <w:tcW w:type="pct" w:w="2200"/>
+            <w:shd w:fill="FBFAF6" w:val="clear"/>
+            <w:tcMar>
+              <w:top w:type="dxa" w:w="50"/>
+              <w:left w:type="dxa" w:w="110"/>
+              <w:bottom w:type="dxa" w:w="50"/>
+              <w:right w:type="dxa" w:w="110"/>
+            </w:tcMar>
+          </w:tcPr>
+          <w:p>
+            <w:pPr>
+              <w:spacing w:before="28" w:after="28"/>
+            </w:pPr>
+            <w:r>
+              <w:rPr>
+                <w:sz w:val="15"/>
+                <w:szCs w:val="15"/>
+              </w:rPr>
+              <w:t xml:space="preserve">Data and statistics to cut defects to very low levels</w:t>
+            </w:r>
+          </w:p>
+        </w:tc>
+        <w:tc>
+          <w:tcPr>
+            <w:tcW w:type="pct" w:w="1776"/>
             <w:shd w:fill="FBFAF6" w:val="clear"/>
             <w:tcMar>
               <w:top w:type="dxa" w:w="50"/>
@@ -1127,7 +1096,7 @@
                 <w:sz w:val="16"/>
                 <w:szCs w:val="16"/>
               </w:rPr>
-              <w:t xml:space="preserve">Trying a new cleaning routine on one line first   ·   ideal standard   ·   Data and statistics to cut defects to very low levels   ·   Quality is everyone's job; the customer defines quality   ·   improvements</w:t>
+              <w:t xml:space="preserve">Quality is everyone's job; the customer defines quality   ·   Cost of one hour of line time   ·   Trying a new cleaning routine on one line first   ·   Shorter changeovers on the filling line</w:t>
             </w:r>
           </w:p>
         </w:tc>
@@ -1333,7 +1302,7 @@
                 <w:sz w:val="14"/>
                 <w:szCs w:val="14"/>
               </w:rPr>
-              <w:t xml:space="preserve">(15)</w:t>
+              <w:t xml:space="preserve">(14)</w:t>
             </w:r>
           </w:p>
         </w:tc>
@@ -1483,7 +1452,7 @@
                 <w:sz w:val="14"/>
                 <w:szCs w:val="14"/>
               </w:rPr>
-              <w:t xml:space="preserve">(16)</w:t>
+              <w:t xml:space="preserve">(15)</w:t>
             </w:r>
           </w:p>
         </w:tc>
@@ -1536,7 +1505,7 @@
                 <w:sz w:val="14"/>
                 <w:szCs w:val="14"/>
               </w:rPr>
-              <w:t xml:space="preserve">(17)</w:t>
+              <w:t xml:space="preserve">(16)</w:t>
             </w:r>
           </w:p>
         </w:tc>
@@ -1621,7 +1590,7 @@
                 <w:sz w:val="16"/>
                 <w:szCs w:val="16"/>
               </w:rPr>
-              <w:t xml:space="preserve">prevention costs   ·   Yearly saving   ·   Changeovers a year   ·   Cost of one hour of line time</w:t>
+              <w:t xml:space="preserve">Six Sigma   ·   Yearly saving   ·   Changeovers a year   ·   Cost of one hour of line time</w:t>
             </w:r>
           </w:p>
         </w:tc>
@@ -2244,14 +2213,14 @@
                 <w:sz w:val="16"/>
                 <w:szCs w:val="16"/>
               </w:rPr>
-              <w:t xml:space="preserve">11  </w:t>
-            </w:r>
-            <w:r>
-              <w:rPr>
-                <w:sz w:val="16"/>
-                <w:szCs w:val="16"/>
-              </w:rPr>
-              <w:t xml:space="preserve">improvements</w:t>
+              <w:t xml:space="preserve">10  </w:t>
+            </w:r>
+            <w:r>
+              <w:rPr>
+                <w:sz w:val="16"/>
+                <w:szCs w:val="16"/>
+              </w:rPr>
+              <w:t xml:space="preserve">define</w:t>
             </w:r>
           </w:p>
         </w:tc>
@@ -2312,14 +2281,14 @@
                 <w:sz w:val="16"/>
                 <w:szCs w:val="16"/>
               </w:rPr>
-              <w:t xml:space="preserve">12  </w:t>
-            </w:r>
-            <w:r>
-              <w:rPr>
-                <w:sz w:val="16"/>
-                <w:szCs w:val="16"/>
-              </w:rPr>
-              <w:t xml:space="preserve">Trying a new cleaning routine on one line first</w:t>
+              <w:t xml:space="preserve">11  </w:t>
+            </w:r>
+            <w:r>
+              <w:rPr>
+                <w:sz w:val="16"/>
+                <w:szCs w:val="16"/>
+              </w:rPr>
+              <w:t xml:space="preserve">Shorter changeovers on the filling line</w:t>
             </w:r>
           </w:p>
         </w:tc>
@@ -2380,14 +2349,14 @@
                 <w:sz w:val="16"/>
                 <w:szCs w:val="16"/>
               </w:rPr>
-              <w:t xml:space="preserve">13  </w:t>
-            </w:r>
-            <w:r>
-              <w:rPr>
-                <w:sz w:val="16"/>
-                <w:szCs w:val="16"/>
-              </w:rPr>
-              <w:t xml:space="preserve">Quality is everyone's job; the customer defines quality</w:t>
+              <w:t xml:space="preserve">12  </w:t>
+            </w:r>
+            <w:r>
+              <w:rPr>
+                <w:sz w:val="16"/>
+                <w:szCs w:val="16"/>
+              </w:rPr>
+              <w:t xml:space="preserve">Trying a new cleaning routine on one line first</w:t>
             </w:r>
           </w:p>
         </w:tc>
@@ -2448,14 +2417,14 @@
                 <w:sz w:val="16"/>
                 <w:szCs w:val="16"/>
               </w:rPr>
-              <w:t xml:space="preserve">14  </w:t>
-            </w:r>
-            <w:r>
-              <w:rPr>
-                <w:sz w:val="16"/>
-                <w:szCs w:val="16"/>
-              </w:rPr>
-              <w:t xml:space="preserve">Data and statistics to cut defects to very low levels</w:t>
+              <w:t xml:space="preserve">13  </w:t>
+            </w:r>
+            <w:r>
+              <w:rPr>
+                <w:sz w:val="16"/>
+                <w:szCs w:val="16"/>
+              </w:rPr>
+              <w:t xml:space="preserve">Quality is everyone's job; the customer defines quality</w:t>
             </w:r>
           </w:p>
         </w:tc>
@@ -2516,7 +2485,7 @@
                 <w:sz w:val="16"/>
                 <w:szCs w:val="16"/>
               </w:rPr>
-              <w:t xml:space="preserve">15  </w:t>
+              <w:t xml:space="preserve">14  </w:t>
             </w:r>
             <w:r>
               <w:rPr>
@@ -2584,7 +2553,7 @@
                 <w:sz w:val="16"/>
                 <w:szCs w:val="16"/>
               </w:rPr>
-              <w:t xml:space="preserve">16  </w:t>
+              <w:t xml:space="preserve">15  </w:t>
             </w:r>
             <w:r>
               <w:rPr>
@@ -2626,7 +2595,7 @@
                 <w:sz w:val="16"/>
                 <w:szCs w:val="16"/>
               </w:rPr>
-              <w:t xml:space="preserve">kaizen</w:t>
+              <w:t xml:space="preserve">suggest</w:t>
             </w:r>
           </w:p>
         </w:tc>
@@ -2652,7 +2621,7 @@
                 <w:sz w:val="16"/>
                 <w:szCs w:val="16"/>
               </w:rPr>
-              <w:t xml:space="preserve">17  </w:t>
+              <w:t xml:space="preserve">16  </w:t>
             </w:r>
             <w:r>
               <w:rPr>
@@ -2720,7 +2689,7 @@
                 <w:sz w:val="16"/>
                 <w:szCs w:val="16"/>
               </w:rPr>
-              <w:t xml:space="preserve">18  </w:t>
+              <w:t xml:space="preserve">17  </w:t>
             </w:r>
             <w:r>
               <w:rPr>
@@ -2788,7 +2757,7 @@
                 <w:sz w:val="16"/>
                 <w:szCs w:val="16"/>
               </w:rPr>
-              <w:t xml:space="preserve">19  </w:t>
+              <w:t xml:space="preserve">18  </w:t>
             </w:r>
             <w:r>
               <w:rPr>
@@ -2796,64 +2765,6 @@
                 <w:szCs w:val="16"/>
               </w:rPr>
               <w:t xml:space="preserve">Six Sigma</w:t>
-            </w:r>
-          </w:p>
-        </w:tc>
-      </w:tr>
-      <w:tr>
-        <w:tc>
-          <w:tcPr>
-            <w:tcW w:type="pct" w:w="2500"/>
-            <w:tcMar>
-              <w:top w:type="dxa" w:w="20"/>
-              <w:left w:type="dxa" w:w="80"/>
-              <w:bottom w:type="dxa" w:w="20"/>
-              <w:right w:type="dxa" w:w="80"/>
-            </w:tcMar>
-          </w:tcPr>
-          <w:p>
-            <w:pPr>
-              <w:spacing w:before="12" w:after="12"/>
-            </w:pPr>
-            <w:r>
-              <w:rPr>
-                <w:b/>
-                <w:bCs/>
-                <w:color w:val="8186EF"/>
-                <w:sz w:val="16"/>
-                <w:szCs w:val="16"/>
-              </w:rPr>
-              <w:t xml:space="preserve">10  </w:t>
-            </w:r>
-            <w:r>
-              <w:rPr>
-                <w:sz w:val="16"/>
-                <w:szCs w:val="16"/>
-              </w:rPr>
-              <w:t xml:space="preserve">management</w:t>
-            </w:r>
-          </w:p>
-        </w:tc>
-        <w:tc>
-          <w:tcPr>
-            <w:tcW w:type="pct" w:w="2500"/>
-            <w:tcMar>
-              <w:top w:type="dxa" w:w="20"/>
-              <w:left w:type="dxa" w:w="80"/>
-              <w:bottom w:type="dxa" w:w="20"/>
-              <w:right w:type="dxa" w:w="80"/>
-            </w:tcMar>
-          </w:tcPr>
-          <w:p>
-            <w:pPr>
-              <w:spacing w:before="24" w:after="24"/>
-            </w:pPr>
-            <w:r>
-              <w:rPr>
-                <w:sz w:val="16"/>
-                <w:szCs w:val="16"/>
-              </w:rPr>
-              <w:t xml:space="preserve"/>
             </w:r>
           </w:p>
         </w:tc>
@@ -3003,7 +2914,7 @@
           <w:sz w:val="16"/>
           <w:szCs w:val="16"/>
         </w:rPr>
-        <w:t xml:space="preserve">      gaps 1–8</w:t>
+        <w:t xml:space="preserve">      gaps 1–5</w:t>
       </w:r>
     </w:p>
     <w:p>
@@ -3016,7 +2927,21 @@
           <w:sz w:val="19"/>
           <w:szCs w:val="19"/>
         </w:rPr>
-        <w:t xml:space="preserve">An ideal standard assumes perfect </w:t>
+        <w:t xml:space="preserve">An ideal standard assumes perfect conditions: no waste, no breakdowns, no idle time. </w:t>
+      </w:r>
+      <w:r>
+        <w:rPr>
+          <w:sz w:val="19"/>
+          <w:szCs w:val="19"/>
+        </w:rPr>
+        <w:t xml:space="preserve">A currently attainable standard allows for normal waste and is hard but possible. </w:t>
+      </w:r>
+      <w:r>
+        <w:rPr>
+          <w:sz w:val="19"/>
+          <w:szCs w:val="19"/>
+        </w:rPr>
+        <w:t xml:space="preserve">The ideal shows the direction and the size of the waste still in the </w:t>
       </w:r>
       <w:r>
         <w:rPr>
@@ -3034,7 +2959,7 @@
           <w:sz w:val="19"/>
           <w:szCs w:val="19"/>
         </w:rPr>
-        <w:t xml:space="preserve">            </w:t>
+        <w:t xml:space="preserve">           </w:t>
       </w:r>
       <w:r>
         <w:rPr>
@@ -3048,7 +2973,14 @@
           <w:sz w:val="19"/>
           <w:szCs w:val="19"/>
         </w:rPr>
-        <w:t xml:space="preserve">: no waste, no </w:t>
+        <w:t xml:space="preserve">. </w:t>
+      </w:r>
+      <w:r>
+        <w:rPr>
+          <w:sz w:val="19"/>
+          <w:szCs w:val="19"/>
+        </w:rPr>
+        <w:t xml:space="preserve">Each year the attainable standard moves </w:t>
       </w:r>
       <w:r>
         <w:rPr>
@@ -3066,7 +2998,7 @@
           <w:sz w:val="19"/>
           <w:szCs w:val="19"/>
         </w:rPr>
-        <w:t xml:space="preserve">            </w:t>
+        <w:t xml:space="preserve">           </w:t>
       </w:r>
       <w:r>
         <w:rPr>
@@ -3080,14 +3012,14 @@
           <w:sz w:val="19"/>
           <w:szCs w:val="19"/>
         </w:rPr>
-        <w:t xml:space="preserve">, no idle time. </w:t>
-      </w:r>
-      <w:r>
-        <w:rPr>
-          <w:sz w:val="19"/>
-          <w:szCs w:val="19"/>
-        </w:rPr>
-        <w:t xml:space="preserve">A </w:t>
+        <w:t xml:space="preserve"> to it. </w:t>
+      </w:r>
+      <w:r>
+        <w:rPr>
+          <w:sz w:val="19"/>
+          <w:szCs w:val="19"/>
+        </w:rPr>
+        <w:t xml:space="preserve">Beverages allows 2.0% normal spoilage this year, aims for 1.2% after its kaizen </w:t>
       </w:r>
       <w:r>
         <w:rPr>
@@ -3119,7 +3051,14 @@
           <w:sz w:val="19"/>
           <w:szCs w:val="19"/>
         </w:rPr>
-        <w:t xml:space="preserve"> attainable standard allows for normal waste and is hard but </w:t>
+        <w:t xml:space="preserve">, and treats 0.0% as the ideal. </w:t>
+      </w:r>
+      <w:r>
+        <w:rPr>
+          <w:sz w:val="19"/>
+          <w:szCs w:val="19"/>
+        </w:rPr>
+        <w:t xml:space="preserve"/>
       </w:r>
       <w:r>
         <w:rPr>
@@ -3151,14 +3090,7 @@
           <w:sz w:val="19"/>
           <w:szCs w:val="19"/>
         </w:rPr>
-        <w:t xml:space="preserve">. </w:t>
-      </w:r>
-      <w:r>
-        <w:rPr>
-          <w:sz w:val="19"/>
-          <w:szCs w:val="19"/>
-        </w:rPr>
-        <w:t xml:space="preserve">The ideal shows the </w:t>
+        <w:t xml:space="preserve"> people against the ideal standard can demotivate them, </w:t>
       </w:r>
       <w:r>
         <w:rPr>
@@ -3190,124 +3122,7 @@
           <w:sz w:val="19"/>
           <w:szCs w:val="19"/>
         </w:rPr>
-        <w:t xml:space="preserve"> and the size of the waste still in the </w:t>
-      </w:r>
-      <w:r>
-        <w:rPr>
-          <w:b/>
-          <w:bCs/>
-          <w:color w:val="8186EF"/>
-          <w:sz w:val="15"/>
-          <w:szCs w:val="15"/>
-        </w:rPr>
-        <w:t xml:space="preserve"> (6) </w:t>
-      </w:r>
-      <w:r>
-        <w:rPr>
-          <w:u w:val="single"/>
-          <w:sz w:val="19"/>
-          <w:szCs w:val="19"/>
-        </w:rPr>
-        <w:t xml:space="preserve">           </w:t>
-      </w:r>
-      <w:r>
-        <w:rPr>
-          <w:sz w:val="19"/>
-          <w:szCs w:val="19"/>
-        </w:rPr>
-        <w:t xml:space="preserve"> </w:t>
-      </w:r>
-      <w:r>
-        <w:rPr>
-          <w:sz w:val="19"/>
-          <w:szCs w:val="19"/>
-        </w:rPr>
-        <w:t xml:space="preserve">. </w:t>
-      </w:r>
-      <w:r>
-        <w:rPr>
-          <w:sz w:val="19"/>
-          <w:szCs w:val="19"/>
-        </w:rPr>
-        <w:t xml:space="preserve">Each year the attainable standard moves </w:t>
-      </w:r>
-      <w:r>
-        <w:rPr>
-          <w:b/>
-          <w:bCs/>
-          <w:color w:val="8186EF"/>
-          <w:sz w:val="15"/>
-          <w:szCs w:val="15"/>
-        </w:rPr>
-        <w:t xml:space="preserve"> (7) </w:t>
-      </w:r>
-      <w:r>
-        <w:rPr>
-          <w:u w:val="single"/>
-          <w:sz w:val="19"/>
-          <w:szCs w:val="19"/>
-        </w:rPr>
-        <w:t xml:space="preserve">           </w:t>
-      </w:r>
-      <w:r>
-        <w:rPr>
-          <w:sz w:val="19"/>
-          <w:szCs w:val="19"/>
-        </w:rPr>
-        <w:t xml:space="preserve"> </w:t>
-      </w:r>
-      <w:r>
-        <w:rPr>
-          <w:sz w:val="19"/>
-          <w:szCs w:val="19"/>
-        </w:rPr>
-        <w:t xml:space="preserve"> to it. </w:t>
-      </w:r>
-      <w:r>
-        <w:rPr>
-          <w:sz w:val="19"/>
-          <w:szCs w:val="19"/>
-        </w:rPr>
-        <w:t xml:space="preserve">Beverages allows 2.0% normal spoilage this year, aims for 1.2% after its </w:t>
-      </w:r>
-      <w:r>
-        <w:rPr>
-          <w:b/>
-          <w:bCs/>
-          <w:color w:val="8186EF"/>
-          <w:sz w:val="15"/>
-          <w:szCs w:val="15"/>
-        </w:rPr>
-        <w:t xml:space="preserve"> (8) </w:t>
-      </w:r>
-      <w:r>
-        <w:rPr>
-          <w:u w:val="single"/>
-          <w:sz w:val="19"/>
-          <w:szCs w:val="19"/>
-        </w:rPr>
-        <w:t xml:space="preserve">           </w:t>
-      </w:r>
-      <w:r>
-        <w:rPr>
-          <w:sz w:val="19"/>
-          <w:szCs w:val="19"/>
-        </w:rPr>
-        <w:t xml:space="preserve"> </w:t>
-      </w:r>
-      <w:r>
-        <w:rPr>
-          <w:sz w:val="19"/>
-          <w:szCs w:val="19"/>
-        </w:rPr>
-        <w:t xml:space="preserve"> program, and treats 0.0% as the ideal. </w:t>
-      </w:r>
-      <w:r>
-        <w:rPr>
-          <w:sz w:val="19"/>
-          <w:szCs w:val="19"/>
-        </w:rPr>
-        <w:t xml:space="preserve">Judging people against the ideal standard can demotivate them, because it is never met; using it to show the remaining waste motivates improvement. </w:t>
+        <w:t xml:space="preserve"> it is never met; using it to show the remaining waste motivates improvement. </w:t>
       </w:r>
     </w:p>
     <w:tbl>
@@ -3365,7 +3180,7 @@
                 <w:sz w:val="16"/>
                 <w:szCs w:val="16"/>
               </w:rPr>
-              <w:t xml:space="preserve">breakdowns   ·   closer   ·   process   ·   possible   ·   currently   ·   attainable   ·   kaizen   ·   direction   ·   conditions</w:t>
+              <w:t xml:space="preserve">Judging   ·   because   ·   closer   ·   direction   ·   program   ·   process</w:t>
             </w:r>
           </w:p>
         </w:tc>
@@ -3386,9 +3201,9 @@
         </w:tblBorders>
       </w:tblPr>
       <w:tblGrid>
-        <w:gridCol w:w="2617"/>
-        <w:gridCol w:w="3223"/>
-        <w:gridCol w:w="3760"/>
+        <w:gridCol w:w="2731"/>
+        <w:gridCol w:w="4224"/>
+        <w:gridCol w:w="2645"/>
       </w:tblGrid>
       <w:tr>
         <w:tc>
@@ -3423,7 +3238,7 @@
       <w:tr>
         <w:tc>
           <w:tcPr>
-            <w:tcW w:type="pct" w:w="1363"/>
+            <w:tcW w:type="pct" w:w="1422"/>
             <w:shd w:fill="353A7C" w:val="clear"/>
             <w:tcMar>
               <w:top w:type="dxa" w:w="50"/>
@@ -3450,7 +3265,7 @@
         </w:tc>
         <w:tc>
           <w:tcPr>
-            <w:tcW w:type="pct" w:w="1679"/>
+            <w:tcW w:type="pct" w:w="2200"/>
             <w:shd w:fill="353A7C" w:val="clear"/>
             <w:tcMar>
               <w:top w:type="dxa" w:w="50"/>
@@ -3477,7 +3292,7 @@
         </w:tc>
         <w:tc>
           <w:tcPr>
-            <w:tcW w:type="pct" w:w="1958"/>
+            <w:tcW w:type="pct" w:w="1378"/>
             <w:shd w:fill="353A7C" w:val="clear"/>
             <w:tcMar>
               <w:top w:type="dxa" w:w="50"/>
@@ -3506,7 +3321,7 @@
       <w:tr>
         <w:tc>
           <w:tcPr>
-            <w:tcW w:type="pct" w:w="1363"/>
+            <w:tcW w:type="pct" w:w="1422"/>
             <w:tcMar>
               <w:top w:type="dxa" w:w="50"/>
               <w:left w:type="dxa" w:w="110"/>
@@ -3529,7 +3344,7 @@
         </w:tc>
         <w:tc>
           <w:tcPr>
-            <w:tcW w:type="pct" w:w="1679"/>
+            <w:tcW w:type="pct" w:w="2200"/>
             <w:tcMar>
               <w:top w:type="dxa" w:w="50"/>
               <w:left w:type="dxa" w:w="110"/>
@@ -3552,7 +3367,7 @@
         </w:tc>
         <w:tc>
           <w:tcPr>
-            <w:tcW w:type="pct" w:w="1958"/>
+            <w:tcW w:type="pct" w:w="1378"/>
             <w:shd w:fill="FFFFFF" w:val="clear"/>
             <w:tcMar>
               <w:top w:type="dxa" w:w="50"/>
@@ -3573,15 +3388,15 @@
                 <w:sz w:val="14"/>
                 <w:szCs w:val="14"/>
               </w:rPr>
-              <w:t xml:space="preserve">(9)</w:t>
-            </w:r>
-          </w:p>
-        </w:tc>
-      </w:tr>
-      <w:tr>
-        <w:tc>
-          <w:tcPr>
-            <w:tcW w:type="pct" w:w="1363"/>
+              <w:t xml:space="preserve">(6)</w:t>
+            </w:r>
+          </w:p>
+        </w:tc>
+      </w:tr>
+      <w:tr>
+        <w:tc>
+          <w:tcPr>
+            <w:tcW w:type="pct" w:w="1422"/>
             <w:shd w:fill="FBFAF6" w:val="clear"/>
             <w:tcMar>
               <w:top w:type="dxa" w:w="50"/>
@@ -3605,7 +3420,31 @@
         </w:tc>
         <w:tc>
           <w:tcPr>
-            <w:tcW w:type="pct" w:w="1679"/>
+            <w:tcW w:type="pct" w:w="2200"/>
+            <w:shd w:fill="FBFAF6" w:val="clear"/>
+            <w:tcMar>
+              <w:top w:type="dxa" w:w="50"/>
+              <w:left w:type="dxa" w:w="110"/>
+              <w:bottom w:type="dxa" w:w="50"/>
+              <w:right w:type="dxa" w:w="110"/>
+            </w:tcMar>
+          </w:tcPr>
+          <w:p>
+            <w:pPr>
+              <w:spacing w:before="28" w:after="28"/>
+            </w:pPr>
+            <w:r>
+              <w:rPr>
+                <w:sz w:val="15"/>
+                <w:szCs w:val="15"/>
+              </w:rPr>
+              <w:t xml:space="preserve">Shows the direction and the size of the remaining waste</w:t>
+            </w:r>
+          </w:p>
+        </w:tc>
+        <w:tc>
+          <w:tcPr>
+            <w:tcW w:type="pct" w:w="1378"/>
             <w:shd w:fill="FFFFFF" w:val="clear"/>
             <w:tcMar>
               <w:top w:type="dxa" w:w="50"/>
@@ -3626,14 +3465,15 @@
                 <w:sz w:val="14"/>
                 <w:szCs w:val="14"/>
               </w:rPr>
-              <w:t xml:space="preserve">(10)</w:t>
-            </w:r>
-          </w:p>
-        </w:tc>
-        <w:tc>
-          <w:tcPr>
-            <w:tcW w:type="pct" w:w="1958"/>
-            <w:shd w:fill="FBFAF6" w:val="clear"/>
+              <w:t xml:space="preserve">(7)</w:t>
+            </w:r>
+          </w:p>
+        </w:tc>
+      </w:tr>
+      <w:tr>
+        <w:tc>
+          <w:tcPr>
+            <w:tcW w:type="pct" w:w="1422"/>
             <w:tcMar>
               <w:top w:type="dxa" w:w="50"/>
               <w:left w:type="dxa" w:w="110"/>
@@ -3650,15 +3490,13 @@
                 <w:sz w:val="15"/>
                 <w:szCs w:val="15"/>
               </w:rPr>
-              <w:t xml:space="preserve">Sets this year's target and judges performance</w:t>
-            </w:r>
-          </w:p>
-        </w:tc>
-      </w:tr>
-      <w:tr>
-        <w:tc>
-          <w:tcPr>
-            <w:tcW w:type="pct" w:w="1363"/>
+              <w:t xml:space="preserve">Effect on people</w:t>
+            </w:r>
+          </w:p>
+        </w:tc>
+        <w:tc>
+          <w:tcPr>
+            <w:tcW w:type="pct" w:w="2200"/>
             <w:tcMar>
               <w:top w:type="dxa" w:w="50"/>
               <w:left w:type="dxa" w:w="110"/>
@@ -3675,13 +3513,13 @@
                 <w:sz w:val="15"/>
                 <w:szCs w:val="15"/>
               </w:rPr>
-              <w:t xml:space="preserve">Effect on people</w:t>
-            </w:r>
-          </w:p>
-        </w:tc>
-        <w:tc>
-          <w:tcPr>
-            <w:tcW w:type="pct" w:w="1679"/>
+              <w:t xml:space="preserve">Can demotivate if used to judge them</w:t>
+            </w:r>
+          </w:p>
+        </w:tc>
+        <w:tc>
+          <w:tcPr>
+            <w:tcW w:type="pct" w:w="1378"/>
             <w:shd w:fill="FFFFFF" w:val="clear"/>
             <w:tcMar>
               <w:top w:type="dxa" w:w="50"/>
@@ -3702,13 +3540,16 @@
                 <w:sz w:val="14"/>
                 <w:szCs w:val="14"/>
               </w:rPr>
-              <w:t xml:space="preserve">(11)</w:t>
-            </w:r>
-          </w:p>
-        </w:tc>
-        <w:tc>
-          <w:tcPr>
-            <w:tcW w:type="pct" w:w="1958"/>
+              <w:t xml:space="preserve">(8)</w:t>
+            </w:r>
+          </w:p>
+        </w:tc>
+      </w:tr>
+      <w:tr>
+        <w:tc>
+          <w:tcPr>
+            <w:tcW w:type="pct" w:w="1422"/>
+            <w:shd w:fill="FBFAF6" w:val="clear"/>
             <w:tcMar>
               <w:top w:type="dxa" w:w="50"/>
               <w:left w:type="dxa" w:w="110"/>
@@ -3725,15 +3566,13 @@
                 <w:sz w:val="15"/>
                 <w:szCs w:val="15"/>
               </w:rPr>
-              <w:t xml:space="preserve">Motivates: hard but possible</w:t>
-            </w:r>
-          </w:p>
-        </w:tc>
-      </w:tr>
-      <w:tr>
-        <w:tc>
-          <w:tcPr>
-            <w:tcW w:type="pct" w:w="1363"/>
+              <w:t xml:space="preserve">Beverages spoilage allowance</w:t>
+            </w:r>
+          </w:p>
+        </w:tc>
+        <w:tc>
+          <w:tcPr>
+            <w:tcW w:type="pct" w:w="2200"/>
             <w:shd w:fill="FBFAF6" w:val="clear"/>
             <w:tcMar>
               <w:top w:type="dxa" w:w="50"/>
@@ -3751,13 +3590,13 @@
                 <w:sz w:val="15"/>
                 <w:szCs w:val="15"/>
               </w:rPr>
-              <w:t xml:space="preserve">Beverages spoilage allowance</w:t>
-            </w:r>
-          </w:p>
-        </w:tc>
-        <w:tc>
-          <w:tcPr>
-            <w:tcW w:type="pct" w:w="1679"/>
+              <w:t xml:space="preserve">0.0%</w:t>
+            </w:r>
+          </w:p>
+        </w:tc>
+        <w:tc>
+          <w:tcPr>
+            <w:tcW w:type="pct" w:w="1378"/>
             <w:shd w:fill="FBFAF6" w:val="clear"/>
             <w:tcMar>
               <w:top w:type="dxa" w:w="50"/>
@@ -3775,34 +3614,7 @@
                 <w:sz w:val="15"/>
                 <w:szCs w:val="15"/>
               </w:rPr>
-              <w:t xml:space="preserve">0.0%</w:t>
-            </w:r>
-          </w:p>
-        </w:tc>
-        <w:tc>
-          <w:tcPr>
-            <w:tcW w:type="pct" w:w="1958"/>
-            <w:shd w:fill="FFFFFF" w:val="clear"/>
-            <w:tcMar>
-              <w:top w:type="dxa" w:w="50"/>
-              <w:left w:type="dxa" w:w="110"/>
-              <w:bottom w:type="dxa" w:w="50"/>
-              <w:right w:type="dxa" w:w="110"/>
-            </w:tcMar>
-          </w:tcPr>
-          <w:p>
-            <w:pPr>
-              <w:spacing w:before="46" w:after="46"/>
-            </w:pPr>
-            <w:r>
-              <w:rPr>
-                <w:b/>
-                <w:bCs/>
-                <w:color w:val="8186EF"/>
-                <w:sz w:val="14"/>
-                <w:szCs w:val="14"/>
-              </w:rPr>
-              <w:t xml:space="preserve">(12)</w:t>
+              <w:t xml:space="preserve">2.0% this year; 1.2% after kaizen</w:t>
             </w:r>
           </w:p>
         </w:tc>
@@ -3864,7 +3676,7 @@
                 <w:sz w:val="16"/>
                 <w:szCs w:val="16"/>
               </w:rPr>
-              <w:t xml:space="preserve">Can demotivate if used to judge them   ·   Shows the direction and the size of the remaining waste   ·   Efficient work with normal waste and breaks   ·   2.0% this year; 1.2% after kaizen   ·   Perfect conditions: no waste, no breakdowns</w:t>
+              <w:t xml:space="preserve">Motivates: hard but possible   ·   Sets this year's target and judges performance   ·   Efficient work with normal waste and breaks   ·   2.0% this year; 1.2% after kaizen</w:t>
             </w:r>
           </w:p>
         </w:tc>
@@ -4257,7 +4069,7 @@
                 <w:sz w:val="16"/>
                 <w:szCs w:val="16"/>
               </w:rPr>
-              <w:t xml:space="preserve">conditions</w:t>
+              <w:t xml:space="preserve">process</w:t>
             </w:r>
           </w:p>
         </w:tc>
@@ -4283,14 +4095,14 @@
                 <w:sz w:val="16"/>
                 <w:szCs w:val="16"/>
               </w:rPr>
-              <w:t xml:space="preserve">8  </w:t>
-            </w:r>
-            <w:r>
-              <w:rPr>
-                <w:sz w:val="16"/>
-                <w:szCs w:val="16"/>
-              </w:rPr>
-              <w:t xml:space="preserve">kaizen</w:t>
+              <w:t xml:space="preserve">6  </w:t>
+            </w:r>
+            <w:r>
+              <w:rPr>
+                <w:sz w:val="16"/>
+                <w:szCs w:val="16"/>
+              </w:rPr>
+              <w:t xml:space="preserve">Efficient work with normal waste and breaks</w:t>
             </w:r>
           </w:p>
         </w:tc>
@@ -4325,7 +4137,7 @@
                 <w:sz w:val="16"/>
                 <w:szCs w:val="16"/>
               </w:rPr>
-              <w:t xml:space="preserve">breakdowns</w:t>
+              <w:t xml:space="preserve">closer</w:t>
             </w:r>
           </w:p>
         </w:tc>
@@ -4351,14 +4163,14 @@
                 <w:sz w:val="16"/>
                 <w:szCs w:val="16"/>
               </w:rPr>
-              <w:t xml:space="preserve">9  </w:t>
-            </w:r>
-            <w:r>
-              <w:rPr>
-                <w:sz w:val="16"/>
-                <w:szCs w:val="16"/>
-              </w:rPr>
-              <w:t xml:space="preserve">Efficient work with normal waste and breaks</w:t>
+              <w:t xml:space="preserve">7  </w:t>
+            </w:r>
+            <w:r>
+              <w:rPr>
+                <w:sz w:val="16"/>
+                <w:szCs w:val="16"/>
+              </w:rPr>
+              <w:t xml:space="preserve">Sets this year's target and judges performance</w:t>
             </w:r>
           </w:p>
         </w:tc>
@@ -4393,7 +4205,7 @@
                 <w:sz w:val="16"/>
                 <w:szCs w:val="16"/>
               </w:rPr>
-              <w:t xml:space="preserve">currently</w:t>
+              <w:t xml:space="preserve">program</w:t>
             </w:r>
           </w:p>
         </w:tc>
@@ -4419,14 +4231,14 @@
                 <w:sz w:val="16"/>
                 <w:szCs w:val="16"/>
               </w:rPr>
-              <w:t xml:space="preserve">10  </w:t>
-            </w:r>
-            <w:r>
-              <w:rPr>
-                <w:sz w:val="16"/>
-                <w:szCs w:val="16"/>
-              </w:rPr>
-              <w:t xml:space="preserve">Shows the direction and the size of the remaining waste</w:t>
+              <w:t xml:space="preserve">8  </w:t>
+            </w:r>
+            <w:r>
+              <w:rPr>
+                <w:sz w:val="16"/>
+                <w:szCs w:val="16"/>
+              </w:rPr>
+              <w:t xml:space="preserve">Motivates: hard but possible</w:t>
             </w:r>
           </w:p>
         </w:tc>
@@ -4461,7 +4273,7 @@
                 <w:sz w:val="16"/>
                 <w:szCs w:val="16"/>
               </w:rPr>
-              <w:t xml:space="preserve">possible</w:t>
+              <w:t xml:space="preserve">Judging</w:t>
             </w:r>
           </w:p>
         </w:tc>
@@ -4487,14 +4299,14 @@
                 <w:sz w:val="16"/>
                 <w:szCs w:val="16"/>
               </w:rPr>
-              <w:t xml:space="preserve">11  </w:t>
-            </w:r>
-            <w:r>
-              <w:rPr>
-                <w:sz w:val="16"/>
-                <w:szCs w:val="16"/>
-              </w:rPr>
-              <w:t xml:space="preserve">Can demotivate if used to judge them</w:t>
+              <w:t xml:space="preserve">9  </w:t>
+            </w:r>
+            <w:r>
+              <w:rPr>
+                <w:sz w:val="16"/>
+                <w:szCs w:val="16"/>
+              </w:rPr>
+              <w:t xml:space="preserve">continuous improvement</w:t>
             </w:r>
           </w:p>
         </w:tc>
@@ -4529,7 +4341,7 @@
                 <w:sz w:val="16"/>
                 <w:szCs w:val="16"/>
               </w:rPr>
-              <w:t xml:space="preserve">direction</w:t>
+              <w:t xml:space="preserve">because</w:t>
             </w:r>
           </w:p>
         </w:tc>
@@ -4555,143 +4367,7 @@
                 <w:sz w:val="16"/>
                 <w:szCs w:val="16"/>
               </w:rPr>
-              <w:t xml:space="preserve">12  </w:t>
-            </w:r>
-            <w:r>
-              <w:rPr>
-                <w:sz w:val="16"/>
-                <w:szCs w:val="16"/>
-              </w:rPr>
-              <w:t xml:space="preserve">2.0% this year; 1.2% after kaizen</w:t>
-            </w:r>
-          </w:p>
-        </w:tc>
-      </w:tr>
-      <w:tr>
-        <w:tc>
-          <w:tcPr>
-            <w:tcW w:type="pct" w:w="2500"/>
-            <w:tcMar>
-              <w:top w:type="dxa" w:w="20"/>
-              <w:left w:type="dxa" w:w="80"/>
-              <w:bottom w:type="dxa" w:w="20"/>
-              <w:right w:type="dxa" w:w="80"/>
-            </w:tcMar>
-          </w:tcPr>
-          <w:p>
-            <w:pPr>
-              <w:spacing w:before="12" w:after="12"/>
-            </w:pPr>
-            <w:r>
-              <w:rPr>
-                <w:b/>
-                <w:bCs/>
-                <w:color w:val="8186EF"/>
-                <w:sz w:val="16"/>
-                <w:szCs w:val="16"/>
-              </w:rPr>
-              <w:t xml:space="preserve">6  </w:t>
-            </w:r>
-            <w:r>
-              <w:rPr>
-                <w:sz w:val="16"/>
-                <w:szCs w:val="16"/>
-              </w:rPr>
-              <w:t xml:space="preserve">process</w:t>
-            </w:r>
-          </w:p>
-        </w:tc>
-        <w:tc>
-          <w:tcPr>
-            <w:tcW w:type="pct" w:w="2500"/>
-            <w:tcMar>
-              <w:top w:type="dxa" w:w="20"/>
-              <w:left w:type="dxa" w:w="80"/>
-              <w:bottom w:type="dxa" w:w="20"/>
-              <w:right w:type="dxa" w:w="80"/>
-            </w:tcMar>
-          </w:tcPr>
-          <w:p>
-            <w:pPr>
-              <w:spacing w:before="12" w:after="12"/>
-            </w:pPr>
-            <w:r>
-              <w:rPr>
-                <w:b/>
-                <w:bCs/>
-                <w:color w:val="8186EF"/>
-                <w:sz w:val="16"/>
-                <w:szCs w:val="16"/>
-              </w:rPr>
-              <w:t xml:space="preserve">13  </w:t>
-            </w:r>
-            <w:r>
-              <w:rPr>
-                <w:sz w:val="16"/>
-                <w:szCs w:val="16"/>
-              </w:rPr>
-              <w:t xml:space="preserve">continuous improvement</w:t>
-            </w:r>
-          </w:p>
-        </w:tc>
-      </w:tr>
-      <w:tr>
-        <w:tc>
-          <w:tcPr>
-            <w:tcW w:type="pct" w:w="2500"/>
-            <w:tcMar>
-              <w:top w:type="dxa" w:w="20"/>
-              <w:left w:type="dxa" w:w="80"/>
-              <w:bottom w:type="dxa" w:w="20"/>
-              <w:right w:type="dxa" w:w="80"/>
-            </w:tcMar>
-          </w:tcPr>
-          <w:p>
-            <w:pPr>
-              <w:spacing w:before="12" w:after="12"/>
-            </w:pPr>
-            <w:r>
-              <w:rPr>
-                <w:b/>
-                <w:bCs/>
-                <w:color w:val="8186EF"/>
-                <w:sz w:val="16"/>
-                <w:szCs w:val="16"/>
-              </w:rPr>
-              <w:t xml:space="preserve">7  </w:t>
-            </w:r>
-            <w:r>
-              <w:rPr>
-                <w:sz w:val="16"/>
-                <w:szCs w:val="16"/>
-              </w:rPr>
-              <w:t xml:space="preserve">closer</w:t>
-            </w:r>
-          </w:p>
-        </w:tc>
-        <w:tc>
-          <w:tcPr>
-            <w:tcW w:type="pct" w:w="2500"/>
-            <w:tcMar>
-              <w:top w:type="dxa" w:w="20"/>
-              <w:left w:type="dxa" w:w="80"/>
-              <w:bottom w:type="dxa" w:w="20"/>
-              <w:right w:type="dxa" w:w="80"/>
-            </w:tcMar>
-          </w:tcPr>
-          <w:p>
-            <w:pPr>
-              <w:spacing w:before="12" w:after="12"/>
-            </w:pPr>
-            <w:r>
-              <w:rPr>
-                <w:b/>
-                <w:bCs/>
-                <w:color w:val="8186EF"/>
-                <w:sz w:val="16"/>
-                <w:szCs w:val="16"/>
-              </w:rPr>
-              <w:t xml:space="preserve">14  </w:t>
+              <w:t xml:space="preserve">10  </w:t>
             </w:r>
             <w:r>
               <w:rPr>
@@ -4848,7 +4524,7 @@
           <w:sz w:val="16"/>
           <w:szCs w:val="16"/>
         </w:rPr>
-        <w:t xml:space="preserve">      gaps 1–7</w:t>
+        <w:t xml:space="preserve">      gaps 1–6</w:t>
       </w:r>
     </w:p>
     <w:p>
@@ -4861,7 +4537,14 @@
           <w:sz w:val="19"/>
           <w:szCs w:val="19"/>
         </w:rPr>
-        <w:t xml:space="preserve">The cost of </w:t>
+        <w:t xml:space="preserve">The cost of quality has four parts. </w:t>
+      </w:r>
+      <w:r>
+        <w:rPr>
+          <w:sz w:val="19"/>
+          <w:szCs w:val="19"/>
+        </w:rPr>
+        <w:t xml:space="preserve">Prevention costs stop defects before they </w:t>
       </w:r>
       <w:r>
         <w:rPr>
@@ -4893,14 +4576,14 @@
           <w:sz w:val="19"/>
           <w:szCs w:val="19"/>
         </w:rPr>
-        <w:t xml:space="preserve"> has four parts. </w:t>
-      </w:r>
-      <w:r>
-        <w:rPr>
-          <w:sz w:val="19"/>
-          <w:szCs w:val="19"/>
-        </w:rPr>
-        <w:t xml:space="preserve"/>
+        <w:t xml:space="preserve">. </w:t>
+      </w:r>
+      <w:r>
+        <w:rPr>
+          <w:sz w:val="19"/>
+          <w:szCs w:val="19"/>
+        </w:rPr>
+        <w:t xml:space="preserve">Appraisal costs find defects by </w:t>
       </w:r>
       <w:r>
         <w:rPr>
@@ -4932,14 +4615,14 @@
           <w:sz w:val="19"/>
           <w:szCs w:val="19"/>
         </w:rPr>
-        <w:t xml:space="preserve"> costs stop defects before they happen. </w:t>
-      </w:r>
-      <w:r>
-        <w:rPr>
-          <w:sz w:val="19"/>
-          <w:szCs w:val="19"/>
-        </w:rPr>
-        <w:t xml:space="preserve">Appraisal costs find defects by </w:t>
+        <w:t xml:space="preserve"> and testing. </w:t>
+      </w:r>
+      <w:r>
+        <w:rPr>
+          <w:sz w:val="19"/>
+          <w:szCs w:val="19"/>
+        </w:rPr>
+        <w:t xml:space="preserve"/>
       </w:r>
       <w:r>
         <w:rPr>
@@ -4957,7 +4640,7 @@
           <w:sz w:val="19"/>
           <w:szCs w:val="19"/>
         </w:rPr>
-        <w:t xml:space="preserve">            </w:t>
+        <w:t xml:space="preserve">           </w:t>
       </w:r>
       <w:r>
         <w:rPr>
@@ -4971,14 +4654,7 @@
           <w:sz w:val="19"/>
           <w:szCs w:val="19"/>
         </w:rPr>
-        <w:t xml:space="preserve"> and testing. </w:t>
-      </w:r>
-      <w:r>
-        <w:rPr>
-          <w:sz w:val="19"/>
-          <w:szCs w:val="19"/>
-        </w:rPr>
-        <w:t xml:space="preserve">Together they are the costs of </w:t>
+        <w:t xml:space="preserve"> they are the costs of </w:t>
       </w:r>
       <w:r>
         <w:rPr>
@@ -5017,7 +4693,7 @@
           <w:sz w:val="19"/>
           <w:szCs w:val="19"/>
         </w:rPr>
-        <w:t xml:space="preserve"/>
+        <w:t xml:space="preserve">Internal failure costs arise from defects found before the product </w:t>
       </w:r>
       <w:r>
         <w:rPr>
@@ -5049,14 +4725,21 @@
           <w:sz w:val="19"/>
           <w:szCs w:val="19"/>
         </w:rPr>
-        <w:t xml:space="preserve"> failure costs arise from defects found before the product reaches the customer, such as scrap and rework. </w:t>
-      </w:r>
-      <w:r>
-        <w:rPr>
-          <w:sz w:val="19"/>
-          <w:szCs w:val="19"/>
-        </w:rPr>
-        <w:t xml:space="preserve">External failure costs arise from defects the customer finds, such as returns, </w:t>
+        <w:t xml:space="preserve"> the customer, such as scrap and rework. </w:t>
+      </w:r>
+      <w:r>
+        <w:rPr>
+          <w:sz w:val="19"/>
+          <w:szCs w:val="19"/>
+        </w:rPr>
+        <w:t xml:space="preserve">External failure costs arise from defects the customer finds, such as returns, complaints and lost sales. </w:t>
+      </w:r>
+      <w:r>
+        <w:rPr>
+          <w:sz w:val="19"/>
+          <w:szCs w:val="19"/>
+        </w:rPr>
+        <w:t xml:space="preserve">Failure costs are 68% of the total $950,000, and the </w:t>
       </w:r>
       <w:r>
         <w:rPr>
@@ -5074,7 +4757,7 @@
           <w:sz w:val="19"/>
           <w:szCs w:val="19"/>
         </w:rPr>
-        <w:t xml:space="preserve">            </w:t>
+        <w:t xml:space="preserve">           </w:t>
       </w:r>
       <w:r>
         <w:rPr>
@@ -5088,46 +4771,7 @@
           <w:sz w:val="19"/>
           <w:szCs w:val="19"/>
         </w:rPr>
-        <w:t xml:space="preserve"> and lost sales. </w:t>
-      </w:r>
-      <w:r>
-        <w:rPr>
-          <w:sz w:val="19"/>
-          <w:szCs w:val="19"/>
-        </w:rPr>
-        <w:t xml:space="preserve">Failure costs are 68% of the total $950,000, and the largest </w:t>
-      </w:r>
-      <w:r>
-        <w:rPr>
-          <w:b/>
-          <w:bCs/>
-          <w:color w:val="8186EF"/>
-          <w:sz w:val="15"/>
-          <w:szCs w:val="15"/>
-        </w:rPr>
-        <w:t xml:space="preserve"> (7) </w:t>
-      </w:r>
-      <w:r>
-        <w:rPr>
-          <w:u w:val="single"/>
-          <w:sz w:val="19"/>
-          <w:szCs w:val="19"/>
-        </w:rPr>
-        <w:t xml:space="preserve">           </w:t>
-      </w:r>
-      <w:r>
-        <w:rPr>
-          <w:sz w:val="19"/>
-          <w:szCs w:val="19"/>
-        </w:rPr>
-        <w:t xml:space="preserve"> </w:t>
-      </w:r>
-      <w:r>
-        <w:rPr>
-          <w:sz w:val="19"/>
-          <w:szCs w:val="19"/>
-        </w:rPr>
-        <w:t xml:space="preserve"> is external failure. </w:t>
+        <w:t xml:space="preserve"> category is external failure. </w:t>
       </w:r>
     </w:p>
     <w:tbl>
@@ -5185,7 +4829,7 @@
                 <w:sz w:val="16"/>
                 <w:szCs w:val="16"/>
               </w:rPr>
-              <w:t xml:space="preserve">Prevention   ·   complaints   ·   kaizen   ·   Internal   ·   inspection   ·   quality   ·   category   ·   conformance</w:t>
+              <w:t xml:space="preserve">customers   ·   largest   ·   conformance   ·   reaches   ·   Together   ·   happen   ·   inspection</w:t>
             </w:r>
           </w:p>
         </w:tc>
@@ -5207,8 +4851,8 @@
       </w:tblPr>
       <w:tblGrid>
         <w:gridCol w:w="4224"/>
-        <w:gridCol w:w="1671"/>
-        <w:gridCol w:w="3705"/>
+        <w:gridCol w:w="1727"/>
+        <w:gridCol w:w="3649"/>
       </w:tblGrid>
       <w:tr>
         <w:tc>
@@ -5270,7 +4914,7 @@
         </w:tc>
         <w:tc>
           <w:tcPr>
-            <w:tcW w:type="pct" w:w="870"/>
+            <w:tcW w:type="pct" w:w="900"/>
             <w:shd w:fill="353A7C" w:val="clear"/>
             <w:tcMar>
               <w:top w:type="dxa" w:w="50"/>
@@ -5297,7 +4941,7 @@
         </w:tc>
         <w:tc>
           <w:tcPr>
-            <w:tcW w:type="pct" w:w="1930"/>
+            <w:tcW w:type="pct" w:w="1900"/>
             <w:shd w:fill="353A7C" w:val="clear"/>
             <w:tcMar>
               <w:top w:type="dxa" w:w="50"/>
@@ -5347,13 +4991,13 @@
                 <w:sz w:val="14"/>
                 <w:szCs w:val="14"/>
               </w:rPr>
-              <w:t xml:space="preserve">(8)</w:t>
-            </w:r>
-          </w:p>
-        </w:tc>
-        <w:tc>
-          <w:tcPr>
-            <w:tcW w:type="pct" w:w="870"/>
+              <w:t xml:space="preserve">(7)</w:t>
+            </w:r>
+          </w:p>
+        </w:tc>
+        <w:tc>
+          <w:tcPr>
+            <w:tcW w:type="pct" w:w="900"/>
             <w:tcMar>
               <w:top w:type="dxa" w:w="50"/>
               <w:left w:type="dxa" w:w="110"/>
@@ -5376,81 +5020,7 @@
         </w:tc>
         <w:tc>
           <w:tcPr>
-            <w:tcW w:type="pct" w:w="1930"/>
-            <w:tcMar>
-              <w:top w:type="dxa" w:w="50"/>
-              <w:left w:type="dxa" w:w="110"/>
-              <w:bottom w:type="dxa" w:w="50"/>
-              <w:right w:type="dxa" w:w="110"/>
-            </w:tcMar>
-          </w:tcPr>
-          <w:p>
-            <w:pPr>
-              <w:spacing w:before="28" w:after="28"/>
-            </w:pPr>
-            <w:r>
-              <w:rPr>
-                <w:sz w:val="15"/>
-                <w:szCs w:val="15"/>
-              </w:rPr>
-              <w:t xml:space="preserve"> </w:t>
-            </w:r>
-          </w:p>
-        </w:tc>
-      </w:tr>
-      <w:tr>
-        <w:tc>
-          <w:tcPr>
-            <w:tcW w:type="pct" w:w="2200"/>
-            <w:shd w:fill="FBFAF6" w:val="clear"/>
-            <w:tcMar>
-              <w:top w:type="dxa" w:w="50"/>
-              <w:left w:type="dxa" w:w="110"/>
-              <w:bottom w:type="dxa" w:w="50"/>
-              <w:right w:type="dxa" w:w="110"/>
-            </w:tcMar>
-          </w:tcPr>
-          <w:p>
-            <w:pPr>
-              <w:spacing w:before="28" w:after="28"/>
-            </w:pPr>
-            <w:r>
-              <w:rPr>
-                <w:sz w:val="15"/>
-                <w:szCs w:val="15"/>
-              </w:rPr>
-              <w:t xml:space="preserve">Quality training for staff</w:t>
-            </w:r>
-          </w:p>
-        </w:tc>
-        <w:tc>
-          <w:tcPr>
-            <w:tcW w:type="pct" w:w="870"/>
-            <w:shd w:fill="FBFAF6" w:val="clear"/>
-            <w:tcMar>
-              <w:top w:type="dxa" w:w="50"/>
-              <w:left w:type="dxa" w:w="110"/>
-              <w:bottom w:type="dxa" w:w="50"/>
-              <w:right w:type="dxa" w:w="110"/>
-            </w:tcMar>
-          </w:tcPr>
-          <w:p>
-            <w:pPr>
-              <w:spacing w:before="28" w:after="28"/>
-            </w:pPr>
-            <w:r>
-              <w:rPr>
-                <w:sz w:val="15"/>
-                <w:szCs w:val="15"/>
-              </w:rPr>
-              <w:t xml:space="preserve">40,000</w:t>
-            </w:r>
-          </w:p>
-        </w:tc>
-        <w:tc>
-          <w:tcPr>
-            <w:tcW w:type="pct" w:w="1930"/>
-            <w:shd w:fill="FBFAF6" w:val="clear"/>
+            <w:tcW w:type="pct" w:w="1900"/>
             <w:tcMar>
               <w:top w:type="dxa" w:w="50"/>
               <w:left w:type="dxa" w:w="110"/>
@@ -5496,13 +5066,14 @@
                 <w:sz w:val="14"/>
                 <w:szCs w:val="14"/>
               </w:rPr>
-              <w:t xml:space="preserve">(9)</w:t>
-            </w:r>
-          </w:p>
-        </w:tc>
-        <w:tc>
-          <w:tcPr>
-            <w:tcW w:type="pct" w:w="870"/>
+              <w:t xml:space="preserve">(8)</w:t>
+            </w:r>
+          </w:p>
+        </w:tc>
+        <w:tc>
+          <w:tcPr>
+            <w:tcW w:type="pct" w:w="900"/>
+            <w:shd w:fill="FBFAF6" w:val="clear"/>
             <w:tcMar>
               <w:top w:type="dxa" w:w="50"/>
               <w:left w:type="dxa" w:w="110"/>
@@ -5519,13 +5090,14 @@
                 <w:sz w:val="15"/>
                 <w:szCs w:val="15"/>
               </w:rPr>
-              <w:t xml:space="preserve">50,000</w:t>
-            </w:r>
-          </w:p>
-        </w:tc>
-        <w:tc>
-          <w:tcPr>
-            <w:tcW w:type="pct" w:w="1930"/>
+              <w:t xml:space="preserve">40,000</w:t>
+            </w:r>
+          </w:p>
+        </w:tc>
+        <w:tc>
+          <w:tcPr>
+            <w:tcW w:type="pct" w:w="1900"/>
+            <w:shd w:fill="FBFAF6" w:val="clear"/>
             <w:tcMar>
               <w:top w:type="dxa" w:w="50"/>
               <w:left w:type="dxa" w:w="110"/>
@@ -5571,14 +5143,13 @@
                 <w:sz w:val="14"/>
                 <w:szCs w:val="14"/>
               </w:rPr>
-              <w:t xml:space="preserve">(10)</w:t>
-            </w:r>
-          </w:p>
-        </w:tc>
-        <w:tc>
-          <w:tcPr>
-            <w:tcW w:type="pct" w:w="870"/>
-            <w:shd w:fill="FBFAF6" w:val="clear"/>
+              <w:t xml:space="preserve">(9)</w:t>
+            </w:r>
+          </w:p>
+        </w:tc>
+        <w:tc>
+          <w:tcPr>
+            <w:tcW w:type="pct" w:w="900"/>
             <w:tcMar>
               <w:top w:type="dxa" w:w="50"/>
               <w:left w:type="dxa" w:w="110"/>
@@ -5595,14 +5166,13 @@
                 <w:sz w:val="15"/>
                 <w:szCs w:val="15"/>
               </w:rPr>
-              <w:t xml:space="preserve"> </w:t>
-            </w:r>
-          </w:p>
-        </w:tc>
-        <w:tc>
-          <w:tcPr>
-            <w:tcW w:type="pct" w:w="1930"/>
-            <w:shd w:fill="FBFAF6" w:val="clear"/>
+              <w:t xml:space="preserve">50,000</w:t>
+            </w:r>
+          </w:p>
+        </w:tc>
+        <w:tc>
+          <w:tcPr>
+            <w:tcW w:type="pct" w:w="1900"/>
             <w:tcMar>
               <w:top w:type="dxa" w:w="50"/>
               <w:left w:type="dxa" w:w="110"/>
@@ -5619,7 +5189,152 @@
                 <w:sz w:val="15"/>
                 <w:szCs w:val="15"/>
               </w:rPr>
+              <w:t xml:space="preserve"> </w:t>
+            </w:r>
+          </w:p>
+        </w:tc>
+      </w:tr>
+      <w:tr>
+        <w:tc>
+          <w:tcPr>
+            <w:tcW w:type="pct" w:w="2200"/>
+            <w:shd w:fill="FBFAF6" w:val="clear"/>
+            <w:tcMar>
+              <w:top w:type="dxa" w:w="50"/>
+              <w:left w:type="dxa" w:w="110"/>
+              <w:bottom w:type="dxa" w:w="50"/>
+              <w:right w:type="dxa" w:w="110"/>
+            </w:tcMar>
+          </w:tcPr>
+          <w:p>
+            <w:pPr>
+              <w:spacing w:before="28" w:after="28"/>
+            </w:pPr>
+            <w:r>
+              <w:rPr>
+                <w:sz w:val="15"/>
+                <w:szCs w:val="15"/>
+              </w:rPr>
+              <w:t xml:space="preserve">Prevention costs</w:t>
+            </w:r>
+          </w:p>
+        </w:tc>
+        <w:tc>
+          <w:tcPr>
+            <w:tcW w:type="pct" w:w="900"/>
+            <w:shd w:fill="FBFAF6" w:val="clear"/>
+            <w:tcMar>
+              <w:top w:type="dxa" w:w="50"/>
+              <w:left w:type="dxa" w:w="110"/>
+              <w:bottom w:type="dxa" w:w="50"/>
+              <w:right w:type="dxa" w:w="110"/>
+            </w:tcMar>
+          </w:tcPr>
+          <w:p>
+            <w:pPr>
+              <w:spacing w:before="28" w:after="28"/>
+            </w:pPr>
+            <w:r>
+              <w:rPr>
+                <w:sz w:val="15"/>
+                <w:szCs w:val="15"/>
+              </w:rPr>
+              <w:t xml:space="preserve"> </w:t>
+            </w:r>
+          </w:p>
+        </w:tc>
+        <w:tc>
+          <w:tcPr>
+            <w:tcW w:type="pct" w:w="1900"/>
+            <w:shd w:fill="FBFAF6" w:val="clear"/>
+            <w:tcMar>
+              <w:top w:type="dxa" w:w="50"/>
+              <w:left w:type="dxa" w:w="110"/>
+              <w:bottom w:type="dxa" w:w="50"/>
+              <w:right w:type="dxa" w:w="110"/>
+            </w:tcMar>
+          </w:tcPr>
+          <w:p>
+            <w:pPr>
+              <w:spacing w:before="28" w:after="28"/>
+            </w:pPr>
+            <w:r>
+              <w:rPr>
+                <w:sz w:val="15"/>
+                <w:szCs w:val="15"/>
+              </w:rPr>
               <w:t xml:space="preserve">120,000 (13%)</w:t>
+            </w:r>
+          </w:p>
+        </w:tc>
+      </w:tr>
+      <w:tr>
+        <w:tc>
+          <w:tcPr>
+            <w:tcW w:type="pct" w:w="2200"/>
+            <w:tcMar>
+              <w:top w:type="dxa" w:w="50"/>
+              <w:left w:type="dxa" w:w="110"/>
+              <w:bottom w:type="dxa" w:w="50"/>
+              <w:right w:type="dxa" w:w="110"/>
+            </w:tcMar>
+          </w:tcPr>
+          <w:p>
+            <w:pPr>
+              <w:spacing w:before="28" w:after="28"/>
+            </w:pPr>
+            <w:r>
+              <w:rPr>
+                <w:sz w:val="15"/>
+                <w:szCs w:val="15"/>
+              </w:rPr>
+              <w:t xml:space="preserve">Testing incoming concentrate</w:t>
+            </w:r>
+          </w:p>
+        </w:tc>
+        <w:tc>
+          <w:tcPr>
+            <w:tcW w:type="pct" w:w="900"/>
+            <w:tcMar>
+              <w:top w:type="dxa" w:w="50"/>
+              <w:left w:type="dxa" w:w="110"/>
+              <w:bottom w:type="dxa" w:w="50"/>
+              <w:right w:type="dxa" w:w="110"/>
+            </w:tcMar>
+          </w:tcPr>
+          <w:p>
+            <w:pPr>
+              <w:spacing w:before="28" w:after="28"/>
+            </w:pPr>
+            <w:r>
+              <w:rPr>
+                <w:sz w:val="15"/>
+                <w:szCs w:val="15"/>
+              </w:rPr>
+              <w:t xml:space="preserve">45,000</w:t>
+            </w:r>
+          </w:p>
+        </w:tc>
+        <w:tc>
+          <w:tcPr>
+            <w:tcW w:type="pct" w:w="1900"/>
+            <w:tcMar>
+              <w:top w:type="dxa" w:w="50"/>
+              <w:left w:type="dxa" w:w="110"/>
+              <w:bottom w:type="dxa" w:w="50"/>
+              <w:right w:type="dxa" w:w="110"/>
+            </w:tcMar>
+          </w:tcPr>
+          <w:p>
+            <w:pPr>
+              <w:spacing w:before="28" w:after="28"/>
+            </w:pPr>
+            <w:r>
+              <w:rPr>
+                <w:sz w:val="15"/>
+                <w:szCs w:val="15"/>
+              </w:rPr>
+              <w:t xml:space="preserve"> </w:t>
             </w:r>
           </w:p>
         </w:tc>
@@ -5648,13 +5363,14 @@
                 <w:sz w:val="14"/>
                 <w:szCs w:val="14"/>
               </w:rPr>
-              <w:t xml:space="preserve">(11)</w:t>
-            </w:r>
-          </w:p>
-        </w:tc>
-        <w:tc>
-          <w:tcPr>
-            <w:tcW w:type="pct" w:w="870"/>
+              <w:t xml:space="preserve">(10)</w:t>
+            </w:r>
+          </w:p>
+        </w:tc>
+        <w:tc>
+          <w:tcPr>
+            <w:tcW w:type="pct" w:w="900"/>
+            <w:shd w:fill="FBFAF6" w:val="clear"/>
             <w:tcMar>
               <w:top w:type="dxa" w:w="50"/>
               <w:left w:type="dxa" w:w="110"/>
@@ -5671,13 +5387,14 @@
                 <w:sz w:val="15"/>
                 <w:szCs w:val="15"/>
               </w:rPr>
-              <w:t xml:space="preserve">45,000</w:t>
-            </w:r>
-          </w:p>
-        </w:tc>
-        <w:tc>
-          <w:tcPr>
-            <w:tcW w:type="pct" w:w="1930"/>
+              <w:t xml:space="preserve">80,000</w:t>
+            </w:r>
+          </w:p>
+        </w:tc>
+        <w:tc>
+          <w:tcPr>
+            <w:tcW w:type="pct" w:w="1900"/>
+            <w:shd w:fill="FBFAF6" w:val="clear"/>
             <w:tcMar>
               <w:top w:type="dxa" w:w="50"/>
               <w:left w:type="dxa" w:w="110"/>
@@ -5723,14 +5440,13 @@
                 <w:sz w:val="14"/>
                 <w:szCs w:val="14"/>
               </w:rPr>
-              <w:t xml:space="preserve">(12)</w:t>
-            </w:r>
-          </w:p>
-        </w:tc>
-        <w:tc>
-          <w:tcPr>
-            <w:tcW w:type="pct" w:w="870"/>
-            <w:shd w:fill="FBFAF6" w:val="clear"/>
+              <w:t xml:space="preserve">(11)</w:t>
+            </w:r>
+          </w:p>
+        </w:tc>
+        <w:tc>
+          <w:tcPr>
+            <w:tcW w:type="pct" w:w="900"/>
             <w:tcMar>
               <w:top w:type="dxa" w:w="50"/>
               <w:left w:type="dxa" w:w="110"/>
@@ -5747,14 +5463,13 @@
                 <w:sz w:val="15"/>
                 <w:szCs w:val="15"/>
               </w:rPr>
-              <w:t xml:space="preserve">80,000</w:t>
-            </w:r>
-          </w:p>
-        </w:tc>
-        <w:tc>
-          <w:tcPr>
-            <w:tcW w:type="pct" w:w="1930"/>
-            <w:shd w:fill="FBFAF6" w:val="clear"/>
+              <w:t xml:space="preserve">55,000</w:t>
+            </w:r>
+          </w:p>
+        </w:tc>
+        <w:tc>
+          <w:tcPr>
+            <w:tcW w:type="pct" w:w="1900"/>
             <w:tcMar>
               <w:top w:type="dxa" w:w="50"/>
               <w:left w:type="dxa" w:w="110"/>
@@ -5780,6 +5495,7 @@
         <w:tc>
           <w:tcPr>
             <w:tcW w:type="pct" w:w="2200"/>
+            <w:shd w:fill="FBFAF6" w:val="clear"/>
             <w:tcMar>
               <w:top w:type="dxa" w:w="50"/>
               <w:left w:type="dxa" w:w="110"/>
@@ -5796,13 +5512,14 @@
                 <w:sz w:val="15"/>
                 <w:szCs w:val="15"/>
               </w:rPr>
-              <w:t xml:space="preserve">Lab tests of finished juice</w:t>
-            </w:r>
-          </w:p>
-        </w:tc>
-        <w:tc>
-          <w:tcPr>
-            <w:tcW w:type="pct" w:w="870"/>
+              <w:t xml:space="preserve">Appraisal costs</w:t>
+            </w:r>
+          </w:p>
+        </w:tc>
+        <w:tc>
+          <w:tcPr>
+            <w:tcW w:type="pct" w:w="900"/>
+            <w:shd w:fill="FBFAF6" w:val="clear"/>
             <w:tcMar>
               <w:top w:type="dxa" w:w="50"/>
               <w:left w:type="dxa" w:w="110"/>
@@ -5819,86 +5536,13 @@
                 <w:sz w:val="15"/>
                 <w:szCs w:val="15"/>
               </w:rPr>
-              <w:t xml:space="preserve">55,000</w:t>
-            </w:r>
-          </w:p>
-        </w:tc>
-        <w:tc>
-          <w:tcPr>
-            <w:tcW w:type="pct" w:w="1930"/>
-            <w:tcMar>
-              <w:top w:type="dxa" w:w="50"/>
-              <w:left w:type="dxa" w:w="110"/>
-              <w:bottom w:type="dxa" w:w="50"/>
-              <w:right w:type="dxa" w:w="110"/>
-            </w:tcMar>
-          </w:tcPr>
-          <w:p>
-            <w:pPr>
-              <w:spacing w:before="28" w:after="28"/>
-            </w:pPr>
-            <w:r>
-              <w:rPr>
-                <w:sz w:val="15"/>
-                <w:szCs w:val="15"/>
-              </w:rPr>
               <w:t xml:space="preserve"> </w:t>
             </w:r>
           </w:p>
         </w:tc>
-      </w:tr>
-      <w:tr>
-        <w:tc>
-          <w:tcPr>
-            <w:tcW w:type="pct" w:w="2200"/>
-            <w:shd w:fill="FBFAF6" w:val="clear"/>
-            <w:tcMar>
-              <w:top w:type="dxa" w:w="50"/>
-              <w:left w:type="dxa" w:w="110"/>
-              <w:bottom w:type="dxa" w:w="50"/>
-              <w:right w:type="dxa" w:w="110"/>
-            </w:tcMar>
-          </w:tcPr>
-          <w:p>
-            <w:pPr>
-              <w:spacing w:before="28" w:after="28"/>
-            </w:pPr>
-            <w:r>
-              <w:rPr>
-                <w:sz w:val="15"/>
-                <w:szCs w:val="15"/>
-              </w:rPr>
-              <w:t xml:space="preserve">Appraisal costs</w:t>
-            </w:r>
-          </w:p>
-        </w:tc>
-        <w:tc>
-          <w:tcPr>
-            <w:tcW w:type="pct" w:w="870"/>
-            <w:shd w:fill="FBFAF6" w:val="clear"/>
-            <w:tcMar>
-              <w:top w:type="dxa" w:w="50"/>
-              <w:left w:type="dxa" w:w="110"/>
-              <w:bottom w:type="dxa" w:w="50"/>
-              <w:right w:type="dxa" w:w="110"/>
-            </w:tcMar>
-          </w:tcPr>
-          <w:p>
-            <w:pPr>
-              <w:spacing w:before="28" w:after="28"/>
-            </w:pPr>
-            <w:r>
-              <w:rPr>
-                <w:sz w:val="15"/>
-                <w:szCs w:val="15"/>
-              </w:rPr>
-              <w:t xml:space="preserve"> </w:t>
-            </w:r>
-          </w:p>
-        </w:tc>
-        <w:tc>
-          <w:tcPr>
-            <w:tcW w:type="pct" w:w="1930"/>
+        <w:tc>
+          <w:tcPr>
+            <w:tcW w:type="pct" w:w="1900"/>
             <w:shd w:fill="FBFAF6" w:val="clear"/>
             <w:tcMar>
               <w:top w:type="dxa" w:w="50"/>
@@ -5945,13 +5589,13 @@
                 <w:sz w:val="14"/>
                 <w:szCs w:val="14"/>
               </w:rPr>
-              <w:t xml:space="preserve">(13)</w:t>
-            </w:r>
-          </w:p>
-        </w:tc>
-        <w:tc>
-          <w:tcPr>
-            <w:tcW w:type="pct" w:w="870"/>
+              <w:t xml:space="preserve">(12)</w:t>
+            </w:r>
+          </w:p>
+        </w:tc>
+        <w:tc>
+          <w:tcPr>
+            <w:tcW w:type="pct" w:w="900"/>
             <w:tcMar>
               <w:top w:type="dxa" w:w="50"/>
               <w:left w:type="dxa" w:w="110"/>
@@ -5974,7 +5618,7 @@
         </w:tc>
         <w:tc>
           <w:tcPr>
-            <w:tcW w:type="pct" w:w="1930"/>
+            <w:tcW w:type="pct" w:w="1900"/>
             <w:tcMar>
               <w:top w:type="dxa" w:w="50"/>
               <w:left w:type="dxa" w:w="110"/>
@@ -6023,7 +5667,7 @@
         </w:tc>
         <w:tc>
           <w:tcPr>
-            <w:tcW w:type="pct" w:w="870"/>
+            <w:tcW w:type="pct" w:w="900"/>
             <w:shd w:fill="FBFAF6" w:val="clear"/>
             <w:tcMar>
               <w:top w:type="dxa" w:w="50"/>
@@ -6047,7 +5691,7 @@
         </w:tc>
         <w:tc>
           <w:tcPr>
-            <w:tcW w:type="pct" w:w="1930"/>
+            <w:tcW w:type="pct" w:w="1900"/>
             <w:shd w:fill="FBFAF6" w:val="clear"/>
             <w:tcMar>
               <w:top w:type="dxa" w:w="50"/>
@@ -6074,33 +5718,6 @@
         <w:tc>
           <w:tcPr>
             <w:tcW w:type="pct" w:w="2200"/>
-            <w:shd w:fill="FFFFFF" w:val="clear"/>
-            <w:tcMar>
-              <w:top w:type="dxa" w:w="50"/>
-              <w:left w:type="dxa" w:w="110"/>
-              <w:bottom w:type="dxa" w:w="50"/>
-              <w:right w:type="dxa" w:w="110"/>
-            </w:tcMar>
-          </w:tcPr>
-          <w:p>
-            <w:pPr>
-              <w:spacing w:before="46" w:after="46"/>
-            </w:pPr>
-            <w:r>
-              <w:rPr>
-                <w:b/>
-                <w:bCs/>
-                <w:color w:val="8186EF"/>
-                <w:sz w:val="14"/>
-                <w:szCs w:val="14"/>
-              </w:rPr>
-              <w:t xml:space="preserve">(14)</w:t>
-            </w:r>
-          </w:p>
-        </w:tc>
-        <w:tc>
-          <w:tcPr>
-            <w:tcW w:type="pct" w:w="870"/>
             <w:tcMar>
               <w:top w:type="dxa" w:w="50"/>
               <w:left w:type="dxa" w:w="110"/>
@@ -6117,13 +5734,13 @@
                 <w:sz w:val="15"/>
                 <w:szCs w:val="15"/>
               </w:rPr>
-              <w:t xml:space="preserve">40,000</w:t>
-            </w:r>
-          </w:p>
-        </w:tc>
-        <w:tc>
-          <w:tcPr>
-            <w:tcW w:type="pct" w:w="1930"/>
+              <w:t xml:space="preserve">Line stops after failures</w:t>
+            </w:r>
+          </w:p>
+        </w:tc>
+        <w:tc>
+          <w:tcPr>
+            <w:tcW w:type="pct" w:w="900"/>
             <w:tcMar>
               <w:top w:type="dxa" w:w="50"/>
               <w:left w:type="dxa" w:w="110"/>
@@ -6140,6 +5757,29 @@
                 <w:sz w:val="15"/>
                 <w:szCs w:val="15"/>
               </w:rPr>
+              <w:t xml:space="preserve">40,000</w:t>
+            </w:r>
+          </w:p>
+        </w:tc>
+        <w:tc>
+          <w:tcPr>
+            <w:tcW w:type="pct" w:w="1900"/>
+            <w:tcMar>
+              <w:top w:type="dxa" w:w="50"/>
+              <w:left w:type="dxa" w:w="110"/>
+              <w:bottom w:type="dxa" w:w="50"/>
+              <w:right w:type="dxa" w:w="110"/>
+            </w:tcMar>
+          </w:tcPr>
+          <w:p>
+            <w:pPr>
+              <w:spacing w:before="28" w:after="28"/>
+            </w:pPr>
+            <w:r>
+              <w:rPr>
+                <w:sz w:val="15"/>
+                <w:szCs w:val="15"/>
+              </w:rPr>
               <w:t xml:space="preserve"> </w:t>
             </w:r>
           </w:p>
@@ -6172,7 +5812,7 @@
         </w:tc>
         <w:tc>
           <w:tcPr>
-            <w:tcW w:type="pct" w:w="870"/>
+            <w:tcW w:type="pct" w:w="900"/>
             <w:shd w:fill="FBFAF6" w:val="clear"/>
             <w:tcMar>
               <w:top w:type="dxa" w:w="50"/>
@@ -6196,7 +5836,7 @@
         </w:tc>
         <w:tc>
           <w:tcPr>
-            <w:tcW w:type="pct" w:w="1930"/>
+            <w:tcW w:type="pct" w:w="1900"/>
             <w:shd w:fill="FBFAF6" w:val="clear"/>
             <w:tcMar>
               <w:top w:type="dxa" w:w="50"/>
@@ -6223,33 +5863,6 @@
         <w:tc>
           <w:tcPr>
             <w:tcW w:type="pct" w:w="2200"/>
-            <w:shd w:fill="FFFFFF" w:val="clear"/>
-            <w:tcMar>
-              <w:top w:type="dxa" w:w="50"/>
-              <w:left w:type="dxa" w:w="110"/>
-              <w:bottom w:type="dxa" w:w="50"/>
-              <w:right w:type="dxa" w:w="110"/>
-            </w:tcMar>
-          </w:tcPr>
-          <w:p>
-            <w:pPr>
-              <w:spacing w:before="46" w:after="46"/>
-            </w:pPr>
-            <w:r>
-              <w:rPr>
-                <w:b/>
-                <w:bCs/>
-                <w:color w:val="8186EF"/>
-                <w:sz w:val="14"/>
-                <w:szCs w:val="14"/>
-              </w:rPr>
-              <w:t xml:space="preserve">(15)</w:t>
-            </w:r>
-          </w:p>
-        </w:tc>
-        <w:tc>
-          <w:tcPr>
-            <w:tcW w:type="pct" w:w="870"/>
             <w:tcMar>
               <w:top w:type="dxa" w:w="50"/>
               <w:left w:type="dxa" w:w="110"/>
@@ -6266,13 +5879,13 @@
                 <w:sz w:val="15"/>
                 <w:szCs w:val="15"/>
               </w:rPr>
-              <w:t xml:space="preserve">200,000</w:t>
-            </w:r>
-          </w:p>
-        </w:tc>
-        <w:tc>
-          <w:tcPr>
-            <w:tcW w:type="pct" w:w="1930"/>
+              <w:t xml:space="preserve">Returns and replacements</w:t>
+            </w:r>
+          </w:p>
+        </w:tc>
+        <w:tc>
+          <w:tcPr>
+            <w:tcW w:type="pct" w:w="900"/>
             <w:tcMar>
               <w:top w:type="dxa" w:w="50"/>
               <w:left w:type="dxa" w:w="110"/>
@@ -6289,6 +5902,29 @@
                 <w:sz w:val="15"/>
                 <w:szCs w:val="15"/>
               </w:rPr>
+              <w:t xml:space="preserve">200,000</w:t>
+            </w:r>
+          </w:p>
+        </w:tc>
+        <w:tc>
+          <w:tcPr>
+            <w:tcW w:type="pct" w:w="1900"/>
+            <w:tcMar>
+              <w:top w:type="dxa" w:w="50"/>
+              <w:left w:type="dxa" w:w="110"/>
+              <w:bottom w:type="dxa" w:w="50"/>
+              <w:right w:type="dxa" w:w="110"/>
+            </w:tcMar>
+          </w:tcPr>
+          <w:p>
+            <w:pPr>
+              <w:spacing w:before="28" w:after="28"/>
+            </w:pPr>
+            <w:r>
+              <w:rPr>
+                <w:sz w:val="15"/>
+                <w:szCs w:val="15"/>
+              </w:rPr>
               <w:t xml:space="preserve"> </w:t>
             </w:r>
           </w:p>
@@ -6321,7 +5957,7 @@
         </w:tc>
         <w:tc>
           <w:tcPr>
-            <w:tcW w:type="pct" w:w="870"/>
+            <w:tcW w:type="pct" w:w="900"/>
             <w:shd w:fill="FBFAF6" w:val="clear"/>
             <w:tcMar>
               <w:top w:type="dxa" w:w="50"/>
@@ -6345,7 +5981,7 @@
         </w:tc>
         <w:tc>
           <w:tcPr>
-            <w:tcW w:type="pct" w:w="1930"/>
+            <w:tcW w:type="pct" w:w="1900"/>
             <w:shd w:fill="FBFAF6" w:val="clear"/>
             <w:tcMar>
               <w:top w:type="dxa" w:w="50"/>
@@ -6394,7 +6030,7 @@
         </w:tc>
         <w:tc>
           <w:tcPr>
-            <w:tcW w:type="pct" w:w="870"/>
+            <w:tcW w:type="pct" w:w="900"/>
             <w:tcMar>
               <w:top w:type="dxa" w:w="50"/>
               <w:left w:type="dxa" w:w="110"/>
@@ -6417,7 +6053,7 @@
         </w:tc>
         <w:tc>
           <w:tcPr>
-            <w:tcW w:type="pct" w:w="1930"/>
+            <w:tcW w:type="pct" w:w="1900"/>
             <w:tcMar>
               <w:top w:type="dxa" w:w="50"/>
               <w:left w:type="dxa" w:w="110"/>
@@ -6466,7 +6102,7 @@
         </w:tc>
         <w:tc>
           <w:tcPr>
-            <w:tcW w:type="pct" w:w="870"/>
+            <w:tcW w:type="pct" w:w="900"/>
             <w:shd w:fill="FBFAF6" w:val="clear"/>
             <w:tcMar>
               <w:top w:type="dxa" w:w="50"/>
@@ -6490,7 +6126,7 @@
         </w:tc>
         <w:tc>
           <w:tcPr>
-            <w:tcW w:type="pct" w:w="1930"/>
+            <w:tcW w:type="pct" w:w="1900"/>
             <w:shd w:fill="FBFAF6" w:val="clear"/>
             <w:tcMar>
               <w:top w:type="dxa" w:w="50"/>
@@ -6539,7 +6175,7 @@
         </w:tc>
         <w:tc>
           <w:tcPr>
-            <w:tcW w:type="pct" w:w="870"/>
+            <w:tcW w:type="pct" w:w="900"/>
             <w:tcMar>
               <w:top w:type="dxa" w:w="50"/>
               <w:left w:type="dxa" w:w="110"/>
@@ -6562,7 +6198,7 @@
         </w:tc>
         <w:tc>
           <w:tcPr>
-            <w:tcW w:type="pct" w:w="1930"/>
+            <w:tcW w:type="pct" w:w="1900"/>
             <w:tcMar>
               <w:top w:type="dxa" w:w="50"/>
               <w:left w:type="dxa" w:w="110"/>
@@ -6641,7 +6277,7 @@
                 <w:sz w:val="16"/>
                 <w:szCs w:val="16"/>
               </w:rPr>
-              <w:t xml:space="preserve">Line stops after failures   ·   Prevention costs   ·   Supplier audits   ·   Testing incoming concentrate   ·   Lab tests of finished juice   ·   Preventive maintenance of the fillers   ·   Spoiled batches   ·   In-line checks of fill and seal   ·   Returns and replacements</w:t>
+              <w:t xml:space="preserve">Lab tests of finished juice   ·   Spoiled batches   ·   Supplier audits   ·   total quality management   ·   Quality training for staff   ·   Preventive maintenance of the fillers   ·   In-line checks of fill and seal</w:t>
             </w:r>
           </w:p>
         </w:tc>
@@ -6697,18 +6333,6 @@
     <w:p/>
     <w:p>
       <w:pPr>
-        <w:pageBreakBefore w:val="true"/>
-        <w:spacing w:after="0"/>
-      </w:pPr>
-      <w:r>
-        <w:rPr>
-          <w:sz w:val="2"/>
-        </w:rPr>
-        <w:t xml:space="preserve"> </w:t>
-      </w:r>
-    </w:p>
-    <w:p>
-      <w:pPr>
         <w:spacing w:before="44" w:after="14"/>
       </w:pPr>
       <w:r>
@@ -6727,7 +6351,7 @@
           <w:sz w:val="16"/>
           <w:szCs w:val="16"/>
         </w:rPr>
-        <w:t xml:space="preserve">      gaps 16–18</w:t>
+        <w:t xml:space="preserve">      gaps 13–15</w:t>
       </w:r>
     </w:p>
     <w:p>
@@ -6740,7 +6364,7 @@
           <w:sz w:val="19"/>
           <w:szCs w:val="19"/>
         </w:rPr>
-        <w:t xml:space="preserve">Lost sales and lost </w:t>
+        <w:t xml:space="preserve">Lost sales and lost customers do not </w:t>
       </w:r>
       <w:r>
         <w:rPr>
@@ -6750,7 +6374,7 @@
           <w:sz w:val="15"/>
           <w:szCs w:val="15"/>
         </w:rPr>
-        <w:t xml:space="preserve"> (16) </w:t>
+        <w:t xml:space="preserve"> (13) </w:t>
       </w:r>
       <w:r>
         <w:rPr>
@@ -6772,7 +6396,7 @@
           <w:sz w:val="19"/>
           <w:szCs w:val="19"/>
         </w:rPr>
-        <w:t xml:space="preserve"> do not appear in the ledger, but they are external failure costs. </w:t>
+        <w:t xml:space="preserve"> in the ledger, but they are external failure costs. </w:t>
       </w:r>
       <w:r>
         <w:rPr>
@@ -6789,7 +6413,7 @@
           <w:sz w:val="15"/>
           <w:szCs w:val="15"/>
         </w:rPr>
-        <w:t xml:space="preserve"> (17) </w:t>
+        <w:t xml:space="preserve"> (14) </w:t>
       </w:r>
       <w:r>
         <w:rPr>
@@ -6828,7 +6452,7 @@
           <w:sz w:val="15"/>
           <w:szCs w:val="15"/>
         </w:rPr>
-        <w:t xml:space="preserve"> (18) </w:t>
+        <w:t xml:space="preserve"> (15) </w:t>
       </w:r>
       <w:r>
         <w:rPr>
@@ -6908,13 +6532,25 @@
                 <w:sz w:val="16"/>
                 <w:szCs w:val="16"/>
               </w:rPr>
-              <w:t xml:space="preserve">customers   ·   Prevention   ·   understates   ·   high-quality</w:t>
+              <w:t xml:space="preserve">appear   ·   Prevention   ·   understates   ·   high-quality</w:t>
             </w:r>
           </w:p>
         </w:tc>
       </w:tr>
     </w:tbl>
     <w:p/>
+    <w:p>
+      <w:pPr>
+        <w:pageBreakBefore w:val="true"/>
+        <w:spacing w:after="0"/>
+      </w:pPr>
+      <w:r>
+        <w:rPr>
+          <w:sz w:val="2"/>
+        </w:rPr>
+        <w:t xml:space="preserve"> </w:t>
+      </w:r>
+    </w:p>
     <w:p>
       <w:pPr>
         <w:spacing w:before="44" w:after="10"/>
@@ -7505,7 +7141,7 @@
                 <w:sz w:val="16"/>
                 <w:szCs w:val="16"/>
               </w:rPr>
-              <w:t xml:space="preserve">quality</w:t>
+              <w:t xml:space="preserve">happen</w:t>
             </w:r>
           </w:p>
         </w:tc>
@@ -7531,14 +7167,14 @@
                 <w:sz w:val="16"/>
                 <w:szCs w:val="16"/>
               </w:rPr>
-              <w:t xml:space="preserve">11  </w:t>
-            </w:r>
-            <w:r>
-              <w:rPr>
-                <w:sz w:val="16"/>
-                <w:szCs w:val="16"/>
-              </w:rPr>
-              <w:t xml:space="preserve">Testing incoming concentrate</w:t>
+              <w:t xml:space="preserve">10  </w:t>
+            </w:r>
+            <w:r>
+              <w:rPr>
+                <w:sz w:val="16"/>
+                <w:szCs w:val="16"/>
+              </w:rPr>
+              <w:t xml:space="preserve">In-line checks of fill and seal</w:t>
             </w:r>
           </w:p>
         </w:tc>
@@ -7573,7 +7209,7 @@
                 <w:sz w:val="16"/>
                 <w:szCs w:val="16"/>
               </w:rPr>
-              <w:t xml:space="preserve">Prevention</w:t>
+              <w:t xml:space="preserve">inspection</w:t>
             </w:r>
           </w:p>
         </w:tc>
@@ -7599,14 +7235,14 @@
                 <w:sz w:val="16"/>
                 <w:szCs w:val="16"/>
               </w:rPr>
-              <w:t xml:space="preserve">12  </w:t>
-            </w:r>
-            <w:r>
-              <w:rPr>
-                <w:sz w:val="16"/>
-                <w:szCs w:val="16"/>
-              </w:rPr>
-              <w:t xml:space="preserve">In-line checks of fill and seal</w:t>
+              <w:t xml:space="preserve">11  </w:t>
+            </w:r>
+            <w:r>
+              <w:rPr>
+                <w:sz w:val="16"/>
+                <w:szCs w:val="16"/>
+              </w:rPr>
+              <w:t xml:space="preserve">Lab tests of finished juice</w:t>
             </w:r>
           </w:p>
         </w:tc>
@@ -7641,7 +7277,7 @@
                 <w:sz w:val="16"/>
                 <w:szCs w:val="16"/>
               </w:rPr>
-              <w:t xml:space="preserve">inspection</w:t>
+              <w:t xml:space="preserve">Together</w:t>
             </w:r>
           </w:p>
         </w:tc>
@@ -7667,7 +7303,7 @@
                 <w:sz w:val="16"/>
                 <w:szCs w:val="16"/>
               </w:rPr>
-              <w:t xml:space="preserve">13  </w:t>
+              <w:t xml:space="preserve">12  </w:t>
             </w:r>
             <w:r>
               <w:rPr>
@@ -7735,14 +7371,14 @@
                 <w:sz w:val="16"/>
                 <w:szCs w:val="16"/>
               </w:rPr>
-              <w:t xml:space="preserve">14  </w:t>
-            </w:r>
-            <w:r>
-              <w:rPr>
-                <w:sz w:val="16"/>
-                <w:szCs w:val="16"/>
-              </w:rPr>
-              <w:t xml:space="preserve">Line stops after failures</w:t>
+              <w:t xml:space="preserve">13  </w:t>
+            </w:r>
+            <w:r>
+              <w:rPr>
+                <w:sz w:val="16"/>
+                <w:szCs w:val="16"/>
+              </w:rPr>
+              <w:t xml:space="preserve">appear</w:t>
             </w:r>
           </w:p>
         </w:tc>
@@ -7777,7 +7413,7 @@
                 <w:sz w:val="16"/>
                 <w:szCs w:val="16"/>
               </w:rPr>
-              <w:t xml:space="preserve">Internal</w:t>
+              <w:t xml:space="preserve">reaches</w:t>
             </w:r>
           </w:p>
         </w:tc>
@@ -7803,14 +7439,14 @@
                 <w:sz w:val="16"/>
                 <w:szCs w:val="16"/>
               </w:rPr>
-              <w:t xml:space="preserve">15  </w:t>
-            </w:r>
-            <w:r>
-              <w:rPr>
-                <w:sz w:val="16"/>
-                <w:szCs w:val="16"/>
-              </w:rPr>
-              <w:t xml:space="preserve">Returns and replacements</w:t>
+              <w:t xml:space="preserve">14  </w:t>
+            </w:r>
+            <w:r>
+              <w:rPr>
+                <w:sz w:val="16"/>
+                <w:szCs w:val="16"/>
+              </w:rPr>
+              <w:t xml:space="preserve">understates</w:t>
             </w:r>
           </w:p>
         </w:tc>
@@ -7845,7 +7481,7 @@
                 <w:sz w:val="16"/>
                 <w:szCs w:val="16"/>
               </w:rPr>
-              <w:t xml:space="preserve">complaints</w:t>
+              <w:t xml:space="preserve">largest</w:t>
             </w:r>
           </w:p>
         </w:tc>
@@ -7871,14 +7507,14 @@
                 <w:sz w:val="16"/>
                 <w:szCs w:val="16"/>
               </w:rPr>
-              <w:t xml:space="preserve">16  </w:t>
-            </w:r>
-            <w:r>
-              <w:rPr>
-                <w:sz w:val="16"/>
-                <w:szCs w:val="16"/>
-              </w:rPr>
-              <w:t xml:space="preserve">customers</w:t>
+              <w:t xml:space="preserve">15  </w:t>
+            </w:r>
+            <w:r>
+              <w:rPr>
+                <w:sz w:val="16"/>
+                <w:szCs w:val="16"/>
+              </w:rPr>
+              <w:t xml:space="preserve">high-quality</w:t>
             </w:r>
           </w:p>
         </w:tc>
@@ -7913,7 +7549,7 @@
                 <w:sz w:val="16"/>
                 <w:szCs w:val="16"/>
               </w:rPr>
-              <w:t xml:space="preserve">category</w:t>
+              <w:t xml:space="preserve">Supplier audits</w:t>
             </w:r>
           </w:p>
         </w:tc>
@@ -7939,14 +7575,14 @@
                 <w:sz w:val="16"/>
                 <w:szCs w:val="16"/>
               </w:rPr>
-              <w:t xml:space="preserve">17  </w:t>
-            </w:r>
-            <w:r>
-              <w:rPr>
-                <w:sz w:val="16"/>
-                <w:szCs w:val="16"/>
-              </w:rPr>
-              <w:t xml:space="preserve">understates</w:t>
+              <w:t xml:space="preserve">16  </w:t>
+            </w:r>
+            <w:r>
+              <w:rPr>
+                <w:sz w:val="16"/>
+                <w:szCs w:val="16"/>
+              </w:rPr>
+              <w:t xml:space="preserve">prevention costs</w:t>
             </w:r>
           </w:p>
         </w:tc>
@@ -7981,7 +7617,7 @@
                 <w:sz w:val="16"/>
                 <w:szCs w:val="16"/>
               </w:rPr>
-              <w:t xml:space="preserve">Supplier audits</w:t>
+              <w:t xml:space="preserve">Quality training for staff</w:t>
             </w:r>
           </w:p>
         </w:tc>
@@ -8007,14 +7643,14 @@
                 <w:sz w:val="16"/>
                 <w:szCs w:val="16"/>
               </w:rPr>
-              <w:t xml:space="preserve">18  </w:t>
-            </w:r>
-            <w:r>
-              <w:rPr>
-                <w:sz w:val="16"/>
-                <w:szCs w:val="16"/>
-              </w:rPr>
-              <w:t xml:space="preserve">high-quality</w:t>
+              <w:t xml:space="preserve">17  </w:t>
+            </w:r>
+            <w:r>
+              <w:rPr>
+                <w:sz w:val="16"/>
+                <w:szCs w:val="16"/>
+              </w:rPr>
+              <w:t xml:space="preserve">appraisal costs</w:t>
             </w:r>
           </w:p>
         </w:tc>
@@ -8065,92 +7701,14 @@
           </w:tcPr>
           <w:p>
             <w:pPr>
-              <w:spacing w:before="12" w:after="12"/>
-            </w:pPr>
-            <w:r>
-              <w:rPr>
-                <w:b/>
-                <w:bCs/>
-                <w:color w:val="8186EF"/>
-                <w:sz w:val="16"/>
-                <w:szCs w:val="16"/>
-              </w:rPr>
-              <w:t xml:space="preserve">19  </w:t>
-            </w:r>
-            <w:r>
-              <w:rPr>
-                <w:sz w:val="16"/>
-                <w:szCs w:val="16"/>
-              </w:rPr>
-              <w:t xml:space="preserve">prevention costs</w:t>
-            </w:r>
-          </w:p>
-        </w:tc>
-      </w:tr>
-      <w:tr>
-        <w:tc>
-          <w:tcPr>
-            <w:tcW w:type="pct" w:w="2500"/>
-            <w:tcMar>
-              <w:top w:type="dxa" w:w="20"/>
-              <w:left w:type="dxa" w:w="80"/>
-              <w:bottom w:type="dxa" w:w="20"/>
-              <w:right w:type="dxa" w:w="80"/>
-            </w:tcMar>
-          </w:tcPr>
-          <w:p>
-            <w:pPr>
-              <w:spacing w:before="12" w:after="12"/>
-            </w:pPr>
-            <w:r>
-              <w:rPr>
-                <w:b/>
-                <w:bCs/>
-                <w:color w:val="8186EF"/>
-                <w:sz w:val="16"/>
-                <w:szCs w:val="16"/>
-              </w:rPr>
-              <w:t xml:space="preserve">10  </w:t>
-            </w:r>
-            <w:r>
-              <w:rPr>
-                <w:sz w:val="16"/>
-                <w:szCs w:val="16"/>
-              </w:rPr>
-              <w:t xml:space="preserve">Prevention costs</w:t>
-            </w:r>
-          </w:p>
-        </w:tc>
-        <w:tc>
-          <w:tcPr>
-            <w:tcW w:type="pct" w:w="2500"/>
-            <w:tcMar>
-              <w:top w:type="dxa" w:w="20"/>
-              <w:left w:type="dxa" w:w="80"/>
-              <w:bottom w:type="dxa" w:w="20"/>
-              <w:right w:type="dxa" w:w="80"/>
-            </w:tcMar>
-          </w:tcPr>
-          <w:p>
-            <w:pPr>
-              <w:spacing w:before="12" w:after="12"/>
-            </w:pPr>
-            <w:r>
-              <w:rPr>
-                <w:b/>
-                <w:bCs/>
-                <w:color w:val="8186EF"/>
-                <w:sz w:val="16"/>
-                <w:szCs w:val="16"/>
-              </w:rPr>
-              <w:t xml:space="preserve">20  </w:t>
-            </w:r>
-            <w:r>
-              <w:rPr>
-                <w:sz w:val="16"/>
-                <w:szCs w:val="16"/>
-              </w:rPr>
-              <w:t xml:space="preserve">appraisal costs</w:t>
+              <w:spacing w:before="24" w:after="24"/>
+            </w:pPr>
+            <w:r>
+              <w:rPr>
+                <w:sz w:val="16"/>
+                <w:szCs w:val="16"/>
+              </w:rPr>
+              <w:t xml:space="preserve"/>
             </w:r>
           </w:p>
         </w:tc>
@@ -8376,7 +7934,7 @@
           <w:sz w:val="19"/>
           <w:szCs w:val="19"/>
         </w:rPr>
-        <w:t xml:space="preserve">It adds $110,000 a year of </w:t>
+        <w:t xml:space="preserve">It adds $110,000 a year of prevention, cuts appraisal by $40,000, and is </w:t>
       </w:r>
       <w:r>
         <w:rPr>
@@ -8394,7 +7952,7 @@
           <w:sz w:val="19"/>
           <w:szCs w:val="19"/>
         </w:rPr>
-        <w:t xml:space="preserve">            </w:t>
+        <w:t xml:space="preserve">           </w:t>
       </w:r>
       <w:r>
         <w:rPr>
@@ -8408,7 +7966,7 @@
           <w:sz w:val="19"/>
           <w:szCs w:val="19"/>
         </w:rPr>
-        <w:t xml:space="preserve">, cuts appraisal by $40,000, and is expected to cut internal failure by 45% and external failure by 60%. </w:t>
+        <w:t xml:space="preserve"> to cut internal failure by 45% and external failure by 60%. </w:t>
       </w:r>
     </w:p>
     <w:tbl>
@@ -8466,7 +8024,7 @@
                 <w:sz w:val="16"/>
                 <w:szCs w:val="16"/>
               </w:rPr>
-              <w:t xml:space="preserve">supplier-certification   ·   quality   ·   prevention</w:t>
+              <w:t xml:space="preserve">supplier-certification   ·   external   ·   expected</w:t>
             </w:r>
           </w:p>
         </w:tc>
@@ -8707,7 +8265,7 @@
           <w:sz w:val="15"/>
           <w:szCs w:val="15"/>
         </w:rPr>
-        <w:t xml:space="preserve">The parts add up to the total; the bars are to scale.</w:t>
+        <w:t xml:space="preserve">The bars are drawn to scale.</w:t>
       </w:r>
     </w:p>
     <w:p>
@@ -8718,7 +8276,7 @@
       <w:r>
         <w:drawing>
           <wp:inline distT="0" distB="0" distL="0" distR="0">
-            <wp:extent cx="5734050" cy="2120100"/>
+            <wp:extent cx="5734050" cy="2716125"/>
             <wp:effectExtent t="0" r="0" b="0" l="0"/>
             <wp:docPr id="1" name="" descr="" title=""/>
             <wp:cNvGraphicFramePr>
@@ -8743,7 +8301,7 @@
                   <pic:spPr bwMode="auto">
                     <a:xfrm>
                       <a:off x="0" y="0"/>
-                      <a:ext cx="5734050" cy="2120100"/>
+                      <a:ext cx="5734050" cy="2716125"/>
                     </a:xfrm>
                     <a:prstGeom prst="rect">
                       <a:avLst/>
@@ -8811,7 +8369,7 @@
                 <w:sz w:val="16"/>
                 <w:szCs w:val="16"/>
               </w:rPr>
-              <w:t xml:space="preserve">continuous improvement   ·   Prevention   ·   Internal failure</w:t>
+              <w:t xml:space="preserve">Internal failure   ·   continuous improvement</w:t>
             </w:r>
           </w:p>
         </w:tc>
@@ -8878,6 +8436,18 @@
         <w:t xml:space="preserve">Complete the two blank rows.</w:t>
       </w:r>
     </w:p>
+    <w:p>
+      <w:pPr>
+        <w:pageBreakBefore w:val="true"/>
+        <w:spacing w:after="0"/>
+      </w:pPr>
+      <w:r>
+        <w:rPr>
+          <w:sz w:val="2"/>
+        </w:rPr>
+        <w:t xml:space="preserve"> </w:t>
+      </w:r>
+    </w:p>
     <w:tbl>
       <w:tblPr>
         <w:tblW w:type="pct" w:w="100%"/>
@@ -8985,6 +8555,104 @@
         <w:tc>
           <w:tcPr>
             <w:tcW w:type="pct" w:w="2600"/>
+            <w:tcMar>
+              <w:top w:type="dxa" w:w="50"/>
+              <w:left w:type="dxa" w:w="110"/>
+              <w:bottom w:type="dxa" w:w="50"/>
+              <w:right w:type="dxa" w:w="110"/>
+            </w:tcMar>
+          </w:tcPr>
+          <w:p>
+            <w:pPr>
+              <w:spacing w:before="28" w:after="28"/>
+            </w:pPr>
+            <w:r>
+              <w:rPr>
+                <w:sz w:val="15"/>
+                <w:szCs w:val="15"/>
+              </w:rPr>
+              <w:t xml:space="preserve">Prevention</w:t>
+            </w:r>
+          </w:p>
+        </w:tc>
+        <w:tc>
+          <w:tcPr>
+            <w:tcW w:type="pct" w:w="2400"/>
+            <w:tcMar>
+              <w:top w:type="dxa" w:w="50"/>
+              <w:left w:type="dxa" w:w="110"/>
+              <w:bottom w:type="dxa" w:w="50"/>
+              <w:right w:type="dxa" w:w="110"/>
+            </w:tcMar>
+          </w:tcPr>
+          <w:p>
+            <w:pPr>
+              <w:spacing w:before="28" w:after="28"/>
+            </w:pPr>
+            <w:r>
+              <w:rPr>
+                <w:sz w:val="15"/>
+                <w:szCs w:val="15"/>
+              </w:rPr>
+              <w:t xml:space="preserve">230,000</w:t>
+            </w:r>
+          </w:p>
+        </w:tc>
+      </w:tr>
+      <w:tr>
+        <w:tc>
+          <w:tcPr>
+            <w:tcW w:type="pct" w:w="2600"/>
+            <w:shd w:fill="FBFAF6" w:val="clear"/>
+            <w:tcMar>
+              <w:top w:type="dxa" w:w="50"/>
+              <w:left w:type="dxa" w:w="110"/>
+              <w:bottom w:type="dxa" w:w="50"/>
+              <w:right w:type="dxa" w:w="110"/>
+            </w:tcMar>
+          </w:tcPr>
+          <w:p>
+            <w:pPr>
+              <w:spacing w:before="28" w:after="28"/>
+            </w:pPr>
+            <w:r>
+              <w:rPr>
+                <w:sz w:val="15"/>
+                <w:szCs w:val="15"/>
+              </w:rPr>
+              <w:t xml:space="preserve">Appraisal</w:t>
+            </w:r>
+          </w:p>
+        </w:tc>
+        <w:tc>
+          <w:tcPr>
+            <w:tcW w:type="pct" w:w="2400"/>
+            <w:shd w:fill="FBFAF6" w:val="clear"/>
+            <w:tcMar>
+              <w:top w:type="dxa" w:w="50"/>
+              <w:left w:type="dxa" w:w="110"/>
+              <w:bottom w:type="dxa" w:w="50"/>
+              <w:right w:type="dxa" w:w="110"/>
+            </w:tcMar>
+          </w:tcPr>
+          <w:p>
+            <w:pPr>
+              <w:spacing w:before="28" w:after="28"/>
+            </w:pPr>
+            <w:r>
+              <w:rPr>
+                <w:sz w:val="15"/>
+                <w:szCs w:val="15"/>
+              </w:rPr>
+              <w:t xml:space="preserve">140,000</w:t>
+            </w:r>
+          </w:p>
+        </w:tc>
+      </w:tr>
+      <w:tr>
+        <w:tc>
+          <w:tcPr>
+            <w:tcW w:type="pct" w:w="2600"/>
             <w:shd w:fill="FFFFFF" w:val="clear"/>
             <w:tcMar>
               <w:top w:type="dxa" w:w="50"/>
@@ -9005,7 +8673,7 @@
                 <w:sz w:val="14"/>
                 <w:szCs w:val="14"/>
               </w:rPr>
-              <w:t xml:space="preserve">(7)</w:t>
+              <w:t xml:space="preserve">(6)</w:t>
             </w:r>
           </w:p>
         </w:tc>
@@ -9028,7 +8696,57 @@
                 <w:sz w:val="15"/>
                 <w:szCs w:val="15"/>
               </w:rPr>
-              <w:t xml:space="preserve">230,000</w:t>
+              <w:t xml:space="preserve">________</w:t>
+            </w:r>
+          </w:p>
+        </w:tc>
+      </w:tr>
+      <w:tr>
+        <w:tc>
+          <w:tcPr>
+            <w:tcW w:type="pct" w:w="2600"/>
+            <w:shd w:fill="FBFAF6" w:val="clear"/>
+            <w:tcMar>
+              <w:top w:type="dxa" w:w="50"/>
+              <w:left w:type="dxa" w:w="110"/>
+              <w:bottom w:type="dxa" w:w="50"/>
+              <w:right w:type="dxa" w:w="110"/>
+            </w:tcMar>
+          </w:tcPr>
+          <w:p>
+            <w:pPr>
+              <w:spacing w:before="28" w:after="28"/>
+            </w:pPr>
+            <w:r>
+              <w:rPr>
+                <w:sz w:val="15"/>
+                <w:szCs w:val="15"/>
+              </w:rPr>
+              <w:t xml:space="preserve">External failure (cut by 60%)</w:t>
+            </w:r>
+          </w:p>
+        </w:tc>
+        <w:tc>
+          <w:tcPr>
+            <w:tcW w:type="pct" w:w="2400"/>
+            <w:shd w:fill="FBFAF6" w:val="clear"/>
+            <w:tcMar>
+              <w:top w:type="dxa" w:w="50"/>
+              <w:left w:type="dxa" w:w="110"/>
+              <w:bottom w:type="dxa" w:w="50"/>
+              <w:right w:type="dxa" w:w="110"/>
+            </w:tcMar>
+          </w:tcPr>
+          <w:p>
+            <w:pPr>
+              <w:spacing w:before="28" w:after="28"/>
+            </w:pPr>
+            <w:r>
+              <w:rPr>
+                <w:sz w:val="15"/>
+                <w:szCs w:val="15"/>
+              </w:rPr>
+              <w:t xml:space="preserve">________</w:t>
             </w:r>
           </w:p>
         </w:tc>
@@ -9057,157 +8775,7 @@
                 <w:sz w:val="14"/>
                 <w:szCs w:val="14"/>
               </w:rPr>
-              <w:t xml:space="preserve">(8)</w:t>
-            </w:r>
-          </w:p>
-        </w:tc>
-        <w:tc>
-          <w:tcPr>
-            <w:tcW w:type="pct" w:w="2400"/>
-            <w:shd w:fill="FBFAF6" w:val="clear"/>
-            <w:tcMar>
-              <w:top w:type="dxa" w:w="50"/>
-              <w:left w:type="dxa" w:w="110"/>
-              <w:bottom w:type="dxa" w:w="50"/>
-              <w:right w:type="dxa" w:w="110"/>
-            </w:tcMar>
-          </w:tcPr>
-          <w:p>
-            <w:pPr>
-              <w:spacing w:before="28" w:after="28"/>
-            </w:pPr>
-            <w:r>
-              <w:rPr>
-                <w:sz w:val="15"/>
-                <w:szCs w:val="15"/>
-              </w:rPr>
-              <w:t xml:space="preserve">140,000</w:t>
-            </w:r>
-          </w:p>
-        </w:tc>
-      </w:tr>
-      <w:tr>
-        <w:tc>
-          <w:tcPr>
-            <w:tcW w:type="pct" w:w="2600"/>
-            <w:tcMar>
-              <w:top w:type="dxa" w:w="50"/>
-              <w:left w:type="dxa" w:w="110"/>
-              <w:bottom w:type="dxa" w:w="50"/>
-              <w:right w:type="dxa" w:w="110"/>
-            </w:tcMar>
-          </w:tcPr>
-          <w:p>
-            <w:pPr>
-              <w:spacing w:before="28" w:after="28"/>
-            </w:pPr>
-            <w:r>
-              <w:rPr>
-                <w:sz w:val="15"/>
-                <w:szCs w:val="15"/>
-              </w:rPr>
-              <w:t xml:space="preserve">Internal failure (cut by 45%)</w:t>
-            </w:r>
-          </w:p>
-        </w:tc>
-        <w:tc>
-          <w:tcPr>
-            <w:tcW w:type="pct" w:w="2400"/>
-            <w:tcMar>
-              <w:top w:type="dxa" w:w="50"/>
-              <w:left w:type="dxa" w:w="110"/>
-              <w:bottom w:type="dxa" w:w="50"/>
-              <w:right w:type="dxa" w:w="110"/>
-            </w:tcMar>
-          </w:tcPr>
-          <w:p>
-            <w:pPr>
-              <w:spacing w:before="28" w:after="28"/>
-            </w:pPr>
-            <w:r>
-              <w:rPr>
-                <w:sz w:val="15"/>
-                <w:szCs w:val="15"/>
-              </w:rPr>
-              <w:t xml:space="preserve">________</w:t>
-            </w:r>
-          </w:p>
-        </w:tc>
-      </w:tr>
-      <w:tr>
-        <w:tc>
-          <w:tcPr>
-            <w:tcW w:type="pct" w:w="2600"/>
-            <w:shd w:fill="FFFFFF" w:val="clear"/>
-            <w:tcMar>
-              <w:top w:type="dxa" w:w="50"/>
-              <w:left w:type="dxa" w:w="110"/>
-              <w:bottom w:type="dxa" w:w="50"/>
-              <w:right w:type="dxa" w:w="110"/>
-            </w:tcMar>
-          </w:tcPr>
-          <w:p>
-            <w:pPr>
-              <w:spacing w:before="46" w:after="46"/>
-            </w:pPr>
-            <w:r>
-              <w:rPr>
-                <w:b/>
-                <w:bCs/>
-                <w:color w:val="8186EF"/>
-                <w:sz w:val="14"/>
-                <w:szCs w:val="14"/>
-              </w:rPr>
-              <w:t xml:space="preserve">(9)</w:t>
-            </w:r>
-          </w:p>
-        </w:tc>
-        <w:tc>
-          <w:tcPr>
-            <w:tcW w:type="pct" w:w="2400"/>
-            <w:shd w:fill="FBFAF6" w:val="clear"/>
-            <w:tcMar>
-              <w:top w:type="dxa" w:w="50"/>
-              <w:left w:type="dxa" w:w="110"/>
-              <w:bottom w:type="dxa" w:w="50"/>
-              <w:right w:type="dxa" w:w="110"/>
-            </w:tcMar>
-          </w:tcPr>
-          <w:p>
-            <w:pPr>
-              <w:spacing w:before="28" w:after="28"/>
-            </w:pPr>
-            <w:r>
-              <w:rPr>
-                <w:sz w:val="15"/>
-                <w:szCs w:val="15"/>
-              </w:rPr>
-              <w:t xml:space="preserve">________</w:t>
-            </w:r>
-          </w:p>
-        </w:tc>
-      </w:tr>
-      <w:tr>
-        <w:tc>
-          <w:tcPr>
-            <w:tcW w:type="pct" w:w="2600"/>
-            <w:tcMar>
-              <w:top w:type="dxa" w:w="50"/>
-              <w:left w:type="dxa" w:w="110"/>
-              <w:bottom w:type="dxa" w:w="50"/>
-              <w:right w:type="dxa" w:w="110"/>
-            </w:tcMar>
-          </w:tcPr>
-          <w:p>
-            <w:pPr>
-              <w:spacing w:before="28" w:after="28"/>
-            </w:pPr>
-            <w:r>
-              <w:rPr>
-                <w:sz w:val="15"/>
-                <w:szCs w:val="15"/>
-              </w:rPr>
-              <w:t xml:space="preserve">Total after the program</w:t>
+              <w:t xml:space="preserve">(7)</w:t>
             </w:r>
           </w:p>
         </w:tc>
@@ -9292,25 +8860,13 @@
                 <w:sz w:val="16"/>
                 <w:szCs w:val="16"/>
               </w:rPr>
-              <w:t xml:space="preserve">continuous improvement   ·   Appraisal   ·   Prevention   ·   External failure (cut by 60%)</w:t>
+              <w:t xml:space="preserve">Internal failure (cut by 45%)   ·   Total after the program   ·   Total cost of quality</w:t>
             </w:r>
           </w:p>
         </w:tc>
       </w:tr>
     </w:tbl>
     <w:p/>
-    <w:p>
-      <w:pPr>
-        <w:pageBreakBefore w:val="true"/>
-        <w:spacing w:after="0"/>
-      </w:pPr>
-      <w:r>
-        <w:rPr>
-          <w:sz w:val="2"/>
-        </w:rPr>
-        <w:t xml:space="preserve"> </w:t>
-      </w:r>
-    </w:p>
     <w:p>
       <w:pPr>
         <w:spacing w:before="44" w:after="14"/>
@@ -9331,7 +8887,7 @@
           <w:sz w:val="16"/>
           <w:szCs w:val="16"/>
         </w:rPr>
-        <w:t xml:space="preserve">      gaps 10–11</w:t>
+        <w:t xml:space="preserve">      gaps 8–9</w:t>
       </w:r>
     </w:p>
     <w:p>
@@ -9354,7 +8910,7 @@
           <w:sz w:val="15"/>
           <w:szCs w:val="15"/>
         </w:rPr>
-        <w:t xml:space="preserve"> (10) </w:t>
+        <w:t xml:space="preserve"> (8) </w:t>
       </w:r>
       <w:r>
         <w:rPr>
@@ -9393,7 +8949,7 @@
           <w:sz w:val="15"/>
           <w:szCs w:val="15"/>
         </w:rPr>
-        <w:t xml:space="preserve"> (11) </w:t>
+        <w:t xml:space="preserve"> (9) </w:t>
       </w:r>
       <w:r>
         <w:rPr>
@@ -9603,14 +9159,14 @@
                 <w:sz w:val="16"/>
                 <w:szCs w:val="16"/>
               </w:rPr>
-              <w:t xml:space="preserve">7  </w:t>
-            </w:r>
-            <w:r>
-              <w:rPr>
-                <w:sz w:val="16"/>
-                <w:szCs w:val="16"/>
-              </w:rPr>
-              <w:t xml:space="preserve">Prevention</w:t>
+              <w:t xml:space="preserve">6  </w:t>
+            </w:r>
+            <w:r>
+              <w:rPr>
+                <w:sz w:val="16"/>
+                <w:szCs w:val="16"/>
+              </w:rPr>
+              <w:t xml:space="preserve">Internal failure (cut by 45%)</w:t>
             </w:r>
           </w:p>
         </w:tc>
@@ -9645,7 +9201,7 @@
                 <w:sz w:val="16"/>
                 <w:szCs w:val="16"/>
               </w:rPr>
-              <w:t xml:space="preserve">prevention</w:t>
+              <w:t xml:space="preserve">expected</w:t>
             </w:r>
           </w:p>
         </w:tc>
@@ -9671,14 +9227,14 @@
                 <w:sz w:val="16"/>
                 <w:szCs w:val="16"/>
               </w:rPr>
-              <w:t xml:space="preserve">8  </w:t>
-            </w:r>
-            <w:r>
-              <w:rPr>
-                <w:sz w:val="16"/>
-                <w:szCs w:val="16"/>
-              </w:rPr>
-              <w:t xml:space="preserve">Appraisal</w:t>
+              <w:t xml:space="preserve">7  </w:t>
+            </w:r>
+            <w:r>
+              <w:rPr>
+                <w:sz w:val="16"/>
+                <w:szCs w:val="16"/>
+              </w:rPr>
+              <w:t xml:space="preserve">Total after the program</w:t>
             </w:r>
           </w:p>
         </w:tc>
@@ -9739,14 +9295,14 @@
                 <w:sz w:val="16"/>
                 <w:szCs w:val="16"/>
               </w:rPr>
-              <w:t xml:space="preserve">9  </w:t>
-            </w:r>
-            <w:r>
-              <w:rPr>
-                <w:sz w:val="16"/>
-                <w:szCs w:val="16"/>
-              </w:rPr>
-              <w:t xml:space="preserve">External failure (cut by 60%)</w:t>
+              <w:t xml:space="preserve">8  </w:t>
+            </w:r>
+            <w:r>
+              <w:rPr>
+                <w:sz w:val="16"/>
+                <w:szCs w:val="16"/>
+              </w:rPr>
+              <w:t xml:space="preserve">everything</w:t>
             </w:r>
           </w:p>
         </w:tc>
@@ -9807,14 +9363,14 @@
                 <w:sz w:val="16"/>
                 <w:szCs w:val="16"/>
               </w:rPr>
-              <w:t xml:space="preserve">10  </w:t>
-            </w:r>
-            <w:r>
-              <w:rPr>
-                <w:sz w:val="16"/>
-                <w:szCs w:val="16"/>
-              </w:rPr>
-              <w:t xml:space="preserve">everything</w:t>
+              <w:t xml:space="preserve">9  </w:t>
+            </w:r>
+            <w:r>
+              <w:rPr>
+                <w:sz w:val="16"/>
+                <w:szCs w:val="16"/>
+              </w:rPr>
+              <w:t xml:space="preserve">spending</w:t>
             </w:r>
           </w:p>
         </w:tc>
@@ -9843,74 +9399,6 @@
                 <w:szCs w:val="16"/>
               </w:rPr>
               <w:t xml:space="preserve">5  </w:t>
-            </w:r>
-            <w:r>
-              <w:rPr>
-                <w:sz w:val="16"/>
-                <w:szCs w:val="16"/>
-              </w:rPr>
-              <w:t xml:space="preserve">Prevention</w:t>
-            </w:r>
-          </w:p>
-        </w:tc>
-        <w:tc>
-          <w:tcPr>
-            <w:tcW w:type="pct" w:w="2500"/>
-            <w:tcMar>
-              <w:top w:type="dxa" w:w="20"/>
-              <w:left w:type="dxa" w:w="80"/>
-              <w:bottom w:type="dxa" w:w="20"/>
-              <w:right w:type="dxa" w:w="80"/>
-            </w:tcMar>
-          </w:tcPr>
-          <w:p>
-            <w:pPr>
-              <w:spacing w:before="12" w:after="12"/>
-            </w:pPr>
-            <w:r>
-              <w:rPr>
-                <w:b/>
-                <w:bCs/>
-                <w:color w:val="8186EF"/>
-                <w:sz w:val="16"/>
-                <w:szCs w:val="16"/>
-              </w:rPr>
-              <w:t xml:space="preserve">11  </w:t>
-            </w:r>
-            <w:r>
-              <w:rPr>
-                <w:sz w:val="16"/>
-                <w:szCs w:val="16"/>
-              </w:rPr>
-              <w:t xml:space="preserve">spending</w:t>
-            </w:r>
-          </w:p>
-        </w:tc>
-      </w:tr>
-      <w:tr>
-        <w:tc>
-          <w:tcPr>
-            <w:tcW w:type="pct" w:w="2500"/>
-            <w:tcMar>
-              <w:top w:type="dxa" w:w="20"/>
-              <w:left w:type="dxa" w:w="80"/>
-              <w:bottom w:type="dxa" w:w="20"/>
-              <w:right w:type="dxa" w:w="80"/>
-            </w:tcMar>
-          </w:tcPr>
-          <w:p>
-            <w:pPr>
-              <w:spacing w:before="12" w:after="12"/>
-            </w:pPr>
-            <w:r>
-              <w:rPr>
-                <w:b/>
-                <w:bCs/>
-                <w:color w:val="8186EF"/>
-                <w:sz w:val="16"/>
-                <w:szCs w:val="16"/>
-              </w:rPr>
-              <w:t xml:space="preserve">6  </w:t>
             </w:r>
             <w:r>
               <w:rPr>
@@ -10138,7 +9626,7 @@
           <w:sz w:val="16"/>
           <w:szCs w:val="16"/>
         </w:rPr>
-        <w:t xml:space="preserve">      gaps 1–6</w:t>
+        <w:t xml:space="preserve">      gaps 1–5</w:t>
       </w:r>
     </w:p>
     <w:p>
@@ -10222,7 +9710,14 @@
           <w:sz w:val="19"/>
           <w:szCs w:val="19"/>
         </w:rPr>
-        <w:t xml:space="preserve">Cost of quality 2027: prevention $120,000, appraisal $180,000, </w:t>
+        <w:t xml:space="preserve">Cost of quality 2027: prevention $120,000, appraisal $180,000, internal failure $250,000, external failure $400,000. </w:t>
+      </w:r>
+      <w:r>
+        <w:rPr>
+          <w:sz w:val="19"/>
+          <w:szCs w:val="19"/>
+        </w:rPr>
+        <w:t xml:space="preserve"/>
       </w:r>
       <w:r>
         <w:rPr>
@@ -10240,7 +9735,7 @@
           <w:sz w:val="19"/>
           <w:szCs w:val="19"/>
         </w:rPr>
-        <w:t xml:space="preserve">           </w:t>
+        <w:t xml:space="preserve">              </w:t>
       </w:r>
       <w:r>
         <w:rPr>
@@ -10254,7 +9749,7 @@
           <w:sz w:val="19"/>
           <w:szCs w:val="19"/>
         </w:rPr>
-        <w:t xml:space="preserve"> failure $250,000, </w:t>
+        <w:t xml:space="preserve">: the quality program (Section 16.4) and the </w:t>
       </w:r>
       <w:r>
         <w:rPr>
@@ -10272,7 +9767,7 @@
           <w:sz w:val="19"/>
           <w:szCs w:val="19"/>
         </w:rPr>
-        <w:t xml:space="preserve">           </w:t>
+        <w:t xml:space="preserve">            </w:t>
       </w:r>
       <w:r>
         <w:rPr>
@@ -10286,14 +9781,14 @@
           <w:sz w:val="19"/>
           <w:szCs w:val="19"/>
         </w:rPr>
-        <w:t xml:space="preserve"> failure $400,000. </w:t>
-      </w:r>
-      <w:r>
-        <w:rPr>
-          <w:sz w:val="19"/>
-          <w:szCs w:val="19"/>
-        </w:rPr>
-        <w:t xml:space="preserve"/>
+        <w:t xml:space="preserve"> kaizen (Section 16.1). </w:t>
+      </w:r>
+      <w:r>
+        <w:rPr>
+          <w:sz w:val="19"/>
+          <w:szCs w:val="19"/>
+        </w:rPr>
+        <w:t xml:space="preserve">Failure costs fall by $352,500 and appraisal by $40,000, </w:t>
       </w:r>
       <w:r>
         <w:rPr>
@@ -10311,7 +9806,7 @@
           <w:sz w:val="19"/>
           <w:szCs w:val="19"/>
         </w:rPr>
-        <w:t xml:space="preserve">              </w:t>
+        <w:t xml:space="preserve">           </w:t>
       </w:r>
       <w:r>
         <w:rPr>
@@ -10325,46 +9820,7 @@
           <w:sz w:val="19"/>
           <w:szCs w:val="19"/>
         </w:rPr>
-        <w:t xml:space="preserve">: the quality program (Section 16.4) and the </w:t>
-      </w:r>
-      <w:r>
-        <w:rPr>
-          <w:b/>
-          <w:bCs/>
-          <w:color w:val="8186EF"/>
-          <w:sz w:val="15"/>
-          <w:szCs w:val="15"/>
-        </w:rPr>
-        <w:t xml:space="preserve"> (6) </w:t>
-      </w:r>
-      <w:r>
-        <w:rPr>
-          <w:u w:val="single"/>
-          <w:sz w:val="19"/>
-          <w:szCs w:val="19"/>
-        </w:rPr>
-        <w:t xml:space="preserve">            </w:t>
-      </w:r>
-      <w:r>
-        <w:rPr>
-          <w:sz w:val="19"/>
-          <w:szCs w:val="19"/>
-        </w:rPr>
-        <w:t xml:space="preserve"> </w:t>
-      </w:r>
-      <w:r>
-        <w:rPr>
-          <w:sz w:val="19"/>
-          <w:szCs w:val="19"/>
-        </w:rPr>
-        <w:t xml:space="preserve"> kaizen (Section 16.1). </w:t>
-      </w:r>
-      <w:r>
-        <w:rPr>
-          <w:sz w:val="19"/>
-          <w:szCs w:val="19"/>
-        </w:rPr>
-        <w:t xml:space="preserve">Failure costs fall by $352,500 and appraisal by $40,000, against $110,000 of extra prevention. </w:t>
+        <w:t xml:space="preserve"> $110,000 of extra prevention. </w:t>
       </w:r>
       <w:r>
         <w:rPr>
@@ -10429,7 +9885,1105 @@
                 <w:sz w:val="16"/>
                 <w:szCs w:val="16"/>
               </w:rPr>
-              <w:t xml:space="preserve">presented   ·   internal   ·   changeover   ·   together   ·   external   ·   Improvements   ·   compute</w:t>
+              <w:t xml:space="preserve">presented   ·   Improvements   ·   spending   ·   together   ·   changeover   ·   against</w:t>
+            </w:r>
+          </w:p>
+        </w:tc>
+      </w:tr>
+    </w:tbl>
+    <w:p/>
+    <w:tbl>
+      <w:tblPr>
+        <w:tblW w:type="pct" w:w="100%"/>
+        <w:tblLayout w:type="fixed"/>
+        <w:tblBorders>
+          <w:top w:val="single" w:color="353A7C" w:sz="6"/>
+          <w:left w:val="single" w:color="353A7C" w:sz="6"/>
+          <w:bottom w:val="single" w:color="353A7C" w:sz="6"/>
+          <w:right w:val="single" w:color="353A7C" w:sz="6"/>
+          <w:insideH w:val="single" w:color="353A7C" w:sz="6"/>
+          <w:insideV w:val="single" w:color="353A7C" w:sz="6"/>
+        </w:tblBorders>
+      </w:tblPr>
+      <w:tblGrid>
+        <w:gridCol w:w="4992"/>
+        <w:gridCol w:w="4608"/>
+      </w:tblGrid>
+      <w:tr>
+        <w:tc>
+          <w:tcPr>
+            <w:tcW w:type="pct" w:w="5000"/>
+            <w:gridSpan w:val="2"/>
+            <w:shd w:fill="353A7C" w:val="clear"/>
+            <w:tcMar>
+              <w:top w:type="dxa" w:w="60"/>
+              <w:left w:type="dxa" w:w="120"/>
+              <w:bottom w:type="dxa" w:w="60"/>
+              <w:right w:type="dxa" w:w="120"/>
+            </w:tcMar>
+          </w:tcPr>
+          <w:p>
+            <w:pPr>
+              <w:spacing w:before="40" w:after="40"/>
+            </w:pPr>
+            <w:r>
+              <w:rPr>
+                <w:b/>
+                <w:bCs/>
+                <w:color w:val="FFFFFF"/>
+                <w:sz w:val="17"/>
+                <w:szCs w:val="17"/>
+              </w:rPr>
+              <w:t xml:space="preserve">Extended Example: the total yearly financial impact</w:t>
+            </w:r>
+          </w:p>
+        </w:tc>
+      </w:tr>
+      <w:tr>
+        <w:tc>
+          <w:tcPr>
+            <w:tcW w:type="pct" w:w="2600"/>
+            <w:shd w:fill="353A7C" w:val="clear"/>
+            <w:tcMar>
+              <w:top w:type="dxa" w:w="50"/>
+              <w:left w:type="dxa" w:w="110"/>
+              <w:bottom w:type="dxa" w:w="50"/>
+              <w:right w:type="dxa" w:w="110"/>
+            </w:tcMar>
+          </w:tcPr>
+          <w:p>
+            <w:pPr>
+              <w:spacing w:before="30" w:after="30"/>
+            </w:pPr>
+            <w:r>
+              <w:rPr>
+                <w:b/>
+                <w:bCs/>
+                <w:color w:val="FFFFFF"/>
+                <w:sz w:val="15"/>
+                <w:szCs w:val="15"/>
+              </w:rPr>
+              <w:t xml:space="preserve">Beverages, yearly</w:t>
+            </w:r>
+          </w:p>
+        </w:tc>
+        <w:tc>
+          <w:tcPr>
+            <w:tcW w:type="pct" w:w="2400"/>
+            <w:shd w:fill="353A7C" w:val="clear"/>
+            <w:tcMar>
+              <w:top w:type="dxa" w:w="50"/>
+              <w:left w:type="dxa" w:w="110"/>
+              <w:bottom w:type="dxa" w:w="50"/>
+              <w:right w:type="dxa" w:w="110"/>
+            </w:tcMar>
+          </w:tcPr>
+          <w:p>
+            <w:pPr>
+              <w:spacing w:before="30" w:after="30"/>
+            </w:pPr>
+            <w:r>
+              <w:rPr>
+                <w:b/>
+                <w:bCs/>
+                <w:color w:val="FFFFFF"/>
+                <w:sz w:val="15"/>
+                <w:szCs w:val="15"/>
+              </w:rPr>
+              <w:t xml:space="preserve">Whole USD</w:t>
+            </w:r>
+          </w:p>
+        </w:tc>
+      </w:tr>
+      <w:tr>
+        <w:tc>
+          <w:tcPr>
+            <w:tcW w:type="pct" w:w="2600"/>
+            <w:tcMar>
+              <w:top w:type="dxa" w:w="50"/>
+              <w:left w:type="dxa" w:w="110"/>
+              <w:bottom w:type="dxa" w:w="50"/>
+              <w:right w:type="dxa" w:w="110"/>
+            </w:tcMar>
+          </w:tcPr>
+          <w:p>
+            <w:pPr>
+              <w:spacing w:before="28" w:after="28"/>
+            </w:pPr>
+            <w:r>
+              <w:rPr>
+                <w:sz w:val="15"/>
+                <w:szCs w:val="15"/>
+              </w:rPr>
+              <w:t xml:space="preserve">Fall in failure costs</w:t>
+            </w:r>
+          </w:p>
+        </w:tc>
+        <w:tc>
+          <w:tcPr>
+            <w:tcW w:type="pct" w:w="2400"/>
+            <w:tcMar>
+              <w:top w:type="dxa" w:w="50"/>
+              <w:left w:type="dxa" w:w="110"/>
+              <w:bottom w:type="dxa" w:w="50"/>
+              <w:right w:type="dxa" w:w="110"/>
+            </w:tcMar>
+          </w:tcPr>
+          <w:p>
+            <w:pPr>
+              <w:spacing w:before="28" w:after="28"/>
+            </w:pPr>
+            <w:r>
+              <w:rPr>
+                <w:sz w:val="15"/>
+                <w:szCs w:val="15"/>
+              </w:rPr>
+              <w:t xml:space="preserve">352,500</w:t>
+            </w:r>
+          </w:p>
+        </w:tc>
+      </w:tr>
+      <w:tr>
+        <w:tc>
+          <w:tcPr>
+            <w:tcW w:type="pct" w:w="2600"/>
+            <w:shd w:fill="FFFFFF" w:val="clear"/>
+            <w:tcMar>
+              <w:top w:type="dxa" w:w="50"/>
+              <w:left w:type="dxa" w:w="110"/>
+              <w:bottom w:type="dxa" w:w="50"/>
+              <w:right w:type="dxa" w:w="110"/>
+            </w:tcMar>
+          </w:tcPr>
+          <w:p>
+            <w:pPr>
+              <w:spacing w:before="46" w:after="46"/>
+            </w:pPr>
+            <w:r>
+              <w:rPr>
+                <w:b/>
+                <w:bCs/>
+                <w:color w:val="8186EF"/>
+                <w:sz w:val="14"/>
+                <w:szCs w:val="14"/>
+              </w:rPr>
+              <w:t xml:space="preserve">(6)</w:t>
+            </w:r>
+          </w:p>
+        </w:tc>
+        <w:tc>
+          <w:tcPr>
+            <w:tcW w:type="pct" w:w="2400"/>
+            <w:shd w:fill="FBFAF6" w:val="clear"/>
+            <w:tcMar>
+              <w:top w:type="dxa" w:w="50"/>
+              <w:left w:type="dxa" w:w="110"/>
+              <w:bottom w:type="dxa" w:w="50"/>
+              <w:right w:type="dxa" w:w="110"/>
+            </w:tcMar>
+          </w:tcPr>
+          <w:p>
+            <w:pPr>
+              <w:spacing w:before="28" w:after="28"/>
+            </w:pPr>
+            <w:r>
+              <w:rPr>
+                <w:sz w:val="15"/>
+                <w:szCs w:val="15"/>
+              </w:rPr>
+              <w:t xml:space="preserve">40,000</w:t>
+            </w:r>
+          </w:p>
+        </w:tc>
+      </w:tr>
+      <w:tr>
+        <w:tc>
+          <w:tcPr>
+            <w:tcW w:type="pct" w:w="2600"/>
+            <w:tcMar>
+              <w:top w:type="dxa" w:w="50"/>
+              <w:left w:type="dxa" w:w="110"/>
+              <w:bottom w:type="dxa" w:w="50"/>
+              <w:right w:type="dxa" w:w="110"/>
+            </w:tcMar>
+          </w:tcPr>
+          <w:p>
+            <w:pPr>
+              <w:spacing w:before="28" w:after="28"/>
+            </w:pPr>
+            <w:r>
+              <w:rPr>
+                <w:sz w:val="15"/>
+                <w:szCs w:val="15"/>
+              </w:rPr>
+              <w:t xml:space="preserve">Extra prevention costs</w:t>
+            </w:r>
+          </w:p>
+        </w:tc>
+        <w:tc>
+          <w:tcPr>
+            <w:tcW w:type="pct" w:w="2400"/>
+            <w:tcMar>
+              <w:top w:type="dxa" w:w="50"/>
+              <w:left w:type="dxa" w:w="110"/>
+              <w:bottom w:type="dxa" w:w="50"/>
+              <w:right w:type="dxa" w:w="110"/>
+            </w:tcMar>
+          </w:tcPr>
+          <w:p>
+            <w:pPr>
+              <w:spacing w:before="28" w:after="28"/>
+            </w:pPr>
+            <w:r>
+              <w:rPr>
+                <w:sz w:val="15"/>
+                <w:szCs w:val="15"/>
+              </w:rPr>
+              <w:t xml:space="preserve">(110,000)</w:t>
+            </w:r>
+          </w:p>
+        </w:tc>
+      </w:tr>
+      <w:tr>
+        <w:tc>
+          <w:tcPr>
+            <w:tcW w:type="pct" w:w="2600"/>
+            <w:shd w:fill="FFFFFF" w:val="clear"/>
+            <w:tcMar>
+              <w:top w:type="dxa" w:w="50"/>
+              <w:left w:type="dxa" w:w="110"/>
+              <w:bottom w:type="dxa" w:w="50"/>
+              <w:right w:type="dxa" w:w="110"/>
+            </w:tcMar>
+          </w:tcPr>
+          <w:p>
+            <w:pPr>
+              <w:spacing w:before="46" w:after="46"/>
+            </w:pPr>
+            <w:r>
+              <w:rPr>
+                <w:b/>
+                <w:bCs/>
+                <w:color w:val="8186EF"/>
+                <w:sz w:val="14"/>
+                <w:szCs w:val="14"/>
+              </w:rPr>
+              <w:t xml:space="preserve">(7)</w:t>
+            </w:r>
+          </w:p>
+        </w:tc>
+        <w:tc>
+          <w:tcPr>
+            <w:tcW w:type="pct" w:w="2400"/>
+            <w:shd w:fill="FBFAF6" w:val="clear"/>
+            <w:tcMar>
+              <w:top w:type="dxa" w:w="50"/>
+              <w:left w:type="dxa" w:w="110"/>
+              <w:bottom w:type="dxa" w:w="50"/>
+              <w:right w:type="dxa" w:w="110"/>
+            </w:tcMar>
+          </w:tcPr>
+          <w:p>
+            <w:pPr>
+              <w:spacing w:before="28" w:after="28"/>
+            </w:pPr>
+            <w:r>
+              <w:rPr>
+                <w:sz w:val="15"/>
+                <w:szCs w:val="15"/>
+              </w:rPr>
+              <w:t xml:space="preserve">282,500</w:t>
+            </w:r>
+          </w:p>
+        </w:tc>
+      </w:tr>
+      <w:tr>
+        <w:tc>
+          <w:tcPr>
+            <w:tcW w:type="pct" w:w="2600"/>
+            <w:tcMar>
+              <w:top w:type="dxa" w:w="50"/>
+              <w:left w:type="dxa" w:w="110"/>
+              <w:bottom w:type="dxa" w:w="50"/>
+              <w:right w:type="dxa" w:w="110"/>
+            </w:tcMar>
+          </w:tcPr>
+          <w:p>
+            <w:pPr>
+              <w:spacing w:before="28" w:after="28"/>
+            </w:pPr>
+            <w:r>
+              <w:rPr>
+                <w:sz w:val="15"/>
+                <w:szCs w:val="15"/>
+              </w:rPr>
+              <w:t xml:space="preserve">Kaizen saving on changeovers</w:t>
+            </w:r>
+          </w:p>
+        </w:tc>
+        <w:tc>
+          <w:tcPr>
+            <w:tcW w:type="pct" w:w="2400"/>
+            <w:tcMar>
+              <w:top w:type="dxa" w:w="50"/>
+              <w:left w:type="dxa" w:w="110"/>
+              <w:bottom w:type="dxa" w:w="50"/>
+              <w:right w:type="dxa" w:w="110"/>
+            </w:tcMar>
+          </w:tcPr>
+          <w:p>
+            <w:pPr>
+              <w:spacing w:before="28" w:after="28"/>
+            </w:pPr>
+            <w:r>
+              <w:rPr>
+                <w:sz w:val="15"/>
+                <w:szCs w:val="15"/>
+              </w:rPr>
+              <w:t xml:space="preserve">100,000</w:t>
+            </w:r>
+          </w:p>
+        </w:tc>
+      </w:tr>
+      <w:tr>
+        <w:tc>
+          <w:tcPr>
+            <w:tcW w:type="pct" w:w="2600"/>
+            <w:shd w:fill="FBFAF6" w:val="clear"/>
+            <w:tcMar>
+              <w:top w:type="dxa" w:w="50"/>
+              <w:left w:type="dxa" w:w="110"/>
+              <w:bottom w:type="dxa" w:w="50"/>
+              <w:right w:type="dxa" w:w="110"/>
+            </w:tcMar>
+          </w:tcPr>
+          <w:p>
+            <w:pPr>
+              <w:spacing w:before="28" w:after="28"/>
+            </w:pPr>
+            <w:r>
+              <w:rPr>
+                <w:sz w:val="15"/>
+                <w:szCs w:val="15"/>
+              </w:rPr>
+              <w:t xml:space="preserve">Total yearly financial impact</w:t>
+            </w:r>
+          </w:p>
+        </w:tc>
+        <w:tc>
+          <w:tcPr>
+            <w:tcW w:type="pct" w:w="2400"/>
+            <w:shd w:fill="FBFAF6" w:val="clear"/>
+            <w:tcMar>
+              <w:top w:type="dxa" w:w="50"/>
+              <w:left w:type="dxa" w:w="110"/>
+              <w:bottom w:type="dxa" w:w="50"/>
+              <w:right w:type="dxa" w:w="110"/>
+            </w:tcMar>
+          </w:tcPr>
+          <w:p>
+            <w:pPr>
+              <w:spacing w:before="28" w:after="28"/>
+            </w:pPr>
+            <w:r>
+              <w:rPr>
+                <w:sz w:val="15"/>
+                <w:szCs w:val="15"/>
+              </w:rPr>
+              <w:t xml:space="preserve">382,500</w:t>
+            </w:r>
+          </w:p>
+        </w:tc>
+      </w:tr>
+    </w:tbl>
+    <w:p/>
+    <w:tbl>
+      <w:tblPr>
+        <w:tblW w:type="pct" w:w="100%"/>
+        <w:tblLayout w:type="fixed"/>
+        <w:tblBorders>
+          <w:top w:val="single" w:color="FBFAF6" w:sz="4"/>
+          <w:left w:val="single" w:color="FBFAF6" w:sz="4"/>
+          <w:bottom w:val="single" w:color="FBFAF6" w:sz="4"/>
+          <w:right w:val="single" w:color="FBFAF6" w:sz="4"/>
+          <w:insideH w:val="single" w:color="FBFAF6" w:sz="4"/>
+          <w:insideV w:val="single" w:color="FBFAF6" w:sz="4"/>
+        </w:tblBorders>
+      </w:tblPr>
+      <w:tblGrid>
+        <w:gridCol w:w="9600"/>
+      </w:tblGrid>
+      <w:tr>
+        <w:tc>
+          <w:tcPr>
+            <w:tcW w:type="pct" w:w="5000"/>
+            <w:shd w:fill="FBFAF6" w:val="clear"/>
+            <w:tcMar>
+              <w:top w:type="dxa" w:w="40"/>
+              <w:left w:type="dxa" w:w="100"/>
+              <w:bottom w:type="dxa" w:w="40"/>
+              <w:right w:type="dxa" w:w="100"/>
+            </w:tcMar>
+          </w:tcPr>
+          <w:p>
+            <w:pPr>
+              <w:spacing w:before="18" w:after="6"/>
+            </w:pPr>
+            <w:r>
+              <w:rPr>
+                <w:b/>
+                <w:bCs/>
+                <w:color w:val="6B7280"/>
+                <w:sz w:val="14"/>
+                <w:szCs w:val="14"/>
+              </w:rPr>
+              <w:t xml:space="preserve">word list</w:t>
+            </w:r>
+          </w:p>
+          <w:p>
+            <w:pPr>
+              <w:spacing w:before="0" w:after="18"/>
+            </w:pPr>
+            <w:r>
+              <w:rPr>
+                <w:b/>
+                <w:bCs/>
+                <w:color w:val="353A7C"/>
+                <w:sz w:val="16"/>
+                <w:szCs w:val="16"/>
+              </w:rPr>
+              <w:t xml:space="preserve">Net saving in the cost of quality   ·   Fall in appraisal costs   ·   $400,000 × (100% − 60%) = $160,000</w:t>
+            </w:r>
+          </w:p>
+        </w:tc>
+      </w:tr>
+    </w:tbl>
+    <w:p/>
+    <w:p>
+      <w:pPr>
+        <w:spacing w:before="44" w:after="14"/>
+      </w:pPr>
+      <w:r>
+        <w:rPr>
+          <w:b/>
+          <w:bCs/>
+          <w:color w:val="353A7C"/>
+          <w:sz w:val="18"/>
+          <w:szCs w:val="18"/>
+        </w:rPr>
+        <w:t xml:space="preserve">Summary 2</w:t>
+      </w:r>
+      <w:r>
+        <w:rPr>
+          <w:color w:val="6B7280"/>
+          <w:sz w:val="16"/>
+          <w:szCs w:val="16"/>
+        </w:rPr>
+        <w:t xml:space="preserve">      gaps 8–9</w:t>
+      </w:r>
+    </w:p>
+    <w:p>
+      <w:pPr>
+        <w:spacing w:before="20" w:after="20" w:line="360" w:lineRule="auto"/>
+        <w:ind w:left="200"/>
+      </w:pPr>
+      <w:r>
+        <w:rPr>
+          <w:sz w:val="19"/>
+          <w:szCs w:val="19"/>
+        </w:rPr>
+        <w:t xml:space="preserve">Failure costs fall from 68% to 45% of the total: the division now </w:t>
+      </w:r>
+      <w:r>
+        <w:rPr>
+          <w:b/>
+          <w:bCs/>
+          <w:color w:val="8186EF"/>
+          <w:sz w:val="15"/>
+          <w:szCs w:val="15"/>
+        </w:rPr>
+        <w:t xml:space="preserve"> (8) </w:t>
+      </w:r>
+      <w:r>
+        <w:rPr>
+          <w:u w:val="single"/>
+          <w:sz w:val="19"/>
+          <w:szCs w:val="19"/>
+        </w:rPr>
+        <w:t xml:space="preserve">           </w:t>
+      </w:r>
+      <w:r>
+        <w:rPr>
+          <w:sz w:val="19"/>
+          <w:szCs w:val="19"/>
+        </w:rPr>
+        <w:t xml:space="preserve"> </w:t>
+      </w:r>
+      <w:r>
+        <w:rPr>
+          <w:sz w:val="19"/>
+          <w:szCs w:val="19"/>
+        </w:rPr>
+        <w:t xml:space="preserve"> its quality money </w:t>
+      </w:r>
+      <w:r>
+        <w:rPr>
+          <w:b/>
+          <w:bCs/>
+          <w:color w:val="8186EF"/>
+          <w:sz w:val="15"/>
+          <w:szCs w:val="15"/>
+        </w:rPr>
+        <w:t xml:space="preserve"> (9) </w:t>
+      </w:r>
+      <w:r>
+        <w:rPr>
+          <w:u w:val="single"/>
+          <w:sz w:val="19"/>
+          <w:szCs w:val="19"/>
+        </w:rPr>
+        <w:t xml:space="preserve">           </w:t>
+      </w:r>
+      <w:r>
+        <w:rPr>
+          <w:sz w:val="19"/>
+          <w:szCs w:val="19"/>
+        </w:rPr>
+        <w:t xml:space="preserve"> </w:t>
+      </w:r>
+      <w:r>
+        <w:rPr>
+          <w:sz w:val="19"/>
+          <w:szCs w:val="19"/>
+        </w:rPr>
+        <w:t xml:space="preserve"> in the process. </w:t>
+      </w:r>
+    </w:p>
+    <w:tbl>
+      <w:tblPr>
+        <w:tblW w:type="pct" w:w="100%"/>
+        <w:tblLayout w:type="fixed"/>
+        <w:tblBorders>
+          <w:top w:val="single" w:color="FBFAF6" w:sz="4"/>
+          <w:left w:val="single" w:color="FBFAF6" w:sz="4"/>
+          <w:bottom w:val="single" w:color="FBFAF6" w:sz="4"/>
+          <w:right w:val="single" w:color="FBFAF6" w:sz="4"/>
+          <w:insideH w:val="single" w:color="FBFAF6" w:sz="4"/>
+          <w:insideV w:val="single" w:color="FBFAF6" w:sz="4"/>
+        </w:tblBorders>
+      </w:tblPr>
+      <w:tblGrid>
+        <w:gridCol w:w="9600"/>
+      </w:tblGrid>
+      <w:tr>
+        <w:tc>
+          <w:tcPr>
+            <w:tcW w:type="pct" w:w="5000"/>
+            <w:shd w:fill="FBFAF6" w:val="clear"/>
+            <w:tcMar>
+              <w:top w:type="dxa" w:w="40"/>
+              <w:left w:type="dxa" w:w="100"/>
+              <w:bottom w:type="dxa" w:w="40"/>
+              <w:right w:type="dxa" w:w="100"/>
+            </w:tcMar>
+          </w:tcPr>
+          <w:p>
+            <w:pPr>
+              <w:spacing w:before="18" w:after="6"/>
+            </w:pPr>
+            <w:r>
+              <w:rPr>
+                <w:b/>
+                <w:bCs/>
+                <w:color w:val="6B7280"/>
+                <w:sz w:val="14"/>
+                <w:szCs w:val="14"/>
+              </w:rPr>
+              <w:t xml:space="preserve">word list</w:t>
+            </w:r>
+          </w:p>
+          <w:p>
+            <w:pPr>
+              <w:spacing w:before="0" w:after="18"/>
+            </w:pPr>
+            <w:r>
+              <w:rPr>
+                <w:b/>
+                <w:bCs/>
+                <w:color w:val="353A7C"/>
+                <w:sz w:val="16"/>
+                <w:szCs w:val="16"/>
+              </w:rPr>
+              <w:t xml:space="preserve">earlier   ·   prevention   ·   spends</w:t>
+            </w:r>
+          </w:p>
+        </w:tc>
+      </w:tr>
+    </w:tbl>
+    <w:p/>
+    <w:tbl>
+      <w:tblPr>
+        <w:tblW w:type="pct" w:w="100%"/>
+        <w:tblLayout w:type="fixed"/>
+        <w:tblBorders>
+          <w:top w:val="single" w:color="353A7C" w:sz="4"/>
+          <w:left w:val="single" w:color="353A7C" w:sz="4"/>
+          <w:bottom w:val="single" w:color="353A7C" w:sz="4"/>
+          <w:right w:val="single" w:color="353A7C" w:sz="4"/>
+          <w:insideH w:val="single" w:color="353A7C" w:sz="4"/>
+          <w:insideV w:val="single" w:color="353A7C" w:sz="4"/>
+        </w:tblBorders>
+      </w:tblPr>
+      <w:tblGrid>
+        <w:gridCol w:w="9600"/>
+      </w:tblGrid>
+      <w:tr>
+        <w:tc>
+          <w:tcPr>
+            <w:tcW w:type="pct" w:w="5000"/>
+            <w:shd w:fill="F2F4FB" w:val="clear"/>
+            <w:tcMar>
+              <w:top w:type="dxa" w:w="50"/>
+              <w:left w:type="dxa" w:w="110"/>
+              <w:bottom w:type="dxa" w:w="50"/>
+              <w:right w:type="dxa" w:w="110"/>
+            </w:tcMar>
+          </w:tcPr>
+          <w:p>
+            <w:pPr>
+              <w:spacing w:before="30" w:after="30"/>
+            </w:pPr>
+            <w:r>
+              <w:rPr>
+                <w:b/>
+                <w:bCs/>
+                <w:color w:val="353A7C"/>
+                <w:sz w:val="19"/>
+                <w:szCs w:val="19"/>
+              </w:rPr>
+              <w:t xml:space="preserve">Everything ties</w:t>
+            </w:r>
+          </w:p>
+        </w:tc>
+      </w:tr>
+    </w:tbl>
+    <w:p/>
+    <w:p>
+      <w:pPr>
+        <w:spacing w:before="44" w:after="14"/>
+      </w:pPr>
+      <w:r>
+        <w:rPr>
+          <w:b/>
+          <w:bCs/>
+          <w:color w:val="353A7C"/>
+          <w:sz w:val="18"/>
+          <w:szCs w:val="18"/>
+        </w:rPr>
+        <w:t xml:space="preserve">Summary 3</w:t>
+      </w:r>
+      <w:r>
+        <w:rPr>
+          <w:color w:val="6B7280"/>
+          <w:sz w:val="16"/>
+          <w:szCs w:val="16"/>
+        </w:rPr>
+        <w:t xml:space="preserve">      gaps 10–11</w:t>
+      </w:r>
+    </w:p>
+    <w:p>
+      <w:pPr>
+        <w:spacing w:before="20" w:after="20" w:line="360" w:lineRule="auto"/>
+        <w:ind w:left="200"/>
+      </w:pPr>
+      <w:r>
+        <w:rPr>
+          <w:sz w:val="19"/>
+          <w:szCs w:val="19"/>
+        </w:rPr>
+        <w:t xml:space="preserve">Fall in failure costs $352,500 + fall in </w:t>
+      </w:r>
+      <w:r>
+        <w:rPr>
+          <w:b/>
+          <w:bCs/>
+          <w:color w:val="8186EF"/>
+          <w:sz w:val="15"/>
+          <w:szCs w:val="15"/>
+        </w:rPr>
+        <w:t xml:space="preserve"> (10) </w:t>
+      </w:r>
+      <w:r>
+        <w:rPr>
+          <w:u w:val="single"/>
+          <w:sz w:val="19"/>
+          <w:szCs w:val="19"/>
+        </w:rPr>
+        <w:t xml:space="preserve">           </w:t>
+      </w:r>
+      <w:r>
+        <w:rPr>
+          <w:sz w:val="19"/>
+          <w:szCs w:val="19"/>
+        </w:rPr>
+        <w:t xml:space="preserve"> </w:t>
+      </w:r>
+      <w:r>
+        <w:rPr>
+          <w:sz w:val="19"/>
+          <w:szCs w:val="19"/>
+        </w:rPr>
+        <w:t xml:space="preserve"> $40,000 − extra </w:t>
+      </w:r>
+      <w:r>
+        <w:rPr>
+          <w:b/>
+          <w:bCs/>
+          <w:color w:val="8186EF"/>
+          <w:sz w:val="15"/>
+          <w:szCs w:val="15"/>
+        </w:rPr>
+        <w:t xml:space="preserve"> (11) </w:t>
+      </w:r>
+      <w:r>
+        <w:rPr>
+          <w:u w:val="single"/>
+          <w:sz w:val="19"/>
+          <w:szCs w:val="19"/>
+        </w:rPr>
+        <w:t xml:space="preserve">            </w:t>
+      </w:r>
+      <w:r>
+        <w:rPr>
+          <w:sz w:val="19"/>
+          <w:szCs w:val="19"/>
+        </w:rPr>
+        <w:t xml:space="preserve"> </w:t>
+      </w:r>
+      <w:r>
+        <w:rPr>
+          <w:sz w:val="19"/>
+          <w:szCs w:val="19"/>
+        </w:rPr>
+        <w:t xml:space="preserve"> $110,000 = $282,500. </w:t>
+      </w:r>
+    </w:p>
+    <w:tbl>
+      <w:tblPr>
+        <w:tblW w:type="pct" w:w="100%"/>
+        <w:tblLayout w:type="fixed"/>
+        <w:tblBorders>
+          <w:top w:val="single" w:color="FBFAF6" w:sz="4"/>
+          <w:left w:val="single" w:color="FBFAF6" w:sz="4"/>
+          <w:bottom w:val="single" w:color="FBFAF6" w:sz="4"/>
+          <w:right w:val="single" w:color="FBFAF6" w:sz="4"/>
+          <w:insideH w:val="single" w:color="FBFAF6" w:sz="4"/>
+          <w:insideV w:val="single" w:color="FBFAF6" w:sz="4"/>
+        </w:tblBorders>
+      </w:tblPr>
+      <w:tblGrid>
+        <w:gridCol w:w="9600"/>
+      </w:tblGrid>
+      <w:tr>
+        <w:tc>
+          <w:tcPr>
+            <w:tcW w:type="pct" w:w="5000"/>
+            <w:shd w:fill="FBFAF6" w:val="clear"/>
+            <w:tcMar>
+              <w:top w:type="dxa" w:w="40"/>
+              <w:left w:type="dxa" w:w="100"/>
+              <w:bottom w:type="dxa" w:w="40"/>
+              <w:right w:type="dxa" w:w="100"/>
+            </w:tcMar>
+          </w:tcPr>
+          <w:p>
+            <w:pPr>
+              <w:spacing w:before="18" w:after="6"/>
+            </w:pPr>
+            <w:r>
+              <w:rPr>
+                <w:b/>
+                <w:bCs/>
+                <w:color w:val="6B7280"/>
+                <w:sz w:val="14"/>
+                <w:szCs w:val="14"/>
+              </w:rPr>
+              <w:t xml:space="preserve">word list</w:t>
+            </w:r>
+          </w:p>
+          <w:p>
+            <w:pPr>
+              <w:spacing w:before="0" w:after="18"/>
+            </w:pPr>
+            <w:r>
+              <w:rPr>
+                <w:b/>
+                <w:bCs/>
+                <w:color w:val="353A7C"/>
+                <w:sz w:val="16"/>
+                <w:szCs w:val="16"/>
+              </w:rPr>
+              <w:t xml:space="preserve">prevention   ·   appraisal   ·   process</w:t>
+            </w:r>
+          </w:p>
+        </w:tc>
+      </w:tr>
+    </w:tbl>
+    <w:p/>
+    <w:tbl>
+      <w:tblPr>
+        <w:tblW w:type="pct" w:w="100%"/>
+        <w:tblLayout w:type="fixed"/>
+        <w:tblBorders>
+          <w:top w:val="single" w:color="353A7C" w:sz="4"/>
+          <w:left w:val="single" w:color="353A7C" w:sz="4"/>
+          <w:bottom w:val="single" w:color="353A7C" w:sz="4"/>
+          <w:right w:val="single" w:color="353A7C" w:sz="4"/>
+          <w:insideH w:val="single" w:color="353A7C" w:sz="4"/>
+          <w:insideV w:val="single" w:color="353A7C" w:sz="4"/>
+        </w:tblBorders>
+      </w:tblPr>
+      <w:tblGrid>
+        <w:gridCol w:w="9600"/>
+      </w:tblGrid>
+      <w:tr>
+        <w:tc>
+          <w:tcPr>
+            <w:tcW w:type="pct" w:w="5000"/>
+            <w:shd w:fill="F2F4FB" w:val="clear"/>
+            <w:tcMar>
+              <w:top w:type="dxa" w:w="50"/>
+              <w:left w:type="dxa" w:w="110"/>
+              <w:bottom w:type="dxa" w:w="50"/>
+              <w:right w:type="dxa" w:w="110"/>
+            </w:tcMar>
+          </w:tcPr>
+          <w:p>
+            <w:pPr>
+              <w:spacing w:before="30" w:after="30"/>
+            </w:pPr>
+            <w:r>
+              <w:rPr>
+                <w:b/>
+                <w:bCs/>
+                <w:color w:val="353A7C"/>
+                <w:sz w:val="19"/>
+                <w:szCs w:val="19"/>
+              </w:rPr>
+              <w:t xml:space="preserve">Exam view</w:t>
+            </w:r>
+          </w:p>
+        </w:tc>
+      </w:tr>
+    </w:tbl>
+    <w:p/>
+    <w:p>
+      <w:pPr>
+        <w:pageBreakBefore w:val="true"/>
+        <w:spacing w:after="0"/>
+      </w:pPr>
+      <w:r>
+        <w:rPr>
+          <w:sz w:val="2"/>
+        </w:rPr>
+        <w:t xml:space="preserve"> </w:t>
+      </w:r>
+    </w:p>
+    <w:p>
+      <w:pPr>
+        <w:spacing w:before="44" w:after="14"/>
+      </w:pPr>
+      <w:r>
+        <w:rPr>
+          <w:b/>
+          <w:bCs/>
+          <w:color w:val="353A7C"/>
+          <w:sz w:val="18"/>
+          <w:szCs w:val="18"/>
+        </w:rPr>
+        <w:t xml:space="preserve">Summary 4</w:t>
+      </w:r>
+      <w:r>
+        <w:rPr>
+          <w:color w:val="6B7280"/>
+          <w:sz w:val="16"/>
+          <w:szCs w:val="16"/>
+        </w:rPr>
+        <w:t xml:space="preserve">      gaps 12–14</w:t>
+      </w:r>
+    </w:p>
+    <w:p>
+      <w:pPr>
+        <w:spacing w:before="20" w:after="20" w:line="360" w:lineRule="auto"/>
+        <w:ind w:left="200"/>
+      </w:pPr>
+      <w:r>
+        <w:rPr>
+          <w:sz w:val="19"/>
+          <w:szCs w:val="19"/>
+        </w:rPr>
+        <w:t xml:space="preserve">Expect a list of quality costs to classify, then a </w:t>
+      </w:r>
+      <w:r>
+        <w:rPr>
+          <w:b/>
+          <w:bCs/>
+          <w:color w:val="8186EF"/>
+          <w:sz w:val="15"/>
+          <w:szCs w:val="15"/>
+        </w:rPr>
+        <w:t xml:space="preserve"> (12) </w:t>
+      </w:r>
+      <w:r>
+        <w:rPr>
+          <w:u w:val="single"/>
+          <w:sz w:val="19"/>
+          <w:szCs w:val="19"/>
+        </w:rPr>
+        <w:t xml:space="preserve">           </w:t>
+      </w:r>
+      <w:r>
+        <w:rPr>
+          <w:sz w:val="19"/>
+          <w:szCs w:val="19"/>
+        </w:rPr>
+        <w:t xml:space="preserve"> </w:t>
+      </w:r>
+      <w:r>
+        <w:rPr>
+          <w:sz w:val="19"/>
+          <w:szCs w:val="19"/>
+        </w:rPr>
+        <w:t xml:space="preserve"> that raises prevention or appraisal and </w:t>
+      </w:r>
+      <w:r>
+        <w:rPr>
+          <w:b/>
+          <w:bCs/>
+          <w:color w:val="8186EF"/>
+          <w:sz w:val="15"/>
+          <w:szCs w:val="15"/>
+        </w:rPr>
+        <w:t xml:space="preserve"> (13) </w:t>
+      </w:r>
+      <w:r>
+        <w:rPr>
+          <w:u w:val="single"/>
+          <w:sz w:val="19"/>
+          <w:szCs w:val="19"/>
+        </w:rPr>
+        <w:t xml:space="preserve">           </w:t>
+      </w:r>
+      <w:r>
+        <w:rPr>
+          <w:sz w:val="19"/>
+          <w:szCs w:val="19"/>
+        </w:rPr>
+        <w:t xml:space="preserve"> </w:t>
+      </w:r>
+      <w:r>
+        <w:rPr>
+          <w:sz w:val="19"/>
+          <w:szCs w:val="19"/>
+        </w:rPr>
+        <w:t xml:space="preserve"> failure costs. </w:t>
+      </w:r>
+      <w:r>
+        <w:rPr>
+          <w:sz w:val="19"/>
+          <w:szCs w:val="19"/>
+        </w:rPr>
+        <w:t xml:space="preserve">Classify first, then compute the new total; the answer is the net change, after the extra </w:t>
+      </w:r>
+      <w:r>
+        <w:rPr>
+          <w:b/>
+          <w:bCs/>
+          <w:color w:val="8186EF"/>
+          <w:sz w:val="15"/>
+          <w:szCs w:val="15"/>
+        </w:rPr>
+        <w:t xml:space="preserve"> (14) </w:t>
+      </w:r>
+      <w:r>
+        <w:rPr>
+          <w:u w:val="single"/>
+          <w:sz w:val="19"/>
+          <w:szCs w:val="19"/>
+        </w:rPr>
+        <w:t xml:space="preserve">           </w:t>
+      </w:r>
+      <w:r>
+        <w:rPr>
+          <w:sz w:val="19"/>
+          <w:szCs w:val="19"/>
+        </w:rPr>
+        <w:t xml:space="preserve"> </w:t>
+      </w:r>
+      <w:r>
+        <w:rPr>
+          <w:sz w:val="19"/>
+          <w:szCs w:val="19"/>
+        </w:rPr>
+        <w:t xml:space="preserve">. </w:t>
+      </w:r>
+    </w:p>
+    <w:tbl>
+      <w:tblPr>
+        <w:tblW w:type="pct" w:w="100%"/>
+        <w:tblLayout w:type="fixed"/>
+        <w:tblBorders>
+          <w:top w:val="single" w:color="FBFAF6" w:sz="4"/>
+          <w:left w:val="single" w:color="FBFAF6" w:sz="4"/>
+          <w:bottom w:val="single" w:color="FBFAF6" w:sz="4"/>
+          <w:right w:val="single" w:color="FBFAF6" w:sz="4"/>
+          <w:insideH w:val="single" w:color="FBFAF6" w:sz="4"/>
+          <w:insideV w:val="single" w:color="FBFAF6" w:sz="4"/>
+        </w:tblBorders>
+      </w:tblPr>
+      <w:tblGrid>
+        <w:gridCol w:w="9600"/>
+      </w:tblGrid>
+      <w:tr>
+        <w:tc>
+          <w:tcPr>
+            <w:tcW w:type="pct" w:w="5000"/>
+            <w:shd w:fill="FBFAF6" w:val="clear"/>
+            <w:tcMar>
+              <w:top w:type="dxa" w:w="40"/>
+              <w:left w:type="dxa" w:w="100"/>
+              <w:bottom w:type="dxa" w:w="40"/>
+              <w:right w:type="dxa" w:w="100"/>
+            </w:tcMar>
+          </w:tcPr>
+          <w:p>
+            <w:pPr>
+              <w:spacing w:before="18" w:after="6"/>
+            </w:pPr>
+            <w:r>
+              <w:rPr>
+                <w:b/>
+                <w:bCs/>
+                <w:color w:val="6B7280"/>
+                <w:sz w:val="14"/>
+                <w:szCs w:val="14"/>
+              </w:rPr>
+              <w:t xml:space="preserve">word list</w:t>
+            </w:r>
+          </w:p>
+          <w:p>
+            <w:pPr>
+              <w:spacing w:before="0" w:after="18"/>
+            </w:pPr>
+            <w:r>
+              <w:rPr>
+                <w:b/>
+                <w:bCs/>
+                <w:color w:val="353A7C"/>
+                <w:sz w:val="16"/>
+                <w:szCs w:val="16"/>
+              </w:rPr>
+              <w:t xml:space="preserve">spending   ·   proposal   ·   failure   ·   lowers</w:t>
             </w:r>
           </w:p>
         </w:tc>
@@ -10448,7 +11002,7 @@
           <w:sz w:val="18"/>
           <w:szCs w:val="18"/>
         </w:rPr>
-        <w:t xml:space="preserve">Extended Example: the total yearly financial impact</w:t>
+        <w:t xml:space="preserve">Exam view</w:t>
       </w:r>
     </w:p>
     <w:p>
@@ -10472,7 +11026,7 @@
       <w:r>
         <w:drawing>
           <wp:inline distT="0" distB="0" distL="0" distR="0">
-            <wp:extent cx="5734050" cy="1644775"/>
+            <wp:extent cx="5734050" cy="3131100"/>
             <wp:effectExtent t="0" r="0" b="0" l="0"/>
             <wp:docPr id="1" name="" descr="" title=""/>
             <wp:cNvGraphicFramePr>
@@ -10497,7 +11051,7 @@
                   <pic:spPr bwMode="auto">
                     <a:xfrm>
                       <a:off x="0" y="0"/>
-                      <a:ext cx="5734050" cy="1644775"/>
+                      <a:ext cx="5734050" cy="3131100"/>
                     </a:xfrm>
                     <a:prstGeom prst="rect">
                       <a:avLst/>
@@ -10565,113 +11119,220 @@
                 <w:sz w:val="16"/>
                 <w:szCs w:val="16"/>
               </w:rPr>
-              <w:t xml:space="preserve">Kaizen saving on changeovers   ·   Fall in failure costs</w:t>
+              <w:t xml:space="preserve">Supplier audits   ·   Staff training in hygiene   ·   Returns from Barada   ·   Reworking under-filled jars   ·   Scrapped batches</w:t>
             </w:r>
           </w:p>
         </w:tc>
       </w:tr>
     </w:tbl>
     <w:p/>
-    <w:p>
-      <w:pPr>
-        <w:spacing w:before="44" w:after="14"/>
-      </w:pPr>
-      <w:r>
-        <w:rPr>
-          <w:b/>
-          <w:bCs/>
-          <w:color w:val="353A7C"/>
-          <w:sz w:val="18"/>
-          <w:szCs w:val="18"/>
-        </w:rPr>
-        <w:t xml:space="preserve">Summary 2</w:t>
-      </w:r>
-      <w:r>
-        <w:rPr>
-          <w:color w:val="6B7280"/>
-          <w:sz w:val="16"/>
-          <w:szCs w:val="16"/>
-        </w:rPr>
-        <w:t xml:space="preserve">      gaps 8–9</w:t>
-      </w:r>
-    </w:p>
-    <w:p>
-      <w:pPr>
-        <w:spacing w:before="20" w:after="20" w:line="360" w:lineRule="auto"/>
-        <w:ind w:left="200"/>
-      </w:pPr>
-      <w:r>
-        <w:rPr>
-          <w:sz w:val="19"/>
-          <w:szCs w:val="19"/>
-        </w:rPr>
-        <w:t xml:space="preserve">Failure costs fall from 68% to 45% of the total: the </w:t>
-      </w:r>
-      <w:r>
-        <w:rPr>
-          <w:b/>
-          <w:bCs/>
-          <w:color w:val="8186EF"/>
-          <w:sz w:val="15"/>
-          <w:szCs w:val="15"/>
-        </w:rPr>
-        <w:t xml:space="preserve"> (8) </w:t>
-      </w:r>
-      <w:r>
-        <w:rPr>
-          <w:u w:val="single"/>
-          <w:sz w:val="19"/>
-          <w:szCs w:val="19"/>
-        </w:rPr>
-        <w:t xml:space="preserve">           </w:t>
-      </w:r>
-      <w:r>
-        <w:rPr>
-          <w:sz w:val="19"/>
-          <w:szCs w:val="19"/>
-        </w:rPr>
-        <w:t xml:space="preserve"> </w:t>
-      </w:r>
-      <w:r>
-        <w:rPr>
-          <w:sz w:val="19"/>
-          <w:szCs w:val="19"/>
-        </w:rPr>
-        <w:t xml:space="preserve"> now spends its </w:t>
-      </w:r>
-      <w:r>
-        <w:rPr>
-          <w:b/>
-          <w:bCs/>
-          <w:color w:val="8186EF"/>
-          <w:sz w:val="15"/>
-          <w:szCs w:val="15"/>
-        </w:rPr>
-        <w:t xml:space="preserve"> (9) </w:t>
-      </w:r>
-      <w:r>
-        <w:rPr>
-          <w:u w:val="single"/>
-          <w:sz w:val="19"/>
-          <w:szCs w:val="19"/>
-        </w:rPr>
-        <w:t xml:space="preserve">           </w:t>
-      </w:r>
-      <w:r>
-        <w:rPr>
-          <w:sz w:val="19"/>
-          <w:szCs w:val="19"/>
-        </w:rPr>
-        <w:t xml:space="preserve"> </w:t>
-      </w:r>
-      <w:r>
-        <w:rPr>
-          <w:sz w:val="19"/>
-          <w:szCs w:val="19"/>
-        </w:rPr>
-        <w:t xml:space="preserve"> money earlier in the process. </w:t>
-      </w:r>
-    </w:p>
+    <w:tbl>
+      <w:tblPr>
+        <w:tblW w:type="pct" w:w="100%"/>
+        <w:tblLayout w:type="fixed"/>
+        <w:tblBorders>
+          <w:top w:val="single" w:color="353A7C" w:sz="6"/>
+          <w:left w:val="single" w:color="353A7C" w:sz="6"/>
+          <w:bottom w:val="single" w:color="353A7C" w:sz="6"/>
+          <w:right w:val="single" w:color="353A7C" w:sz="6"/>
+          <w:insideH w:val="single" w:color="353A7C" w:sz="6"/>
+          <w:insideV w:val="single" w:color="353A7C" w:sz="6"/>
+        </w:tblBorders>
+      </w:tblPr>
+      <w:tblGrid>
+        <w:gridCol w:w="4992"/>
+        <w:gridCol w:w="4608"/>
+      </w:tblGrid>
+      <w:tr>
+        <w:tc>
+          <w:tcPr>
+            <w:tcW w:type="pct" w:w="5000"/>
+            <w:gridSpan w:val="2"/>
+            <w:shd w:fill="353A7C" w:val="clear"/>
+            <w:tcMar>
+              <w:top w:type="dxa" w:w="60"/>
+              <w:left w:type="dxa" w:w="120"/>
+              <w:bottom w:type="dxa" w:w="60"/>
+              <w:right w:type="dxa" w:w="120"/>
+            </w:tcMar>
+          </w:tcPr>
+          <w:p>
+            <w:pPr>
+              <w:spacing w:before="40" w:after="40"/>
+            </w:pPr>
+            <w:r>
+              <w:rPr>
+                <w:b/>
+                <w:bCs/>
+                <w:color w:val="FFFFFF"/>
+                <w:sz w:val="17"/>
+                <w:szCs w:val="17"/>
+              </w:rPr>
+              <w:t xml:space="preserve">Item — Answer</w:t>
+            </w:r>
+          </w:p>
+        </w:tc>
+      </w:tr>
+      <w:tr>
+        <w:tc>
+          <w:tcPr>
+            <w:tcW w:type="pct" w:w="2600"/>
+            <w:shd w:fill="353A7C" w:val="clear"/>
+            <w:tcMar>
+              <w:top w:type="dxa" w:w="50"/>
+              <w:left w:type="dxa" w:w="110"/>
+              <w:bottom w:type="dxa" w:w="50"/>
+              <w:right w:type="dxa" w:w="110"/>
+            </w:tcMar>
+          </w:tcPr>
+          <w:p>
+            <w:pPr>
+              <w:spacing w:before="30" w:after="30"/>
+            </w:pPr>
+            <w:r>
+              <w:rPr>
+                <w:b/>
+                <w:bCs/>
+                <w:color w:val="FFFFFF"/>
+                <w:sz w:val="15"/>
+                <w:szCs w:val="15"/>
+              </w:rPr>
+              <w:t xml:space="preserve">Item</w:t>
+            </w:r>
+          </w:p>
+        </w:tc>
+        <w:tc>
+          <w:tcPr>
+            <w:tcW w:type="pct" w:w="2400"/>
+            <w:shd w:fill="353A7C" w:val="clear"/>
+            <w:tcMar>
+              <w:top w:type="dxa" w:w="50"/>
+              <w:left w:type="dxa" w:w="110"/>
+              <w:bottom w:type="dxa" w:w="50"/>
+              <w:right w:type="dxa" w:w="110"/>
+            </w:tcMar>
+          </w:tcPr>
+          <w:p>
+            <w:pPr>
+              <w:spacing w:before="30" w:after="30"/>
+            </w:pPr>
+            <w:r>
+              <w:rPr>
+                <w:b/>
+                <w:bCs/>
+                <w:color w:val="FFFFFF"/>
+                <w:sz w:val="15"/>
+                <w:szCs w:val="15"/>
+              </w:rPr>
+              <w:t xml:space="preserve">Answer</w:t>
+            </w:r>
+          </w:p>
+        </w:tc>
+      </w:tr>
+      <w:tr>
+        <w:tc>
+          <w:tcPr>
+            <w:tcW w:type="pct" w:w="2600"/>
+            <w:tcMar>
+              <w:top w:type="dxa" w:w="50"/>
+              <w:left w:type="dxa" w:w="110"/>
+              <w:bottom w:type="dxa" w:w="50"/>
+              <w:right w:type="dxa" w:w="110"/>
+            </w:tcMar>
+          </w:tcPr>
+          <w:p>
+            <w:pPr>
+              <w:spacing w:before="28" w:after="28"/>
+            </w:pPr>
+            <w:r>
+              <w:rPr>
+                <w:sz w:val="15"/>
+                <w:szCs w:val="15"/>
+              </w:rPr>
+              <w:t xml:space="preserve">Internal failure after the program</w:t>
+            </w:r>
+          </w:p>
+        </w:tc>
+        <w:tc>
+          <w:tcPr>
+            <w:tcW w:type="pct" w:w="2400"/>
+            <w:shd w:fill="FFFFFF" w:val="clear"/>
+            <w:tcMar>
+              <w:top w:type="dxa" w:w="50"/>
+              <w:left w:type="dxa" w:w="110"/>
+              <w:bottom w:type="dxa" w:w="50"/>
+              <w:right w:type="dxa" w:w="110"/>
+            </w:tcMar>
+          </w:tcPr>
+          <w:p>
+            <w:pPr>
+              <w:spacing w:before="46" w:after="46"/>
+            </w:pPr>
+            <w:r>
+              <w:rPr>
+                <w:b/>
+                <w:bCs/>
+                <w:color w:val="8186EF"/>
+                <w:sz w:val="14"/>
+                <w:szCs w:val="14"/>
+              </w:rPr>
+              <w:t xml:space="preserve">(19)</w:t>
+            </w:r>
+          </w:p>
+        </w:tc>
+      </w:tr>
+      <w:tr>
+        <w:tc>
+          <w:tcPr>
+            <w:tcW w:type="pct" w:w="2600"/>
+            <w:shd w:fill="FBFAF6" w:val="clear"/>
+            <w:tcMar>
+              <w:top w:type="dxa" w:w="50"/>
+              <w:left w:type="dxa" w:w="110"/>
+              <w:bottom w:type="dxa" w:w="50"/>
+              <w:right w:type="dxa" w:w="110"/>
+            </w:tcMar>
+          </w:tcPr>
+          <w:p>
+            <w:pPr>
+              <w:spacing w:before="28" w:after="28"/>
+            </w:pPr>
+            <w:r>
+              <w:rPr>
+                <w:sz w:val="15"/>
+                <w:szCs w:val="15"/>
+              </w:rPr>
+              <w:t xml:space="preserve">External failure after the program</w:t>
+            </w:r>
+          </w:p>
+        </w:tc>
+        <w:tc>
+          <w:tcPr>
+            <w:tcW w:type="pct" w:w="2400"/>
+            <w:shd w:fill="FBFAF6" w:val="clear"/>
+            <w:tcMar>
+              <w:top w:type="dxa" w:w="50"/>
+              <w:left w:type="dxa" w:w="110"/>
+              <w:bottom w:type="dxa" w:w="50"/>
+              <w:right w:type="dxa" w:w="110"/>
+            </w:tcMar>
+          </w:tcPr>
+          <w:p>
+            <w:pPr>
+              <w:spacing w:before="28" w:after="28"/>
+            </w:pPr>
+            <w:r>
+              <w:rPr>
+                <w:sz w:val="15"/>
+                <w:szCs w:val="15"/>
+              </w:rPr>
+              <w:t xml:space="preserve">$400,000 × (100% − 60%) = $160,000</w:t>
+            </w:r>
+          </w:p>
+        </w:tc>
+      </w:tr>
+    </w:tbl>
+    <w:p/>
     <w:tbl>
       <w:tblPr>
         <w:tblW w:type="pct" w:w="100%"/>
@@ -10727,263 +11388,7 @@
                 <w:sz w:val="16"/>
                 <w:szCs w:val="16"/>
               </w:rPr>
-              <w:t xml:space="preserve">quality   ·   process   ·   division</w:t>
-            </w:r>
-          </w:p>
-        </w:tc>
-      </w:tr>
-    </w:tbl>
-    <w:p/>
-    <w:tbl>
-      <w:tblPr>
-        <w:tblW w:type="pct" w:w="100%"/>
-        <w:tblLayout w:type="fixed"/>
-        <w:tblBorders>
-          <w:top w:val="single" w:color="353A7C" w:sz="4"/>
-          <w:left w:val="single" w:color="353A7C" w:sz="4"/>
-          <w:bottom w:val="single" w:color="353A7C" w:sz="4"/>
-          <w:right w:val="single" w:color="353A7C" w:sz="4"/>
-          <w:insideH w:val="single" w:color="353A7C" w:sz="4"/>
-          <w:insideV w:val="single" w:color="353A7C" w:sz="4"/>
-        </w:tblBorders>
-      </w:tblPr>
-      <w:tblGrid>
-        <w:gridCol w:w="9600"/>
-      </w:tblGrid>
-      <w:tr>
-        <w:tc>
-          <w:tcPr>
-            <w:tcW w:type="pct" w:w="5000"/>
-            <w:shd w:fill="F2F4FB" w:val="clear"/>
-            <w:tcMar>
-              <w:top w:type="dxa" w:w="50"/>
-              <w:left w:type="dxa" w:w="110"/>
-              <w:bottom w:type="dxa" w:w="50"/>
-              <w:right w:type="dxa" w:w="110"/>
-            </w:tcMar>
-          </w:tcPr>
-          <w:p>
-            <w:pPr>
-              <w:spacing w:before="30" w:after="30"/>
-            </w:pPr>
-            <w:r>
-              <w:rPr>
-                <w:b/>
-                <w:bCs/>
-                <w:color w:val="353A7C"/>
-                <w:sz w:val="19"/>
-                <w:szCs w:val="19"/>
-              </w:rPr>
-              <w:t xml:space="preserve">Everything ties</w:t>
-            </w:r>
-          </w:p>
-        </w:tc>
-      </w:tr>
-    </w:tbl>
-    <w:p/>
-    <w:p>
-      <w:pPr>
-        <w:spacing w:before="44" w:after="14"/>
-      </w:pPr>
-      <w:r>
-        <w:rPr>
-          <w:b/>
-          <w:bCs/>
-          <w:color w:val="353A7C"/>
-          <w:sz w:val="18"/>
-          <w:szCs w:val="18"/>
-        </w:rPr>
-        <w:t xml:space="preserve">Summary 3</w:t>
-      </w:r>
-      <w:r>
-        <w:rPr>
-          <w:color w:val="6B7280"/>
-          <w:sz w:val="16"/>
-          <w:szCs w:val="16"/>
-        </w:rPr>
-        <w:t xml:space="preserve">      gaps 10–11</w:t>
-      </w:r>
-    </w:p>
-    <w:p>
-      <w:pPr>
-        <w:spacing w:before="20" w:after="20" w:line="360" w:lineRule="auto"/>
-        <w:ind w:left="200"/>
-      </w:pPr>
-      <w:r>
-        <w:rPr>
-          <w:sz w:val="19"/>
-          <w:szCs w:val="19"/>
-        </w:rPr>
-        <w:t xml:space="preserve">Fall in failure costs $352,500 + fall in </w:t>
-      </w:r>
-      <w:r>
-        <w:rPr>
-          <w:b/>
-          <w:bCs/>
-          <w:color w:val="8186EF"/>
-          <w:sz w:val="15"/>
-          <w:szCs w:val="15"/>
-        </w:rPr>
-        <w:t xml:space="preserve"> (10) </w:t>
-      </w:r>
-      <w:r>
-        <w:rPr>
-          <w:u w:val="single"/>
-          <w:sz w:val="19"/>
-          <w:szCs w:val="19"/>
-        </w:rPr>
-        <w:t xml:space="preserve">           </w:t>
-      </w:r>
-      <w:r>
-        <w:rPr>
-          <w:sz w:val="19"/>
-          <w:szCs w:val="19"/>
-        </w:rPr>
-        <w:t xml:space="preserve"> </w:t>
-      </w:r>
-      <w:r>
-        <w:rPr>
-          <w:sz w:val="19"/>
-          <w:szCs w:val="19"/>
-        </w:rPr>
-        <w:t xml:space="preserve"> $40,000 − extra </w:t>
-      </w:r>
-      <w:r>
-        <w:rPr>
-          <w:b/>
-          <w:bCs/>
-          <w:color w:val="8186EF"/>
-          <w:sz w:val="15"/>
-          <w:szCs w:val="15"/>
-        </w:rPr>
-        <w:t xml:space="preserve"> (11) </w:t>
-      </w:r>
-      <w:r>
-        <w:rPr>
-          <w:u w:val="single"/>
-          <w:sz w:val="19"/>
-          <w:szCs w:val="19"/>
-        </w:rPr>
-        <w:t xml:space="preserve">            </w:t>
-      </w:r>
-      <w:r>
-        <w:rPr>
-          <w:sz w:val="19"/>
-          <w:szCs w:val="19"/>
-        </w:rPr>
-        <w:t xml:space="preserve"> </w:t>
-      </w:r>
-      <w:r>
-        <w:rPr>
-          <w:sz w:val="19"/>
-          <w:szCs w:val="19"/>
-        </w:rPr>
-        <w:t xml:space="preserve"> $110,000 = $282,500. </w:t>
-      </w:r>
-    </w:p>
-    <w:tbl>
-      <w:tblPr>
-        <w:tblW w:type="pct" w:w="100%"/>
-        <w:tblLayout w:type="fixed"/>
-        <w:tblBorders>
-          <w:top w:val="single" w:color="FBFAF6" w:sz="4"/>
-          <w:left w:val="single" w:color="FBFAF6" w:sz="4"/>
-          <w:bottom w:val="single" w:color="FBFAF6" w:sz="4"/>
-          <w:right w:val="single" w:color="FBFAF6" w:sz="4"/>
-          <w:insideH w:val="single" w:color="FBFAF6" w:sz="4"/>
-          <w:insideV w:val="single" w:color="FBFAF6" w:sz="4"/>
-        </w:tblBorders>
-      </w:tblPr>
-      <w:tblGrid>
-        <w:gridCol w:w="9600"/>
-      </w:tblGrid>
-      <w:tr>
-        <w:tc>
-          <w:tcPr>
-            <w:tcW w:type="pct" w:w="5000"/>
-            <w:shd w:fill="FBFAF6" w:val="clear"/>
-            <w:tcMar>
-              <w:top w:type="dxa" w:w="40"/>
-              <w:left w:type="dxa" w:w="100"/>
-              <w:bottom w:type="dxa" w:w="40"/>
-              <w:right w:type="dxa" w:w="100"/>
-            </w:tcMar>
-          </w:tcPr>
-          <w:p>
-            <w:pPr>
-              <w:spacing w:before="18" w:after="6"/>
-            </w:pPr>
-            <w:r>
-              <w:rPr>
-                <w:b/>
-                <w:bCs/>
-                <w:color w:val="6B7280"/>
-                <w:sz w:val="14"/>
-                <w:szCs w:val="14"/>
-              </w:rPr>
-              <w:t xml:space="preserve">word list</w:t>
-            </w:r>
-          </w:p>
-          <w:p>
-            <w:pPr>
-              <w:spacing w:before="0" w:after="18"/>
-            </w:pPr>
-            <w:r>
-              <w:rPr>
-                <w:b/>
-                <w:bCs/>
-                <w:color w:val="353A7C"/>
-                <w:sz w:val="16"/>
-                <w:szCs w:val="16"/>
-              </w:rPr>
-              <w:t xml:space="preserve">prevention   ·   appraisal   ·   process</w:t>
-            </w:r>
-          </w:p>
-        </w:tc>
-      </w:tr>
-    </w:tbl>
-    <w:p/>
-    <w:tbl>
-      <w:tblPr>
-        <w:tblW w:type="pct" w:w="100%"/>
-        <w:tblLayout w:type="fixed"/>
-        <w:tblBorders>
-          <w:top w:val="single" w:color="353A7C" w:sz="4"/>
-          <w:left w:val="single" w:color="353A7C" w:sz="4"/>
-          <w:bottom w:val="single" w:color="353A7C" w:sz="4"/>
-          <w:right w:val="single" w:color="353A7C" w:sz="4"/>
-          <w:insideH w:val="single" w:color="353A7C" w:sz="4"/>
-          <w:insideV w:val="single" w:color="353A7C" w:sz="4"/>
-        </w:tblBorders>
-      </w:tblPr>
-      <w:tblGrid>
-        <w:gridCol w:w="9600"/>
-      </w:tblGrid>
-      <w:tr>
-        <w:tc>
-          <w:tcPr>
-            <w:tcW w:type="pct" w:w="5000"/>
-            <w:shd w:fill="F2F4FB" w:val="clear"/>
-            <w:tcMar>
-              <w:top w:type="dxa" w:w="50"/>
-              <w:left w:type="dxa" w:w="110"/>
-              <w:bottom w:type="dxa" w:w="50"/>
-              <w:right w:type="dxa" w:w="110"/>
-            </w:tcMar>
-          </w:tcPr>
-          <w:p>
-            <w:pPr>
-              <w:spacing w:before="30" w:after="30"/>
-            </w:pPr>
-            <w:r>
-              <w:rPr>
-                <w:b/>
-                <w:bCs/>
-                <w:color w:val="353A7C"/>
-                <w:sz w:val="19"/>
-                <w:szCs w:val="19"/>
-              </w:rPr>
-              <w:t xml:space="preserve">Exam view</w:t>
+              <w:t xml:space="preserve">$400,000 × (100% − 60%) = $160,000   ·   $250,000 × (100% − 45%) = $137,500</w:t>
             </w:r>
           </w:p>
         </w:tc>
@@ -11004,7 +11409,7 @@
     </w:p>
     <w:p>
       <w:pPr>
-        <w:spacing w:before="44" w:after="14"/>
+        <w:spacing w:before="44" w:after="10"/>
       </w:pPr>
       <w:r>
         <w:rPr>
@@ -11014,208 +11419,7 @@
           <w:sz w:val="18"/>
           <w:szCs w:val="18"/>
         </w:rPr>
-        <w:t xml:space="preserve">Summary 4</w:t>
-      </w:r>
-      <w:r>
-        <w:rPr>
-          <w:color w:val="6B7280"/>
-          <w:sz w:val="16"/>
-          <w:szCs w:val="16"/>
-        </w:rPr>
-        <w:t xml:space="preserve">      gaps 12–14</w:t>
-      </w:r>
-    </w:p>
-    <w:p>
-      <w:pPr>
-        <w:spacing w:before="20" w:after="20" w:line="360" w:lineRule="auto"/>
-        <w:ind w:left="200"/>
-      </w:pPr>
-      <w:r>
-        <w:rPr>
-          <w:sz w:val="19"/>
-          <w:szCs w:val="19"/>
-        </w:rPr>
-        <w:t xml:space="preserve">Expect a list of quality costs to classify, then a </w:t>
-      </w:r>
-      <w:r>
-        <w:rPr>
-          <w:b/>
-          <w:bCs/>
-          <w:color w:val="8186EF"/>
-          <w:sz w:val="15"/>
-          <w:szCs w:val="15"/>
-        </w:rPr>
-        <w:t xml:space="preserve"> (12) </w:t>
-      </w:r>
-      <w:r>
-        <w:rPr>
-          <w:u w:val="single"/>
-          <w:sz w:val="19"/>
-          <w:szCs w:val="19"/>
-        </w:rPr>
-        <w:t xml:space="preserve">           </w:t>
-      </w:r>
-      <w:r>
-        <w:rPr>
-          <w:sz w:val="19"/>
-          <w:szCs w:val="19"/>
-        </w:rPr>
-        <w:t xml:space="preserve"> </w:t>
-      </w:r>
-      <w:r>
-        <w:rPr>
-          <w:sz w:val="19"/>
-          <w:szCs w:val="19"/>
-        </w:rPr>
-        <w:t xml:space="preserve"> that raises </w:t>
-      </w:r>
-      <w:r>
-        <w:rPr>
-          <w:b/>
-          <w:bCs/>
-          <w:color w:val="8186EF"/>
-          <w:sz w:val="15"/>
-          <w:szCs w:val="15"/>
-        </w:rPr>
-        <w:t xml:space="preserve"> (13) </w:t>
-      </w:r>
-      <w:r>
-        <w:rPr>
-          <w:u w:val="single"/>
-          <w:sz w:val="19"/>
-          <w:szCs w:val="19"/>
-        </w:rPr>
-        <w:t xml:space="preserve">            </w:t>
-      </w:r>
-      <w:r>
-        <w:rPr>
-          <w:sz w:val="19"/>
-          <w:szCs w:val="19"/>
-        </w:rPr>
-        <w:t xml:space="preserve"> </w:t>
-      </w:r>
-      <w:r>
-        <w:rPr>
-          <w:sz w:val="19"/>
-          <w:szCs w:val="19"/>
-        </w:rPr>
-        <w:t xml:space="preserve"> or appraisal and lowers failure costs. </w:t>
-      </w:r>
-      <w:r>
-        <w:rPr>
-          <w:sz w:val="19"/>
-          <w:szCs w:val="19"/>
-        </w:rPr>
-        <w:t xml:space="preserve">Classify first, then compute the new total; the answer is the net change, after the extra </w:t>
-      </w:r>
-      <w:r>
-        <w:rPr>
-          <w:b/>
-          <w:bCs/>
-          <w:color w:val="8186EF"/>
-          <w:sz w:val="15"/>
-          <w:szCs w:val="15"/>
-        </w:rPr>
-        <w:t xml:space="preserve"> (14) </w:t>
-      </w:r>
-      <w:r>
-        <w:rPr>
-          <w:u w:val="single"/>
-          <w:sz w:val="19"/>
-          <w:szCs w:val="19"/>
-        </w:rPr>
-        <w:t xml:space="preserve">           </w:t>
-      </w:r>
-      <w:r>
-        <w:rPr>
-          <w:sz w:val="19"/>
-          <w:szCs w:val="19"/>
-        </w:rPr>
-        <w:t xml:space="preserve"> </w:t>
-      </w:r>
-      <w:r>
-        <w:rPr>
-          <w:sz w:val="19"/>
-          <w:szCs w:val="19"/>
-        </w:rPr>
-        <w:t xml:space="preserve">. </w:t>
-      </w:r>
-    </w:p>
-    <w:tbl>
-      <w:tblPr>
-        <w:tblW w:type="pct" w:w="100%"/>
-        <w:tblLayout w:type="fixed"/>
-        <w:tblBorders>
-          <w:top w:val="single" w:color="FBFAF6" w:sz="4"/>
-          <w:left w:val="single" w:color="FBFAF6" w:sz="4"/>
-          <w:bottom w:val="single" w:color="FBFAF6" w:sz="4"/>
-          <w:right w:val="single" w:color="FBFAF6" w:sz="4"/>
-          <w:insideH w:val="single" w:color="FBFAF6" w:sz="4"/>
-          <w:insideV w:val="single" w:color="FBFAF6" w:sz="4"/>
-        </w:tblBorders>
-      </w:tblPr>
-      <w:tblGrid>
-        <w:gridCol w:w="9600"/>
-      </w:tblGrid>
-      <w:tr>
-        <w:tc>
-          <w:tcPr>
-            <w:tcW w:type="pct" w:w="5000"/>
-            <w:shd w:fill="FBFAF6" w:val="clear"/>
-            <w:tcMar>
-              <w:top w:type="dxa" w:w="40"/>
-              <w:left w:type="dxa" w:w="100"/>
-              <w:bottom w:type="dxa" w:w="40"/>
-              <w:right w:type="dxa" w:w="100"/>
-            </w:tcMar>
-          </w:tcPr>
-          <w:p>
-            <w:pPr>
-              <w:spacing w:before="18" w:after="6"/>
-            </w:pPr>
-            <w:r>
-              <w:rPr>
-                <w:b/>
-                <w:bCs/>
-                <w:color w:val="6B7280"/>
-                <w:sz w:val="14"/>
-                <w:szCs w:val="14"/>
-              </w:rPr>
-              <w:t xml:space="preserve">word list</w:t>
-            </w:r>
-          </w:p>
-          <w:p>
-            <w:pPr>
-              <w:spacing w:before="0" w:after="18"/>
-            </w:pPr>
-            <w:r>
-              <w:rPr>
-                <w:b/>
-                <w:bCs/>
-                <w:color w:val="353A7C"/>
-                <w:sz w:val="16"/>
-                <w:szCs w:val="16"/>
-              </w:rPr>
-              <w:t xml:space="preserve">spending   ·   proposal   ·   together   ·   prevention</w:t>
-            </w:r>
-          </w:p>
-        </w:tc>
-      </w:tr>
-    </w:tbl>
-    <w:p/>
-    <w:p>
-      <w:pPr>
-        <w:spacing w:before="44" w:after="10"/>
-      </w:pPr>
-      <w:r>
-        <w:rPr>
-          <w:b/>
-          <w:bCs/>
-          <w:color w:val="353A7C"/>
-          <w:sz w:val="18"/>
-          <w:szCs w:val="18"/>
-        </w:rPr>
-        <w:t xml:space="preserve">Exam view</w:t>
+        <w:t xml:space="preserve">Quality cost — Category</w:t>
       </w:r>
     </w:p>
     <w:p>
@@ -11228,7 +11432,7 @@
           <w:sz w:val="15"/>
           <w:szCs w:val="15"/>
         </w:rPr>
-        <w:t xml:space="preserve">The bars are drawn to scale.</w:t>
+        <w:t xml:space="preserve">Every item belongs to exactly one group.</w:t>
       </w:r>
     </w:p>
     <w:p>
@@ -11239,7 +11443,7 @@
       <w:r>
         <w:drawing>
           <wp:inline distT="0" distB="0" distL="0" distR="0">
-            <wp:extent cx="5734050" cy="3153725"/>
+            <wp:extent cx="5734050" cy="1976750"/>
             <wp:effectExtent t="0" r="0" b="0" l="0"/>
             <wp:docPr id="1" name="" descr="" title=""/>
             <wp:cNvGraphicFramePr>
@@ -11264,7 +11468,7 @@
                   <pic:spPr bwMode="auto">
                     <a:xfrm>
                       <a:off x="0" y="0"/>
-                      <a:ext cx="5734050" cy="3153725"/>
+                      <a:ext cx="5734050" cy="1976750"/>
                     </a:xfrm>
                     <a:prstGeom prst="rect">
                       <a:avLst/>
@@ -11332,294 +11536,13 @@
                 <w:sz w:val="16"/>
                 <w:szCs w:val="16"/>
               </w:rPr>
-              <w:t xml:space="preserve">Supplier audits   ·   Staff training in hygiene   ·   Returns from Barada   ·   Reworking under-filled jars   ·   Scrapped batches</w:t>
+              <w:t xml:space="preserve">Scrapped batches   ·   Testing incoming sesame   ·   Handling customer complaints   ·   Staff training in hygiene   ·   Returns from Barada   ·   Final inspection of jars</w:t>
             </w:r>
           </w:p>
         </w:tc>
       </w:tr>
     </w:tbl>
     <w:p/>
-    <w:tbl>
-      <w:tblPr>
-        <w:tblW w:type="pct" w:w="100%"/>
-        <w:tblLayout w:type="fixed"/>
-        <w:tblBorders>
-          <w:top w:val="single" w:color="353A7C" w:sz="6"/>
-          <w:left w:val="single" w:color="353A7C" w:sz="6"/>
-          <w:bottom w:val="single" w:color="353A7C" w:sz="6"/>
-          <w:right w:val="single" w:color="353A7C" w:sz="6"/>
-          <w:insideH w:val="single" w:color="353A7C" w:sz="6"/>
-          <w:insideV w:val="single" w:color="353A7C" w:sz="6"/>
-        </w:tblBorders>
-      </w:tblPr>
-      <w:tblGrid>
-        <w:gridCol w:w="4992"/>
-        <w:gridCol w:w="4608"/>
-      </w:tblGrid>
-      <w:tr>
-        <w:tc>
-          <w:tcPr>
-            <w:tcW w:type="pct" w:w="5000"/>
-            <w:gridSpan w:val="2"/>
-            <w:shd w:fill="353A7C" w:val="clear"/>
-            <w:tcMar>
-              <w:top w:type="dxa" w:w="60"/>
-              <w:left w:type="dxa" w:w="120"/>
-              <w:bottom w:type="dxa" w:w="60"/>
-              <w:right w:type="dxa" w:w="120"/>
-            </w:tcMar>
-          </w:tcPr>
-          <w:p>
-            <w:pPr>
-              <w:spacing w:before="40" w:after="40"/>
-            </w:pPr>
-            <w:r>
-              <w:rPr>
-                <w:b/>
-                <w:bCs/>
-                <w:color w:val="FFFFFF"/>
-                <w:sz w:val="17"/>
-                <w:szCs w:val="17"/>
-              </w:rPr>
-              <w:t xml:space="preserve">Item — Answer</w:t>
-            </w:r>
-          </w:p>
-        </w:tc>
-      </w:tr>
-      <w:tr>
-        <w:tc>
-          <w:tcPr>
-            <w:tcW w:type="pct" w:w="2600"/>
-            <w:shd w:fill="353A7C" w:val="clear"/>
-            <w:tcMar>
-              <w:top w:type="dxa" w:w="50"/>
-              <w:left w:type="dxa" w:w="110"/>
-              <w:bottom w:type="dxa" w:w="50"/>
-              <w:right w:type="dxa" w:w="110"/>
-            </w:tcMar>
-          </w:tcPr>
-          <w:p>
-            <w:pPr>
-              <w:spacing w:before="30" w:after="30"/>
-            </w:pPr>
-            <w:r>
-              <w:rPr>
-                <w:b/>
-                <w:bCs/>
-                <w:color w:val="FFFFFF"/>
-                <w:sz w:val="15"/>
-                <w:szCs w:val="15"/>
-              </w:rPr>
-              <w:t xml:space="preserve">Item</w:t>
-            </w:r>
-          </w:p>
-        </w:tc>
-        <w:tc>
-          <w:tcPr>
-            <w:tcW w:type="pct" w:w="2400"/>
-            <w:shd w:fill="353A7C" w:val="clear"/>
-            <w:tcMar>
-              <w:top w:type="dxa" w:w="50"/>
-              <w:left w:type="dxa" w:w="110"/>
-              <w:bottom w:type="dxa" w:w="50"/>
-              <w:right w:type="dxa" w:w="110"/>
-            </w:tcMar>
-          </w:tcPr>
-          <w:p>
-            <w:pPr>
-              <w:spacing w:before="30" w:after="30"/>
-            </w:pPr>
-            <w:r>
-              <w:rPr>
-                <w:b/>
-                <w:bCs/>
-                <w:color w:val="FFFFFF"/>
-                <w:sz w:val="15"/>
-                <w:szCs w:val="15"/>
-              </w:rPr>
-              <w:t xml:space="preserve">Answer</w:t>
-            </w:r>
-          </w:p>
-        </w:tc>
-      </w:tr>
-      <w:tr>
-        <w:tc>
-          <w:tcPr>
-            <w:tcW w:type="pct" w:w="2600"/>
-            <w:tcMar>
-              <w:top w:type="dxa" w:w="50"/>
-              <w:left w:type="dxa" w:w="110"/>
-              <w:bottom w:type="dxa" w:w="50"/>
-              <w:right w:type="dxa" w:w="110"/>
-            </w:tcMar>
-          </w:tcPr>
-          <w:p>
-            <w:pPr>
-              <w:spacing w:before="28" w:after="28"/>
-            </w:pPr>
-            <w:r>
-              <w:rPr>
-                <w:sz w:val="15"/>
-                <w:szCs w:val="15"/>
-              </w:rPr>
-              <w:t xml:space="preserve">Internal failure after the program</w:t>
-            </w:r>
-          </w:p>
-        </w:tc>
-        <w:tc>
-          <w:tcPr>
-            <w:tcW w:type="pct" w:w="2400"/>
-            <w:shd w:fill="FFFFFF" w:val="clear"/>
-            <w:tcMar>
-              <w:top w:type="dxa" w:w="50"/>
-              <w:left w:type="dxa" w:w="110"/>
-              <w:bottom w:type="dxa" w:w="50"/>
-              <w:right w:type="dxa" w:w="110"/>
-            </w:tcMar>
-          </w:tcPr>
-          <w:p>
-            <w:pPr>
-              <w:spacing w:before="46" w:after="46"/>
-            </w:pPr>
-            <w:r>
-              <w:rPr>
-                <w:b/>
-                <w:bCs/>
-                <w:color w:val="8186EF"/>
-                <w:sz w:val="14"/>
-                <w:szCs w:val="14"/>
-              </w:rPr>
-              <w:t xml:space="preserve">(19)</w:t>
-            </w:r>
-          </w:p>
-        </w:tc>
-      </w:tr>
-      <w:tr>
-        <w:tc>
-          <w:tcPr>
-            <w:tcW w:type="pct" w:w="2600"/>
-            <w:shd w:fill="FBFAF6" w:val="clear"/>
-            <w:tcMar>
-              <w:top w:type="dxa" w:w="50"/>
-              <w:left w:type="dxa" w:w="110"/>
-              <w:bottom w:type="dxa" w:w="50"/>
-              <w:right w:type="dxa" w:w="110"/>
-            </w:tcMar>
-          </w:tcPr>
-          <w:p>
-            <w:pPr>
-              <w:spacing w:before="28" w:after="28"/>
-            </w:pPr>
-            <w:r>
-              <w:rPr>
-                <w:sz w:val="15"/>
-                <w:szCs w:val="15"/>
-              </w:rPr>
-              <w:t xml:space="preserve">External failure after the program</w:t>
-            </w:r>
-          </w:p>
-        </w:tc>
-        <w:tc>
-          <w:tcPr>
-            <w:tcW w:type="pct" w:w="2400"/>
-            <w:shd w:fill="FBFAF6" w:val="clear"/>
-            <w:tcMar>
-              <w:top w:type="dxa" w:w="50"/>
-              <w:left w:type="dxa" w:w="110"/>
-              <w:bottom w:type="dxa" w:w="50"/>
-              <w:right w:type="dxa" w:w="110"/>
-            </w:tcMar>
-          </w:tcPr>
-          <w:p>
-            <w:pPr>
-              <w:spacing w:before="28" w:after="28"/>
-            </w:pPr>
-            <w:r>
-              <w:rPr>
-                <w:sz w:val="15"/>
-                <w:szCs w:val="15"/>
-              </w:rPr>
-              <w:t xml:space="preserve">$400,000 × (100% − 60%) = $160,000</w:t>
-            </w:r>
-          </w:p>
-        </w:tc>
-      </w:tr>
-    </w:tbl>
-    <w:p/>
-    <w:tbl>
-      <w:tblPr>
-        <w:tblW w:type="pct" w:w="100%"/>
-        <w:tblLayout w:type="fixed"/>
-        <w:tblBorders>
-          <w:top w:val="single" w:color="FBFAF6" w:sz="4"/>
-          <w:left w:val="single" w:color="FBFAF6" w:sz="4"/>
-          <w:bottom w:val="single" w:color="FBFAF6" w:sz="4"/>
-          <w:right w:val="single" w:color="FBFAF6" w:sz="4"/>
-          <w:insideH w:val="single" w:color="FBFAF6" w:sz="4"/>
-          <w:insideV w:val="single" w:color="FBFAF6" w:sz="4"/>
-        </w:tblBorders>
-      </w:tblPr>
-      <w:tblGrid>
-        <w:gridCol w:w="9600"/>
-      </w:tblGrid>
-      <w:tr>
-        <w:tc>
-          <w:tcPr>
-            <w:tcW w:type="pct" w:w="5000"/>
-            <w:shd w:fill="FBFAF6" w:val="clear"/>
-            <w:tcMar>
-              <w:top w:type="dxa" w:w="40"/>
-              <w:left w:type="dxa" w:w="100"/>
-              <w:bottom w:type="dxa" w:w="40"/>
-              <w:right w:type="dxa" w:w="100"/>
-            </w:tcMar>
-          </w:tcPr>
-          <w:p>
-            <w:pPr>
-              <w:spacing w:before="18" w:after="6"/>
-            </w:pPr>
-            <w:r>
-              <w:rPr>
-                <w:b/>
-                <w:bCs/>
-                <w:color w:val="6B7280"/>
-                <w:sz w:val="14"/>
-                <w:szCs w:val="14"/>
-              </w:rPr>
-              <w:t xml:space="preserve">word list</w:t>
-            </w:r>
-          </w:p>
-          <w:p>
-            <w:pPr>
-              <w:spacing w:before="0" w:after="18"/>
-            </w:pPr>
-            <w:r>
-              <w:rPr>
-                <w:b/>
-                <w:bCs/>
-                <w:color w:val="353A7C"/>
-                <w:sz w:val="16"/>
-                <w:szCs w:val="16"/>
-              </w:rPr>
-              <w:t xml:space="preserve">$400,000 × (100% − 60%) = $160,000   ·   $250,000 × (100% − 45%) = $137,500</w:t>
-            </w:r>
-          </w:p>
-        </w:tc>
-      </w:tr>
-    </w:tbl>
-    <w:p/>
-    <w:p>
-      <w:pPr>
-        <w:pageBreakBefore w:val="true"/>
-        <w:spacing w:after="0"/>
-      </w:pPr>
-      <w:r>
-        <w:rPr>
-          <w:sz w:val="2"/>
-        </w:rPr>
-        <w:t xml:space="preserve"> </w:t>
-      </w:r>
-    </w:p>
     <w:p>
       <w:pPr>
         <w:spacing w:before="44" w:after="10"/>
@@ -11632,7 +11555,7 @@
           <w:sz w:val="18"/>
           <w:szCs w:val="18"/>
         </w:rPr>
-        <w:t xml:space="preserve">Quality cost — Category</w:t>
+        <w:t xml:space="preserve">The English this section uses, and its Arabic</w:t>
       </w:r>
     </w:p>
     <w:p>
@@ -11645,7 +11568,7 @@
           <w:sz w:val="15"/>
           <w:szCs w:val="15"/>
         </w:rPr>
-        <w:t xml:space="preserve">Every item belongs to exactly one group.</w:t>
+        <w:t xml:space="preserve">Each term sits against what it means.</w:t>
       </w:r>
     </w:p>
     <w:p>
@@ -11656,7 +11579,7 @@
       <w:r>
         <w:drawing>
           <wp:inline distT="0" distB="0" distL="0" distR="0">
-            <wp:extent cx="5734050" cy="1976750"/>
+            <wp:extent cx="5734050" cy="2074825"/>
             <wp:effectExtent t="0" r="0" b="0" l="0"/>
             <wp:docPr id="1" name="" descr="" title=""/>
             <wp:cNvGraphicFramePr>
@@ -11681,7 +11604,7 @@
                   <pic:spPr bwMode="auto">
                     <a:xfrm>
                       <a:off x="0" y="0"/>
-                      <a:ext cx="5734050" cy="1976750"/>
+                      <a:ext cx="5734050" cy="2074825"/>
                     </a:xfrm>
                     <a:prstGeom prst="rect">
                       <a:avLst/>
@@ -11749,143 +11672,7 @@
                 <w:sz w:val="16"/>
                 <w:szCs w:val="16"/>
               </w:rPr>
-              <w:t xml:space="preserve">Scrapped batches   ·   Testing incoming sesame   ·   Handling customer complaints   ·   Staff training in hygiene   ·   Returns from Barada   ·   Final inspection of jars</w:t>
-            </w:r>
-          </w:p>
-        </w:tc>
-      </w:tr>
-    </w:tbl>
-    <w:p/>
-    <w:p>
-      <w:pPr>
-        <w:spacing w:before="44" w:after="10"/>
-      </w:pPr>
-      <w:r>
-        <w:rPr>
-          <w:b/>
-          <w:bCs/>
-          <w:color w:val="353A7C"/>
-          <w:sz w:val="18"/>
-          <w:szCs w:val="18"/>
-        </w:rPr>
-        <w:t xml:space="preserve">The English this section uses, and its Arabic</w:t>
-      </w:r>
-    </w:p>
-    <w:p>
-      <w:pPr>
-        <w:spacing w:before="0" w:after="12"/>
-      </w:pPr>
-      <w:r>
-        <w:rPr>
-          <w:color w:val="6B7280"/>
-          <w:sz w:val="15"/>
-          <w:szCs w:val="15"/>
-        </w:rPr>
-        <w:t xml:space="preserve">Each term sits against what it means.</w:t>
-      </w:r>
-    </w:p>
-    <w:p>
-      <w:pPr>
-        <w:spacing w:after="40" w:before="90"/>
-        <w:jc w:val="center"/>
-      </w:pPr>
-      <w:r>
-        <w:drawing>
-          <wp:inline distT="0" distB="0" distL="0" distR="0">
-            <wp:extent cx="5734050" cy="2074825"/>
-            <wp:effectExtent t="0" r="0" b="0" l="0"/>
-            <wp:docPr id="1" name="" descr="" title=""/>
-            <wp:cNvGraphicFramePr>
-              <a:graphicFrameLocks xmlns:a="http://schemas.openxmlformats.org/drawingml/2006/main" noChangeAspect="1"/>
-            </wp:cNvGraphicFramePr>
-            <a:graphic xmlns:a="http://schemas.openxmlformats.org/drawingml/2006/main">
-              <a:graphicData uri="http://schemas.openxmlformats.org/drawingml/2006/picture">
-                <pic:pic xmlns:pic="http://schemas.openxmlformats.org/drawingml/2006/picture">
-                  <pic:nvPicPr>
-                    <pic:cNvPr id="0" name="" descr=""/>
-                    <pic:cNvPicPr>
-                      <a:picLocks noChangeAspect="1" noChangeArrowheads="1"/>
-                    </pic:cNvPicPr>
-                  </pic:nvPicPr>
-                  <pic:blipFill>
-                    <a:blip r:embed="rId109" cstate="none"/>
-                    <a:srcRect/>
-                    <a:stretch>
-                      <a:fillRect/>
-                    </a:stretch>
-                  </pic:blipFill>
-                  <pic:spPr bwMode="auto">
-                    <a:xfrm>
-                      <a:off x="0" y="0"/>
-                      <a:ext cx="5734050" cy="2074825"/>
-                    </a:xfrm>
-                    <a:prstGeom prst="rect">
-                      <a:avLst/>
-                    </a:prstGeom>
-                  </pic:spPr>
-                </pic:pic>
-              </a:graphicData>
-            </a:graphic>
-          </wp:inline>
-        </w:drawing>
-      </w:r>
-    </w:p>
-    <w:tbl>
-      <w:tblPr>
-        <w:tblW w:type="pct" w:w="100%"/>
-        <w:tblLayout w:type="fixed"/>
-        <w:tblBorders>
-          <w:top w:val="single" w:color="FBFAF6" w:sz="4"/>
-          <w:left w:val="single" w:color="FBFAF6" w:sz="4"/>
-          <w:bottom w:val="single" w:color="FBFAF6" w:sz="4"/>
-          <w:right w:val="single" w:color="FBFAF6" w:sz="4"/>
-          <w:insideH w:val="single" w:color="FBFAF6" w:sz="4"/>
-          <w:insideV w:val="single" w:color="FBFAF6" w:sz="4"/>
-        </w:tblBorders>
-      </w:tblPr>
-      <w:tblGrid>
-        <w:gridCol w:w="9600"/>
-      </w:tblGrid>
-      <w:tr>
-        <w:tc>
-          <w:tcPr>
-            <w:tcW w:type="pct" w:w="5000"/>
-            <w:shd w:fill="FBFAF6" w:val="clear"/>
-            <w:tcMar>
-              <w:top w:type="dxa" w:w="40"/>
-              <w:left w:type="dxa" w:w="100"/>
-              <w:bottom w:type="dxa" w:w="40"/>
-              <w:right w:type="dxa" w:w="100"/>
-            </w:tcMar>
-          </w:tcPr>
-          <w:p>
-            <w:pPr>
-              <w:spacing w:before="18" w:after="6"/>
-            </w:pPr>
-            <w:r>
-              <w:rPr>
-                <w:b/>
-                <w:bCs/>
-                <w:color w:val="6B7280"/>
-                <w:sz w:val="14"/>
-                <w:szCs w:val="14"/>
-              </w:rPr>
-              <w:t xml:space="preserve">word list</w:t>
-            </w:r>
-          </w:p>
-          <w:p>
-            <w:pPr>
-              <w:spacing w:before="0" w:after="18"/>
-            </w:pPr>
-            <w:r>
-              <w:rPr>
-                <w:b/>
-                <w:bCs/>
-                <w:color w:val="353A7C"/>
-                <w:sz w:val="16"/>
-                <w:szCs w:val="16"/>
-              </w:rPr>
-              <w:t xml:space="preserve">cost of quality   ·   continuous improvement   ·   prevention costs</w:t>
+              <w:t xml:space="preserve">cost of quality   ·   total quality management   ·   external failure costs</w:t>
             </w:r>
           </w:p>
         </w:tc>
@@ -12380,7 +12167,7 @@
                 <w:sz w:val="16"/>
                 <w:szCs w:val="16"/>
               </w:rPr>
-              <w:t xml:space="preserve">internal</w:t>
+              <w:t xml:space="preserve">Improvements</w:t>
             </w:r>
           </w:p>
         </w:tc>
@@ -12448,7 +12235,7 @@
                 <w:sz w:val="16"/>
                 <w:szCs w:val="16"/>
               </w:rPr>
-              <w:t xml:space="preserve">external</w:t>
+              <w:t xml:space="preserve">changeover</w:t>
             </w:r>
           </w:p>
         </w:tc>
@@ -12516,7 +12303,7 @@
                 <w:sz w:val="16"/>
                 <w:szCs w:val="16"/>
               </w:rPr>
-              <w:t xml:space="preserve">Improvements</w:t>
+              <w:t xml:space="preserve">against</w:t>
             </w:r>
           </w:p>
         </w:tc>
@@ -12584,7 +12371,7 @@
                 <w:sz w:val="16"/>
                 <w:szCs w:val="16"/>
               </w:rPr>
-              <w:t xml:space="preserve">changeover</w:t>
+              <w:t xml:space="preserve">Fall in appraisal costs</w:t>
             </w:r>
           </w:p>
         </w:tc>
@@ -12652,7 +12439,7 @@
                 <w:sz w:val="16"/>
                 <w:szCs w:val="16"/>
               </w:rPr>
-              <w:t xml:space="preserve">Fall in failure costs</w:t>
+              <w:t xml:space="preserve">Net saving in the cost of quality</w:t>
             </w:r>
           </w:p>
         </w:tc>
@@ -12720,7 +12507,7 @@
                 <w:sz w:val="16"/>
                 <w:szCs w:val="16"/>
               </w:rPr>
-              <w:t xml:space="preserve">division</w:t>
+              <w:t xml:space="preserve">spends</w:t>
             </w:r>
           </w:p>
         </w:tc>
@@ -12788,7 +12575,7 @@
                 <w:sz w:val="16"/>
                 <w:szCs w:val="16"/>
               </w:rPr>
-              <w:t xml:space="preserve">quality</w:t>
+              <w:t xml:space="preserve">earlier</w:t>
             </w:r>
           </w:p>
         </w:tc>
@@ -13060,7 +12847,7 @@
                 <w:sz w:val="16"/>
                 <w:szCs w:val="16"/>
               </w:rPr>
-              <w:t xml:space="preserve">prevention</w:t>
+              <w:t xml:space="preserve">lowers</w:t>
             </w:r>
           </w:p>
         </w:tc>
@@ -13093,7 +12880,7 @@
                 <w:sz w:val="16"/>
                 <w:szCs w:val="16"/>
               </w:rPr>
-              <w:t xml:space="preserve">prevention costs</w:t>
+              <w:t xml:space="preserve">external failure costs</w:t>
             </w:r>
           </w:p>
         </w:tc>
